--- a/analysis/output/manuscript/Table4.docx
+++ b/analysis/output/manuscript/Table4.docx
@@ -17,10 +17,10 @@
         <w:tblLook w:firstRow="1" w:lastRow="0" w:firstColumn="0" w:lastColumn="0" w:noHBand="0" w:noVBand="1"/>
       </w:tblPr>
       <w:tblGrid>
-        <w:gridCol w:w="2466"/>
-        <w:gridCol w:w="2466"/>
-        <w:gridCol w:w="2466"/>
-        <w:gridCol w:w="2466"/>
+        <w:gridCol w:w="3888"/>
+        <w:gridCol w:w="1992"/>
+        <w:gridCol w:w="1992"/>
+        <w:gridCol w:w="1992"/>
       </w:tblGrid>
       <w:tr>
         <w:trPr>
@@ -2114,7 +2114,7 @@
                 <w:szCs w:val="18"/>
                 <w:color w:val="000000"/>
               </w:rPr>
-              <w:t xml:space="preserve">All comparisons use the 154 disputed cells, selected because at least one Sonnet arm differed from Published. These comparisons cannot estimate agreement or published-label accuracy in the full benchmark. Independent judgements preceded blinded label presentation; preferred judgements selected among the three offered labels. Linearly weighted Cohen’s κ and Gwet’s AC2. Exact agreement, sensitivity and specificity are n/N (%); their CI bounds are proportions. Not Low means Some concerns or High. All-Low rule has no variance; only accuracy and specificity are reported. Paired differences are on the original coefficient or proportion scale; — indicates undefined or not applicable. CI, confidence interval; 10,000 percentile bootstrap replicates, trials resampled within meta-analysis; seed 20261018.</w:t>
+              <w:t xml:space="preserve">All comparisons use the 154 disputed cells, selected because at least one Sonnet arm differed from Published. These comparisons cannot estimate agreement or published-label accuracy in the full benchmark. Independent judgements preceded blinded label presentation; preferred judgements selected among the three offered labels. Linearly weighted Cohen’s κ; Gwet’s AC2; raw agreement as n/N (%) with CI bounds on the proportion scale. CI, confidence interval; 10,000 percentile bootstrap replicates, trials resampled within meta-analysis; seed 20261018.</w:t>
             </w:r>
           </w:p>
         </w:tc>
@@ -2815,60 +2815,56 @@
     <w:name w:val="Normal"/>
     <w:qFormat/>
   </w:style>
-  <w:style w:type="paragraph" w:styleId="Titre1">
+  <w:style xmlns:w="http://schemas.openxmlformats.org/wordprocessingml/2006/main" w:type="paragraph" w:customStyle="1" w:styleId="Titre1">
     <w:name w:val="heading 1"/>
     <w:basedOn w:val="Normal"/>
-    <w:next w:val="Normal"/>
-    <w:link w:val="Titre1Car"/>
-    <w:uiPriority w:val="9"/>
-    <w:qFormat/>
-    <w:rsid w:val="00362E65"/>
     <w:pPr>
+      <w:jc w:val="left"/>
       <w:keepNext/>
-      <w:keepLines/>
-      <w:numPr>
-        <w:numId w:val="3"/>
-      </w:numPr>
       <w:pBdr>
-        <w:bottom w:val="single" w:sz="4" w:space="1" w:color="auto"/>
+        <w:bottom w:val="none" w:sz="0" w:space="0" w:color="000000"/>
+        <w:top w:val="none" w:sz="0" w:space="0" w:color="000000"/>
+        <w:left w:val="none" w:sz="0" w:space="0" w:color="000000"/>
+        <w:right w:val="none" w:sz="0" w:space="0" w:color="000000"/>
       </w:pBdr>
-      <w:spacing w:before="480"/>
-      <w:outlineLvl w:val="0"/>
+      <w:spacing w:after="120" w:before="160" w:line="240"/>
+      <w:ind w:left="0" w:right="0" w:firstLine="0" w:firstLineChars="0"/>
     </w:pPr>
     <w:rPr>
-      <w:rFonts w:asciiTheme="majorHAnsi" w:eastAsiaTheme="majorEastAsia" w:hAnsiTheme="majorHAnsi" w:cstheme="majorBidi"/>
-      <w:b/>
-      <w:bCs/>
-      <w:sz w:val="32"/>
-      <w:szCs w:val="32"/>
+      <w:rFonts w:ascii="Arial" w:hAnsi="Arial" w:eastAsia="Arial" w:cs="Arial"/>
+      <w:i w:val="false"/>
+      <w:b w:val="true"/>
+      <w:u w:val="none"/>
+      <w:strike w:val="false"/>
+      <w:sz w:val="24"/>
+      <w:szCs w:val="24"/>
+      <w:color w:val="000000"/>
     </w:rPr>
   </w:style>
-  <w:style w:type="paragraph" w:styleId="Titre2">
+  <w:style xmlns:w="http://schemas.openxmlformats.org/wordprocessingml/2006/main" w:type="paragraph" w:customStyle="1" w:styleId="Titre2">
     <w:name w:val="heading 2"/>
     <w:basedOn w:val="Normal"/>
-    <w:next w:val="Normal"/>
-    <w:link w:val="Titre2Car"/>
-    <w:uiPriority w:val="9"/>
-    <w:semiHidden/>
-    <w:unhideWhenUsed/>
-    <w:qFormat/>
-    <w:rsid w:val="00362E65"/>
     <w:pPr>
+      <w:jc w:val="left"/>
       <w:keepNext/>
-      <w:keepLines/>
-      <w:numPr>
-        <w:ilvl w:val="1"/>
-        <w:numId w:val="3"/>
-      </w:numPr>
-      <w:spacing w:before="200"/>
-      <w:outlineLvl w:val="1"/>
+      <w:pBdr>
+        <w:bottom w:val="none" w:sz="0" w:space="0" w:color="000000"/>
+        <w:top w:val="none" w:sz="0" w:space="0" w:color="000000"/>
+        <w:left w:val="none" w:sz="0" w:space="0" w:color="000000"/>
+        <w:right w:val="none" w:sz="0" w:space="0" w:color="000000"/>
+      </w:pBdr>
+      <w:spacing w:after="80" w:before="120" w:line="240"/>
+      <w:ind w:left="0" w:right="0" w:firstLine="0" w:firstLineChars="0"/>
     </w:pPr>
     <w:rPr>
-      <w:rFonts w:asciiTheme="majorHAnsi" w:eastAsiaTheme="majorEastAsia" w:hAnsiTheme="majorHAnsi" w:cstheme="majorBidi"/>
-      <w:b/>
-      <w:bCs/>
-      <w:sz w:val="26"/>
-      <w:szCs w:val="26"/>
+      <w:rFonts w:ascii="Arial" w:hAnsi="Arial" w:eastAsia="Arial" w:cs="Arial"/>
+      <w:i w:val="false"/>
+      <w:b w:val="true"/>
+      <w:u w:val="none"/>
+      <w:strike w:val="false"/>
+      <w:sz w:val="20"/>
+      <w:szCs w:val="20"/>
+      <w:color w:val="000000"/>
     </w:rPr>
   </w:style>
   <w:style w:type="paragraph" w:styleId="Titre3">
@@ -3229,6 +3225,31 @@
     <w:next w:val="Normal"/>
     <w:rsid w:val="00901463"/>
   </w:style>
+  <w:style xmlns:w="http://schemas.openxmlformats.org/wordprocessingml/2006/main" w:type="paragraph" w:customStyle="1" w:styleId="ManuscriptBody">
+    <w:name w:val="Manuscript body"/>
+    <w:basedOn w:val="Normal"/>
+    <w:pPr>
+      <w:jc w:val="left"/>
+      <w:pBdr>
+        <w:bottom w:val="none" w:sz="0" w:space="0" w:color="000000"/>
+        <w:top w:val="none" w:sz="0" w:space="0" w:color="000000"/>
+        <w:left w:val="none" w:sz="0" w:space="0" w:color="000000"/>
+        <w:right w:val="none" w:sz="0" w:space="0" w:color="000000"/>
+      </w:pBdr>
+      <w:spacing w:after="0" w:before="0" w:line="240"/>
+      <w:ind w:left="0" w:right="0" w:firstLine="0" w:firstLineChars="0"/>
+    </w:pPr>
+    <w:rPr>
+      <w:rFonts w:ascii="Arial" w:hAnsi="Arial" w:eastAsia="Arial" w:cs="Arial"/>
+      <w:i w:val="false"/>
+      <w:b w:val="false"/>
+      <w:u w:val="none"/>
+      <w:strike w:val="false"/>
+      <w:sz w:val="20"/>
+      <w:szCs w:val="20"/>
+      <w:color w:val="000000"/>
+    </w:rPr>
+  </w:style>
 </w:styles>
 </file>
 

--- a/analysis/output/manuscript/Table4.docx
+++ b/analysis/output/manuscript/Table4.docx
@@ -49,6 +49,7 @@
             <w:pPr>
               <w:pStyle w:val="Normal"/>
               <w:jc w:val="left"/>
+              <w:keepNext/>
               <w:pBdr>
                 <w:bottom w:val="none" w:sz="0" w:space="0" w:color="000000"/>
                 <w:top w:val="none" w:sz="0" w:space="0" w:color="000000"/>
@@ -104,6 +105,7 @@
             <w:pPr>
               <w:pStyle w:val="Normal"/>
               <w:jc w:val="left"/>
+              <w:keepNext/>
               <w:pBdr>
                 <w:bottom w:val="none" w:sz="0" w:space="0" w:color="000000"/>
                 <w:top w:val="none" w:sz="0" w:space="0" w:color="000000"/>
@@ -159,6 +161,7 @@
             <w:pPr>
               <w:pStyle w:val="Normal"/>
               <w:jc w:val="left"/>
+              <w:keepNext/>
               <w:pBdr>
                 <w:bottom w:val="none" w:sz="0" w:space="0" w:color="000000"/>
                 <w:top w:val="none" w:sz="0" w:space="0" w:color="000000"/>
@@ -214,6 +217,7 @@
             <w:pPr>
               <w:pStyle w:val="Normal"/>
               <w:jc w:val="left"/>
+              <w:keepNext/>
               <w:pBdr>
                 <w:bottom w:val="none" w:sz="0" w:space="0" w:color="000000"/>
                 <w:top w:val="none" w:sz="0" w:space="0" w:color="000000"/>
@@ -244,7 +248,7 @@
                 <w:szCs w:val="18"/>
                 <w:color w:val="000000"/>
               </w:rPr>
-              <w:t xml:space="preserve">Exact agreement</w:t>
+              <w:t xml:space="preserve">Raw agreement</w:t>
             </w:r>
           </w:p>
         </w:tc>
@@ -1857,6 +1861,7 @@
             <w:pPr>
               <w:pStyle w:val="Normal"/>
               <w:jc w:val="left"/>
+              <w:keepNext/>
               <w:pBdr>
                 <w:bottom w:val="none" w:sz="0" w:space="0" w:color="000000"/>
                 <w:top w:val="none" w:sz="0" w:space="0" w:color="000000"/>
@@ -1912,6 +1917,7 @@
             <w:pPr>
               <w:pStyle w:val="Normal"/>
               <w:jc w:val="left"/>
+              <w:keepNext/>
               <w:pBdr>
                 <w:bottom w:val="none" w:sz="0" w:space="0" w:color="000000"/>
                 <w:top w:val="none" w:sz="0" w:space="0" w:color="000000"/>
@@ -1967,6 +1973,7 @@
             <w:pPr>
               <w:pStyle w:val="Normal"/>
               <w:jc w:val="left"/>
+              <w:keepNext/>
               <w:pBdr>
                 <w:bottom w:val="none" w:sz="0" w:space="0" w:color="000000"/>
                 <w:top w:val="none" w:sz="0" w:space="0" w:color="000000"/>
@@ -2022,6 +2029,7 @@
             <w:pPr>
               <w:pStyle w:val="Normal"/>
               <w:jc w:val="left"/>
+              <w:keepNext/>
               <w:pBdr>
                 <w:bottom w:val="none" w:sz="0" w:space="0" w:color="000000"/>
                 <w:top w:val="none" w:sz="0" w:space="0" w:color="000000"/>

--- a/analysis/output/manuscript/Table4.docx
+++ b/analysis/output/manuscript/Table4.docx
@@ -260,6 +260,7 @@
         </w:trPr>
         <w:tc>
           <w:tcPr>
+            <w:gridSpan w:val="4"/>
             <w:tcBorders>
               <w:bottom w:val="none" w:sz="0" w:space="0" w:color="000000"/>
               <w:top w:val="single" w:sz="5" w:space="0" w:color="000000"/>
@@ -290,191 +291,26 @@
               <w:rPr>
                 <w:rFonts w:ascii="Arial" w:hAnsi="Arial" w:eastAsia="Arial" w:cs="Arial"/>
                 <w:i w:val="false"/>
-                <w:b w:val="false"/>
-                <w:u w:val="none"/>
-                <w:strike w:val="false"/>
-                <w:sz w:val="18"/>
-                <w:szCs w:val="18"/>
-                <w:color w:val="000000"/>
-              </w:rPr>
-            </w:pPr>
-            <w:r>
-              <w:rPr>
-                <w:rFonts w:ascii="Arial" w:hAnsi="Arial" w:eastAsia="Arial" w:cs="Arial"/>
-                <w:i w:val="false"/>
-                <w:b w:val="false"/>
-                <w:u w:val="none"/>
-                <w:strike w:val="false"/>
-                <w:sz w:val="18"/>
-                <w:szCs w:val="18"/>
-                <w:color w:val="000000"/>
-              </w:rPr>
-              <w:t xml:space="preserve">Adjudicator 1 vs Adjudicator 2 independent</w:t>
-            </w:r>
-          </w:p>
-        </w:tc>
-        <w:tc>
-          <w:tcPr>
-            <w:tcBorders>
-              <w:bottom w:val="none" w:sz="0" w:space="0" w:color="000000"/>
-              <w:top w:val="single" w:sz="5" w:space="0" w:color="000000"/>
-              <w:left w:val="none" w:sz="0" w:space="0" w:color="000000"/>
-              <w:right w:val="none" w:sz="0" w:space="0" w:color="000000"/>
-            </w:tcBorders>
-            <w:shd w:val="clear" w:color="auto" w:fill="FFFFFF"/>
-            <w:tcMar>
-              <w:top w:w="0" w:type="dxa"/>
-              <w:bottom w:w="0" w:type="dxa"/>
-              <w:left w:w="0" w:type="dxa"/>
-              <w:right w:w="0" w:type="dxa"/>
-            </w:tcMar>
-            <w:vAlign w:val="top"/>
-          </w:tcPr>
-          <w:p>
-            <w:pPr>
-              <w:pStyle w:val="Normal"/>
-              <w:jc w:val="left"/>
-              <w:pBdr>
-                <w:bottom w:val="none" w:sz="0" w:space="0" w:color="000000"/>
-                <w:top w:val="none" w:sz="0" w:space="0" w:color="000000"/>
-                <w:left w:val="none" w:sz="0" w:space="0" w:color="000000"/>
-                <w:right w:val="none" w:sz="0" w:space="0" w:color="000000"/>
-              </w:pBdr>
-              <w:spacing w:after="60" w:before="60" w:line="240"/>
-              <w:ind w:left="60" w:right="60" w:firstLine="0" w:firstLineChars="0"/>
-              <w:rPr>
-                <w:rFonts w:ascii="Arial" w:hAnsi="Arial" w:eastAsia="Arial" w:cs="Arial"/>
-                <w:i w:val="false"/>
-                <w:b w:val="false"/>
-                <w:u w:val="none"/>
-                <w:strike w:val="false"/>
-                <w:sz w:val="18"/>
-                <w:szCs w:val="18"/>
-                <w:color w:val="000000"/>
-              </w:rPr>
-            </w:pPr>
-            <w:r>
-              <w:rPr>
-                <w:rFonts w:ascii="Arial" w:hAnsi="Arial" w:eastAsia="Arial" w:cs="Arial"/>
-                <w:i w:val="false"/>
-                <w:b w:val="false"/>
-                <w:u w:val="none"/>
-                <w:strike w:val="false"/>
-                <w:sz w:val="18"/>
-                <w:szCs w:val="18"/>
-                <w:color w:val="000000"/>
-              </w:rPr>
-              <w:t xml:space="preserve">0.59 (0.48–0.68)</w:t>
-            </w:r>
-          </w:p>
-        </w:tc>
-        <w:tc>
-          <w:tcPr>
-            <w:tcBorders>
-              <w:bottom w:val="none" w:sz="0" w:space="0" w:color="000000"/>
-              <w:top w:val="single" w:sz="5" w:space="0" w:color="000000"/>
-              <w:left w:val="none" w:sz="0" w:space="0" w:color="000000"/>
-              <w:right w:val="none" w:sz="0" w:space="0" w:color="000000"/>
-            </w:tcBorders>
-            <w:shd w:val="clear" w:color="auto" w:fill="FFFFFF"/>
-            <w:tcMar>
-              <w:top w:w="0" w:type="dxa"/>
-              <w:bottom w:w="0" w:type="dxa"/>
-              <w:left w:w="0" w:type="dxa"/>
-              <w:right w:w="0" w:type="dxa"/>
-            </w:tcMar>
-            <w:vAlign w:val="top"/>
-          </w:tcPr>
-          <w:p>
-            <w:pPr>
-              <w:pStyle w:val="Normal"/>
-              <w:jc w:val="left"/>
-              <w:pBdr>
-                <w:bottom w:val="none" w:sz="0" w:space="0" w:color="000000"/>
-                <w:top w:val="none" w:sz="0" w:space="0" w:color="000000"/>
-                <w:left w:val="none" w:sz="0" w:space="0" w:color="000000"/>
-                <w:right w:val="none" w:sz="0" w:space="0" w:color="000000"/>
-              </w:pBdr>
-              <w:spacing w:after="60" w:before="60" w:line="240"/>
-              <w:ind w:left="60" w:right="60" w:firstLine="0" w:firstLineChars="0"/>
-              <w:rPr>
-                <w:rFonts w:ascii="Arial" w:hAnsi="Arial" w:eastAsia="Arial" w:cs="Arial"/>
-                <w:i w:val="false"/>
-                <w:b w:val="false"/>
-                <w:u w:val="none"/>
-                <w:strike w:val="false"/>
-                <w:sz w:val="18"/>
-                <w:szCs w:val="18"/>
-                <w:color w:val="000000"/>
-              </w:rPr>
-            </w:pPr>
-            <w:r>
-              <w:rPr>
-                <w:rFonts w:ascii="Arial" w:hAnsi="Arial" w:eastAsia="Arial" w:cs="Arial"/>
-                <w:i w:val="false"/>
-                <w:b w:val="false"/>
-                <w:u w:val="none"/>
-                <w:strike w:val="false"/>
-                <w:sz w:val="18"/>
-                <w:szCs w:val="18"/>
-                <w:color w:val="000000"/>
-              </w:rPr>
-              <w:t xml:space="preserve">0.69 (0.61–0.77)</w:t>
-            </w:r>
-          </w:p>
-        </w:tc>
-        <w:tc>
-          <w:tcPr>
-            <w:tcBorders>
-              <w:bottom w:val="none" w:sz="0" w:space="0" w:color="000000"/>
-              <w:top w:val="single" w:sz="5" w:space="0" w:color="000000"/>
-              <w:left w:val="none" w:sz="0" w:space="0" w:color="000000"/>
-              <w:right w:val="none" w:sz="0" w:space="0" w:color="000000"/>
-            </w:tcBorders>
-            <w:shd w:val="clear" w:color="auto" w:fill="FFFFFF"/>
-            <w:tcMar>
-              <w:top w:w="0" w:type="dxa"/>
-              <w:bottom w:w="0" w:type="dxa"/>
-              <w:left w:w="0" w:type="dxa"/>
-              <w:right w:w="0" w:type="dxa"/>
-            </w:tcMar>
-            <w:vAlign w:val="top"/>
-          </w:tcPr>
-          <w:p>
-            <w:pPr>
-              <w:pStyle w:val="Normal"/>
-              <w:jc w:val="left"/>
-              <w:pBdr>
-                <w:bottom w:val="none" w:sz="0" w:space="0" w:color="000000"/>
-                <w:top w:val="none" w:sz="0" w:space="0" w:color="000000"/>
-                <w:left w:val="none" w:sz="0" w:space="0" w:color="000000"/>
-                <w:right w:val="none" w:sz="0" w:space="0" w:color="000000"/>
-              </w:pBdr>
-              <w:spacing w:after="60" w:before="60" w:line="240"/>
-              <w:ind w:left="60" w:right="60" w:firstLine="0" w:firstLineChars="0"/>
-              <w:rPr>
-                <w:rFonts w:ascii="Arial" w:hAnsi="Arial" w:eastAsia="Arial" w:cs="Arial"/>
-                <w:i w:val="false"/>
-                <w:b w:val="false"/>
-                <w:u w:val="none"/>
-                <w:strike w:val="false"/>
-                <w:sz w:val="18"/>
-                <w:szCs w:val="18"/>
-                <w:color w:val="000000"/>
-              </w:rPr>
-            </w:pPr>
-            <w:r>
-              <w:rPr>
-                <w:rFonts w:ascii="Arial" w:hAnsi="Arial" w:eastAsia="Arial" w:cs="Arial"/>
-                <w:i w:val="false"/>
-                <w:b w:val="false"/>
-                <w:u w:val="none"/>
-                <w:strike w:val="false"/>
-                <w:sz w:val="18"/>
-                <w:szCs w:val="18"/>
-                <w:color w:val="000000"/>
-              </w:rPr>
-              <w:t xml:space="preserve">114/154 (74.0%) (0.68–0.80)</w:t>
+                <w:b w:val="true"/>
+                <w:u w:val="none"/>
+                <w:strike w:val="false"/>
+                <w:sz w:val="18"/>
+                <w:szCs w:val="18"/>
+                <w:color w:val="000000"/>
+              </w:rPr>
+            </w:pPr>
+            <w:r>
+              <w:rPr>
+                <w:rFonts w:ascii="Arial" w:hAnsi="Arial" w:eastAsia="Arial" w:cs="Arial"/>
+                <w:i w:val="false"/>
+                <w:b w:val="true"/>
+                <w:u w:val="none"/>
+                <w:strike w:val="false"/>
+                <w:sz w:val="18"/>
+                <w:szCs w:val="18"/>
+                <w:color w:val="000000"/>
+              </w:rPr>
+              <w:t xml:space="preserve">Between adjudicators</w:t>
             </w:r>
           </w:p>
         </w:tc>
@@ -535,7 +371,7 @@
                 <w:szCs w:val="18"/>
                 <w:color w:val="000000"/>
               </w:rPr>
-              <w:t xml:space="preserve">Adjudicator 1 vs Adjudicator 2 preferred</w:t>
+              <w:t xml:space="preserve">Independent judgements</w:t>
             </w:r>
           </w:p>
         </w:tc>
@@ -590,7 +426,7 @@
                 <w:szCs w:val="18"/>
                 <w:color w:val="000000"/>
               </w:rPr>
-              <w:t xml:space="preserve">0.69 (0.57–0.79)</w:t>
+              <w:t xml:space="preserve">0.59 (0.48–0.68)</w:t>
             </w:r>
           </w:p>
         </w:tc>
@@ -645,7 +481,7 @@
                 <w:szCs w:val="18"/>
                 <w:color w:val="000000"/>
               </w:rPr>
-              <w:t xml:space="preserve">0.83 (0.77–0.89)</w:t>
+              <w:t xml:space="preserve">0.69 (0.61–0.77)</w:t>
             </w:r>
           </w:p>
         </w:tc>
@@ -700,7 +536,7 @@
                 <w:szCs w:val="18"/>
                 <w:color w:val="000000"/>
               </w:rPr>
-              <w:t xml:space="preserve">129/154 (83.8%) (0.79–0.89)</w:t>
+              <w:t xml:space="preserve">114/154 (74.0%) (68.2–79.9)</w:t>
             </w:r>
           </w:p>
         </w:tc>
@@ -761,7 +597,7 @@
                 <w:szCs w:val="18"/>
                 <w:color w:val="000000"/>
               </w:rPr>
-              <w:t xml:space="preserve">Adjudicator 1 independent vs published label</w:t>
+              <w:t xml:space="preserve">Preferred judgements</w:t>
             </w:r>
           </w:p>
         </w:tc>
@@ -816,7 +652,7 @@
                 <w:szCs w:val="18"/>
                 <w:color w:val="000000"/>
               </w:rPr>
-              <w:t xml:space="preserve">−0.08 (−0.17 to 0.01)</w:t>
+              <w:t xml:space="preserve">0.69 (0.57–0.79)</w:t>
             </w:r>
           </w:p>
         </w:tc>
@@ -871,7 +707,7 @@
                 <w:szCs w:val="18"/>
                 <w:color w:val="000000"/>
               </w:rPr>
-              <w:t xml:space="preserve">−0.06 (−0.18 to 0.07)</w:t>
+              <w:t xml:space="preserve">0.83 (0.77–0.89)</w:t>
             </w:r>
           </w:p>
         </w:tc>
@@ -926,7 +762,7 @@
                 <w:szCs w:val="18"/>
                 <w:color w:val="000000"/>
               </w:rPr>
-              <w:t xml:space="preserve">34/154 (22.1%) (0.16–0.28)</w:t>
+              <w:t xml:space="preserve">129/154 (83.8%) (78.6–88.9)</w:t>
             </w:r>
           </w:p>
         </w:tc>
@@ -938,6 +774,7 @@
         </w:trPr>
         <w:tc>
           <w:tcPr>
+            <w:gridSpan w:val="4"/>
             <w:tcBorders>
               <w:bottom w:val="none" w:sz="0" w:space="0" w:color="000000"/>
               <w:top w:val="none" w:sz="0" w:space="0" w:color="000000"/>
@@ -968,191 +805,26 @@
               <w:rPr>
                 <w:rFonts w:ascii="Arial" w:hAnsi="Arial" w:eastAsia="Arial" w:cs="Arial"/>
                 <w:i w:val="false"/>
-                <w:b w:val="false"/>
-                <w:u w:val="none"/>
-                <w:strike w:val="false"/>
-                <w:sz w:val="18"/>
-                <w:szCs w:val="18"/>
-                <w:color w:val="000000"/>
-              </w:rPr>
-            </w:pPr>
-            <w:r>
-              <w:rPr>
-                <w:rFonts w:ascii="Arial" w:hAnsi="Arial" w:eastAsia="Arial" w:cs="Arial"/>
-                <w:i w:val="false"/>
-                <w:b w:val="false"/>
-                <w:u w:val="none"/>
-                <w:strike w:val="false"/>
-                <w:sz w:val="18"/>
-                <w:szCs w:val="18"/>
-                <w:color w:val="000000"/>
-              </w:rPr>
-              <w:t xml:space="preserve">Adjudicator 1 independent vs ARBITER</w:t>
-            </w:r>
-          </w:p>
-        </w:tc>
-        <w:tc>
-          <w:tcPr>
-            <w:tcBorders>
-              <w:bottom w:val="none" w:sz="0" w:space="0" w:color="000000"/>
-              <w:top w:val="none" w:sz="0" w:space="0" w:color="000000"/>
-              <w:left w:val="none" w:sz="0" w:space="0" w:color="000000"/>
-              <w:right w:val="none" w:sz="0" w:space="0" w:color="000000"/>
-            </w:tcBorders>
-            <w:shd w:val="clear" w:color="auto" w:fill="FFFFFF"/>
-            <w:tcMar>
-              <w:top w:w="0" w:type="dxa"/>
-              <w:bottom w:w="0" w:type="dxa"/>
-              <w:left w:w="0" w:type="dxa"/>
-              <w:right w:w="0" w:type="dxa"/>
-            </w:tcMar>
-            <w:vAlign w:val="top"/>
-          </w:tcPr>
-          <w:p>
-            <w:pPr>
-              <w:pStyle w:val="Normal"/>
-              <w:jc w:val="left"/>
-              <w:pBdr>
-                <w:bottom w:val="none" w:sz="0" w:space="0" w:color="000000"/>
-                <w:top w:val="none" w:sz="0" w:space="0" w:color="000000"/>
-                <w:left w:val="none" w:sz="0" w:space="0" w:color="000000"/>
-                <w:right w:val="none" w:sz="0" w:space="0" w:color="000000"/>
-              </w:pBdr>
-              <w:spacing w:after="60" w:before="60" w:line="240"/>
-              <w:ind w:left="60" w:right="60" w:firstLine="0" w:firstLineChars="0"/>
-              <w:rPr>
-                <w:rFonts w:ascii="Arial" w:hAnsi="Arial" w:eastAsia="Arial" w:cs="Arial"/>
-                <w:i w:val="false"/>
-                <w:b w:val="false"/>
-                <w:u w:val="none"/>
-                <w:strike w:val="false"/>
-                <w:sz w:val="18"/>
-                <w:szCs w:val="18"/>
-                <w:color w:val="000000"/>
-              </w:rPr>
-            </w:pPr>
-            <w:r>
-              <w:rPr>
-                <w:rFonts w:ascii="Arial" w:hAnsi="Arial" w:eastAsia="Arial" w:cs="Arial"/>
-                <w:i w:val="false"/>
-                <w:b w:val="false"/>
-                <w:u w:val="none"/>
-                <w:strike w:val="false"/>
-                <w:sz w:val="18"/>
-                <w:szCs w:val="18"/>
-                <w:color w:val="000000"/>
-              </w:rPr>
-              <w:t xml:space="preserve">0.52 (0.41–0.62)</w:t>
-            </w:r>
-          </w:p>
-        </w:tc>
-        <w:tc>
-          <w:tcPr>
-            <w:tcBorders>
-              <w:bottom w:val="none" w:sz="0" w:space="0" w:color="000000"/>
-              <w:top w:val="none" w:sz="0" w:space="0" w:color="000000"/>
-              <w:left w:val="none" w:sz="0" w:space="0" w:color="000000"/>
-              <w:right w:val="none" w:sz="0" w:space="0" w:color="000000"/>
-            </w:tcBorders>
-            <w:shd w:val="clear" w:color="auto" w:fill="FFFFFF"/>
-            <w:tcMar>
-              <w:top w:w="0" w:type="dxa"/>
-              <w:bottom w:w="0" w:type="dxa"/>
-              <w:left w:w="0" w:type="dxa"/>
-              <w:right w:w="0" w:type="dxa"/>
-            </w:tcMar>
-            <w:vAlign w:val="top"/>
-          </w:tcPr>
-          <w:p>
-            <w:pPr>
-              <w:pStyle w:val="Normal"/>
-              <w:jc w:val="left"/>
-              <w:pBdr>
-                <w:bottom w:val="none" w:sz="0" w:space="0" w:color="000000"/>
-                <w:top w:val="none" w:sz="0" w:space="0" w:color="000000"/>
-                <w:left w:val="none" w:sz="0" w:space="0" w:color="000000"/>
-                <w:right w:val="none" w:sz="0" w:space="0" w:color="000000"/>
-              </w:pBdr>
-              <w:spacing w:after="60" w:before="60" w:line="240"/>
-              <w:ind w:left="60" w:right="60" w:firstLine="0" w:firstLineChars="0"/>
-              <w:rPr>
-                <w:rFonts w:ascii="Arial" w:hAnsi="Arial" w:eastAsia="Arial" w:cs="Arial"/>
-                <w:i w:val="false"/>
-                <w:b w:val="false"/>
-                <w:u w:val="none"/>
-                <w:strike w:val="false"/>
-                <w:sz w:val="18"/>
-                <w:szCs w:val="18"/>
-                <w:color w:val="000000"/>
-              </w:rPr>
-            </w:pPr>
-            <w:r>
-              <w:rPr>
-                <w:rFonts w:ascii="Arial" w:hAnsi="Arial" w:eastAsia="Arial" w:cs="Arial"/>
-                <w:i w:val="false"/>
-                <w:b w:val="false"/>
-                <w:u w:val="none"/>
-                <w:strike w:val="false"/>
-                <w:sz w:val="18"/>
-                <w:szCs w:val="18"/>
-                <w:color w:val="000000"/>
-              </w:rPr>
-              <w:t xml:space="preserve">0.66 (0.57–0.74)</w:t>
-            </w:r>
-          </w:p>
-        </w:tc>
-        <w:tc>
-          <w:tcPr>
-            <w:tcBorders>
-              <w:bottom w:val="none" w:sz="0" w:space="0" w:color="000000"/>
-              <w:top w:val="none" w:sz="0" w:space="0" w:color="000000"/>
-              <w:left w:val="none" w:sz="0" w:space="0" w:color="000000"/>
-              <w:right w:val="none" w:sz="0" w:space="0" w:color="000000"/>
-            </w:tcBorders>
-            <w:shd w:val="clear" w:color="auto" w:fill="FFFFFF"/>
-            <w:tcMar>
-              <w:top w:w="0" w:type="dxa"/>
-              <w:bottom w:w="0" w:type="dxa"/>
-              <w:left w:w="0" w:type="dxa"/>
-              <w:right w:w="0" w:type="dxa"/>
-            </w:tcMar>
-            <w:vAlign w:val="top"/>
-          </w:tcPr>
-          <w:p>
-            <w:pPr>
-              <w:pStyle w:val="Normal"/>
-              <w:jc w:val="left"/>
-              <w:pBdr>
-                <w:bottom w:val="none" w:sz="0" w:space="0" w:color="000000"/>
-                <w:top w:val="none" w:sz="0" w:space="0" w:color="000000"/>
-                <w:left w:val="none" w:sz="0" w:space="0" w:color="000000"/>
-                <w:right w:val="none" w:sz="0" w:space="0" w:color="000000"/>
-              </w:pBdr>
-              <w:spacing w:after="60" w:before="60" w:line="240"/>
-              <w:ind w:left="60" w:right="60" w:firstLine="0" w:firstLineChars="0"/>
-              <w:rPr>
-                <w:rFonts w:ascii="Arial" w:hAnsi="Arial" w:eastAsia="Arial" w:cs="Arial"/>
-                <w:i w:val="false"/>
-                <w:b w:val="false"/>
-                <w:u w:val="none"/>
-                <w:strike w:val="false"/>
-                <w:sz w:val="18"/>
-                <w:szCs w:val="18"/>
-                <w:color w:val="000000"/>
-              </w:rPr>
-            </w:pPr>
-            <w:r>
-              <w:rPr>
-                <w:rFonts w:ascii="Arial" w:hAnsi="Arial" w:eastAsia="Arial" w:cs="Arial"/>
-                <w:i w:val="false"/>
-                <w:b w:val="false"/>
-                <w:u w:val="none"/>
-                <w:strike w:val="false"/>
-                <w:sz w:val="18"/>
-                <w:szCs w:val="18"/>
-                <w:color w:val="000000"/>
-              </w:rPr>
-              <w:t xml:space="preserve">107/154 (69.5%) (0.63–0.76)</w:t>
+                <w:b w:val="true"/>
+                <w:u w:val="none"/>
+                <w:strike w:val="false"/>
+                <w:sz w:val="18"/>
+                <w:szCs w:val="18"/>
+                <w:color w:val="000000"/>
+              </w:rPr>
+            </w:pPr>
+            <w:r>
+              <w:rPr>
+                <w:rFonts w:ascii="Arial" w:hAnsi="Arial" w:eastAsia="Arial" w:cs="Arial"/>
+                <w:i w:val="false"/>
+                <w:b w:val="true"/>
+                <w:u w:val="none"/>
+                <w:strike w:val="false"/>
+                <w:sz w:val="18"/>
+                <w:szCs w:val="18"/>
+                <w:color w:val="000000"/>
+              </w:rPr>
+              <w:t xml:space="preserve">Adjudicator 1 independent vs …</w:t>
             </w:r>
           </w:p>
         </w:tc>
@@ -1213,7 +885,7 @@
                 <w:szCs w:val="18"/>
                 <w:color w:val="000000"/>
               </w:rPr>
-              <w:t xml:space="preserve">Adjudicator 1 independent vs Unassisted</w:t>
+              <w:t xml:space="preserve">Published</w:t>
             </w:r>
           </w:p>
         </w:tc>
@@ -1268,7 +940,7 @@
                 <w:szCs w:val="18"/>
                 <w:color w:val="000000"/>
               </w:rPr>
-              <w:t xml:space="preserve">0.22 (0.13–0.30)</w:t>
+              <w:t xml:space="preserve">−0.08 (−0.17 to 0.01)</w:t>
             </w:r>
           </w:p>
         </w:tc>
@@ -1323,7 +995,7 @@
                 <w:szCs w:val="18"/>
                 <w:color w:val="000000"/>
               </w:rPr>
-              <w:t xml:space="preserve">0.28 (0.18–0.38)</w:t>
+              <w:t xml:space="preserve">−0.06 (−0.18 to 0.07)</w:t>
             </w:r>
           </w:p>
         </w:tc>
@@ -1378,7 +1050,7 @@
                 <w:szCs w:val="18"/>
                 <w:color w:val="000000"/>
               </w:rPr>
-              <w:t xml:space="preserve">69/154 (44.8%) (0.38–0.52)</w:t>
+              <w:t xml:space="preserve">34/154 (22.1%) (15.8–28.5)</w:t>
             </w:r>
           </w:p>
         </w:tc>
@@ -1439,7 +1111,7 @@
                 <w:szCs w:val="18"/>
                 <w:color w:val="000000"/>
               </w:rPr>
-              <w:t xml:space="preserve">Adjudicator 2 independent vs published label</w:t>
+              <w:t xml:space="preserve">ARBITER</w:t>
             </w:r>
           </w:p>
         </w:tc>
@@ -1494,7 +1166,7 @@
                 <w:szCs w:val="18"/>
                 <w:color w:val="000000"/>
               </w:rPr>
-              <w:t xml:space="preserve">−0.08 (−0.18 to 0.03)</w:t>
+              <w:t xml:space="preserve">0.52 (0.41–0.62)</w:t>
             </w:r>
           </w:p>
         </w:tc>
@@ -1549,7 +1221,7 @@
                 <w:szCs w:val="18"/>
                 <w:color w:val="000000"/>
               </w:rPr>
-              <w:t xml:space="preserve">0.14 (0.04–0.24)</w:t>
+              <w:t xml:space="preserve">0.66 (0.57–0.74)</w:t>
             </w:r>
           </w:p>
         </w:tc>
@@ -1604,7 +1276,7 @@
                 <w:szCs w:val="18"/>
                 <w:color w:val="000000"/>
               </w:rPr>
-              <w:t xml:space="preserve">42/154 (27.3%) (0.20–0.34)</w:t>
+              <w:t xml:space="preserve">107/154 (69.5%) (62.7–76.0)</w:t>
             </w:r>
           </w:p>
         </w:tc>
@@ -1665,7 +1337,7 @@
                 <w:szCs w:val="18"/>
                 <w:color w:val="000000"/>
               </w:rPr>
-              <w:t xml:space="preserve">Adjudicator 2 independent vs ARBITER</w:t>
+              <w:t xml:space="preserve">Unassisted</w:t>
             </w:r>
           </w:p>
         </w:tc>
@@ -1720,7 +1392,7 @@
                 <w:szCs w:val="18"/>
                 <w:color w:val="000000"/>
               </w:rPr>
-              <w:t xml:space="preserve">0.67 (0.56–0.76)</w:t>
+              <w:t xml:space="preserve">0.22 (0.13–0.30)</w:t>
             </w:r>
           </w:p>
         </w:tc>
@@ -1775,7 +1447,7 @@
                 <w:szCs w:val="18"/>
                 <w:color w:val="000000"/>
               </w:rPr>
-              <w:t xml:space="preserve">0.79 (0.73–0.85)</w:t>
+              <w:t xml:space="preserve">0.28 (0.18–0.38)</w:t>
             </w:r>
           </w:p>
         </w:tc>
@@ -1830,7 +1502,521 @@
                 <w:szCs w:val="18"/>
                 <w:color w:val="000000"/>
               </w:rPr>
-              <w:t xml:space="preserve">120/154 (77.9%) (0.72–0.84)</w:t>
+              <w:t xml:space="preserve">69/154 (44.8%) (38.1–51.6)</w:t>
+            </w:r>
+          </w:p>
+        </w:tc>
+      </w:tr>
+      <w:tr>
+        <w:trPr>
+          <w:cantSplit/>
+          <w:trHeight w:val="480" w:hRule="auto"/>
+        </w:trPr>
+        <w:tc>
+          <w:tcPr>
+            <w:gridSpan w:val="4"/>
+            <w:tcBorders>
+              <w:bottom w:val="none" w:sz="0" w:space="0" w:color="000000"/>
+              <w:top w:val="none" w:sz="0" w:space="0" w:color="000000"/>
+              <w:left w:val="none" w:sz="0" w:space="0" w:color="000000"/>
+              <w:right w:val="none" w:sz="0" w:space="0" w:color="000000"/>
+            </w:tcBorders>
+            <w:shd w:val="clear" w:color="auto" w:fill="FFFFFF"/>
+            <w:tcMar>
+              <w:top w:w="0" w:type="dxa"/>
+              <w:bottom w:w="0" w:type="dxa"/>
+              <w:left w:w="0" w:type="dxa"/>
+              <w:right w:w="0" w:type="dxa"/>
+            </w:tcMar>
+            <w:vAlign w:val="top"/>
+          </w:tcPr>
+          <w:p>
+            <w:pPr>
+              <w:pStyle w:val="Normal"/>
+              <w:jc w:val="left"/>
+              <w:pBdr>
+                <w:bottom w:val="none" w:sz="0" w:space="0" w:color="000000"/>
+                <w:top w:val="none" w:sz="0" w:space="0" w:color="000000"/>
+                <w:left w:val="none" w:sz="0" w:space="0" w:color="000000"/>
+                <w:right w:val="none" w:sz="0" w:space="0" w:color="000000"/>
+              </w:pBdr>
+              <w:spacing w:after="60" w:before="60" w:line="240"/>
+              <w:ind w:left="60" w:right="60" w:firstLine="0" w:firstLineChars="0"/>
+              <w:rPr>
+                <w:rFonts w:ascii="Arial" w:hAnsi="Arial" w:eastAsia="Arial" w:cs="Arial"/>
+                <w:i w:val="false"/>
+                <w:b w:val="true"/>
+                <w:u w:val="none"/>
+                <w:strike w:val="false"/>
+                <w:sz w:val="18"/>
+                <w:szCs w:val="18"/>
+                <w:color w:val="000000"/>
+              </w:rPr>
+            </w:pPr>
+            <w:r>
+              <w:rPr>
+                <w:rFonts w:ascii="Arial" w:hAnsi="Arial" w:eastAsia="Arial" w:cs="Arial"/>
+                <w:i w:val="false"/>
+                <w:b w:val="true"/>
+                <w:u w:val="none"/>
+                <w:strike w:val="false"/>
+                <w:sz w:val="18"/>
+                <w:szCs w:val="18"/>
+                <w:color w:val="000000"/>
+              </w:rPr>
+              <w:t xml:space="preserve">Adjudicator 2 independent vs …</w:t>
+            </w:r>
+          </w:p>
+        </w:tc>
+      </w:tr>
+      <w:tr>
+        <w:trPr>
+          <w:cantSplit/>
+          <w:trHeight w:val="480" w:hRule="auto"/>
+        </w:trPr>
+        <w:tc>
+          <w:tcPr>
+            <w:tcBorders>
+              <w:bottom w:val="none" w:sz="0" w:space="0" w:color="000000"/>
+              <w:top w:val="none" w:sz="0" w:space="0" w:color="000000"/>
+              <w:left w:val="none" w:sz="0" w:space="0" w:color="000000"/>
+              <w:right w:val="none" w:sz="0" w:space="0" w:color="000000"/>
+            </w:tcBorders>
+            <w:shd w:val="clear" w:color="auto" w:fill="FFFFFF"/>
+            <w:tcMar>
+              <w:top w:w="0" w:type="dxa"/>
+              <w:bottom w:w="0" w:type="dxa"/>
+              <w:left w:w="0" w:type="dxa"/>
+              <w:right w:w="0" w:type="dxa"/>
+            </w:tcMar>
+            <w:vAlign w:val="top"/>
+          </w:tcPr>
+          <w:p>
+            <w:pPr>
+              <w:pStyle w:val="Normal"/>
+              <w:jc w:val="left"/>
+              <w:pBdr>
+                <w:bottom w:val="none" w:sz="0" w:space="0" w:color="000000"/>
+                <w:top w:val="none" w:sz="0" w:space="0" w:color="000000"/>
+                <w:left w:val="none" w:sz="0" w:space="0" w:color="000000"/>
+                <w:right w:val="none" w:sz="0" w:space="0" w:color="000000"/>
+              </w:pBdr>
+              <w:spacing w:after="60" w:before="60" w:line="240"/>
+              <w:ind w:left="60" w:right="60" w:firstLine="0" w:firstLineChars="0"/>
+              <w:rPr>
+                <w:rFonts w:ascii="Arial" w:hAnsi="Arial" w:eastAsia="Arial" w:cs="Arial"/>
+                <w:i w:val="false"/>
+                <w:b w:val="false"/>
+                <w:u w:val="none"/>
+                <w:strike w:val="false"/>
+                <w:sz w:val="18"/>
+                <w:szCs w:val="18"/>
+                <w:color w:val="000000"/>
+              </w:rPr>
+            </w:pPr>
+            <w:r>
+              <w:rPr>
+                <w:rFonts w:ascii="Arial" w:hAnsi="Arial" w:eastAsia="Arial" w:cs="Arial"/>
+                <w:i w:val="false"/>
+                <w:b w:val="false"/>
+                <w:u w:val="none"/>
+                <w:strike w:val="false"/>
+                <w:sz w:val="18"/>
+                <w:szCs w:val="18"/>
+                <w:color w:val="000000"/>
+              </w:rPr>
+              <w:t xml:space="preserve">Published</w:t>
+            </w:r>
+          </w:p>
+        </w:tc>
+        <w:tc>
+          <w:tcPr>
+            <w:tcBorders>
+              <w:bottom w:val="none" w:sz="0" w:space="0" w:color="000000"/>
+              <w:top w:val="none" w:sz="0" w:space="0" w:color="000000"/>
+              <w:left w:val="none" w:sz="0" w:space="0" w:color="000000"/>
+              <w:right w:val="none" w:sz="0" w:space="0" w:color="000000"/>
+            </w:tcBorders>
+            <w:shd w:val="clear" w:color="auto" w:fill="FFFFFF"/>
+            <w:tcMar>
+              <w:top w:w="0" w:type="dxa"/>
+              <w:bottom w:w="0" w:type="dxa"/>
+              <w:left w:w="0" w:type="dxa"/>
+              <w:right w:w="0" w:type="dxa"/>
+            </w:tcMar>
+            <w:vAlign w:val="top"/>
+          </w:tcPr>
+          <w:p>
+            <w:pPr>
+              <w:pStyle w:val="Normal"/>
+              <w:jc w:val="left"/>
+              <w:pBdr>
+                <w:bottom w:val="none" w:sz="0" w:space="0" w:color="000000"/>
+                <w:top w:val="none" w:sz="0" w:space="0" w:color="000000"/>
+                <w:left w:val="none" w:sz="0" w:space="0" w:color="000000"/>
+                <w:right w:val="none" w:sz="0" w:space="0" w:color="000000"/>
+              </w:pBdr>
+              <w:spacing w:after="60" w:before="60" w:line="240"/>
+              <w:ind w:left="60" w:right="60" w:firstLine="0" w:firstLineChars="0"/>
+              <w:rPr>
+                <w:rFonts w:ascii="Arial" w:hAnsi="Arial" w:eastAsia="Arial" w:cs="Arial"/>
+                <w:i w:val="false"/>
+                <w:b w:val="false"/>
+                <w:u w:val="none"/>
+                <w:strike w:val="false"/>
+                <w:sz w:val="18"/>
+                <w:szCs w:val="18"/>
+                <w:color w:val="000000"/>
+              </w:rPr>
+            </w:pPr>
+            <w:r>
+              <w:rPr>
+                <w:rFonts w:ascii="Arial" w:hAnsi="Arial" w:eastAsia="Arial" w:cs="Arial"/>
+                <w:i w:val="false"/>
+                <w:b w:val="false"/>
+                <w:u w:val="none"/>
+                <w:strike w:val="false"/>
+                <w:sz w:val="18"/>
+                <w:szCs w:val="18"/>
+                <w:color w:val="000000"/>
+              </w:rPr>
+              <w:t xml:space="preserve">−0.08 (−0.18 to 0.03)</w:t>
+            </w:r>
+          </w:p>
+        </w:tc>
+        <w:tc>
+          <w:tcPr>
+            <w:tcBorders>
+              <w:bottom w:val="none" w:sz="0" w:space="0" w:color="000000"/>
+              <w:top w:val="none" w:sz="0" w:space="0" w:color="000000"/>
+              <w:left w:val="none" w:sz="0" w:space="0" w:color="000000"/>
+              <w:right w:val="none" w:sz="0" w:space="0" w:color="000000"/>
+            </w:tcBorders>
+            <w:shd w:val="clear" w:color="auto" w:fill="FFFFFF"/>
+            <w:tcMar>
+              <w:top w:w="0" w:type="dxa"/>
+              <w:bottom w:w="0" w:type="dxa"/>
+              <w:left w:w="0" w:type="dxa"/>
+              <w:right w:w="0" w:type="dxa"/>
+            </w:tcMar>
+            <w:vAlign w:val="top"/>
+          </w:tcPr>
+          <w:p>
+            <w:pPr>
+              <w:pStyle w:val="Normal"/>
+              <w:jc w:val="left"/>
+              <w:pBdr>
+                <w:bottom w:val="none" w:sz="0" w:space="0" w:color="000000"/>
+                <w:top w:val="none" w:sz="0" w:space="0" w:color="000000"/>
+                <w:left w:val="none" w:sz="0" w:space="0" w:color="000000"/>
+                <w:right w:val="none" w:sz="0" w:space="0" w:color="000000"/>
+              </w:pBdr>
+              <w:spacing w:after="60" w:before="60" w:line="240"/>
+              <w:ind w:left="60" w:right="60" w:firstLine="0" w:firstLineChars="0"/>
+              <w:rPr>
+                <w:rFonts w:ascii="Arial" w:hAnsi="Arial" w:eastAsia="Arial" w:cs="Arial"/>
+                <w:i w:val="false"/>
+                <w:b w:val="false"/>
+                <w:u w:val="none"/>
+                <w:strike w:val="false"/>
+                <w:sz w:val="18"/>
+                <w:szCs w:val="18"/>
+                <w:color w:val="000000"/>
+              </w:rPr>
+            </w:pPr>
+            <w:r>
+              <w:rPr>
+                <w:rFonts w:ascii="Arial" w:hAnsi="Arial" w:eastAsia="Arial" w:cs="Arial"/>
+                <w:i w:val="false"/>
+                <w:b w:val="false"/>
+                <w:u w:val="none"/>
+                <w:strike w:val="false"/>
+                <w:sz w:val="18"/>
+                <w:szCs w:val="18"/>
+                <w:color w:val="000000"/>
+              </w:rPr>
+              <w:t xml:space="preserve">0.14 (0.04–0.24)</w:t>
+            </w:r>
+          </w:p>
+        </w:tc>
+        <w:tc>
+          <w:tcPr>
+            <w:tcBorders>
+              <w:bottom w:val="none" w:sz="0" w:space="0" w:color="000000"/>
+              <w:top w:val="none" w:sz="0" w:space="0" w:color="000000"/>
+              <w:left w:val="none" w:sz="0" w:space="0" w:color="000000"/>
+              <w:right w:val="none" w:sz="0" w:space="0" w:color="000000"/>
+            </w:tcBorders>
+            <w:shd w:val="clear" w:color="auto" w:fill="FFFFFF"/>
+            <w:tcMar>
+              <w:top w:w="0" w:type="dxa"/>
+              <w:bottom w:w="0" w:type="dxa"/>
+              <w:left w:w="0" w:type="dxa"/>
+              <w:right w:w="0" w:type="dxa"/>
+            </w:tcMar>
+            <w:vAlign w:val="top"/>
+          </w:tcPr>
+          <w:p>
+            <w:pPr>
+              <w:pStyle w:val="Normal"/>
+              <w:jc w:val="left"/>
+              <w:pBdr>
+                <w:bottom w:val="none" w:sz="0" w:space="0" w:color="000000"/>
+                <w:top w:val="none" w:sz="0" w:space="0" w:color="000000"/>
+                <w:left w:val="none" w:sz="0" w:space="0" w:color="000000"/>
+                <w:right w:val="none" w:sz="0" w:space="0" w:color="000000"/>
+              </w:pBdr>
+              <w:spacing w:after="60" w:before="60" w:line="240"/>
+              <w:ind w:left="60" w:right="60" w:firstLine="0" w:firstLineChars="0"/>
+              <w:rPr>
+                <w:rFonts w:ascii="Arial" w:hAnsi="Arial" w:eastAsia="Arial" w:cs="Arial"/>
+                <w:i w:val="false"/>
+                <w:b w:val="false"/>
+                <w:u w:val="none"/>
+                <w:strike w:val="false"/>
+                <w:sz w:val="18"/>
+                <w:szCs w:val="18"/>
+                <w:color w:val="000000"/>
+              </w:rPr>
+            </w:pPr>
+            <w:r>
+              <w:rPr>
+                <w:rFonts w:ascii="Arial" w:hAnsi="Arial" w:eastAsia="Arial" w:cs="Arial"/>
+                <w:i w:val="false"/>
+                <w:b w:val="false"/>
+                <w:u w:val="none"/>
+                <w:strike w:val="false"/>
+                <w:sz w:val="18"/>
+                <w:szCs w:val="18"/>
+                <w:color w:val="000000"/>
+              </w:rPr>
+              <w:t xml:space="preserve">42/154 (27.3%) (20.4–34.3)</w:t>
+            </w:r>
+          </w:p>
+        </w:tc>
+      </w:tr>
+      <w:tr>
+        <w:trPr>
+          <w:cantSplit/>
+          <w:trHeight w:val="480" w:hRule="auto"/>
+        </w:trPr>
+        <w:tc>
+          <w:tcPr>
+            <w:tcBorders>
+              <w:bottom w:val="none" w:sz="0" w:space="0" w:color="000000"/>
+              <w:top w:val="none" w:sz="0" w:space="0" w:color="000000"/>
+              <w:left w:val="none" w:sz="0" w:space="0" w:color="000000"/>
+              <w:right w:val="none" w:sz="0" w:space="0" w:color="000000"/>
+            </w:tcBorders>
+            <w:shd w:val="clear" w:color="auto" w:fill="FFFFFF"/>
+            <w:tcMar>
+              <w:top w:w="0" w:type="dxa"/>
+              <w:bottom w:w="0" w:type="dxa"/>
+              <w:left w:w="0" w:type="dxa"/>
+              <w:right w:w="0" w:type="dxa"/>
+            </w:tcMar>
+            <w:vAlign w:val="top"/>
+          </w:tcPr>
+          <w:p>
+            <w:pPr>
+              <w:pStyle w:val="Normal"/>
+              <w:jc w:val="left"/>
+              <w:pBdr>
+                <w:bottom w:val="none" w:sz="0" w:space="0" w:color="000000"/>
+                <w:top w:val="none" w:sz="0" w:space="0" w:color="000000"/>
+                <w:left w:val="none" w:sz="0" w:space="0" w:color="000000"/>
+                <w:right w:val="none" w:sz="0" w:space="0" w:color="000000"/>
+              </w:pBdr>
+              <w:spacing w:after="60" w:before="60" w:line="240"/>
+              <w:ind w:left="60" w:right="60" w:firstLine="0" w:firstLineChars="0"/>
+              <w:rPr>
+                <w:rFonts w:ascii="Arial" w:hAnsi="Arial" w:eastAsia="Arial" w:cs="Arial"/>
+                <w:i w:val="false"/>
+                <w:b w:val="false"/>
+                <w:u w:val="none"/>
+                <w:strike w:val="false"/>
+                <w:sz w:val="18"/>
+                <w:szCs w:val="18"/>
+                <w:color w:val="000000"/>
+              </w:rPr>
+            </w:pPr>
+            <w:r>
+              <w:rPr>
+                <w:rFonts w:ascii="Arial" w:hAnsi="Arial" w:eastAsia="Arial" w:cs="Arial"/>
+                <w:i w:val="false"/>
+                <w:b w:val="false"/>
+                <w:u w:val="none"/>
+                <w:strike w:val="false"/>
+                <w:sz w:val="18"/>
+                <w:szCs w:val="18"/>
+                <w:color w:val="000000"/>
+              </w:rPr>
+              <w:t xml:space="preserve">ARBITER</w:t>
+            </w:r>
+          </w:p>
+        </w:tc>
+        <w:tc>
+          <w:tcPr>
+            <w:tcBorders>
+              <w:bottom w:val="none" w:sz="0" w:space="0" w:color="000000"/>
+              <w:top w:val="none" w:sz="0" w:space="0" w:color="000000"/>
+              <w:left w:val="none" w:sz="0" w:space="0" w:color="000000"/>
+              <w:right w:val="none" w:sz="0" w:space="0" w:color="000000"/>
+            </w:tcBorders>
+            <w:shd w:val="clear" w:color="auto" w:fill="FFFFFF"/>
+            <w:tcMar>
+              <w:top w:w="0" w:type="dxa"/>
+              <w:bottom w:w="0" w:type="dxa"/>
+              <w:left w:w="0" w:type="dxa"/>
+              <w:right w:w="0" w:type="dxa"/>
+            </w:tcMar>
+            <w:vAlign w:val="top"/>
+          </w:tcPr>
+          <w:p>
+            <w:pPr>
+              <w:pStyle w:val="Normal"/>
+              <w:jc w:val="left"/>
+              <w:pBdr>
+                <w:bottom w:val="none" w:sz="0" w:space="0" w:color="000000"/>
+                <w:top w:val="none" w:sz="0" w:space="0" w:color="000000"/>
+                <w:left w:val="none" w:sz="0" w:space="0" w:color="000000"/>
+                <w:right w:val="none" w:sz="0" w:space="0" w:color="000000"/>
+              </w:pBdr>
+              <w:spacing w:after="60" w:before="60" w:line="240"/>
+              <w:ind w:left="60" w:right="60" w:firstLine="0" w:firstLineChars="0"/>
+              <w:rPr>
+                <w:rFonts w:ascii="Arial" w:hAnsi="Arial" w:eastAsia="Arial" w:cs="Arial"/>
+                <w:i w:val="false"/>
+                <w:b w:val="false"/>
+                <w:u w:val="none"/>
+                <w:strike w:val="false"/>
+                <w:sz w:val="18"/>
+                <w:szCs w:val="18"/>
+                <w:color w:val="000000"/>
+              </w:rPr>
+            </w:pPr>
+            <w:r>
+              <w:rPr>
+                <w:rFonts w:ascii="Arial" w:hAnsi="Arial" w:eastAsia="Arial" w:cs="Arial"/>
+                <w:i w:val="false"/>
+                <w:b w:val="false"/>
+                <w:u w:val="none"/>
+                <w:strike w:val="false"/>
+                <w:sz w:val="18"/>
+                <w:szCs w:val="18"/>
+                <w:color w:val="000000"/>
+              </w:rPr>
+              <w:t xml:space="preserve">0.67 (0.56–0.76)</w:t>
+            </w:r>
+          </w:p>
+        </w:tc>
+        <w:tc>
+          <w:tcPr>
+            <w:tcBorders>
+              <w:bottom w:val="none" w:sz="0" w:space="0" w:color="000000"/>
+              <w:top w:val="none" w:sz="0" w:space="0" w:color="000000"/>
+              <w:left w:val="none" w:sz="0" w:space="0" w:color="000000"/>
+              <w:right w:val="none" w:sz="0" w:space="0" w:color="000000"/>
+            </w:tcBorders>
+            <w:shd w:val="clear" w:color="auto" w:fill="FFFFFF"/>
+            <w:tcMar>
+              <w:top w:w="0" w:type="dxa"/>
+              <w:bottom w:w="0" w:type="dxa"/>
+              <w:left w:w="0" w:type="dxa"/>
+              <w:right w:w="0" w:type="dxa"/>
+            </w:tcMar>
+            <w:vAlign w:val="top"/>
+          </w:tcPr>
+          <w:p>
+            <w:pPr>
+              <w:pStyle w:val="Normal"/>
+              <w:jc w:val="left"/>
+              <w:pBdr>
+                <w:bottom w:val="none" w:sz="0" w:space="0" w:color="000000"/>
+                <w:top w:val="none" w:sz="0" w:space="0" w:color="000000"/>
+                <w:left w:val="none" w:sz="0" w:space="0" w:color="000000"/>
+                <w:right w:val="none" w:sz="0" w:space="0" w:color="000000"/>
+              </w:pBdr>
+              <w:spacing w:after="60" w:before="60" w:line="240"/>
+              <w:ind w:left="60" w:right="60" w:firstLine="0" w:firstLineChars="0"/>
+              <w:rPr>
+                <w:rFonts w:ascii="Arial" w:hAnsi="Arial" w:eastAsia="Arial" w:cs="Arial"/>
+                <w:i w:val="false"/>
+                <w:b w:val="false"/>
+                <w:u w:val="none"/>
+                <w:strike w:val="false"/>
+                <w:sz w:val="18"/>
+                <w:szCs w:val="18"/>
+                <w:color w:val="000000"/>
+              </w:rPr>
+            </w:pPr>
+            <w:r>
+              <w:rPr>
+                <w:rFonts w:ascii="Arial" w:hAnsi="Arial" w:eastAsia="Arial" w:cs="Arial"/>
+                <w:i w:val="false"/>
+                <w:b w:val="false"/>
+                <w:u w:val="none"/>
+                <w:strike w:val="false"/>
+                <w:sz w:val="18"/>
+                <w:szCs w:val="18"/>
+                <w:color w:val="000000"/>
+              </w:rPr>
+              <w:t xml:space="preserve">0.79 (0.73–0.85)</w:t>
+            </w:r>
+          </w:p>
+        </w:tc>
+        <w:tc>
+          <w:tcPr>
+            <w:tcBorders>
+              <w:bottom w:val="none" w:sz="0" w:space="0" w:color="000000"/>
+              <w:top w:val="none" w:sz="0" w:space="0" w:color="000000"/>
+              <w:left w:val="none" w:sz="0" w:space="0" w:color="000000"/>
+              <w:right w:val="none" w:sz="0" w:space="0" w:color="000000"/>
+            </w:tcBorders>
+            <w:shd w:val="clear" w:color="auto" w:fill="FFFFFF"/>
+            <w:tcMar>
+              <w:top w:w="0" w:type="dxa"/>
+              <w:bottom w:w="0" w:type="dxa"/>
+              <w:left w:w="0" w:type="dxa"/>
+              <w:right w:w="0" w:type="dxa"/>
+            </w:tcMar>
+            <w:vAlign w:val="top"/>
+          </w:tcPr>
+          <w:p>
+            <w:pPr>
+              <w:pStyle w:val="Normal"/>
+              <w:jc w:val="left"/>
+              <w:pBdr>
+                <w:bottom w:val="none" w:sz="0" w:space="0" w:color="000000"/>
+                <w:top w:val="none" w:sz="0" w:space="0" w:color="000000"/>
+                <w:left w:val="none" w:sz="0" w:space="0" w:color="000000"/>
+                <w:right w:val="none" w:sz="0" w:space="0" w:color="000000"/>
+              </w:pBdr>
+              <w:spacing w:after="60" w:before="60" w:line="240"/>
+              <w:ind w:left="60" w:right="60" w:firstLine="0" w:firstLineChars="0"/>
+              <w:rPr>
+                <w:rFonts w:ascii="Arial" w:hAnsi="Arial" w:eastAsia="Arial" w:cs="Arial"/>
+                <w:i w:val="false"/>
+                <w:b w:val="false"/>
+                <w:u w:val="none"/>
+                <w:strike w:val="false"/>
+                <w:sz w:val="18"/>
+                <w:szCs w:val="18"/>
+                <w:color w:val="000000"/>
+              </w:rPr>
+            </w:pPr>
+            <w:r>
+              <w:rPr>
+                <w:rFonts w:ascii="Arial" w:hAnsi="Arial" w:eastAsia="Arial" w:cs="Arial"/>
+                <w:i w:val="false"/>
+                <w:b w:val="false"/>
+                <w:u w:val="none"/>
+                <w:strike w:val="false"/>
+                <w:sz w:val="18"/>
+                <w:szCs w:val="18"/>
+                <w:color w:val="000000"/>
+              </w:rPr>
+              <w:t xml:space="preserve">120/154 (77.9%) (71.7–84.0)</w:t>
             </w:r>
           </w:p>
         </w:tc>
@@ -1892,7 +2078,7 @@
                 <w:szCs w:val="18"/>
                 <w:color w:val="000000"/>
               </w:rPr>
-              <w:t xml:space="preserve">Adjudicator 2 independent vs Unassisted</w:t>
+              <w:t xml:space="preserve">Unassisted</w:t>
             </w:r>
           </w:p>
         </w:tc>
@@ -2060,7 +2246,7 @@
                 <w:szCs w:val="18"/>
                 <w:color w:val="000000"/>
               </w:rPr>
-              <w:t xml:space="preserve">76/154 (49.4%) (0.42–0.56)</w:t>
+              <w:t xml:space="preserve">76/154 (49.4%) (42.2–56.5)</w:t>
             </w:r>
           </w:p>
         </w:tc>
@@ -2122,7 +2308,7 @@
                 <w:szCs w:val="18"/>
                 <w:color w:val="000000"/>
               </w:rPr>
-              <w:t xml:space="preserve">All comparisons use the 154 disputed cells, selected because at least one Sonnet arm differed from Published. These comparisons cannot estimate agreement or published-label accuracy in the full benchmark. Independent judgements preceded blinded label presentation; preferred judgements selected among the three offered labels. Linearly weighted Cohen’s κ; Gwet’s AC2; raw agreement as n/N (%) with CI bounds on the proportion scale. CI, confidence interval; 10,000 percentile bootstrap replicates, trials resampled within meta-analysis; seed 20261018.</w:t>
+              <w:t xml:space="preserve">All comparisons use the 154 disputed cells, selected because at least one Sonnet arm differed from Published. These comparisons cannot estimate agreement or published-label accuracy in the full benchmark. Independent judgements preceded blinded label presentation; preferred judgements selected among the three offered labels. Linearly weighted Cohen’s κ; Gwet’s AC2; raw agreement as n/N (%) with CI bounds in %. CI, confidence interval; 10,000 percentile bootstrap replicates, trials resampled within meta-analysis; seed 20261018.</w:t>
             </w:r>
           </w:p>
         </w:tc>

--- a/analysis/output/manuscript/Table4.docx
+++ b/analysis/output/manuscript/Table4.docx
@@ -17,10 +17,10 @@
         <w:tblLook w:firstRow="1" w:lastRow="0" w:firstColumn="0" w:lastColumn="0" w:noHBand="0" w:noVBand="1"/>
       </w:tblPr>
       <w:tblGrid>
-        <w:gridCol w:w="3888"/>
+        <w:gridCol w:w="3312"/>
         <w:gridCol w:w="1992"/>
         <w:gridCol w:w="1992"/>
-        <w:gridCol w:w="1992"/>
+        <w:gridCol w:w="2549"/>
       </w:tblGrid>
       <w:tr>
         <w:trPr>
@@ -2285,7 +2285,7 @@
                 <w:right w:val="none" w:sz="0" w:space="0" w:color="000000"/>
               </w:pBdr>
               <w:spacing w:after="100" w:before="100" w:line="240"/>
-              <w:ind w:left="100" w:right="100" w:firstLine="0" w:firstLineChars="0"/>
+              <w:ind w:left="60" w:right="60" w:firstLine="0" w:firstLineChars="0"/>
               <w:rPr>
                 <w:rFonts w:ascii="Arial" w:hAnsi="Arial" w:eastAsia="Arial" w:cs="Arial"/>
                 <w:i w:val="false"/>

--- a/analysis/output/manuscript/Table4.docx
+++ b/analysis/output/manuscript/Table4.docx
@@ -7,7 +7,7 @@
         <w:pStyle w:val="Titre1"/>
       </w:pPr>
       <w:r>
-        <w:t xml:space="preserve">Table 4. Reliability of the reference standard (95% CI)</w:t>
+        <w:t xml:space="preserve">Table 4. Before seeing any label, both adjudicators’ own ratings agreed with ARBITER far more than with the unassisted model or the published review</w:t>
       </w:r>
     </w:p>
     <w:tbl xmlns:a="http://schemas.openxmlformats.org/drawingml/2006/main" xmlns:pic="http://schemas.openxmlformats.org/drawingml/2006/picture">
@@ -17,10 +17,9 @@
         <w:tblLook w:firstRow="1" w:lastRow="0" w:firstColumn="0" w:lastColumn="0" w:noHBand="0" w:noVBand="1"/>
       </w:tblPr>
       <w:tblGrid>
-        <w:gridCol w:w="3312"/>
-        <w:gridCol w:w="1992"/>
-        <w:gridCol w:w="1992"/>
-        <w:gridCol w:w="2549"/>
+        <w:gridCol w:w="4464"/>
+        <w:gridCol w:w="2376"/>
+        <w:gridCol w:w="3024"/>
       </w:tblGrid>
       <w:tr>
         <w:trPr>
@@ -192,62 +191,6 @@
                 <w:szCs w:val="18"/>
                 <w:color w:val="000000"/>
               </w:rPr>
-              <w:t xml:space="preserve">AC2</w:t>
-            </w:r>
-          </w:p>
-        </w:tc>
-        <w:tc>
-          <w:tcPr>
-            <w:tcBorders>
-              <w:bottom w:val="single" w:sz="5" w:space="0" w:color="000000"/>
-              <w:top w:val="single" w:sz="8" w:space="0" w:color="000000"/>
-              <w:left w:val="none" w:sz="0" w:space="0" w:color="000000"/>
-              <w:right w:val="none" w:sz="0" w:space="0" w:color="000000"/>
-            </w:tcBorders>
-            <w:shd w:val="clear" w:color="auto" w:fill="FFFFFF"/>
-            <w:tcMar>
-              <w:top w:w="0" w:type="dxa"/>
-              <w:bottom w:w="0" w:type="dxa"/>
-              <w:left w:w="0" w:type="dxa"/>
-              <w:right w:w="0" w:type="dxa"/>
-            </w:tcMar>
-            <w:vAlign w:val="top"/>
-          </w:tcPr>
-          <w:p>
-            <w:pPr>
-              <w:pStyle w:val="Normal"/>
-              <w:jc w:val="left"/>
-              <w:keepNext/>
-              <w:pBdr>
-                <w:bottom w:val="none" w:sz="0" w:space="0" w:color="000000"/>
-                <w:top w:val="none" w:sz="0" w:space="0" w:color="000000"/>
-                <w:left w:val="none" w:sz="0" w:space="0" w:color="000000"/>
-                <w:right w:val="none" w:sz="0" w:space="0" w:color="000000"/>
-              </w:pBdr>
-              <w:spacing w:after="60" w:before="60" w:line="240"/>
-              <w:ind w:left="60" w:right="60" w:firstLine="0" w:firstLineChars="0"/>
-              <w:rPr>
-                <w:rFonts w:ascii="Arial" w:hAnsi="Arial" w:eastAsia="Arial" w:cs="Arial"/>
-                <w:i w:val="false"/>
-                <w:b w:val="true"/>
-                <w:u w:val="none"/>
-                <w:strike w:val="false"/>
-                <w:sz w:val="18"/>
-                <w:szCs w:val="18"/>
-                <w:color w:val="000000"/>
-              </w:rPr>
-            </w:pPr>
-            <w:r>
-              <w:rPr>
-                <w:rFonts w:ascii="Arial" w:hAnsi="Arial" w:eastAsia="Arial" w:cs="Arial"/>
-                <w:i w:val="false"/>
-                <w:b w:val="true"/>
-                <w:u w:val="none"/>
-                <w:strike w:val="false"/>
-                <w:sz w:val="18"/>
-                <w:szCs w:val="18"/>
-                <w:color w:val="000000"/>
-              </w:rPr>
               <w:t xml:space="preserve">Raw agreement</w:t>
             </w:r>
           </w:p>
@@ -260,7 +203,7 @@
         </w:trPr>
         <w:tc>
           <w:tcPr>
-            <w:gridSpan w:val="4"/>
+            <w:gridSpan w:val="3"/>
             <w:tcBorders>
               <w:bottom w:val="none" w:sz="0" w:space="0" w:color="000000"/>
               <w:top w:val="single" w:sz="5" w:space="0" w:color="000000"/>
@@ -481,61 +424,6 @@
                 <w:szCs w:val="18"/>
                 <w:color w:val="000000"/>
               </w:rPr>
-              <w:t xml:space="preserve">0.69 (0.61–0.77)</w:t>
-            </w:r>
-          </w:p>
-        </w:tc>
-        <w:tc>
-          <w:tcPr>
-            <w:tcBorders>
-              <w:bottom w:val="none" w:sz="0" w:space="0" w:color="000000"/>
-              <w:top w:val="none" w:sz="0" w:space="0" w:color="000000"/>
-              <w:left w:val="none" w:sz="0" w:space="0" w:color="000000"/>
-              <w:right w:val="none" w:sz="0" w:space="0" w:color="000000"/>
-            </w:tcBorders>
-            <w:shd w:val="clear" w:color="auto" w:fill="FFFFFF"/>
-            <w:tcMar>
-              <w:top w:w="0" w:type="dxa"/>
-              <w:bottom w:w="0" w:type="dxa"/>
-              <w:left w:w="0" w:type="dxa"/>
-              <w:right w:w="0" w:type="dxa"/>
-            </w:tcMar>
-            <w:vAlign w:val="top"/>
-          </w:tcPr>
-          <w:p>
-            <w:pPr>
-              <w:pStyle w:val="Normal"/>
-              <w:jc w:val="left"/>
-              <w:pBdr>
-                <w:bottom w:val="none" w:sz="0" w:space="0" w:color="000000"/>
-                <w:top w:val="none" w:sz="0" w:space="0" w:color="000000"/>
-                <w:left w:val="none" w:sz="0" w:space="0" w:color="000000"/>
-                <w:right w:val="none" w:sz="0" w:space="0" w:color="000000"/>
-              </w:pBdr>
-              <w:spacing w:after="60" w:before="60" w:line="240"/>
-              <w:ind w:left="60" w:right="60" w:firstLine="0" w:firstLineChars="0"/>
-              <w:rPr>
-                <w:rFonts w:ascii="Arial" w:hAnsi="Arial" w:eastAsia="Arial" w:cs="Arial"/>
-                <w:i w:val="false"/>
-                <w:b w:val="false"/>
-                <w:u w:val="none"/>
-                <w:strike w:val="false"/>
-                <w:sz w:val="18"/>
-                <w:szCs w:val="18"/>
-                <w:color w:val="000000"/>
-              </w:rPr>
-            </w:pPr>
-            <w:r>
-              <w:rPr>
-                <w:rFonts w:ascii="Arial" w:hAnsi="Arial" w:eastAsia="Arial" w:cs="Arial"/>
-                <w:i w:val="false"/>
-                <w:b w:val="false"/>
-                <w:u w:val="none"/>
-                <w:strike w:val="false"/>
-                <w:sz w:val="18"/>
-                <w:szCs w:val="18"/>
-                <w:color w:val="000000"/>
-              </w:rPr>
               <w:t xml:space="preserve">114/154 (74.0%) (68.2–79.9)</w:t>
             </w:r>
           </w:p>
@@ -707,61 +595,6 @@
                 <w:szCs w:val="18"/>
                 <w:color w:val="000000"/>
               </w:rPr>
-              <w:t xml:space="preserve">0.83 (0.77–0.89)</w:t>
-            </w:r>
-          </w:p>
-        </w:tc>
-        <w:tc>
-          <w:tcPr>
-            <w:tcBorders>
-              <w:bottom w:val="none" w:sz="0" w:space="0" w:color="000000"/>
-              <w:top w:val="none" w:sz="0" w:space="0" w:color="000000"/>
-              <w:left w:val="none" w:sz="0" w:space="0" w:color="000000"/>
-              <w:right w:val="none" w:sz="0" w:space="0" w:color="000000"/>
-            </w:tcBorders>
-            <w:shd w:val="clear" w:color="auto" w:fill="FFFFFF"/>
-            <w:tcMar>
-              <w:top w:w="0" w:type="dxa"/>
-              <w:bottom w:w="0" w:type="dxa"/>
-              <w:left w:w="0" w:type="dxa"/>
-              <w:right w:w="0" w:type="dxa"/>
-            </w:tcMar>
-            <w:vAlign w:val="top"/>
-          </w:tcPr>
-          <w:p>
-            <w:pPr>
-              <w:pStyle w:val="Normal"/>
-              <w:jc w:val="left"/>
-              <w:pBdr>
-                <w:bottom w:val="none" w:sz="0" w:space="0" w:color="000000"/>
-                <w:top w:val="none" w:sz="0" w:space="0" w:color="000000"/>
-                <w:left w:val="none" w:sz="0" w:space="0" w:color="000000"/>
-                <w:right w:val="none" w:sz="0" w:space="0" w:color="000000"/>
-              </w:pBdr>
-              <w:spacing w:after="60" w:before="60" w:line="240"/>
-              <w:ind w:left="60" w:right="60" w:firstLine="0" w:firstLineChars="0"/>
-              <w:rPr>
-                <w:rFonts w:ascii="Arial" w:hAnsi="Arial" w:eastAsia="Arial" w:cs="Arial"/>
-                <w:i w:val="false"/>
-                <w:b w:val="false"/>
-                <w:u w:val="none"/>
-                <w:strike w:val="false"/>
-                <w:sz w:val="18"/>
-                <w:szCs w:val="18"/>
-                <w:color w:val="000000"/>
-              </w:rPr>
-            </w:pPr>
-            <w:r>
-              <w:rPr>
-                <w:rFonts w:ascii="Arial" w:hAnsi="Arial" w:eastAsia="Arial" w:cs="Arial"/>
-                <w:i w:val="false"/>
-                <w:b w:val="false"/>
-                <w:u w:val="none"/>
-                <w:strike w:val="false"/>
-                <w:sz w:val="18"/>
-                <w:szCs w:val="18"/>
-                <w:color w:val="000000"/>
-              </w:rPr>
               <w:t xml:space="preserve">129/154 (83.8%) (78.6–88.9)</w:t>
             </w:r>
           </w:p>
@@ -774,7 +607,7 @@
         </w:trPr>
         <w:tc>
           <w:tcPr>
-            <w:gridSpan w:val="4"/>
+            <w:gridSpan w:val="3"/>
             <w:tcBorders>
               <w:bottom w:val="none" w:sz="0" w:space="0" w:color="000000"/>
               <w:top w:val="none" w:sz="0" w:space="0" w:color="000000"/>
@@ -995,61 +828,6 @@
                 <w:szCs w:val="18"/>
                 <w:color w:val="000000"/>
               </w:rPr>
-              <w:t xml:space="preserve">−0.06 (−0.18 to 0.07)</w:t>
-            </w:r>
-          </w:p>
-        </w:tc>
-        <w:tc>
-          <w:tcPr>
-            <w:tcBorders>
-              <w:bottom w:val="none" w:sz="0" w:space="0" w:color="000000"/>
-              <w:top w:val="none" w:sz="0" w:space="0" w:color="000000"/>
-              <w:left w:val="none" w:sz="0" w:space="0" w:color="000000"/>
-              <w:right w:val="none" w:sz="0" w:space="0" w:color="000000"/>
-            </w:tcBorders>
-            <w:shd w:val="clear" w:color="auto" w:fill="FFFFFF"/>
-            <w:tcMar>
-              <w:top w:w="0" w:type="dxa"/>
-              <w:bottom w:w="0" w:type="dxa"/>
-              <w:left w:w="0" w:type="dxa"/>
-              <w:right w:w="0" w:type="dxa"/>
-            </w:tcMar>
-            <w:vAlign w:val="top"/>
-          </w:tcPr>
-          <w:p>
-            <w:pPr>
-              <w:pStyle w:val="Normal"/>
-              <w:jc w:val="left"/>
-              <w:pBdr>
-                <w:bottom w:val="none" w:sz="0" w:space="0" w:color="000000"/>
-                <w:top w:val="none" w:sz="0" w:space="0" w:color="000000"/>
-                <w:left w:val="none" w:sz="0" w:space="0" w:color="000000"/>
-                <w:right w:val="none" w:sz="0" w:space="0" w:color="000000"/>
-              </w:pBdr>
-              <w:spacing w:after="60" w:before="60" w:line="240"/>
-              <w:ind w:left="60" w:right="60" w:firstLine="0" w:firstLineChars="0"/>
-              <w:rPr>
-                <w:rFonts w:ascii="Arial" w:hAnsi="Arial" w:eastAsia="Arial" w:cs="Arial"/>
-                <w:i w:val="false"/>
-                <w:b w:val="false"/>
-                <w:u w:val="none"/>
-                <w:strike w:val="false"/>
-                <w:sz w:val="18"/>
-                <w:szCs w:val="18"/>
-                <w:color w:val="000000"/>
-              </w:rPr>
-            </w:pPr>
-            <w:r>
-              <w:rPr>
-                <w:rFonts w:ascii="Arial" w:hAnsi="Arial" w:eastAsia="Arial" w:cs="Arial"/>
-                <w:i w:val="false"/>
-                <w:b w:val="false"/>
-                <w:u w:val="none"/>
-                <w:strike w:val="false"/>
-                <w:sz w:val="18"/>
-                <w:szCs w:val="18"/>
-                <w:color w:val="000000"/>
-              </w:rPr>
               <w:t xml:space="preserve">34/154 (22.1%) (15.8–28.5)</w:t>
             </w:r>
           </w:p>
@@ -1221,61 +999,6 @@
                 <w:szCs w:val="18"/>
                 <w:color w:val="000000"/>
               </w:rPr>
-              <w:t xml:space="preserve">0.66 (0.57–0.74)</w:t>
-            </w:r>
-          </w:p>
-        </w:tc>
-        <w:tc>
-          <w:tcPr>
-            <w:tcBorders>
-              <w:bottom w:val="none" w:sz="0" w:space="0" w:color="000000"/>
-              <w:top w:val="none" w:sz="0" w:space="0" w:color="000000"/>
-              <w:left w:val="none" w:sz="0" w:space="0" w:color="000000"/>
-              <w:right w:val="none" w:sz="0" w:space="0" w:color="000000"/>
-            </w:tcBorders>
-            <w:shd w:val="clear" w:color="auto" w:fill="FFFFFF"/>
-            <w:tcMar>
-              <w:top w:w="0" w:type="dxa"/>
-              <w:bottom w:w="0" w:type="dxa"/>
-              <w:left w:w="0" w:type="dxa"/>
-              <w:right w:w="0" w:type="dxa"/>
-            </w:tcMar>
-            <w:vAlign w:val="top"/>
-          </w:tcPr>
-          <w:p>
-            <w:pPr>
-              <w:pStyle w:val="Normal"/>
-              <w:jc w:val="left"/>
-              <w:pBdr>
-                <w:bottom w:val="none" w:sz="0" w:space="0" w:color="000000"/>
-                <w:top w:val="none" w:sz="0" w:space="0" w:color="000000"/>
-                <w:left w:val="none" w:sz="0" w:space="0" w:color="000000"/>
-                <w:right w:val="none" w:sz="0" w:space="0" w:color="000000"/>
-              </w:pBdr>
-              <w:spacing w:after="60" w:before="60" w:line="240"/>
-              <w:ind w:left="60" w:right="60" w:firstLine="0" w:firstLineChars="0"/>
-              <w:rPr>
-                <w:rFonts w:ascii="Arial" w:hAnsi="Arial" w:eastAsia="Arial" w:cs="Arial"/>
-                <w:i w:val="false"/>
-                <w:b w:val="false"/>
-                <w:u w:val="none"/>
-                <w:strike w:val="false"/>
-                <w:sz w:val="18"/>
-                <w:szCs w:val="18"/>
-                <w:color w:val="000000"/>
-              </w:rPr>
-            </w:pPr>
-            <w:r>
-              <w:rPr>
-                <w:rFonts w:ascii="Arial" w:hAnsi="Arial" w:eastAsia="Arial" w:cs="Arial"/>
-                <w:i w:val="false"/>
-                <w:b w:val="false"/>
-                <w:u w:val="none"/>
-                <w:strike w:val="false"/>
-                <w:sz w:val="18"/>
-                <w:szCs w:val="18"/>
-                <w:color w:val="000000"/>
-              </w:rPr>
               <w:t xml:space="preserve">107/154 (69.5%) (62.7–76.0)</w:t>
             </w:r>
           </w:p>
@@ -1447,61 +1170,6 @@
                 <w:szCs w:val="18"/>
                 <w:color w:val="000000"/>
               </w:rPr>
-              <w:t xml:space="preserve">0.28 (0.18–0.38)</w:t>
-            </w:r>
-          </w:p>
-        </w:tc>
-        <w:tc>
-          <w:tcPr>
-            <w:tcBorders>
-              <w:bottom w:val="none" w:sz="0" w:space="0" w:color="000000"/>
-              <w:top w:val="none" w:sz="0" w:space="0" w:color="000000"/>
-              <w:left w:val="none" w:sz="0" w:space="0" w:color="000000"/>
-              <w:right w:val="none" w:sz="0" w:space="0" w:color="000000"/>
-            </w:tcBorders>
-            <w:shd w:val="clear" w:color="auto" w:fill="FFFFFF"/>
-            <w:tcMar>
-              <w:top w:w="0" w:type="dxa"/>
-              <w:bottom w:w="0" w:type="dxa"/>
-              <w:left w:w="0" w:type="dxa"/>
-              <w:right w:w="0" w:type="dxa"/>
-            </w:tcMar>
-            <w:vAlign w:val="top"/>
-          </w:tcPr>
-          <w:p>
-            <w:pPr>
-              <w:pStyle w:val="Normal"/>
-              <w:jc w:val="left"/>
-              <w:pBdr>
-                <w:bottom w:val="none" w:sz="0" w:space="0" w:color="000000"/>
-                <w:top w:val="none" w:sz="0" w:space="0" w:color="000000"/>
-                <w:left w:val="none" w:sz="0" w:space="0" w:color="000000"/>
-                <w:right w:val="none" w:sz="0" w:space="0" w:color="000000"/>
-              </w:pBdr>
-              <w:spacing w:after="60" w:before="60" w:line="240"/>
-              <w:ind w:left="60" w:right="60" w:firstLine="0" w:firstLineChars="0"/>
-              <w:rPr>
-                <w:rFonts w:ascii="Arial" w:hAnsi="Arial" w:eastAsia="Arial" w:cs="Arial"/>
-                <w:i w:val="false"/>
-                <w:b w:val="false"/>
-                <w:u w:val="none"/>
-                <w:strike w:val="false"/>
-                <w:sz w:val="18"/>
-                <w:szCs w:val="18"/>
-                <w:color w:val="000000"/>
-              </w:rPr>
-            </w:pPr>
-            <w:r>
-              <w:rPr>
-                <w:rFonts w:ascii="Arial" w:hAnsi="Arial" w:eastAsia="Arial" w:cs="Arial"/>
-                <w:i w:val="false"/>
-                <w:b w:val="false"/>
-                <w:u w:val="none"/>
-                <w:strike w:val="false"/>
-                <w:sz w:val="18"/>
-                <w:szCs w:val="18"/>
-                <w:color w:val="000000"/>
-              </w:rPr>
               <w:t xml:space="preserve">69/154 (44.8%) (38.1–51.6)</w:t>
             </w:r>
           </w:p>
@@ -1514,7 +1182,7 @@
         </w:trPr>
         <w:tc>
           <w:tcPr>
-            <w:gridSpan w:val="4"/>
+            <w:gridSpan w:val="3"/>
             <w:tcBorders>
               <w:bottom w:val="none" w:sz="0" w:space="0" w:color="000000"/>
               <w:top w:val="none" w:sz="0" w:space="0" w:color="000000"/>
@@ -1735,61 +1403,6 @@
                 <w:szCs w:val="18"/>
                 <w:color w:val="000000"/>
               </w:rPr>
-              <w:t xml:space="preserve">0.14 (0.04–0.24)</w:t>
-            </w:r>
-          </w:p>
-        </w:tc>
-        <w:tc>
-          <w:tcPr>
-            <w:tcBorders>
-              <w:bottom w:val="none" w:sz="0" w:space="0" w:color="000000"/>
-              <w:top w:val="none" w:sz="0" w:space="0" w:color="000000"/>
-              <w:left w:val="none" w:sz="0" w:space="0" w:color="000000"/>
-              <w:right w:val="none" w:sz="0" w:space="0" w:color="000000"/>
-            </w:tcBorders>
-            <w:shd w:val="clear" w:color="auto" w:fill="FFFFFF"/>
-            <w:tcMar>
-              <w:top w:w="0" w:type="dxa"/>
-              <w:bottom w:w="0" w:type="dxa"/>
-              <w:left w:w="0" w:type="dxa"/>
-              <w:right w:w="0" w:type="dxa"/>
-            </w:tcMar>
-            <w:vAlign w:val="top"/>
-          </w:tcPr>
-          <w:p>
-            <w:pPr>
-              <w:pStyle w:val="Normal"/>
-              <w:jc w:val="left"/>
-              <w:pBdr>
-                <w:bottom w:val="none" w:sz="0" w:space="0" w:color="000000"/>
-                <w:top w:val="none" w:sz="0" w:space="0" w:color="000000"/>
-                <w:left w:val="none" w:sz="0" w:space="0" w:color="000000"/>
-                <w:right w:val="none" w:sz="0" w:space="0" w:color="000000"/>
-              </w:pBdr>
-              <w:spacing w:after="60" w:before="60" w:line="240"/>
-              <w:ind w:left="60" w:right="60" w:firstLine="0" w:firstLineChars="0"/>
-              <w:rPr>
-                <w:rFonts w:ascii="Arial" w:hAnsi="Arial" w:eastAsia="Arial" w:cs="Arial"/>
-                <w:i w:val="false"/>
-                <w:b w:val="false"/>
-                <w:u w:val="none"/>
-                <w:strike w:val="false"/>
-                <w:sz w:val="18"/>
-                <w:szCs w:val="18"/>
-                <w:color w:val="000000"/>
-              </w:rPr>
-            </w:pPr>
-            <w:r>
-              <w:rPr>
-                <w:rFonts w:ascii="Arial" w:hAnsi="Arial" w:eastAsia="Arial" w:cs="Arial"/>
-                <w:i w:val="false"/>
-                <w:b w:val="false"/>
-                <w:u w:val="none"/>
-                <w:strike w:val="false"/>
-                <w:sz w:val="18"/>
-                <w:szCs w:val="18"/>
-                <w:color w:val="000000"/>
-              </w:rPr>
               <w:t xml:space="preserve">42/154 (27.3%) (20.4–34.3)</w:t>
             </w:r>
           </w:p>
@@ -1907,61 +1520,6 @@
                 <w:color w:val="000000"/>
               </w:rPr>
               <w:t xml:space="preserve">0.67 (0.56–0.76)</w:t>
-            </w:r>
-          </w:p>
-        </w:tc>
-        <w:tc>
-          <w:tcPr>
-            <w:tcBorders>
-              <w:bottom w:val="none" w:sz="0" w:space="0" w:color="000000"/>
-              <w:top w:val="none" w:sz="0" w:space="0" w:color="000000"/>
-              <w:left w:val="none" w:sz="0" w:space="0" w:color="000000"/>
-              <w:right w:val="none" w:sz="0" w:space="0" w:color="000000"/>
-            </w:tcBorders>
-            <w:shd w:val="clear" w:color="auto" w:fill="FFFFFF"/>
-            <w:tcMar>
-              <w:top w:w="0" w:type="dxa"/>
-              <w:bottom w:w="0" w:type="dxa"/>
-              <w:left w:w="0" w:type="dxa"/>
-              <w:right w:w="0" w:type="dxa"/>
-            </w:tcMar>
-            <w:vAlign w:val="top"/>
-          </w:tcPr>
-          <w:p>
-            <w:pPr>
-              <w:pStyle w:val="Normal"/>
-              <w:jc w:val="left"/>
-              <w:pBdr>
-                <w:bottom w:val="none" w:sz="0" w:space="0" w:color="000000"/>
-                <w:top w:val="none" w:sz="0" w:space="0" w:color="000000"/>
-                <w:left w:val="none" w:sz="0" w:space="0" w:color="000000"/>
-                <w:right w:val="none" w:sz="0" w:space="0" w:color="000000"/>
-              </w:pBdr>
-              <w:spacing w:after="60" w:before="60" w:line="240"/>
-              <w:ind w:left="60" w:right="60" w:firstLine="0" w:firstLineChars="0"/>
-              <w:rPr>
-                <w:rFonts w:ascii="Arial" w:hAnsi="Arial" w:eastAsia="Arial" w:cs="Arial"/>
-                <w:i w:val="false"/>
-                <w:b w:val="false"/>
-                <w:u w:val="none"/>
-                <w:strike w:val="false"/>
-                <w:sz w:val="18"/>
-                <w:szCs w:val="18"/>
-                <w:color w:val="000000"/>
-              </w:rPr>
-            </w:pPr>
-            <w:r>
-              <w:rPr>
-                <w:rFonts w:ascii="Arial" w:hAnsi="Arial" w:eastAsia="Arial" w:cs="Arial"/>
-                <w:i w:val="false"/>
-                <w:b w:val="false"/>
-                <w:u w:val="none"/>
-                <w:strike w:val="false"/>
-                <w:sz w:val="18"/>
-                <w:szCs w:val="18"/>
-                <w:color w:val="000000"/>
-              </w:rPr>
-              <w:t xml:space="preserve">0.79 (0.73–0.85)</w:t>
             </w:r>
           </w:p>
         </w:tc>
@@ -2190,62 +1748,6 @@
                 <w:szCs w:val="18"/>
                 <w:color w:val="000000"/>
               </w:rPr>
-              <w:t xml:space="preserve">0.45 (0.37–0.53)</w:t>
-            </w:r>
-          </w:p>
-        </w:tc>
-        <w:tc>
-          <w:tcPr>
-            <w:tcBorders>
-              <w:bottom w:val="single" w:sz="8" w:space="0" w:color="000000"/>
-              <w:top w:val="none" w:sz="0" w:space="0" w:color="000000"/>
-              <w:left w:val="none" w:sz="0" w:space="0" w:color="000000"/>
-              <w:right w:val="none" w:sz="0" w:space="0" w:color="000000"/>
-            </w:tcBorders>
-            <w:shd w:val="clear" w:color="auto" w:fill="FFFFFF"/>
-            <w:tcMar>
-              <w:top w:w="0" w:type="dxa"/>
-              <w:bottom w:w="0" w:type="dxa"/>
-              <w:left w:w="0" w:type="dxa"/>
-              <w:right w:w="0" w:type="dxa"/>
-            </w:tcMar>
-            <w:vAlign w:val="top"/>
-          </w:tcPr>
-          <w:p>
-            <w:pPr>
-              <w:pStyle w:val="Normal"/>
-              <w:jc w:val="left"/>
-              <w:keepNext/>
-              <w:pBdr>
-                <w:bottom w:val="none" w:sz="0" w:space="0" w:color="000000"/>
-                <w:top w:val="none" w:sz="0" w:space="0" w:color="000000"/>
-                <w:left w:val="none" w:sz="0" w:space="0" w:color="000000"/>
-                <w:right w:val="none" w:sz="0" w:space="0" w:color="000000"/>
-              </w:pBdr>
-              <w:spacing w:after="60" w:before="60" w:line="240"/>
-              <w:ind w:left="60" w:right="60" w:firstLine="0" w:firstLineChars="0"/>
-              <w:rPr>
-                <w:rFonts w:ascii="Arial" w:hAnsi="Arial" w:eastAsia="Arial" w:cs="Arial"/>
-                <w:i w:val="false"/>
-                <w:b w:val="false"/>
-                <w:u w:val="none"/>
-                <w:strike w:val="false"/>
-                <w:sz w:val="18"/>
-                <w:szCs w:val="18"/>
-                <w:color w:val="000000"/>
-              </w:rPr>
-            </w:pPr>
-            <w:r>
-              <w:rPr>
-                <w:rFonts w:ascii="Arial" w:hAnsi="Arial" w:eastAsia="Arial" w:cs="Arial"/>
-                <w:i w:val="false"/>
-                <w:b w:val="false"/>
-                <w:u w:val="none"/>
-                <w:strike w:val="false"/>
-                <w:sz w:val="18"/>
-                <w:szCs w:val="18"/>
-                <w:color w:val="000000"/>
-              </w:rPr>
               <w:t xml:space="preserve">76/154 (49.4%) (42.2–56.5)</w:t>
             </w:r>
           </w:p>
@@ -2258,7 +1760,7 @@
         </w:trPr>
         <w:tc>
           <w:tcPr>
-            <w:gridSpan w:val="4"/>
+            <w:gridSpan w:val="3"/>
             <w:tcBorders>
               <w:bottom w:val="none" w:sz="0" w:space="0" w:color="FFFFFF"/>
               <w:top w:val="single" w:sz="8" w:space="0" w:color="000000"/>
@@ -2308,7 +1810,7 @@
                 <w:szCs w:val="18"/>
                 <w:color w:val="000000"/>
               </w:rPr>
-              <w:t xml:space="preserve">All comparisons use the 154 disputed cells, selected because at least one Sonnet arm differed from Published. These comparisons cannot estimate agreement or published-label accuracy in the full benchmark. Independent judgements preceded blinded label presentation; preferred judgements selected among the three offered labels. Linearly weighted Cohen’s κ; Gwet’s AC2; raw agreement as n/N (%) with CI bounds in %. CI, confidence interval; 10,000 percentile bootstrap replicates, trials resampled within meta-analysis; seed 20261018.</w:t>
+              <w:t xml:space="preserve">All comparisons use the 154 disputed cells, selected because at least one Sonnet arm differed from Published. These comparisons cannot estimate agreement or published-label accuracy in the full benchmark. Independent judgements preceded blinded label presentation; preferred judgements selected among the three offered labels. Linearly weighted Cohen’s κ; AC2 is in eTable 16; raw agreement as n/N (%) with CI bounds in %. CI, confidence interval; 10,000 percentile bootstrap replicates, trials resampled within meta-analysis; seed 20261018.</w:t>
             </w:r>
           </w:p>
         </w:tc>

--- a/analysis/output/manuscript/Table4.docx
+++ b/analysis/output/manuscript/Table4.docx
@@ -314,7 +314,7 @@
                 <w:szCs w:val="18"/>
                 <w:color w:val="000000"/>
               </w:rPr>
-              <w:t xml:space="preserve">Independent judgements</w:t>
+              <w:t xml:space="preserve">Independent ratings</w:t>
             </w:r>
           </w:p>
         </w:tc>
@@ -424,7 +424,7 @@
                 <w:szCs w:val="18"/>
                 <w:color w:val="000000"/>
               </w:rPr>
-              <w:t xml:space="preserve">114/154 (74.0%) (68.2–79.9)</w:t>
+              <w:t xml:space="preserve">114/154 (74.0%; 68.2–79.9)</w:t>
             </w:r>
           </w:p>
         </w:tc>
@@ -485,7 +485,7 @@
                 <w:szCs w:val="18"/>
                 <w:color w:val="000000"/>
               </w:rPr>
-              <w:t xml:space="preserve">Preferred judgements</w:t>
+              <w:t xml:space="preserve">Ratings chosen after seeing labels</w:t>
             </w:r>
           </w:p>
         </w:tc>
@@ -595,7 +595,7 @@
                 <w:szCs w:val="18"/>
                 <w:color w:val="000000"/>
               </w:rPr>
-              <w:t xml:space="preserve">129/154 (83.8%) (78.6–88.9)</w:t>
+              <w:t xml:space="preserve">129/154 (83.8%; 78.6–88.9)</w:t>
             </w:r>
           </w:p>
         </w:tc>
@@ -657,7 +657,7 @@
                 <w:szCs w:val="18"/>
                 <w:color w:val="000000"/>
               </w:rPr>
-              <w:t xml:space="preserve">Adjudicator 1 independent vs …</w:t>
+              <w:t xml:space="preserve">Adjudicator 1 own rating compared with …</w:t>
             </w:r>
           </w:p>
         </w:tc>
@@ -773,7 +773,7 @@
                 <w:szCs w:val="18"/>
                 <w:color w:val="000000"/>
               </w:rPr>
-              <w:t xml:space="preserve">−0.08 (−0.17 to 0.01)</w:t>
+              <w:t xml:space="preserve">−0.08 (−0.17–0.01)</w:t>
             </w:r>
           </w:p>
         </w:tc>
@@ -828,7 +828,7 @@
                 <w:szCs w:val="18"/>
                 <w:color w:val="000000"/>
               </w:rPr>
-              <w:t xml:space="preserve">34/154 (22.1%) (15.8–28.5)</w:t>
+              <w:t xml:space="preserve">34/154 (22.1%; 15.8–28.5)</w:t>
             </w:r>
           </w:p>
         </w:tc>
@@ -999,7 +999,7 @@
                 <w:szCs w:val="18"/>
                 <w:color w:val="000000"/>
               </w:rPr>
-              <w:t xml:space="preserve">107/154 (69.5%) (62.7–76.0)</w:t>
+              <w:t xml:space="preserve">107/154 (69.5%; 62.7–76.0)</w:t>
             </w:r>
           </w:p>
         </w:tc>
@@ -1170,7 +1170,7 @@
                 <w:szCs w:val="18"/>
                 <w:color w:val="000000"/>
               </w:rPr>
-              <w:t xml:space="preserve">69/154 (44.8%) (38.1–51.6)</w:t>
+              <w:t xml:space="preserve">69/154 (44.8%; 38.1–51.6)</w:t>
             </w:r>
           </w:p>
         </w:tc>
@@ -1232,7 +1232,7 @@
                 <w:szCs w:val="18"/>
                 <w:color w:val="000000"/>
               </w:rPr>
-              <w:t xml:space="preserve">Adjudicator 2 independent vs …</w:t>
+              <w:t xml:space="preserve">Adjudicator 2 own rating compared with …</w:t>
             </w:r>
           </w:p>
         </w:tc>
@@ -1348,7 +1348,7 @@
                 <w:szCs w:val="18"/>
                 <w:color w:val="000000"/>
               </w:rPr>
-              <w:t xml:space="preserve">−0.08 (−0.18 to 0.03)</w:t>
+              <w:t xml:space="preserve">−0.08 (−0.18–0.03)</w:t>
             </w:r>
           </w:p>
         </w:tc>
@@ -1403,7 +1403,7 @@
                 <w:szCs w:val="18"/>
                 <w:color w:val="000000"/>
               </w:rPr>
-              <w:t xml:space="preserve">42/154 (27.3%) (20.4–34.3)</w:t>
+              <w:t xml:space="preserve">42/154 (27.3%; 20.4–34.3)</w:t>
             </w:r>
           </w:p>
         </w:tc>
@@ -1574,7 +1574,7 @@
                 <w:szCs w:val="18"/>
                 <w:color w:val="000000"/>
               </w:rPr>
-              <w:t xml:space="preserve">120/154 (77.9%) (71.7–84.0)</w:t>
+              <w:t xml:space="preserve">120/154 (77.9%; 71.7–84.0)</w:t>
             </w:r>
           </w:p>
         </w:tc>
@@ -1748,7 +1748,7 @@
                 <w:szCs w:val="18"/>
                 <w:color w:val="000000"/>
               </w:rPr>
-              <w:t xml:space="preserve">76/154 (49.4%) (42.2–56.5)</w:t>
+              <w:t xml:space="preserve">76/154 (49.4%; 42.2–56.5)</w:t>
             </w:r>
           </w:p>
         </w:tc>
@@ -1810,7 +1810,7 @@
                 <w:szCs w:val="18"/>
                 <w:color w:val="000000"/>
               </w:rPr>
-              <w:t xml:space="preserve">All comparisons use the 154 disputed cells, selected because at least one Sonnet arm differed from Published. These comparisons cannot estimate agreement or published-label accuracy in the full benchmark. Independent judgements preceded blinded label presentation; preferred judgements selected among the three offered labels. Linearly weighted Cohen’s κ; AC2 is in eTable 16; raw agreement as n/N (%) with CI bounds in %. CI, confidence interval; 10,000 percentile bootstrap replicates, trials resampled within meta-analysis; seed 20261018.</w:t>
+              <w:t xml:space="preserve">All comparisons use the 154 domain ratings reviewed because at least one Sonnet arm differed from the published label. These comparisons cannot estimate agreement or published-label accuracy in the full benchmark. Independent ratings preceded blinded label presentation. Adjudicators then chose among the three offered labels. Linearly weighted Cohen’s κ; AC2 is in eTable 16; raw agreement is n/N (x.x%; 95% CI a–b). CI, confidence interval; 10,000 percentile bootstrap replicates, trials resampled within meta-analysis; seed 20261018.</w:t>
             </w:r>
           </w:p>
         </w:tc>

--- a/analysis/output/manuscript/Table4.docx
+++ b/analysis/output/manuscript/Table4.docx
@@ -773,7 +773,7 @@
                 <w:szCs w:val="18"/>
                 <w:color w:val="000000"/>
               </w:rPr>
-              <w:t xml:space="preserve">−0.08 (−0.17–0.01)</w:t>
+              <w:t xml:space="preserve">−0.08 (−0.17 to 0.01)</w:t>
             </w:r>
           </w:p>
         </w:tc>
@@ -1348,7 +1348,7 @@
                 <w:szCs w:val="18"/>
                 <w:color w:val="000000"/>
               </w:rPr>
-              <w:t xml:space="preserve">−0.08 (−0.18–0.03)</w:t>
+              <w:t xml:space="preserve">−0.08 (−0.18 to 0.03)</w:t>
             </w:r>
           </w:p>
         </w:tc>

--- a/analysis/output/manuscript/Table4.docx
+++ b/analysis/output/manuscript/Table4.docx
@@ -7,7 +7,7 @@
         <w:pStyle w:val="Titre1"/>
       </w:pPr>
       <w:r>
-        <w:t xml:space="preserve">Table 4. Before seeing any label, both adjudicators’ own ratings agreed with ARBITER far more than with the unassisted model or the published review</w:t>
+        <w:t xml:space="preserve">Table 4. ARBITER combines rule enforcement, source verification and blinded adjudication</w:t>
       </w:r>
     </w:p>
     <w:tbl xmlns:a="http://schemas.openxmlformats.org/drawingml/2006/main" xmlns:pic="http://schemas.openxmlformats.org/drawingml/2006/picture">
@@ -17,9 +17,14 @@
         <w:tblLook w:firstRow="1" w:lastRow="0" w:firstColumn="0" w:lastColumn="0" w:noHBand="0" w:noVBand="1"/>
       </w:tblPr>
       <w:tblGrid>
-        <w:gridCol w:w="4464"/>
-        <w:gridCol w:w="2376"/>
-        <w:gridCol w:w="3024"/>
+        <w:gridCol w:w="1944"/>
+        <w:gridCol w:w="936"/>
+        <w:gridCol w:w="1224"/>
+        <w:gridCol w:w="1152"/>
+        <w:gridCol w:w="936"/>
+        <w:gridCol w:w="1008"/>
+        <w:gridCol w:w="1512"/>
+        <w:gridCol w:w="1296"/>
       </w:tblGrid>
       <w:tr>
         <w:trPr>
@@ -79,7 +84,7 @@
                 <w:szCs w:val="18"/>
                 <w:color w:val="000000"/>
               </w:rPr>
-              <w:t xml:space="preserve">Comparison</w:t>
+              <w:t xml:space="preserve">Study</w:t>
             </w:r>
           </w:p>
         </w:tc>
@@ -135,7 +140,7 @@
                 <w:szCs w:val="18"/>
                 <w:color w:val="000000"/>
               </w:rPr>
-              <w:t xml:space="preserve">Weighted κ</w:t>
+              <w:t xml:space="preserve">Rules in code</w:t>
             </w:r>
           </w:p>
         </w:tc>
@@ -191,7 +196,287 @@
                 <w:szCs w:val="18"/>
                 <w:color w:val="000000"/>
               </w:rPr>
-              <w:t xml:space="preserve">Raw agreement</w:t>
+              <w:t xml:space="preserve">Rules enforced during assessment</w:t>
+            </w:r>
+          </w:p>
+        </w:tc>
+        <w:tc>
+          <w:tcPr>
+            <w:tcBorders>
+              <w:bottom w:val="single" w:sz="5" w:space="0" w:color="000000"/>
+              <w:top w:val="single" w:sz="8" w:space="0" w:color="000000"/>
+              <w:left w:val="none" w:sz="0" w:space="0" w:color="000000"/>
+              <w:right w:val="none" w:sz="0" w:space="0" w:color="000000"/>
+            </w:tcBorders>
+            <w:shd w:val="clear" w:color="auto" w:fill="FFFFFF"/>
+            <w:tcMar>
+              <w:top w:w="0" w:type="dxa"/>
+              <w:bottom w:w="0" w:type="dxa"/>
+              <w:left w:w="0" w:type="dxa"/>
+              <w:right w:w="0" w:type="dxa"/>
+            </w:tcMar>
+            <w:vAlign w:val="top"/>
+          </w:tcPr>
+          <w:p>
+            <w:pPr>
+              <w:pStyle w:val="Normal"/>
+              <w:jc w:val="left"/>
+              <w:keepNext/>
+              <w:pBdr>
+                <w:bottom w:val="none" w:sz="0" w:space="0" w:color="000000"/>
+                <w:top w:val="none" w:sz="0" w:space="0" w:color="000000"/>
+                <w:left w:val="none" w:sz="0" w:space="0" w:color="000000"/>
+                <w:right w:val="none" w:sz="0" w:space="0" w:color="000000"/>
+              </w:pBdr>
+              <w:spacing w:after="60" w:before="60" w:line="240"/>
+              <w:ind w:left="60" w:right="60" w:firstLine="0" w:firstLineChars="0"/>
+              <w:rPr>
+                <w:rFonts w:ascii="Arial" w:hAnsi="Arial" w:eastAsia="Arial" w:cs="Arial"/>
+                <w:i w:val="false"/>
+                <w:b w:val="true"/>
+                <w:u w:val="none"/>
+                <w:strike w:val="false"/>
+                <w:sz w:val="18"/>
+                <w:szCs w:val="18"/>
+                <w:color w:val="000000"/>
+              </w:rPr>
+            </w:pPr>
+            <w:r>
+              <w:rPr>
+                <w:rFonts w:ascii="Arial" w:hAnsi="Arial" w:eastAsia="Arial" w:cs="Arial"/>
+                <w:i w:val="false"/>
+                <w:b w:val="true"/>
+                <w:u w:val="none"/>
+                <w:strike w:val="false"/>
+                <w:sz w:val="18"/>
+                <w:szCs w:val="18"/>
+                <w:color w:val="000000"/>
+              </w:rPr>
+              <w:t xml:space="preserve">Quotations verified</w:t>
+            </w:r>
+          </w:p>
+        </w:tc>
+        <w:tc>
+          <w:tcPr>
+            <w:tcBorders>
+              <w:bottom w:val="single" w:sz="5" w:space="0" w:color="000000"/>
+              <w:top w:val="single" w:sz="8" w:space="0" w:color="000000"/>
+              <w:left w:val="none" w:sz="0" w:space="0" w:color="000000"/>
+              <w:right w:val="none" w:sz="0" w:space="0" w:color="000000"/>
+            </w:tcBorders>
+            <w:shd w:val="clear" w:color="auto" w:fill="FFFFFF"/>
+            <w:tcMar>
+              <w:top w:w="0" w:type="dxa"/>
+              <w:bottom w:w="0" w:type="dxa"/>
+              <w:left w:w="0" w:type="dxa"/>
+              <w:right w:w="0" w:type="dxa"/>
+            </w:tcMar>
+            <w:vAlign w:val="top"/>
+          </w:tcPr>
+          <w:p>
+            <w:pPr>
+              <w:pStyle w:val="Normal"/>
+              <w:jc w:val="left"/>
+              <w:keepNext/>
+              <w:pBdr>
+                <w:bottom w:val="none" w:sz="0" w:space="0" w:color="000000"/>
+                <w:top w:val="none" w:sz="0" w:space="0" w:color="000000"/>
+                <w:left w:val="none" w:sz="0" w:space="0" w:color="000000"/>
+                <w:right w:val="none" w:sz="0" w:space="0" w:color="000000"/>
+              </w:pBdr>
+              <w:spacing w:after="60" w:before="60" w:line="240"/>
+              <w:ind w:left="60" w:right="60" w:firstLine="0" w:firstLineChars="0"/>
+              <w:rPr>
+                <w:rFonts w:ascii="Arial" w:hAnsi="Arial" w:eastAsia="Arial" w:cs="Arial"/>
+                <w:i w:val="false"/>
+                <w:b w:val="true"/>
+                <w:u w:val="none"/>
+                <w:strike w:val="false"/>
+                <w:sz w:val="18"/>
+                <w:szCs w:val="18"/>
+                <w:color w:val="000000"/>
+              </w:rPr>
+            </w:pPr>
+            <w:r>
+              <w:rPr>
+                <w:rFonts w:ascii="Arial" w:hAnsi="Arial" w:eastAsia="Arial" w:cs="Arial"/>
+                <w:i w:val="false"/>
+                <w:b w:val="true"/>
+                <w:u w:val="none"/>
+                <w:strike w:val="false"/>
+                <w:sz w:val="18"/>
+                <w:szCs w:val="18"/>
+                <w:color w:val="000000"/>
+              </w:rPr>
+              <w:t xml:space="preserve">Audit file</w:t>
+            </w:r>
+          </w:p>
+        </w:tc>
+        <w:tc>
+          <w:tcPr>
+            <w:tcBorders>
+              <w:bottom w:val="single" w:sz="5" w:space="0" w:color="000000"/>
+              <w:top w:val="single" w:sz="8" w:space="0" w:color="000000"/>
+              <w:left w:val="none" w:sz="0" w:space="0" w:color="000000"/>
+              <w:right w:val="none" w:sz="0" w:space="0" w:color="000000"/>
+            </w:tcBorders>
+            <w:shd w:val="clear" w:color="auto" w:fill="FFFFFF"/>
+            <w:tcMar>
+              <w:top w:w="0" w:type="dxa"/>
+              <w:bottom w:w="0" w:type="dxa"/>
+              <w:left w:w="0" w:type="dxa"/>
+              <w:right w:w="0" w:type="dxa"/>
+            </w:tcMar>
+            <w:vAlign w:val="top"/>
+          </w:tcPr>
+          <w:p>
+            <w:pPr>
+              <w:pStyle w:val="Normal"/>
+              <w:jc w:val="left"/>
+              <w:keepNext/>
+              <w:pBdr>
+                <w:bottom w:val="none" w:sz="0" w:space="0" w:color="000000"/>
+                <w:top w:val="none" w:sz="0" w:space="0" w:color="000000"/>
+                <w:left w:val="none" w:sz="0" w:space="0" w:color="000000"/>
+                <w:right w:val="none" w:sz="0" w:space="0" w:color="000000"/>
+              </w:pBdr>
+              <w:spacing w:after="60" w:before="60" w:line="240"/>
+              <w:ind w:left="60" w:right="60" w:firstLine="0" w:firstLineChars="0"/>
+              <w:rPr>
+                <w:rFonts w:ascii="Arial" w:hAnsi="Arial" w:eastAsia="Arial" w:cs="Arial"/>
+                <w:i w:val="false"/>
+                <w:b w:val="true"/>
+                <w:u w:val="none"/>
+                <w:strike w:val="false"/>
+                <w:sz w:val="18"/>
+                <w:szCs w:val="18"/>
+                <w:color w:val="000000"/>
+              </w:rPr>
+            </w:pPr>
+            <w:r>
+              <w:rPr>
+                <w:rFonts w:ascii="Arial" w:hAnsi="Arial" w:eastAsia="Arial" w:cs="Arial"/>
+                <w:i w:val="false"/>
+                <w:b w:val="true"/>
+                <w:u w:val="none"/>
+                <w:strike w:val="false"/>
+                <w:sz w:val="18"/>
+                <w:szCs w:val="18"/>
+                <w:color w:val="000000"/>
+              </w:rPr>
+              <w:t xml:space="preserve">Agent with tools</w:t>
+            </w:r>
+          </w:p>
+        </w:tc>
+        <w:tc>
+          <w:tcPr>
+            <w:tcBorders>
+              <w:bottom w:val="single" w:sz="5" w:space="0" w:color="000000"/>
+              <w:top w:val="single" w:sz="8" w:space="0" w:color="000000"/>
+              <w:left w:val="none" w:sz="0" w:space="0" w:color="000000"/>
+              <w:right w:val="none" w:sz="0" w:space="0" w:color="000000"/>
+            </w:tcBorders>
+            <w:shd w:val="clear" w:color="auto" w:fill="FFFFFF"/>
+            <w:tcMar>
+              <w:top w:w="0" w:type="dxa"/>
+              <w:bottom w:w="0" w:type="dxa"/>
+              <w:left w:w="0" w:type="dxa"/>
+              <w:right w:w="0" w:type="dxa"/>
+            </w:tcMar>
+            <w:vAlign w:val="top"/>
+          </w:tcPr>
+          <w:p>
+            <w:pPr>
+              <w:pStyle w:val="Normal"/>
+              <w:jc w:val="left"/>
+              <w:keepNext/>
+              <w:pBdr>
+                <w:bottom w:val="none" w:sz="0" w:space="0" w:color="000000"/>
+                <w:top w:val="none" w:sz="0" w:space="0" w:color="000000"/>
+                <w:left w:val="none" w:sz="0" w:space="0" w:color="000000"/>
+                <w:right w:val="none" w:sz="0" w:space="0" w:color="000000"/>
+              </w:pBdr>
+              <w:spacing w:after="60" w:before="60" w:line="240"/>
+              <w:ind w:left="60" w:right="60" w:firstLine="0" w:firstLineChars="0"/>
+              <w:rPr>
+                <w:rFonts w:ascii="Arial" w:hAnsi="Arial" w:eastAsia="Arial" w:cs="Arial"/>
+                <w:i w:val="false"/>
+                <w:b w:val="true"/>
+                <w:u w:val="none"/>
+                <w:strike w:val="false"/>
+                <w:sz w:val="18"/>
+                <w:szCs w:val="18"/>
+                <w:color w:val="000000"/>
+              </w:rPr>
+            </w:pPr>
+            <w:r>
+              <w:rPr>
+                <w:rFonts w:ascii="Arial" w:hAnsi="Arial" w:eastAsia="Arial" w:cs="Arial"/>
+                <w:i w:val="false"/>
+                <w:b w:val="true"/>
+                <w:u w:val="none"/>
+                <w:strike w:val="false"/>
+                <w:sz w:val="18"/>
+                <w:szCs w:val="18"/>
+                <w:color w:val="000000"/>
+              </w:rPr>
+              <w:t xml:space="preserve">Independent reference or adjudication</w:t>
+            </w:r>
+          </w:p>
+        </w:tc>
+        <w:tc>
+          <w:tcPr>
+            <w:tcBorders>
+              <w:bottom w:val="single" w:sz="5" w:space="0" w:color="000000"/>
+              <w:top w:val="single" w:sz="8" w:space="0" w:color="000000"/>
+              <w:left w:val="none" w:sz="0" w:space="0" w:color="000000"/>
+              <w:right w:val="none" w:sz="0" w:space="0" w:color="000000"/>
+            </w:tcBorders>
+            <w:shd w:val="clear" w:color="auto" w:fill="FFFFFF"/>
+            <w:tcMar>
+              <w:top w:w="0" w:type="dxa"/>
+              <w:bottom w:w="0" w:type="dxa"/>
+              <w:left w:w="0" w:type="dxa"/>
+              <w:right w:w="0" w:type="dxa"/>
+            </w:tcMar>
+            <w:vAlign w:val="top"/>
+          </w:tcPr>
+          <w:p>
+            <w:pPr>
+              <w:pStyle w:val="Normal"/>
+              <w:jc w:val="left"/>
+              <w:keepNext/>
+              <w:pBdr>
+                <w:bottom w:val="none" w:sz="0" w:space="0" w:color="000000"/>
+                <w:top w:val="none" w:sz="0" w:space="0" w:color="000000"/>
+                <w:left w:val="none" w:sz="0" w:space="0" w:color="000000"/>
+                <w:right w:val="none" w:sz="0" w:space="0" w:color="000000"/>
+              </w:pBdr>
+              <w:spacing w:after="60" w:before="60" w:line="240"/>
+              <w:ind w:left="60" w:right="60" w:firstLine="0" w:firstLineChars="0"/>
+              <w:rPr>
+                <w:rFonts w:ascii="Arial" w:hAnsi="Arial" w:eastAsia="Arial" w:cs="Arial"/>
+                <w:i w:val="false"/>
+                <w:b w:val="true"/>
+                <w:u w:val="none"/>
+                <w:strike w:val="false"/>
+                <w:sz w:val="18"/>
+                <w:szCs w:val="18"/>
+                <w:color w:val="000000"/>
+              </w:rPr>
+            </w:pPr>
+            <w:r>
+              <w:rPr>
+                <w:rFonts w:ascii="Arial" w:hAnsi="Arial" w:eastAsia="Arial" w:cs="Arial"/>
+                <w:i w:val="false"/>
+                <w:b w:val="true"/>
+                <w:u w:val="none"/>
+                <w:strike w:val="false"/>
+                <w:sz w:val="18"/>
+                <w:szCs w:val="18"/>
+                <w:color w:val="000000"/>
+              </w:rPr>
+              <w:t xml:space="preserve">Input parity</w:t>
             </w:r>
           </w:p>
         </w:tc>
@@ -203,7 +488,6 @@
         </w:trPr>
         <w:tc>
           <w:tcPr>
-            <w:gridSpan w:val="3"/>
             <w:tcBorders>
               <w:bottom w:val="none" w:sz="0" w:space="0" w:color="000000"/>
               <w:top w:val="single" w:sz="5" w:space="0" w:color="000000"/>
@@ -234,26 +518,411 @@
               <w:rPr>
                 <w:rFonts w:ascii="Arial" w:hAnsi="Arial" w:eastAsia="Arial" w:cs="Arial"/>
                 <w:i w:val="false"/>
-                <w:b w:val="true"/>
-                <w:u w:val="none"/>
-                <w:strike w:val="false"/>
-                <w:sz w:val="18"/>
-                <w:szCs w:val="18"/>
-                <w:color w:val="000000"/>
-              </w:rPr>
-            </w:pPr>
-            <w:r>
-              <w:rPr>
-                <w:rFonts w:ascii="Arial" w:hAnsi="Arial" w:eastAsia="Arial" w:cs="Arial"/>
-                <w:i w:val="false"/>
-                <w:b w:val="true"/>
-                <w:u w:val="none"/>
-                <w:strike w:val="false"/>
-                <w:sz w:val="18"/>
-                <w:szCs w:val="18"/>
-                <w:color w:val="000000"/>
-              </w:rPr>
-              <w:t xml:space="preserve">Between adjudicators</w:t>
+                <w:b w:val="false"/>
+                <w:u w:val="none"/>
+                <w:strike w:val="false"/>
+                <w:sz w:val="18"/>
+                <w:szCs w:val="18"/>
+                <w:color w:val="000000"/>
+              </w:rPr>
+            </w:pPr>
+            <w:r>
+              <w:rPr>
+                <w:rFonts w:ascii="Arial" w:hAnsi="Arial" w:eastAsia="Arial" w:cs="Arial"/>
+                <w:i w:val="false"/>
+                <w:b w:val="false"/>
+                <w:u w:val="none"/>
+                <w:strike w:val="false"/>
+                <w:sz w:val="18"/>
+                <w:szCs w:val="18"/>
+                <w:color w:val="000000"/>
+              </w:rPr>
+              <w:t xml:space="preserve">Eisele-Metzger 2025, Res Synth Methods (Claude 2) [a]</w:t>
+            </w:r>
+          </w:p>
+        </w:tc>
+        <w:tc>
+          <w:tcPr>
+            <w:tcBorders>
+              <w:bottom w:val="none" w:sz="0" w:space="0" w:color="000000"/>
+              <w:top w:val="single" w:sz="5" w:space="0" w:color="000000"/>
+              <w:left w:val="none" w:sz="0" w:space="0" w:color="000000"/>
+              <w:right w:val="none" w:sz="0" w:space="0" w:color="000000"/>
+            </w:tcBorders>
+            <w:shd w:val="clear" w:color="auto" w:fill="FFFFFF"/>
+            <w:tcMar>
+              <w:top w:w="0" w:type="dxa"/>
+              <w:bottom w:w="0" w:type="dxa"/>
+              <w:left w:w="0" w:type="dxa"/>
+              <w:right w:w="0" w:type="dxa"/>
+            </w:tcMar>
+            <w:vAlign w:val="top"/>
+          </w:tcPr>
+          <w:p>
+            <w:pPr>
+              <w:pStyle w:val="Normal"/>
+              <w:jc w:val="left"/>
+              <w:pBdr>
+                <w:bottom w:val="none" w:sz="0" w:space="0" w:color="000000"/>
+                <w:top w:val="none" w:sz="0" w:space="0" w:color="000000"/>
+                <w:left w:val="none" w:sz="0" w:space="0" w:color="000000"/>
+                <w:right w:val="none" w:sz="0" w:space="0" w:color="000000"/>
+              </w:pBdr>
+              <w:spacing w:after="60" w:before="60" w:line="240"/>
+              <w:ind w:left="60" w:right="60" w:firstLine="0" w:firstLineChars="0"/>
+              <w:rPr>
+                <w:rFonts w:ascii="Arial" w:hAnsi="Arial" w:eastAsia="Arial" w:cs="Arial"/>
+                <w:i w:val="false"/>
+                <w:b w:val="false"/>
+                <w:u w:val="none"/>
+                <w:strike w:val="false"/>
+                <w:sz w:val="18"/>
+                <w:szCs w:val="18"/>
+                <w:color w:val="000000"/>
+              </w:rPr>
+            </w:pPr>
+            <w:r>
+              <w:rPr>
+                <w:rFonts w:ascii="Arial" w:hAnsi="Arial" w:eastAsia="Arial" w:cs="Arial"/>
+                <w:i w:val="false"/>
+                <w:b w:val="false"/>
+                <w:u w:val="none"/>
+                <w:strike w:val="false"/>
+                <w:sz w:val="18"/>
+                <w:szCs w:val="18"/>
+                <w:color w:val="000000"/>
+              </w:rPr>
+              <w:t xml:space="preserve">Not reported</w:t>
+            </w:r>
+          </w:p>
+        </w:tc>
+        <w:tc>
+          <w:tcPr>
+            <w:tcBorders>
+              <w:bottom w:val="none" w:sz="0" w:space="0" w:color="000000"/>
+              <w:top w:val="single" w:sz="5" w:space="0" w:color="000000"/>
+              <w:left w:val="none" w:sz="0" w:space="0" w:color="000000"/>
+              <w:right w:val="none" w:sz="0" w:space="0" w:color="000000"/>
+            </w:tcBorders>
+            <w:shd w:val="clear" w:color="auto" w:fill="FFFFFF"/>
+            <w:tcMar>
+              <w:top w:w="0" w:type="dxa"/>
+              <w:bottom w:w="0" w:type="dxa"/>
+              <w:left w:w="0" w:type="dxa"/>
+              <w:right w:w="0" w:type="dxa"/>
+            </w:tcMar>
+            <w:vAlign w:val="top"/>
+          </w:tcPr>
+          <w:p>
+            <w:pPr>
+              <w:pStyle w:val="Normal"/>
+              <w:jc w:val="left"/>
+              <w:pBdr>
+                <w:bottom w:val="none" w:sz="0" w:space="0" w:color="000000"/>
+                <w:top w:val="none" w:sz="0" w:space="0" w:color="000000"/>
+                <w:left w:val="none" w:sz="0" w:space="0" w:color="000000"/>
+                <w:right w:val="none" w:sz="0" w:space="0" w:color="000000"/>
+              </w:pBdr>
+              <w:spacing w:after="60" w:before="60" w:line="240"/>
+              <w:ind w:left="60" w:right="60" w:firstLine="0" w:firstLineChars="0"/>
+              <w:rPr>
+                <w:rFonts w:ascii="Arial" w:hAnsi="Arial" w:eastAsia="Arial" w:cs="Arial"/>
+                <w:i w:val="false"/>
+                <w:b w:val="false"/>
+                <w:u w:val="none"/>
+                <w:strike w:val="false"/>
+                <w:sz w:val="18"/>
+                <w:szCs w:val="18"/>
+                <w:color w:val="000000"/>
+              </w:rPr>
+            </w:pPr>
+            <w:r>
+              <w:rPr>
+                <w:rFonts w:ascii="Arial" w:hAnsi="Arial" w:eastAsia="Arial" w:cs="Arial"/>
+                <w:i w:val="false"/>
+                <w:b w:val="false"/>
+                <w:u w:val="none"/>
+                <w:strike w:val="false"/>
+                <w:sz w:val="18"/>
+                <w:szCs w:val="18"/>
+                <w:color w:val="000000"/>
+              </w:rPr>
+              <w:t xml:space="preserve">No</w:t>
+            </w:r>
+          </w:p>
+        </w:tc>
+        <w:tc>
+          <w:tcPr>
+            <w:tcBorders>
+              <w:bottom w:val="none" w:sz="0" w:space="0" w:color="000000"/>
+              <w:top w:val="single" w:sz="5" w:space="0" w:color="000000"/>
+              <w:left w:val="none" w:sz="0" w:space="0" w:color="000000"/>
+              <w:right w:val="none" w:sz="0" w:space="0" w:color="000000"/>
+            </w:tcBorders>
+            <w:shd w:val="clear" w:color="auto" w:fill="FFFFFF"/>
+            <w:tcMar>
+              <w:top w:w="0" w:type="dxa"/>
+              <w:bottom w:w="0" w:type="dxa"/>
+              <w:left w:w="0" w:type="dxa"/>
+              <w:right w:w="0" w:type="dxa"/>
+            </w:tcMar>
+            <w:vAlign w:val="top"/>
+          </w:tcPr>
+          <w:p>
+            <w:pPr>
+              <w:pStyle w:val="Normal"/>
+              <w:jc w:val="left"/>
+              <w:pBdr>
+                <w:bottom w:val="none" w:sz="0" w:space="0" w:color="000000"/>
+                <w:top w:val="none" w:sz="0" w:space="0" w:color="000000"/>
+                <w:left w:val="none" w:sz="0" w:space="0" w:color="000000"/>
+                <w:right w:val="none" w:sz="0" w:space="0" w:color="000000"/>
+              </w:pBdr>
+              <w:spacing w:after="60" w:before="60" w:line="240"/>
+              <w:ind w:left="60" w:right="60" w:firstLine="0" w:firstLineChars="0"/>
+              <w:rPr>
+                <w:rFonts w:ascii="Arial" w:hAnsi="Arial" w:eastAsia="Arial" w:cs="Arial"/>
+                <w:i w:val="false"/>
+                <w:b w:val="false"/>
+                <w:u w:val="none"/>
+                <w:strike w:val="false"/>
+                <w:sz w:val="18"/>
+                <w:szCs w:val="18"/>
+                <w:color w:val="000000"/>
+              </w:rPr>
+            </w:pPr>
+            <w:r>
+              <w:rPr>
+                <w:rFonts w:ascii="Arial" w:hAnsi="Arial" w:eastAsia="Arial" w:cs="Arial"/>
+                <w:i w:val="false"/>
+                <w:b w:val="false"/>
+                <w:u w:val="none"/>
+                <w:strike w:val="false"/>
+                <w:sz w:val="18"/>
+                <w:szCs w:val="18"/>
+                <w:color w:val="000000"/>
+              </w:rPr>
+              <w:t xml:space="preserve">Not reported</w:t>
+            </w:r>
+          </w:p>
+        </w:tc>
+        <w:tc>
+          <w:tcPr>
+            <w:tcBorders>
+              <w:bottom w:val="none" w:sz="0" w:space="0" w:color="000000"/>
+              <w:top w:val="single" w:sz="5" w:space="0" w:color="000000"/>
+              <w:left w:val="none" w:sz="0" w:space="0" w:color="000000"/>
+              <w:right w:val="none" w:sz="0" w:space="0" w:color="000000"/>
+            </w:tcBorders>
+            <w:shd w:val="clear" w:color="auto" w:fill="FFFFFF"/>
+            <w:tcMar>
+              <w:top w:w="0" w:type="dxa"/>
+              <w:bottom w:w="0" w:type="dxa"/>
+              <w:left w:w="0" w:type="dxa"/>
+              <w:right w:w="0" w:type="dxa"/>
+            </w:tcMar>
+            <w:vAlign w:val="top"/>
+          </w:tcPr>
+          <w:p>
+            <w:pPr>
+              <w:pStyle w:val="Normal"/>
+              <w:jc w:val="left"/>
+              <w:pBdr>
+                <w:bottom w:val="none" w:sz="0" w:space="0" w:color="000000"/>
+                <w:top w:val="none" w:sz="0" w:space="0" w:color="000000"/>
+                <w:left w:val="none" w:sz="0" w:space="0" w:color="000000"/>
+                <w:right w:val="none" w:sz="0" w:space="0" w:color="000000"/>
+              </w:pBdr>
+              <w:spacing w:after="60" w:before="60" w:line="240"/>
+              <w:ind w:left="60" w:right="60" w:firstLine="0" w:firstLineChars="0"/>
+              <w:rPr>
+                <w:rFonts w:ascii="Arial" w:hAnsi="Arial" w:eastAsia="Arial" w:cs="Arial"/>
+                <w:i w:val="false"/>
+                <w:b w:val="false"/>
+                <w:u w:val="none"/>
+                <w:strike w:val="false"/>
+                <w:sz w:val="18"/>
+                <w:szCs w:val="18"/>
+                <w:color w:val="000000"/>
+              </w:rPr>
+            </w:pPr>
+            <w:r>
+              <w:rPr>
+                <w:rFonts w:ascii="Arial" w:hAnsi="Arial" w:eastAsia="Arial" w:cs="Arial"/>
+                <w:i w:val="false"/>
+                <w:b w:val="false"/>
+                <w:u w:val="none"/>
+                <w:strike w:val="false"/>
+                <w:sz w:val="18"/>
+                <w:szCs w:val="18"/>
+                <w:color w:val="000000"/>
+              </w:rPr>
+              <w:t xml:space="preserve">Not reported</w:t>
+            </w:r>
+          </w:p>
+        </w:tc>
+        <w:tc>
+          <w:tcPr>
+            <w:tcBorders>
+              <w:bottom w:val="none" w:sz="0" w:space="0" w:color="000000"/>
+              <w:top w:val="single" w:sz="5" w:space="0" w:color="000000"/>
+              <w:left w:val="none" w:sz="0" w:space="0" w:color="000000"/>
+              <w:right w:val="none" w:sz="0" w:space="0" w:color="000000"/>
+            </w:tcBorders>
+            <w:shd w:val="clear" w:color="auto" w:fill="FFFFFF"/>
+            <w:tcMar>
+              <w:top w:w="0" w:type="dxa"/>
+              <w:bottom w:w="0" w:type="dxa"/>
+              <w:left w:w="0" w:type="dxa"/>
+              <w:right w:w="0" w:type="dxa"/>
+            </w:tcMar>
+            <w:vAlign w:val="top"/>
+          </w:tcPr>
+          <w:p>
+            <w:pPr>
+              <w:pStyle w:val="Normal"/>
+              <w:jc w:val="left"/>
+              <w:pBdr>
+                <w:bottom w:val="none" w:sz="0" w:space="0" w:color="000000"/>
+                <w:top w:val="none" w:sz="0" w:space="0" w:color="000000"/>
+                <w:left w:val="none" w:sz="0" w:space="0" w:color="000000"/>
+                <w:right w:val="none" w:sz="0" w:space="0" w:color="000000"/>
+              </w:pBdr>
+              <w:spacing w:after="60" w:before="60" w:line="240"/>
+              <w:ind w:left="60" w:right="60" w:firstLine="0" w:firstLineChars="0"/>
+              <w:rPr>
+                <w:rFonts w:ascii="Arial" w:hAnsi="Arial" w:eastAsia="Arial" w:cs="Arial"/>
+                <w:i w:val="false"/>
+                <w:b w:val="false"/>
+                <w:u w:val="none"/>
+                <w:strike w:val="false"/>
+                <w:sz w:val="18"/>
+                <w:szCs w:val="18"/>
+                <w:color w:val="000000"/>
+              </w:rPr>
+            </w:pPr>
+            <w:r>
+              <w:rPr>
+                <w:rFonts w:ascii="Arial" w:hAnsi="Arial" w:eastAsia="Arial" w:cs="Arial"/>
+                <w:i w:val="false"/>
+                <w:b w:val="false"/>
+                <w:u w:val="none"/>
+                <w:strike w:val="false"/>
+                <w:sz w:val="18"/>
+                <w:szCs w:val="18"/>
+                <w:color w:val="000000"/>
+              </w:rPr>
+              <w:t xml:space="preserve">No</w:t>
+            </w:r>
+          </w:p>
+        </w:tc>
+        <w:tc>
+          <w:tcPr>
+            <w:tcBorders>
+              <w:bottom w:val="none" w:sz="0" w:space="0" w:color="000000"/>
+              <w:top w:val="single" w:sz="5" w:space="0" w:color="000000"/>
+              <w:left w:val="none" w:sz="0" w:space="0" w:color="000000"/>
+              <w:right w:val="none" w:sz="0" w:space="0" w:color="000000"/>
+            </w:tcBorders>
+            <w:shd w:val="clear" w:color="auto" w:fill="FFFFFF"/>
+            <w:tcMar>
+              <w:top w:w="0" w:type="dxa"/>
+              <w:bottom w:w="0" w:type="dxa"/>
+              <w:left w:w="0" w:type="dxa"/>
+              <w:right w:w="0" w:type="dxa"/>
+            </w:tcMar>
+            <w:vAlign w:val="top"/>
+          </w:tcPr>
+          <w:p>
+            <w:pPr>
+              <w:pStyle w:val="Normal"/>
+              <w:jc w:val="left"/>
+              <w:pBdr>
+                <w:bottom w:val="none" w:sz="0" w:space="0" w:color="000000"/>
+                <w:top w:val="none" w:sz="0" w:space="0" w:color="000000"/>
+                <w:left w:val="none" w:sz="0" w:space="0" w:color="000000"/>
+                <w:right w:val="none" w:sz="0" w:space="0" w:color="000000"/>
+              </w:pBdr>
+              <w:spacing w:after="60" w:before="60" w:line="240"/>
+              <w:ind w:left="60" w:right="60" w:firstLine="0" w:firstLineChars="0"/>
+              <w:rPr>
+                <w:rFonts w:ascii="Arial" w:hAnsi="Arial" w:eastAsia="Arial" w:cs="Arial"/>
+                <w:i w:val="false"/>
+                <w:b w:val="false"/>
+                <w:u w:val="none"/>
+                <w:strike w:val="false"/>
+                <w:sz w:val="18"/>
+                <w:szCs w:val="18"/>
+                <w:color w:val="000000"/>
+              </w:rPr>
+            </w:pPr>
+            <w:r>
+              <w:rPr>
+                <w:rFonts w:ascii="Arial" w:hAnsi="Arial" w:eastAsia="Arial" w:cs="Arial"/>
+                <w:i w:val="false"/>
+                <w:b w:val="false"/>
+                <w:u w:val="none"/>
+                <w:strike w:val="false"/>
+                <w:sz w:val="18"/>
+                <w:szCs w:val="18"/>
+                <w:color w:val="000000"/>
+              </w:rPr>
+              <w:t xml:space="preserve">Partly</w:t>
+            </w:r>
+          </w:p>
+        </w:tc>
+        <w:tc>
+          <w:tcPr>
+            <w:tcBorders>
+              <w:bottom w:val="none" w:sz="0" w:space="0" w:color="000000"/>
+              <w:top w:val="single" w:sz="5" w:space="0" w:color="000000"/>
+              <w:left w:val="none" w:sz="0" w:space="0" w:color="000000"/>
+              <w:right w:val="none" w:sz="0" w:space="0" w:color="000000"/>
+            </w:tcBorders>
+            <w:shd w:val="clear" w:color="auto" w:fill="FFFFFF"/>
+            <w:tcMar>
+              <w:top w:w="0" w:type="dxa"/>
+              <w:bottom w:w="0" w:type="dxa"/>
+              <w:left w:w="0" w:type="dxa"/>
+              <w:right w:w="0" w:type="dxa"/>
+            </w:tcMar>
+            <w:vAlign w:val="top"/>
+          </w:tcPr>
+          <w:p>
+            <w:pPr>
+              <w:pStyle w:val="Normal"/>
+              <w:jc w:val="left"/>
+              <w:pBdr>
+                <w:bottom w:val="none" w:sz="0" w:space="0" w:color="000000"/>
+                <w:top w:val="none" w:sz="0" w:space="0" w:color="000000"/>
+                <w:left w:val="none" w:sz="0" w:space="0" w:color="000000"/>
+                <w:right w:val="none" w:sz="0" w:space="0" w:color="000000"/>
+              </w:pBdr>
+              <w:spacing w:after="60" w:before="60" w:line="240"/>
+              <w:ind w:left="60" w:right="60" w:firstLine="0" w:firstLineChars="0"/>
+              <w:rPr>
+                <w:rFonts w:ascii="Arial" w:hAnsi="Arial" w:eastAsia="Arial" w:cs="Arial"/>
+                <w:i w:val="false"/>
+                <w:b w:val="false"/>
+                <w:u w:val="none"/>
+                <w:strike w:val="false"/>
+                <w:sz w:val="18"/>
+                <w:szCs w:val="18"/>
+                <w:color w:val="000000"/>
+              </w:rPr>
+            </w:pPr>
+            <w:r>
+              <w:rPr>
+                <w:rFonts w:ascii="Arial" w:hAnsi="Arial" w:eastAsia="Arial" w:cs="Arial"/>
+                <w:i w:val="false"/>
+                <w:b w:val="false"/>
+                <w:u w:val="none"/>
+                <w:strike w:val="false"/>
+                <w:sz w:val="18"/>
+                <w:szCs w:val="18"/>
+                <w:color w:val="000000"/>
+              </w:rPr>
+              <w:t xml:space="preserve">No</w:t>
             </w:r>
           </w:p>
         </w:tc>
@@ -314,117 +983,392 @@
                 <w:szCs w:val="18"/>
                 <w:color w:val="000000"/>
               </w:rPr>
-              <w:t xml:space="preserve">Independent ratings</w:t>
-            </w:r>
-          </w:p>
-        </w:tc>
-        <w:tc>
-          <w:tcPr>
-            <w:tcBorders>
-              <w:bottom w:val="none" w:sz="0" w:space="0" w:color="000000"/>
-              <w:top w:val="none" w:sz="0" w:space="0" w:color="000000"/>
-              <w:left w:val="none" w:sz="0" w:space="0" w:color="000000"/>
-              <w:right w:val="none" w:sz="0" w:space="0" w:color="000000"/>
-            </w:tcBorders>
-            <w:shd w:val="clear" w:color="auto" w:fill="FFFFFF"/>
-            <w:tcMar>
-              <w:top w:w="0" w:type="dxa"/>
-              <w:bottom w:w="0" w:type="dxa"/>
-              <w:left w:w="0" w:type="dxa"/>
-              <w:right w:w="0" w:type="dxa"/>
-            </w:tcMar>
-            <w:vAlign w:val="top"/>
-          </w:tcPr>
-          <w:p>
-            <w:pPr>
-              <w:pStyle w:val="Normal"/>
-              <w:jc w:val="left"/>
-              <w:pBdr>
-                <w:bottom w:val="none" w:sz="0" w:space="0" w:color="000000"/>
-                <w:top w:val="none" w:sz="0" w:space="0" w:color="000000"/>
-                <w:left w:val="none" w:sz="0" w:space="0" w:color="000000"/>
-                <w:right w:val="none" w:sz="0" w:space="0" w:color="000000"/>
-              </w:pBdr>
-              <w:spacing w:after="60" w:before="60" w:line="240"/>
-              <w:ind w:left="60" w:right="60" w:firstLine="0" w:firstLineChars="0"/>
-              <w:rPr>
-                <w:rFonts w:ascii="Arial" w:hAnsi="Arial" w:eastAsia="Arial" w:cs="Arial"/>
-                <w:i w:val="false"/>
-                <w:b w:val="false"/>
-                <w:u w:val="none"/>
-                <w:strike w:val="false"/>
-                <w:sz w:val="18"/>
-                <w:szCs w:val="18"/>
-                <w:color w:val="000000"/>
-              </w:rPr>
-            </w:pPr>
-            <w:r>
-              <w:rPr>
-                <w:rFonts w:ascii="Arial" w:hAnsi="Arial" w:eastAsia="Arial" w:cs="Arial"/>
-                <w:i w:val="false"/>
-                <w:b w:val="false"/>
-                <w:u w:val="none"/>
-                <w:strike w:val="false"/>
-                <w:sz w:val="18"/>
-                <w:szCs w:val="18"/>
-                <w:color w:val="000000"/>
-              </w:rPr>
-              <w:t xml:space="preserve">0.59 (0.48–0.68)</w:t>
-            </w:r>
-          </w:p>
-        </w:tc>
-        <w:tc>
-          <w:tcPr>
-            <w:tcBorders>
-              <w:bottom w:val="none" w:sz="0" w:space="0" w:color="000000"/>
-              <w:top w:val="none" w:sz="0" w:space="0" w:color="000000"/>
-              <w:left w:val="none" w:sz="0" w:space="0" w:color="000000"/>
-              <w:right w:val="none" w:sz="0" w:space="0" w:color="000000"/>
-            </w:tcBorders>
-            <w:shd w:val="clear" w:color="auto" w:fill="FFFFFF"/>
-            <w:tcMar>
-              <w:top w:w="0" w:type="dxa"/>
-              <w:bottom w:w="0" w:type="dxa"/>
-              <w:left w:w="0" w:type="dxa"/>
-              <w:right w:w="0" w:type="dxa"/>
-            </w:tcMar>
-            <w:vAlign w:val="top"/>
-          </w:tcPr>
-          <w:p>
-            <w:pPr>
-              <w:pStyle w:val="Normal"/>
-              <w:jc w:val="left"/>
-              <w:pBdr>
-                <w:bottom w:val="none" w:sz="0" w:space="0" w:color="000000"/>
-                <w:top w:val="none" w:sz="0" w:space="0" w:color="000000"/>
-                <w:left w:val="none" w:sz="0" w:space="0" w:color="000000"/>
-                <w:right w:val="none" w:sz="0" w:space="0" w:color="000000"/>
-              </w:pBdr>
-              <w:spacing w:after="60" w:before="60" w:line="240"/>
-              <w:ind w:left="60" w:right="60" w:firstLine="0" w:firstLineChars="0"/>
-              <w:rPr>
-                <w:rFonts w:ascii="Arial" w:hAnsi="Arial" w:eastAsia="Arial" w:cs="Arial"/>
-                <w:i w:val="false"/>
-                <w:b w:val="false"/>
-                <w:u w:val="none"/>
-                <w:strike w:val="false"/>
-                <w:sz w:val="18"/>
-                <w:szCs w:val="18"/>
-                <w:color w:val="000000"/>
-              </w:rPr>
-            </w:pPr>
-            <w:r>
-              <w:rPr>
-                <w:rFonts w:ascii="Arial" w:hAnsi="Arial" w:eastAsia="Arial" w:cs="Arial"/>
-                <w:i w:val="false"/>
-                <w:b w:val="false"/>
-                <w:u w:val="none"/>
-                <w:strike w:val="false"/>
-                <w:sz w:val="18"/>
-                <w:szCs w:val="18"/>
-                <w:color w:val="000000"/>
-              </w:rPr>
-              <w:t xml:space="preserve">114/154 (74.0%; 68.2–79.9)</w:t>
+              <w:t xml:space="preserve">Huang 2025, J Med Internet Res [b]</w:t>
+            </w:r>
+          </w:p>
+        </w:tc>
+        <w:tc>
+          <w:tcPr>
+            <w:tcBorders>
+              <w:bottom w:val="none" w:sz="0" w:space="0" w:color="000000"/>
+              <w:top w:val="none" w:sz="0" w:space="0" w:color="000000"/>
+              <w:left w:val="none" w:sz="0" w:space="0" w:color="000000"/>
+              <w:right w:val="none" w:sz="0" w:space="0" w:color="000000"/>
+            </w:tcBorders>
+            <w:shd w:val="clear" w:color="auto" w:fill="FFFFFF"/>
+            <w:tcMar>
+              <w:top w:w="0" w:type="dxa"/>
+              <w:bottom w:w="0" w:type="dxa"/>
+              <w:left w:w="0" w:type="dxa"/>
+              <w:right w:w="0" w:type="dxa"/>
+            </w:tcMar>
+            <w:vAlign w:val="top"/>
+          </w:tcPr>
+          <w:p>
+            <w:pPr>
+              <w:pStyle w:val="Normal"/>
+              <w:jc w:val="left"/>
+              <w:pBdr>
+                <w:bottom w:val="none" w:sz="0" w:space="0" w:color="000000"/>
+                <w:top w:val="none" w:sz="0" w:space="0" w:color="000000"/>
+                <w:left w:val="none" w:sz="0" w:space="0" w:color="000000"/>
+                <w:right w:val="none" w:sz="0" w:space="0" w:color="000000"/>
+              </w:pBdr>
+              <w:spacing w:after="60" w:before="60" w:line="240"/>
+              <w:ind w:left="60" w:right="60" w:firstLine="0" w:firstLineChars="0"/>
+              <w:rPr>
+                <w:rFonts w:ascii="Arial" w:hAnsi="Arial" w:eastAsia="Arial" w:cs="Arial"/>
+                <w:i w:val="false"/>
+                <w:b w:val="false"/>
+                <w:u w:val="none"/>
+                <w:strike w:val="false"/>
+                <w:sz w:val="18"/>
+                <w:szCs w:val="18"/>
+                <w:color w:val="000000"/>
+              </w:rPr>
+            </w:pPr>
+            <w:r>
+              <w:rPr>
+                <w:rFonts w:ascii="Arial" w:hAnsi="Arial" w:eastAsia="Arial" w:cs="Arial"/>
+                <w:i w:val="false"/>
+                <w:b w:val="false"/>
+                <w:u w:val="none"/>
+                <w:strike w:val="false"/>
+                <w:sz w:val="18"/>
+                <w:szCs w:val="18"/>
+                <w:color w:val="000000"/>
+              </w:rPr>
+              <w:t xml:space="preserve">Partly</w:t>
+            </w:r>
+          </w:p>
+        </w:tc>
+        <w:tc>
+          <w:tcPr>
+            <w:tcBorders>
+              <w:bottom w:val="none" w:sz="0" w:space="0" w:color="000000"/>
+              <w:top w:val="none" w:sz="0" w:space="0" w:color="000000"/>
+              <w:left w:val="none" w:sz="0" w:space="0" w:color="000000"/>
+              <w:right w:val="none" w:sz="0" w:space="0" w:color="000000"/>
+            </w:tcBorders>
+            <w:shd w:val="clear" w:color="auto" w:fill="FFFFFF"/>
+            <w:tcMar>
+              <w:top w:w="0" w:type="dxa"/>
+              <w:bottom w:w="0" w:type="dxa"/>
+              <w:left w:w="0" w:type="dxa"/>
+              <w:right w:w="0" w:type="dxa"/>
+            </w:tcMar>
+            <w:vAlign w:val="top"/>
+          </w:tcPr>
+          <w:p>
+            <w:pPr>
+              <w:pStyle w:val="Normal"/>
+              <w:jc w:val="left"/>
+              <w:pBdr>
+                <w:bottom w:val="none" w:sz="0" w:space="0" w:color="000000"/>
+                <w:top w:val="none" w:sz="0" w:space="0" w:color="000000"/>
+                <w:left w:val="none" w:sz="0" w:space="0" w:color="000000"/>
+                <w:right w:val="none" w:sz="0" w:space="0" w:color="000000"/>
+              </w:pBdr>
+              <w:spacing w:after="60" w:before="60" w:line="240"/>
+              <w:ind w:left="60" w:right="60" w:firstLine="0" w:firstLineChars="0"/>
+              <w:rPr>
+                <w:rFonts w:ascii="Arial" w:hAnsi="Arial" w:eastAsia="Arial" w:cs="Arial"/>
+                <w:i w:val="false"/>
+                <w:b w:val="false"/>
+                <w:u w:val="none"/>
+                <w:strike w:val="false"/>
+                <w:sz w:val="18"/>
+                <w:szCs w:val="18"/>
+                <w:color w:val="000000"/>
+              </w:rPr>
+            </w:pPr>
+            <w:r>
+              <w:rPr>
+                <w:rFonts w:ascii="Arial" w:hAnsi="Arial" w:eastAsia="Arial" w:cs="Arial"/>
+                <w:i w:val="false"/>
+                <w:b w:val="false"/>
+                <w:u w:val="none"/>
+                <w:strike w:val="false"/>
+                <w:sz w:val="18"/>
+                <w:szCs w:val="18"/>
+                <w:color w:val="000000"/>
+              </w:rPr>
+              <w:t xml:space="preserve">No</w:t>
+            </w:r>
+          </w:p>
+        </w:tc>
+        <w:tc>
+          <w:tcPr>
+            <w:tcBorders>
+              <w:bottom w:val="none" w:sz="0" w:space="0" w:color="000000"/>
+              <w:top w:val="none" w:sz="0" w:space="0" w:color="000000"/>
+              <w:left w:val="none" w:sz="0" w:space="0" w:color="000000"/>
+              <w:right w:val="none" w:sz="0" w:space="0" w:color="000000"/>
+            </w:tcBorders>
+            <w:shd w:val="clear" w:color="auto" w:fill="FFFFFF"/>
+            <w:tcMar>
+              <w:top w:w="0" w:type="dxa"/>
+              <w:bottom w:w="0" w:type="dxa"/>
+              <w:left w:w="0" w:type="dxa"/>
+              <w:right w:w="0" w:type="dxa"/>
+            </w:tcMar>
+            <w:vAlign w:val="top"/>
+          </w:tcPr>
+          <w:p>
+            <w:pPr>
+              <w:pStyle w:val="Normal"/>
+              <w:jc w:val="left"/>
+              <w:pBdr>
+                <w:bottom w:val="none" w:sz="0" w:space="0" w:color="000000"/>
+                <w:top w:val="none" w:sz="0" w:space="0" w:color="000000"/>
+                <w:left w:val="none" w:sz="0" w:space="0" w:color="000000"/>
+                <w:right w:val="none" w:sz="0" w:space="0" w:color="000000"/>
+              </w:pBdr>
+              <w:spacing w:after="60" w:before="60" w:line="240"/>
+              <w:ind w:left="60" w:right="60" w:firstLine="0" w:firstLineChars="0"/>
+              <w:rPr>
+                <w:rFonts w:ascii="Arial" w:hAnsi="Arial" w:eastAsia="Arial" w:cs="Arial"/>
+                <w:i w:val="false"/>
+                <w:b w:val="false"/>
+                <w:u w:val="none"/>
+                <w:strike w:val="false"/>
+                <w:sz w:val="18"/>
+                <w:szCs w:val="18"/>
+                <w:color w:val="000000"/>
+              </w:rPr>
+            </w:pPr>
+            <w:r>
+              <w:rPr>
+                <w:rFonts w:ascii="Arial" w:hAnsi="Arial" w:eastAsia="Arial" w:cs="Arial"/>
+                <w:i w:val="false"/>
+                <w:b w:val="false"/>
+                <w:u w:val="none"/>
+                <w:strike w:val="false"/>
+                <w:sz w:val="18"/>
+                <w:szCs w:val="18"/>
+                <w:color w:val="000000"/>
+              </w:rPr>
+              <w:t xml:space="preserve">Not reported</w:t>
+            </w:r>
+          </w:p>
+        </w:tc>
+        <w:tc>
+          <w:tcPr>
+            <w:tcBorders>
+              <w:bottom w:val="none" w:sz="0" w:space="0" w:color="000000"/>
+              <w:top w:val="none" w:sz="0" w:space="0" w:color="000000"/>
+              <w:left w:val="none" w:sz="0" w:space="0" w:color="000000"/>
+              <w:right w:val="none" w:sz="0" w:space="0" w:color="000000"/>
+            </w:tcBorders>
+            <w:shd w:val="clear" w:color="auto" w:fill="FFFFFF"/>
+            <w:tcMar>
+              <w:top w:w="0" w:type="dxa"/>
+              <w:bottom w:w="0" w:type="dxa"/>
+              <w:left w:w="0" w:type="dxa"/>
+              <w:right w:w="0" w:type="dxa"/>
+            </w:tcMar>
+            <w:vAlign w:val="top"/>
+          </w:tcPr>
+          <w:p>
+            <w:pPr>
+              <w:pStyle w:val="Normal"/>
+              <w:jc w:val="left"/>
+              <w:pBdr>
+                <w:bottom w:val="none" w:sz="0" w:space="0" w:color="000000"/>
+                <w:top w:val="none" w:sz="0" w:space="0" w:color="000000"/>
+                <w:left w:val="none" w:sz="0" w:space="0" w:color="000000"/>
+                <w:right w:val="none" w:sz="0" w:space="0" w:color="000000"/>
+              </w:pBdr>
+              <w:spacing w:after="60" w:before="60" w:line="240"/>
+              <w:ind w:left="60" w:right="60" w:firstLine="0" w:firstLineChars="0"/>
+              <w:rPr>
+                <w:rFonts w:ascii="Arial" w:hAnsi="Arial" w:eastAsia="Arial" w:cs="Arial"/>
+                <w:i w:val="false"/>
+                <w:b w:val="false"/>
+                <w:u w:val="none"/>
+                <w:strike w:val="false"/>
+                <w:sz w:val="18"/>
+                <w:szCs w:val="18"/>
+                <w:color w:val="000000"/>
+              </w:rPr>
+            </w:pPr>
+            <w:r>
+              <w:rPr>
+                <w:rFonts w:ascii="Arial" w:hAnsi="Arial" w:eastAsia="Arial" w:cs="Arial"/>
+                <w:i w:val="false"/>
+                <w:b w:val="false"/>
+                <w:u w:val="none"/>
+                <w:strike w:val="false"/>
+                <w:sz w:val="18"/>
+                <w:szCs w:val="18"/>
+                <w:color w:val="000000"/>
+              </w:rPr>
+              <w:t xml:space="preserve">Not reported</w:t>
+            </w:r>
+          </w:p>
+        </w:tc>
+        <w:tc>
+          <w:tcPr>
+            <w:tcBorders>
+              <w:bottom w:val="none" w:sz="0" w:space="0" w:color="000000"/>
+              <w:top w:val="none" w:sz="0" w:space="0" w:color="000000"/>
+              <w:left w:val="none" w:sz="0" w:space="0" w:color="000000"/>
+              <w:right w:val="none" w:sz="0" w:space="0" w:color="000000"/>
+            </w:tcBorders>
+            <w:shd w:val="clear" w:color="auto" w:fill="FFFFFF"/>
+            <w:tcMar>
+              <w:top w:w="0" w:type="dxa"/>
+              <w:bottom w:w="0" w:type="dxa"/>
+              <w:left w:w="0" w:type="dxa"/>
+              <w:right w:w="0" w:type="dxa"/>
+            </w:tcMar>
+            <w:vAlign w:val="top"/>
+          </w:tcPr>
+          <w:p>
+            <w:pPr>
+              <w:pStyle w:val="Normal"/>
+              <w:jc w:val="left"/>
+              <w:pBdr>
+                <w:bottom w:val="none" w:sz="0" w:space="0" w:color="000000"/>
+                <w:top w:val="none" w:sz="0" w:space="0" w:color="000000"/>
+                <w:left w:val="none" w:sz="0" w:space="0" w:color="000000"/>
+                <w:right w:val="none" w:sz="0" w:space="0" w:color="000000"/>
+              </w:pBdr>
+              <w:spacing w:after="60" w:before="60" w:line="240"/>
+              <w:ind w:left="60" w:right="60" w:firstLine="0" w:firstLineChars="0"/>
+              <w:rPr>
+                <w:rFonts w:ascii="Arial" w:hAnsi="Arial" w:eastAsia="Arial" w:cs="Arial"/>
+                <w:i w:val="false"/>
+                <w:b w:val="false"/>
+                <w:u w:val="none"/>
+                <w:strike w:val="false"/>
+                <w:sz w:val="18"/>
+                <w:szCs w:val="18"/>
+                <w:color w:val="000000"/>
+              </w:rPr>
+            </w:pPr>
+            <w:r>
+              <w:rPr>
+                <w:rFonts w:ascii="Arial" w:hAnsi="Arial" w:eastAsia="Arial" w:cs="Arial"/>
+                <w:i w:val="false"/>
+                <w:b w:val="false"/>
+                <w:u w:val="none"/>
+                <w:strike w:val="false"/>
+                <w:sz w:val="18"/>
+                <w:szCs w:val="18"/>
+                <w:color w:val="000000"/>
+              </w:rPr>
+              <w:t xml:space="preserve">Not reported</w:t>
+            </w:r>
+          </w:p>
+        </w:tc>
+        <w:tc>
+          <w:tcPr>
+            <w:tcBorders>
+              <w:bottom w:val="none" w:sz="0" w:space="0" w:color="000000"/>
+              <w:top w:val="none" w:sz="0" w:space="0" w:color="000000"/>
+              <w:left w:val="none" w:sz="0" w:space="0" w:color="000000"/>
+              <w:right w:val="none" w:sz="0" w:space="0" w:color="000000"/>
+            </w:tcBorders>
+            <w:shd w:val="clear" w:color="auto" w:fill="FFFFFF"/>
+            <w:tcMar>
+              <w:top w:w="0" w:type="dxa"/>
+              <w:bottom w:w="0" w:type="dxa"/>
+              <w:left w:w="0" w:type="dxa"/>
+              <w:right w:w="0" w:type="dxa"/>
+            </w:tcMar>
+            <w:vAlign w:val="top"/>
+          </w:tcPr>
+          <w:p>
+            <w:pPr>
+              <w:pStyle w:val="Normal"/>
+              <w:jc w:val="left"/>
+              <w:pBdr>
+                <w:bottom w:val="none" w:sz="0" w:space="0" w:color="000000"/>
+                <w:top w:val="none" w:sz="0" w:space="0" w:color="000000"/>
+                <w:left w:val="none" w:sz="0" w:space="0" w:color="000000"/>
+                <w:right w:val="none" w:sz="0" w:space="0" w:color="000000"/>
+              </w:pBdr>
+              <w:spacing w:after="60" w:before="60" w:line="240"/>
+              <w:ind w:left="60" w:right="60" w:firstLine="0" w:firstLineChars="0"/>
+              <w:rPr>
+                <w:rFonts w:ascii="Arial" w:hAnsi="Arial" w:eastAsia="Arial" w:cs="Arial"/>
+                <w:i w:val="false"/>
+                <w:b w:val="false"/>
+                <w:u w:val="none"/>
+                <w:strike w:val="false"/>
+                <w:sz w:val="18"/>
+                <w:szCs w:val="18"/>
+                <w:color w:val="000000"/>
+              </w:rPr>
+            </w:pPr>
+            <w:r>
+              <w:rPr>
+                <w:rFonts w:ascii="Arial" w:hAnsi="Arial" w:eastAsia="Arial" w:cs="Arial"/>
+                <w:i w:val="false"/>
+                <w:b w:val="false"/>
+                <w:u w:val="none"/>
+                <w:strike w:val="false"/>
+                <w:sz w:val="18"/>
+                <w:szCs w:val="18"/>
+                <w:color w:val="000000"/>
+              </w:rPr>
+              <w:t xml:space="preserve">Yes</w:t>
+            </w:r>
+          </w:p>
+        </w:tc>
+        <w:tc>
+          <w:tcPr>
+            <w:tcBorders>
+              <w:bottom w:val="none" w:sz="0" w:space="0" w:color="000000"/>
+              <w:top w:val="none" w:sz="0" w:space="0" w:color="000000"/>
+              <w:left w:val="none" w:sz="0" w:space="0" w:color="000000"/>
+              <w:right w:val="none" w:sz="0" w:space="0" w:color="000000"/>
+            </w:tcBorders>
+            <w:shd w:val="clear" w:color="auto" w:fill="FFFFFF"/>
+            <w:tcMar>
+              <w:top w:w="0" w:type="dxa"/>
+              <w:bottom w:w="0" w:type="dxa"/>
+              <w:left w:w="0" w:type="dxa"/>
+              <w:right w:w="0" w:type="dxa"/>
+            </w:tcMar>
+            <w:vAlign w:val="top"/>
+          </w:tcPr>
+          <w:p>
+            <w:pPr>
+              <w:pStyle w:val="Normal"/>
+              <w:jc w:val="left"/>
+              <w:pBdr>
+                <w:bottom w:val="none" w:sz="0" w:space="0" w:color="000000"/>
+                <w:top w:val="none" w:sz="0" w:space="0" w:color="000000"/>
+                <w:left w:val="none" w:sz="0" w:space="0" w:color="000000"/>
+                <w:right w:val="none" w:sz="0" w:space="0" w:color="000000"/>
+              </w:pBdr>
+              <w:spacing w:after="60" w:before="60" w:line="240"/>
+              <w:ind w:left="60" w:right="60" w:firstLine="0" w:firstLineChars="0"/>
+              <w:rPr>
+                <w:rFonts w:ascii="Arial" w:hAnsi="Arial" w:eastAsia="Arial" w:cs="Arial"/>
+                <w:i w:val="false"/>
+                <w:b w:val="false"/>
+                <w:u w:val="none"/>
+                <w:strike w:val="false"/>
+                <w:sz w:val="18"/>
+                <w:szCs w:val="18"/>
+                <w:color w:val="000000"/>
+              </w:rPr>
+            </w:pPr>
+            <w:r>
+              <w:rPr>
+                <w:rFonts w:ascii="Arial" w:hAnsi="Arial" w:eastAsia="Arial" w:cs="Arial"/>
+                <w:i w:val="false"/>
+                <w:b w:val="false"/>
+                <w:u w:val="none"/>
+                <w:strike w:val="false"/>
+                <w:sz w:val="18"/>
+                <w:szCs w:val="18"/>
+                <w:color w:val="000000"/>
+              </w:rPr>
+              <w:t xml:space="preserve">Partly</w:t>
             </w:r>
           </w:p>
         </w:tc>
@@ -485,117 +1429,392 @@
                 <w:szCs w:val="18"/>
                 <w:color w:val="000000"/>
               </w:rPr>
-              <w:t xml:space="preserve">Ratings chosen after seeing labels</w:t>
-            </w:r>
-          </w:p>
-        </w:tc>
-        <w:tc>
-          <w:tcPr>
-            <w:tcBorders>
-              <w:bottom w:val="none" w:sz="0" w:space="0" w:color="000000"/>
-              <w:top w:val="none" w:sz="0" w:space="0" w:color="000000"/>
-              <w:left w:val="none" w:sz="0" w:space="0" w:color="000000"/>
-              <w:right w:val="none" w:sz="0" w:space="0" w:color="000000"/>
-            </w:tcBorders>
-            <w:shd w:val="clear" w:color="auto" w:fill="FFFFFF"/>
-            <w:tcMar>
-              <w:top w:w="0" w:type="dxa"/>
-              <w:bottom w:w="0" w:type="dxa"/>
-              <w:left w:w="0" w:type="dxa"/>
-              <w:right w:w="0" w:type="dxa"/>
-            </w:tcMar>
-            <w:vAlign w:val="top"/>
-          </w:tcPr>
-          <w:p>
-            <w:pPr>
-              <w:pStyle w:val="Normal"/>
-              <w:jc w:val="left"/>
-              <w:pBdr>
-                <w:bottom w:val="none" w:sz="0" w:space="0" w:color="000000"/>
-                <w:top w:val="none" w:sz="0" w:space="0" w:color="000000"/>
-                <w:left w:val="none" w:sz="0" w:space="0" w:color="000000"/>
-                <w:right w:val="none" w:sz="0" w:space="0" w:color="000000"/>
-              </w:pBdr>
-              <w:spacing w:after="60" w:before="60" w:line="240"/>
-              <w:ind w:left="60" w:right="60" w:firstLine="0" w:firstLineChars="0"/>
-              <w:rPr>
-                <w:rFonts w:ascii="Arial" w:hAnsi="Arial" w:eastAsia="Arial" w:cs="Arial"/>
-                <w:i w:val="false"/>
-                <w:b w:val="false"/>
-                <w:u w:val="none"/>
-                <w:strike w:val="false"/>
-                <w:sz w:val="18"/>
-                <w:szCs w:val="18"/>
-                <w:color w:val="000000"/>
-              </w:rPr>
-            </w:pPr>
-            <w:r>
-              <w:rPr>
-                <w:rFonts w:ascii="Arial" w:hAnsi="Arial" w:eastAsia="Arial" w:cs="Arial"/>
-                <w:i w:val="false"/>
-                <w:b w:val="false"/>
-                <w:u w:val="none"/>
-                <w:strike w:val="false"/>
-                <w:sz w:val="18"/>
-                <w:szCs w:val="18"/>
-                <w:color w:val="000000"/>
-              </w:rPr>
-              <w:t xml:space="preserve">0.69 (0.57–0.79)</w:t>
-            </w:r>
-          </w:p>
-        </w:tc>
-        <w:tc>
-          <w:tcPr>
-            <w:tcBorders>
-              <w:bottom w:val="none" w:sz="0" w:space="0" w:color="000000"/>
-              <w:top w:val="none" w:sz="0" w:space="0" w:color="000000"/>
-              <w:left w:val="none" w:sz="0" w:space="0" w:color="000000"/>
-              <w:right w:val="none" w:sz="0" w:space="0" w:color="000000"/>
-            </w:tcBorders>
-            <w:shd w:val="clear" w:color="auto" w:fill="FFFFFF"/>
-            <w:tcMar>
-              <w:top w:w="0" w:type="dxa"/>
-              <w:bottom w:w="0" w:type="dxa"/>
-              <w:left w:w="0" w:type="dxa"/>
-              <w:right w:w="0" w:type="dxa"/>
-            </w:tcMar>
-            <w:vAlign w:val="top"/>
-          </w:tcPr>
-          <w:p>
-            <w:pPr>
-              <w:pStyle w:val="Normal"/>
-              <w:jc w:val="left"/>
-              <w:pBdr>
-                <w:bottom w:val="none" w:sz="0" w:space="0" w:color="000000"/>
-                <w:top w:val="none" w:sz="0" w:space="0" w:color="000000"/>
-                <w:left w:val="none" w:sz="0" w:space="0" w:color="000000"/>
-                <w:right w:val="none" w:sz="0" w:space="0" w:color="000000"/>
-              </w:pBdr>
-              <w:spacing w:after="60" w:before="60" w:line="240"/>
-              <w:ind w:left="60" w:right="60" w:firstLine="0" w:firstLineChars="0"/>
-              <w:rPr>
-                <w:rFonts w:ascii="Arial" w:hAnsi="Arial" w:eastAsia="Arial" w:cs="Arial"/>
-                <w:i w:val="false"/>
-                <w:b w:val="false"/>
-                <w:u w:val="none"/>
-                <w:strike w:val="false"/>
-                <w:sz w:val="18"/>
-                <w:szCs w:val="18"/>
-                <w:color w:val="000000"/>
-              </w:rPr>
-            </w:pPr>
-            <w:r>
-              <w:rPr>
-                <w:rFonts w:ascii="Arial" w:hAnsi="Arial" w:eastAsia="Arial" w:cs="Arial"/>
-                <w:i w:val="false"/>
-                <w:b w:val="false"/>
-                <w:u w:val="none"/>
-                <w:strike w:val="false"/>
-                <w:sz w:val="18"/>
-                <w:szCs w:val="18"/>
-                <w:color w:val="000000"/>
-              </w:rPr>
-              <w:t xml:space="preserve">129/154 (83.8%; 78.6–88.9)</w:t>
+              <w:t xml:space="preserve">Lai 2026, J Med Internet Res [c]</w:t>
+            </w:r>
+          </w:p>
+        </w:tc>
+        <w:tc>
+          <w:tcPr>
+            <w:tcBorders>
+              <w:bottom w:val="none" w:sz="0" w:space="0" w:color="000000"/>
+              <w:top w:val="none" w:sz="0" w:space="0" w:color="000000"/>
+              <w:left w:val="none" w:sz="0" w:space="0" w:color="000000"/>
+              <w:right w:val="none" w:sz="0" w:space="0" w:color="000000"/>
+            </w:tcBorders>
+            <w:shd w:val="clear" w:color="auto" w:fill="FFFFFF"/>
+            <w:tcMar>
+              <w:top w:w="0" w:type="dxa"/>
+              <w:bottom w:w="0" w:type="dxa"/>
+              <w:left w:w="0" w:type="dxa"/>
+              <w:right w:w="0" w:type="dxa"/>
+            </w:tcMar>
+            <w:vAlign w:val="top"/>
+          </w:tcPr>
+          <w:p>
+            <w:pPr>
+              <w:pStyle w:val="Normal"/>
+              <w:jc w:val="left"/>
+              <w:pBdr>
+                <w:bottom w:val="none" w:sz="0" w:space="0" w:color="000000"/>
+                <w:top w:val="none" w:sz="0" w:space="0" w:color="000000"/>
+                <w:left w:val="none" w:sz="0" w:space="0" w:color="000000"/>
+                <w:right w:val="none" w:sz="0" w:space="0" w:color="000000"/>
+              </w:pBdr>
+              <w:spacing w:after="60" w:before="60" w:line="240"/>
+              <w:ind w:left="60" w:right="60" w:firstLine="0" w:firstLineChars="0"/>
+              <w:rPr>
+                <w:rFonts w:ascii="Arial" w:hAnsi="Arial" w:eastAsia="Arial" w:cs="Arial"/>
+                <w:i w:val="false"/>
+                <w:b w:val="false"/>
+                <w:u w:val="none"/>
+                <w:strike w:val="false"/>
+                <w:sz w:val="18"/>
+                <w:szCs w:val="18"/>
+                <w:color w:val="000000"/>
+              </w:rPr>
+            </w:pPr>
+            <w:r>
+              <w:rPr>
+                <w:rFonts w:ascii="Arial" w:hAnsi="Arial" w:eastAsia="Arial" w:cs="Arial"/>
+                <w:i w:val="false"/>
+                <w:b w:val="false"/>
+                <w:u w:val="none"/>
+                <w:strike w:val="false"/>
+                <w:sz w:val="18"/>
+                <w:szCs w:val="18"/>
+                <w:color w:val="000000"/>
+              </w:rPr>
+              <w:t xml:space="preserve">Not reported</w:t>
+            </w:r>
+          </w:p>
+        </w:tc>
+        <w:tc>
+          <w:tcPr>
+            <w:tcBorders>
+              <w:bottom w:val="none" w:sz="0" w:space="0" w:color="000000"/>
+              <w:top w:val="none" w:sz="0" w:space="0" w:color="000000"/>
+              <w:left w:val="none" w:sz="0" w:space="0" w:color="000000"/>
+              <w:right w:val="none" w:sz="0" w:space="0" w:color="000000"/>
+            </w:tcBorders>
+            <w:shd w:val="clear" w:color="auto" w:fill="FFFFFF"/>
+            <w:tcMar>
+              <w:top w:w="0" w:type="dxa"/>
+              <w:bottom w:w="0" w:type="dxa"/>
+              <w:left w:w="0" w:type="dxa"/>
+              <w:right w:w="0" w:type="dxa"/>
+            </w:tcMar>
+            <w:vAlign w:val="top"/>
+          </w:tcPr>
+          <w:p>
+            <w:pPr>
+              <w:pStyle w:val="Normal"/>
+              <w:jc w:val="left"/>
+              <w:pBdr>
+                <w:bottom w:val="none" w:sz="0" w:space="0" w:color="000000"/>
+                <w:top w:val="none" w:sz="0" w:space="0" w:color="000000"/>
+                <w:left w:val="none" w:sz="0" w:space="0" w:color="000000"/>
+                <w:right w:val="none" w:sz="0" w:space="0" w:color="000000"/>
+              </w:pBdr>
+              <w:spacing w:after="60" w:before="60" w:line="240"/>
+              <w:ind w:left="60" w:right="60" w:firstLine="0" w:firstLineChars="0"/>
+              <w:rPr>
+                <w:rFonts w:ascii="Arial" w:hAnsi="Arial" w:eastAsia="Arial" w:cs="Arial"/>
+                <w:i w:val="false"/>
+                <w:b w:val="false"/>
+                <w:u w:val="none"/>
+                <w:strike w:val="false"/>
+                <w:sz w:val="18"/>
+                <w:szCs w:val="18"/>
+                <w:color w:val="000000"/>
+              </w:rPr>
+            </w:pPr>
+            <w:r>
+              <w:rPr>
+                <w:rFonts w:ascii="Arial" w:hAnsi="Arial" w:eastAsia="Arial" w:cs="Arial"/>
+                <w:i w:val="false"/>
+                <w:b w:val="false"/>
+                <w:u w:val="none"/>
+                <w:strike w:val="false"/>
+                <w:sz w:val="18"/>
+                <w:szCs w:val="18"/>
+                <w:color w:val="000000"/>
+              </w:rPr>
+              <w:t xml:space="preserve">No</w:t>
+            </w:r>
+          </w:p>
+        </w:tc>
+        <w:tc>
+          <w:tcPr>
+            <w:tcBorders>
+              <w:bottom w:val="none" w:sz="0" w:space="0" w:color="000000"/>
+              <w:top w:val="none" w:sz="0" w:space="0" w:color="000000"/>
+              <w:left w:val="none" w:sz="0" w:space="0" w:color="000000"/>
+              <w:right w:val="none" w:sz="0" w:space="0" w:color="000000"/>
+            </w:tcBorders>
+            <w:shd w:val="clear" w:color="auto" w:fill="FFFFFF"/>
+            <w:tcMar>
+              <w:top w:w="0" w:type="dxa"/>
+              <w:bottom w:w="0" w:type="dxa"/>
+              <w:left w:w="0" w:type="dxa"/>
+              <w:right w:w="0" w:type="dxa"/>
+            </w:tcMar>
+            <w:vAlign w:val="top"/>
+          </w:tcPr>
+          <w:p>
+            <w:pPr>
+              <w:pStyle w:val="Normal"/>
+              <w:jc w:val="left"/>
+              <w:pBdr>
+                <w:bottom w:val="none" w:sz="0" w:space="0" w:color="000000"/>
+                <w:top w:val="none" w:sz="0" w:space="0" w:color="000000"/>
+                <w:left w:val="none" w:sz="0" w:space="0" w:color="000000"/>
+                <w:right w:val="none" w:sz="0" w:space="0" w:color="000000"/>
+              </w:pBdr>
+              <w:spacing w:after="60" w:before="60" w:line="240"/>
+              <w:ind w:left="60" w:right="60" w:firstLine="0" w:firstLineChars="0"/>
+              <w:rPr>
+                <w:rFonts w:ascii="Arial" w:hAnsi="Arial" w:eastAsia="Arial" w:cs="Arial"/>
+                <w:i w:val="false"/>
+                <w:b w:val="false"/>
+                <w:u w:val="none"/>
+                <w:strike w:val="false"/>
+                <w:sz w:val="18"/>
+                <w:szCs w:val="18"/>
+                <w:color w:val="000000"/>
+              </w:rPr>
+            </w:pPr>
+            <w:r>
+              <w:rPr>
+                <w:rFonts w:ascii="Arial" w:hAnsi="Arial" w:eastAsia="Arial" w:cs="Arial"/>
+                <w:i w:val="false"/>
+                <w:b w:val="false"/>
+                <w:u w:val="none"/>
+                <w:strike w:val="false"/>
+                <w:sz w:val="18"/>
+                <w:szCs w:val="18"/>
+                <w:color w:val="000000"/>
+              </w:rPr>
+              <w:t xml:space="preserve">Not reported</w:t>
+            </w:r>
+          </w:p>
+        </w:tc>
+        <w:tc>
+          <w:tcPr>
+            <w:tcBorders>
+              <w:bottom w:val="none" w:sz="0" w:space="0" w:color="000000"/>
+              <w:top w:val="none" w:sz="0" w:space="0" w:color="000000"/>
+              <w:left w:val="none" w:sz="0" w:space="0" w:color="000000"/>
+              <w:right w:val="none" w:sz="0" w:space="0" w:color="000000"/>
+            </w:tcBorders>
+            <w:shd w:val="clear" w:color="auto" w:fill="FFFFFF"/>
+            <w:tcMar>
+              <w:top w:w="0" w:type="dxa"/>
+              <w:bottom w:w="0" w:type="dxa"/>
+              <w:left w:w="0" w:type="dxa"/>
+              <w:right w:w="0" w:type="dxa"/>
+            </w:tcMar>
+            <w:vAlign w:val="top"/>
+          </w:tcPr>
+          <w:p>
+            <w:pPr>
+              <w:pStyle w:val="Normal"/>
+              <w:jc w:val="left"/>
+              <w:pBdr>
+                <w:bottom w:val="none" w:sz="0" w:space="0" w:color="000000"/>
+                <w:top w:val="none" w:sz="0" w:space="0" w:color="000000"/>
+                <w:left w:val="none" w:sz="0" w:space="0" w:color="000000"/>
+                <w:right w:val="none" w:sz="0" w:space="0" w:color="000000"/>
+              </w:pBdr>
+              <w:spacing w:after="60" w:before="60" w:line="240"/>
+              <w:ind w:left="60" w:right="60" w:firstLine="0" w:firstLineChars="0"/>
+              <w:rPr>
+                <w:rFonts w:ascii="Arial" w:hAnsi="Arial" w:eastAsia="Arial" w:cs="Arial"/>
+                <w:i w:val="false"/>
+                <w:b w:val="false"/>
+                <w:u w:val="none"/>
+                <w:strike w:val="false"/>
+                <w:sz w:val="18"/>
+                <w:szCs w:val="18"/>
+                <w:color w:val="000000"/>
+              </w:rPr>
+            </w:pPr>
+            <w:r>
+              <w:rPr>
+                <w:rFonts w:ascii="Arial" w:hAnsi="Arial" w:eastAsia="Arial" w:cs="Arial"/>
+                <w:i w:val="false"/>
+                <w:b w:val="false"/>
+                <w:u w:val="none"/>
+                <w:strike w:val="false"/>
+                <w:sz w:val="18"/>
+                <w:szCs w:val="18"/>
+                <w:color w:val="000000"/>
+              </w:rPr>
+              <w:t xml:space="preserve">Not reported</w:t>
+            </w:r>
+          </w:p>
+        </w:tc>
+        <w:tc>
+          <w:tcPr>
+            <w:tcBorders>
+              <w:bottom w:val="none" w:sz="0" w:space="0" w:color="000000"/>
+              <w:top w:val="none" w:sz="0" w:space="0" w:color="000000"/>
+              <w:left w:val="none" w:sz="0" w:space="0" w:color="000000"/>
+              <w:right w:val="none" w:sz="0" w:space="0" w:color="000000"/>
+            </w:tcBorders>
+            <w:shd w:val="clear" w:color="auto" w:fill="FFFFFF"/>
+            <w:tcMar>
+              <w:top w:w="0" w:type="dxa"/>
+              <w:bottom w:w="0" w:type="dxa"/>
+              <w:left w:w="0" w:type="dxa"/>
+              <w:right w:w="0" w:type="dxa"/>
+            </w:tcMar>
+            <w:vAlign w:val="top"/>
+          </w:tcPr>
+          <w:p>
+            <w:pPr>
+              <w:pStyle w:val="Normal"/>
+              <w:jc w:val="left"/>
+              <w:pBdr>
+                <w:bottom w:val="none" w:sz="0" w:space="0" w:color="000000"/>
+                <w:top w:val="none" w:sz="0" w:space="0" w:color="000000"/>
+                <w:left w:val="none" w:sz="0" w:space="0" w:color="000000"/>
+                <w:right w:val="none" w:sz="0" w:space="0" w:color="000000"/>
+              </w:pBdr>
+              <w:spacing w:after="60" w:before="60" w:line="240"/>
+              <w:ind w:left="60" w:right="60" w:firstLine="0" w:firstLineChars="0"/>
+              <w:rPr>
+                <w:rFonts w:ascii="Arial" w:hAnsi="Arial" w:eastAsia="Arial" w:cs="Arial"/>
+                <w:i w:val="false"/>
+                <w:b w:val="false"/>
+                <w:u w:val="none"/>
+                <w:strike w:val="false"/>
+                <w:sz w:val="18"/>
+                <w:szCs w:val="18"/>
+                <w:color w:val="000000"/>
+              </w:rPr>
+            </w:pPr>
+            <w:r>
+              <w:rPr>
+                <w:rFonts w:ascii="Arial" w:hAnsi="Arial" w:eastAsia="Arial" w:cs="Arial"/>
+                <w:i w:val="false"/>
+                <w:b w:val="false"/>
+                <w:u w:val="none"/>
+                <w:strike w:val="false"/>
+                <w:sz w:val="18"/>
+                <w:szCs w:val="18"/>
+                <w:color w:val="000000"/>
+              </w:rPr>
+              <w:t xml:space="preserve">Not reported</w:t>
+            </w:r>
+          </w:p>
+        </w:tc>
+        <w:tc>
+          <w:tcPr>
+            <w:tcBorders>
+              <w:bottom w:val="none" w:sz="0" w:space="0" w:color="000000"/>
+              <w:top w:val="none" w:sz="0" w:space="0" w:color="000000"/>
+              <w:left w:val="none" w:sz="0" w:space="0" w:color="000000"/>
+              <w:right w:val="none" w:sz="0" w:space="0" w:color="000000"/>
+            </w:tcBorders>
+            <w:shd w:val="clear" w:color="auto" w:fill="FFFFFF"/>
+            <w:tcMar>
+              <w:top w:w="0" w:type="dxa"/>
+              <w:bottom w:w="0" w:type="dxa"/>
+              <w:left w:w="0" w:type="dxa"/>
+              <w:right w:w="0" w:type="dxa"/>
+            </w:tcMar>
+            <w:vAlign w:val="top"/>
+          </w:tcPr>
+          <w:p>
+            <w:pPr>
+              <w:pStyle w:val="Normal"/>
+              <w:jc w:val="left"/>
+              <w:pBdr>
+                <w:bottom w:val="none" w:sz="0" w:space="0" w:color="000000"/>
+                <w:top w:val="none" w:sz="0" w:space="0" w:color="000000"/>
+                <w:left w:val="none" w:sz="0" w:space="0" w:color="000000"/>
+                <w:right w:val="none" w:sz="0" w:space="0" w:color="000000"/>
+              </w:pBdr>
+              <w:spacing w:after="60" w:before="60" w:line="240"/>
+              <w:ind w:left="60" w:right="60" w:firstLine="0" w:firstLineChars="0"/>
+              <w:rPr>
+                <w:rFonts w:ascii="Arial" w:hAnsi="Arial" w:eastAsia="Arial" w:cs="Arial"/>
+                <w:i w:val="false"/>
+                <w:b w:val="false"/>
+                <w:u w:val="none"/>
+                <w:strike w:val="false"/>
+                <w:sz w:val="18"/>
+                <w:szCs w:val="18"/>
+                <w:color w:val="000000"/>
+              </w:rPr>
+            </w:pPr>
+            <w:r>
+              <w:rPr>
+                <w:rFonts w:ascii="Arial" w:hAnsi="Arial" w:eastAsia="Arial" w:cs="Arial"/>
+                <w:i w:val="false"/>
+                <w:b w:val="false"/>
+                <w:u w:val="none"/>
+                <w:strike w:val="false"/>
+                <w:sz w:val="18"/>
+                <w:szCs w:val="18"/>
+                <w:color w:val="000000"/>
+              </w:rPr>
+              <w:t xml:space="preserve">Partly</w:t>
+            </w:r>
+          </w:p>
+        </w:tc>
+        <w:tc>
+          <w:tcPr>
+            <w:tcBorders>
+              <w:bottom w:val="none" w:sz="0" w:space="0" w:color="000000"/>
+              <w:top w:val="none" w:sz="0" w:space="0" w:color="000000"/>
+              <w:left w:val="none" w:sz="0" w:space="0" w:color="000000"/>
+              <w:right w:val="none" w:sz="0" w:space="0" w:color="000000"/>
+            </w:tcBorders>
+            <w:shd w:val="clear" w:color="auto" w:fill="FFFFFF"/>
+            <w:tcMar>
+              <w:top w:w="0" w:type="dxa"/>
+              <w:bottom w:w="0" w:type="dxa"/>
+              <w:left w:w="0" w:type="dxa"/>
+              <w:right w:w="0" w:type="dxa"/>
+            </w:tcMar>
+            <w:vAlign w:val="top"/>
+          </w:tcPr>
+          <w:p>
+            <w:pPr>
+              <w:pStyle w:val="Normal"/>
+              <w:jc w:val="left"/>
+              <w:pBdr>
+                <w:bottom w:val="none" w:sz="0" w:space="0" w:color="000000"/>
+                <w:top w:val="none" w:sz="0" w:space="0" w:color="000000"/>
+                <w:left w:val="none" w:sz="0" w:space="0" w:color="000000"/>
+                <w:right w:val="none" w:sz="0" w:space="0" w:color="000000"/>
+              </w:pBdr>
+              <w:spacing w:after="60" w:before="60" w:line="240"/>
+              <w:ind w:left="60" w:right="60" w:firstLine="0" w:firstLineChars="0"/>
+              <w:rPr>
+                <w:rFonts w:ascii="Arial" w:hAnsi="Arial" w:eastAsia="Arial" w:cs="Arial"/>
+                <w:i w:val="false"/>
+                <w:b w:val="false"/>
+                <w:u w:val="none"/>
+                <w:strike w:val="false"/>
+                <w:sz w:val="18"/>
+                <w:szCs w:val="18"/>
+                <w:color w:val="000000"/>
+              </w:rPr>
+            </w:pPr>
+            <w:r>
+              <w:rPr>
+                <w:rFonts w:ascii="Arial" w:hAnsi="Arial" w:eastAsia="Arial" w:cs="Arial"/>
+                <w:i w:val="false"/>
+                <w:b w:val="false"/>
+                <w:u w:val="none"/>
+                <w:strike w:val="false"/>
+                <w:sz w:val="18"/>
+                <w:szCs w:val="18"/>
+                <w:color w:val="000000"/>
+              </w:rPr>
+              <w:t xml:space="preserve">Not reported</w:t>
             </w:r>
           </w:p>
         </w:tc>
@@ -607,57 +1826,441 @@
         </w:trPr>
         <w:tc>
           <w:tcPr>
-            <w:gridSpan w:val="3"/>
-            <w:tcBorders>
-              <w:bottom w:val="none" w:sz="0" w:space="0" w:color="000000"/>
-              <w:top w:val="none" w:sz="0" w:space="0" w:color="000000"/>
-              <w:left w:val="none" w:sz="0" w:space="0" w:color="000000"/>
-              <w:right w:val="none" w:sz="0" w:space="0" w:color="000000"/>
-            </w:tcBorders>
-            <w:shd w:val="clear" w:color="auto" w:fill="FFFFFF"/>
-            <w:tcMar>
-              <w:top w:w="0" w:type="dxa"/>
-              <w:bottom w:w="0" w:type="dxa"/>
-              <w:left w:w="0" w:type="dxa"/>
-              <w:right w:w="0" w:type="dxa"/>
-            </w:tcMar>
-            <w:vAlign w:val="top"/>
-          </w:tcPr>
-          <w:p>
-            <w:pPr>
-              <w:pStyle w:val="Normal"/>
-              <w:jc w:val="left"/>
-              <w:pBdr>
-                <w:bottom w:val="none" w:sz="0" w:space="0" w:color="000000"/>
-                <w:top w:val="none" w:sz="0" w:space="0" w:color="000000"/>
-                <w:left w:val="none" w:sz="0" w:space="0" w:color="000000"/>
-                <w:right w:val="none" w:sz="0" w:space="0" w:color="000000"/>
-              </w:pBdr>
-              <w:spacing w:after="60" w:before="60" w:line="240"/>
-              <w:ind w:left="60" w:right="60" w:firstLine="0" w:firstLineChars="0"/>
-              <w:rPr>
-                <w:rFonts w:ascii="Arial" w:hAnsi="Arial" w:eastAsia="Arial" w:cs="Arial"/>
-                <w:i w:val="false"/>
-                <w:b w:val="true"/>
-                <w:u w:val="none"/>
-                <w:strike w:val="false"/>
-                <w:sz w:val="18"/>
-                <w:szCs w:val="18"/>
-                <w:color w:val="000000"/>
-              </w:rPr>
-            </w:pPr>
-            <w:r>
-              <w:rPr>
-                <w:rFonts w:ascii="Arial" w:hAnsi="Arial" w:eastAsia="Arial" w:cs="Arial"/>
-                <w:i w:val="false"/>
-                <w:b w:val="true"/>
-                <w:u w:val="none"/>
-                <w:strike w:val="false"/>
-                <w:sz w:val="18"/>
-                <w:szCs w:val="18"/>
-                <w:color w:val="000000"/>
-              </w:rPr>
-              <w:t xml:space="preserve">Adjudicator 1 own rating compared with …</w:t>
+            <w:tcBorders>
+              <w:bottom w:val="none" w:sz="0" w:space="0" w:color="000000"/>
+              <w:top w:val="none" w:sz="0" w:space="0" w:color="000000"/>
+              <w:left w:val="none" w:sz="0" w:space="0" w:color="000000"/>
+              <w:right w:val="none" w:sz="0" w:space="0" w:color="000000"/>
+            </w:tcBorders>
+            <w:shd w:val="clear" w:color="auto" w:fill="FFFFFF"/>
+            <w:tcMar>
+              <w:top w:w="0" w:type="dxa"/>
+              <w:bottom w:w="0" w:type="dxa"/>
+              <w:left w:w="0" w:type="dxa"/>
+              <w:right w:w="0" w:type="dxa"/>
+            </w:tcMar>
+            <w:vAlign w:val="top"/>
+          </w:tcPr>
+          <w:p>
+            <w:pPr>
+              <w:pStyle w:val="Normal"/>
+              <w:jc w:val="left"/>
+              <w:pBdr>
+                <w:bottom w:val="none" w:sz="0" w:space="0" w:color="000000"/>
+                <w:top w:val="none" w:sz="0" w:space="0" w:color="000000"/>
+                <w:left w:val="none" w:sz="0" w:space="0" w:color="000000"/>
+                <w:right w:val="none" w:sz="0" w:space="0" w:color="000000"/>
+              </w:pBdr>
+              <w:spacing w:after="60" w:before="60" w:line="240"/>
+              <w:ind w:left="60" w:right="60" w:firstLine="0" w:firstLineChars="0"/>
+              <w:rPr>
+                <w:rFonts w:ascii="Arial" w:hAnsi="Arial" w:eastAsia="Arial" w:cs="Arial"/>
+                <w:i w:val="false"/>
+                <w:b w:val="false"/>
+                <w:u w:val="none"/>
+                <w:strike w:val="false"/>
+                <w:sz w:val="18"/>
+                <w:szCs w:val="18"/>
+                <w:color w:val="000000"/>
+              </w:rPr>
+            </w:pPr>
+            <w:r>
+              <w:rPr>
+                <w:rFonts w:ascii="Arial" w:hAnsi="Arial" w:eastAsia="Arial" w:cs="Arial"/>
+                <w:i w:val="false"/>
+                <w:b w:val="false"/>
+                <w:u w:val="none"/>
+                <w:strike w:val="false"/>
+                <w:sz w:val="18"/>
+                <w:szCs w:val="18"/>
+                <w:color w:val="000000"/>
+              </w:rPr>
+              <w:t xml:space="preserve">Nyrhi 2026, EBioMedicine [d]</w:t>
+            </w:r>
+          </w:p>
+        </w:tc>
+        <w:tc>
+          <w:tcPr>
+            <w:tcBorders>
+              <w:bottom w:val="none" w:sz="0" w:space="0" w:color="000000"/>
+              <w:top w:val="none" w:sz="0" w:space="0" w:color="000000"/>
+              <w:left w:val="none" w:sz="0" w:space="0" w:color="000000"/>
+              <w:right w:val="none" w:sz="0" w:space="0" w:color="000000"/>
+            </w:tcBorders>
+            <w:shd w:val="clear" w:color="auto" w:fill="FFFFFF"/>
+            <w:tcMar>
+              <w:top w:w="0" w:type="dxa"/>
+              <w:bottom w:w="0" w:type="dxa"/>
+              <w:left w:w="0" w:type="dxa"/>
+              <w:right w:w="0" w:type="dxa"/>
+            </w:tcMar>
+            <w:vAlign w:val="top"/>
+          </w:tcPr>
+          <w:p>
+            <w:pPr>
+              <w:pStyle w:val="Normal"/>
+              <w:jc w:val="left"/>
+              <w:pBdr>
+                <w:bottom w:val="none" w:sz="0" w:space="0" w:color="000000"/>
+                <w:top w:val="none" w:sz="0" w:space="0" w:color="000000"/>
+                <w:left w:val="none" w:sz="0" w:space="0" w:color="000000"/>
+                <w:right w:val="none" w:sz="0" w:space="0" w:color="000000"/>
+              </w:pBdr>
+              <w:spacing w:after="60" w:before="60" w:line="240"/>
+              <w:ind w:left="60" w:right="60" w:firstLine="0" w:firstLineChars="0"/>
+              <w:rPr>
+                <w:rFonts w:ascii="Arial" w:hAnsi="Arial" w:eastAsia="Arial" w:cs="Arial"/>
+                <w:i w:val="false"/>
+                <w:b w:val="false"/>
+                <w:u w:val="none"/>
+                <w:strike w:val="false"/>
+                <w:sz w:val="18"/>
+                <w:szCs w:val="18"/>
+                <w:color w:val="000000"/>
+              </w:rPr>
+            </w:pPr>
+            <w:r>
+              <w:rPr>
+                <w:rFonts w:ascii="Arial" w:hAnsi="Arial" w:eastAsia="Arial" w:cs="Arial"/>
+                <w:i w:val="false"/>
+                <w:b w:val="false"/>
+                <w:u w:val="none"/>
+                <w:strike w:val="false"/>
+                <w:sz w:val="18"/>
+                <w:szCs w:val="18"/>
+                <w:color w:val="000000"/>
+              </w:rPr>
+              <w:t xml:space="preserve">Not reported</w:t>
+            </w:r>
+          </w:p>
+        </w:tc>
+        <w:tc>
+          <w:tcPr>
+            <w:tcBorders>
+              <w:bottom w:val="none" w:sz="0" w:space="0" w:color="000000"/>
+              <w:top w:val="none" w:sz="0" w:space="0" w:color="000000"/>
+              <w:left w:val="none" w:sz="0" w:space="0" w:color="000000"/>
+              <w:right w:val="none" w:sz="0" w:space="0" w:color="000000"/>
+            </w:tcBorders>
+            <w:shd w:val="clear" w:color="auto" w:fill="FFFFFF"/>
+            <w:tcMar>
+              <w:top w:w="0" w:type="dxa"/>
+              <w:bottom w:w="0" w:type="dxa"/>
+              <w:left w:w="0" w:type="dxa"/>
+              <w:right w:w="0" w:type="dxa"/>
+            </w:tcMar>
+            <w:vAlign w:val="top"/>
+          </w:tcPr>
+          <w:p>
+            <w:pPr>
+              <w:pStyle w:val="Normal"/>
+              <w:jc w:val="left"/>
+              <w:pBdr>
+                <w:bottom w:val="none" w:sz="0" w:space="0" w:color="000000"/>
+                <w:top w:val="none" w:sz="0" w:space="0" w:color="000000"/>
+                <w:left w:val="none" w:sz="0" w:space="0" w:color="000000"/>
+                <w:right w:val="none" w:sz="0" w:space="0" w:color="000000"/>
+              </w:pBdr>
+              <w:spacing w:after="60" w:before="60" w:line="240"/>
+              <w:ind w:left="60" w:right="60" w:firstLine="0" w:firstLineChars="0"/>
+              <w:rPr>
+                <w:rFonts w:ascii="Arial" w:hAnsi="Arial" w:eastAsia="Arial" w:cs="Arial"/>
+                <w:i w:val="false"/>
+                <w:b w:val="false"/>
+                <w:u w:val="none"/>
+                <w:strike w:val="false"/>
+                <w:sz w:val="18"/>
+                <w:szCs w:val="18"/>
+                <w:color w:val="000000"/>
+              </w:rPr>
+            </w:pPr>
+            <w:r>
+              <w:rPr>
+                <w:rFonts w:ascii="Arial" w:hAnsi="Arial" w:eastAsia="Arial" w:cs="Arial"/>
+                <w:i w:val="false"/>
+                <w:b w:val="false"/>
+                <w:u w:val="none"/>
+                <w:strike w:val="false"/>
+                <w:sz w:val="18"/>
+                <w:szCs w:val="18"/>
+                <w:color w:val="000000"/>
+              </w:rPr>
+              <w:t xml:space="preserve">No</w:t>
+            </w:r>
+          </w:p>
+        </w:tc>
+        <w:tc>
+          <w:tcPr>
+            <w:tcBorders>
+              <w:bottom w:val="none" w:sz="0" w:space="0" w:color="000000"/>
+              <w:top w:val="none" w:sz="0" w:space="0" w:color="000000"/>
+              <w:left w:val="none" w:sz="0" w:space="0" w:color="000000"/>
+              <w:right w:val="none" w:sz="0" w:space="0" w:color="000000"/>
+            </w:tcBorders>
+            <w:shd w:val="clear" w:color="auto" w:fill="FFFFFF"/>
+            <w:tcMar>
+              <w:top w:w="0" w:type="dxa"/>
+              <w:bottom w:w="0" w:type="dxa"/>
+              <w:left w:w="0" w:type="dxa"/>
+              <w:right w:w="0" w:type="dxa"/>
+            </w:tcMar>
+            <w:vAlign w:val="top"/>
+          </w:tcPr>
+          <w:p>
+            <w:pPr>
+              <w:pStyle w:val="Normal"/>
+              <w:jc w:val="left"/>
+              <w:pBdr>
+                <w:bottom w:val="none" w:sz="0" w:space="0" w:color="000000"/>
+                <w:top w:val="none" w:sz="0" w:space="0" w:color="000000"/>
+                <w:left w:val="none" w:sz="0" w:space="0" w:color="000000"/>
+                <w:right w:val="none" w:sz="0" w:space="0" w:color="000000"/>
+              </w:pBdr>
+              <w:spacing w:after="60" w:before="60" w:line="240"/>
+              <w:ind w:left="60" w:right="60" w:firstLine="0" w:firstLineChars="0"/>
+              <w:rPr>
+                <w:rFonts w:ascii="Arial" w:hAnsi="Arial" w:eastAsia="Arial" w:cs="Arial"/>
+                <w:i w:val="false"/>
+                <w:b w:val="false"/>
+                <w:u w:val="none"/>
+                <w:strike w:val="false"/>
+                <w:sz w:val="18"/>
+                <w:szCs w:val="18"/>
+                <w:color w:val="000000"/>
+              </w:rPr>
+            </w:pPr>
+            <w:r>
+              <w:rPr>
+                <w:rFonts w:ascii="Arial" w:hAnsi="Arial" w:eastAsia="Arial" w:cs="Arial"/>
+                <w:i w:val="false"/>
+                <w:b w:val="false"/>
+                <w:u w:val="none"/>
+                <w:strike w:val="false"/>
+                <w:sz w:val="18"/>
+                <w:szCs w:val="18"/>
+                <w:color w:val="000000"/>
+              </w:rPr>
+              <w:t xml:space="preserve">Not reported</w:t>
+            </w:r>
+          </w:p>
+        </w:tc>
+        <w:tc>
+          <w:tcPr>
+            <w:tcBorders>
+              <w:bottom w:val="none" w:sz="0" w:space="0" w:color="000000"/>
+              <w:top w:val="none" w:sz="0" w:space="0" w:color="000000"/>
+              <w:left w:val="none" w:sz="0" w:space="0" w:color="000000"/>
+              <w:right w:val="none" w:sz="0" w:space="0" w:color="000000"/>
+            </w:tcBorders>
+            <w:shd w:val="clear" w:color="auto" w:fill="FFFFFF"/>
+            <w:tcMar>
+              <w:top w:w="0" w:type="dxa"/>
+              <w:bottom w:w="0" w:type="dxa"/>
+              <w:left w:w="0" w:type="dxa"/>
+              <w:right w:w="0" w:type="dxa"/>
+            </w:tcMar>
+            <w:vAlign w:val="top"/>
+          </w:tcPr>
+          <w:p>
+            <w:pPr>
+              <w:pStyle w:val="Normal"/>
+              <w:jc w:val="left"/>
+              <w:pBdr>
+                <w:bottom w:val="none" w:sz="0" w:space="0" w:color="000000"/>
+                <w:top w:val="none" w:sz="0" w:space="0" w:color="000000"/>
+                <w:left w:val="none" w:sz="0" w:space="0" w:color="000000"/>
+                <w:right w:val="none" w:sz="0" w:space="0" w:color="000000"/>
+              </w:pBdr>
+              <w:spacing w:after="60" w:before="60" w:line="240"/>
+              <w:ind w:left="60" w:right="60" w:firstLine="0" w:firstLineChars="0"/>
+              <w:rPr>
+                <w:rFonts w:ascii="Arial" w:hAnsi="Arial" w:eastAsia="Arial" w:cs="Arial"/>
+                <w:i w:val="false"/>
+                <w:b w:val="false"/>
+                <w:u w:val="none"/>
+                <w:strike w:val="false"/>
+                <w:sz w:val="18"/>
+                <w:szCs w:val="18"/>
+                <w:color w:val="000000"/>
+              </w:rPr>
+            </w:pPr>
+            <w:r>
+              <w:rPr>
+                <w:rFonts w:ascii="Arial" w:hAnsi="Arial" w:eastAsia="Arial" w:cs="Arial"/>
+                <w:i w:val="false"/>
+                <w:b w:val="false"/>
+                <w:u w:val="none"/>
+                <w:strike w:val="false"/>
+                <w:sz w:val="18"/>
+                <w:szCs w:val="18"/>
+                <w:color w:val="000000"/>
+              </w:rPr>
+              <w:t xml:space="preserve">Not reported</w:t>
+            </w:r>
+          </w:p>
+        </w:tc>
+        <w:tc>
+          <w:tcPr>
+            <w:tcBorders>
+              <w:bottom w:val="none" w:sz="0" w:space="0" w:color="000000"/>
+              <w:top w:val="none" w:sz="0" w:space="0" w:color="000000"/>
+              <w:left w:val="none" w:sz="0" w:space="0" w:color="000000"/>
+              <w:right w:val="none" w:sz="0" w:space="0" w:color="000000"/>
+            </w:tcBorders>
+            <w:shd w:val="clear" w:color="auto" w:fill="FFFFFF"/>
+            <w:tcMar>
+              <w:top w:w="0" w:type="dxa"/>
+              <w:bottom w:w="0" w:type="dxa"/>
+              <w:left w:w="0" w:type="dxa"/>
+              <w:right w:w="0" w:type="dxa"/>
+            </w:tcMar>
+            <w:vAlign w:val="top"/>
+          </w:tcPr>
+          <w:p>
+            <w:pPr>
+              <w:pStyle w:val="Normal"/>
+              <w:jc w:val="left"/>
+              <w:pBdr>
+                <w:bottom w:val="none" w:sz="0" w:space="0" w:color="000000"/>
+                <w:top w:val="none" w:sz="0" w:space="0" w:color="000000"/>
+                <w:left w:val="none" w:sz="0" w:space="0" w:color="000000"/>
+                <w:right w:val="none" w:sz="0" w:space="0" w:color="000000"/>
+              </w:pBdr>
+              <w:spacing w:after="60" w:before="60" w:line="240"/>
+              <w:ind w:left="60" w:right="60" w:firstLine="0" w:firstLineChars="0"/>
+              <w:rPr>
+                <w:rFonts w:ascii="Arial" w:hAnsi="Arial" w:eastAsia="Arial" w:cs="Arial"/>
+                <w:i w:val="false"/>
+                <w:b w:val="false"/>
+                <w:u w:val="none"/>
+                <w:strike w:val="false"/>
+                <w:sz w:val="18"/>
+                <w:szCs w:val="18"/>
+                <w:color w:val="000000"/>
+              </w:rPr>
+            </w:pPr>
+            <w:r>
+              <w:rPr>
+                <w:rFonts w:ascii="Arial" w:hAnsi="Arial" w:eastAsia="Arial" w:cs="Arial"/>
+                <w:i w:val="false"/>
+                <w:b w:val="false"/>
+                <w:u w:val="none"/>
+                <w:strike w:val="false"/>
+                <w:sz w:val="18"/>
+                <w:szCs w:val="18"/>
+                <w:color w:val="000000"/>
+              </w:rPr>
+              <w:t xml:space="preserve">No</w:t>
+            </w:r>
+          </w:p>
+        </w:tc>
+        <w:tc>
+          <w:tcPr>
+            <w:tcBorders>
+              <w:bottom w:val="none" w:sz="0" w:space="0" w:color="000000"/>
+              <w:top w:val="none" w:sz="0" w:space="0" w:color="000000"/>
+              <w:left w:val="none" w:sz="0" w:space="0" w:color="000000"/>
+              <w:right w:val="none" w:sz="0" w:space="0" w:color="000000"/>
+            </w:tcBorders>
+            <w:shd w:val="clear" w:color="auto" w:fill="FFFFFF"/>
+            <w:tcMar>
+              <w:top w:w="0" w:type="dxa"/>
+              <w:bottom w:w="0" w:type="dxa"/>
+              <w:left w:w="0" w:type="dxa"/>
+              <w:right w:w="0" w:type="dxa"/>
+            </w:tcMar>
+            <w:vAlign w:val="top"/>
+          </w:tcPr>
+          <w:p>
+            <w:pPr>
+              <w:pStyle w:val="Normal"/>
+              <w:jc w:val="left"/>
+              <w:pBdr>
+                <w:bottom w:val="none" w:sz="0" w:space="0" w:color="000000"/>
+                <w:top w:val="none" w:sz="0" w:space="0" w:color="000000"/>
+                <w:left w:val="none" w:sz="0" w:space="0" w:color="000000"/>
+                <w:right w:val="none" w:sz="0" w:space="0" w:color="000000"/>
+              </w:pBdr>
+              <w:spacing w:after="60" w:before="60" w:line="240"/>
+              <w:ind w:left="60" w:right="60" w:firstLine="0" w:firstLineChars="0"/>
+              <w:rPr>
+                <w:rFonts w:ascii="Arial" w:hAnsi="Arial" w:eastAsia="Arial" w:cs="Arial"/>
+                <w:i w:val="false"/>
+                <w:b w:val="false"/>
+                <w:u w:val="none"/>
+                <w:strike w:val="false"/>
+                <w:sz w:val="18"/>
+                <w:szCs w:val="18"/>
+                <w:color w:val="000000"/>
+              </w:rPr>
+            </w:pPr>
+            <w:r>
+              <w:rPr>
+                <w:rFonts w:ascii="Arial" w:hAnsi="Arial" w:eastAsia="Arial" w:cs="Arial"/>
+                <w:i w:val="false"/>
+                <w:b w:val="false"/>
+                <w:u w:val="none"/>
+                <w:strike w:val="false"/>
+                <w:sz w:val="18"/>
+                <w:szCs w:val="18"/>
+                <w:color w:val="000000"/>
+              </w:rPr>
+              <w:t xml:space="preserve">No</w:t>
+            </w:r>
+          </w:p>
+        </w:tc>
+        <w:tc>
+          <w:tcPr>
+            <w:tcBorders>
+              <w:bottom w:val="none" w:sz="0" w:space="0" w:color="000000"/>
+              <w:top w:val="none" w:sz="0" w:space="0" w:color="000000"/>
+              <w:left w:val="none" w:sz="0" w:space="0" w:color="000000"/>
+              <w:right w:val="none" w:sz="0" w:space="0" w:color="000000"/>
+            </w:tcBorders>
+            <w:shd w:val="clear" w:color="auto" w:fill="FFFFFF"/>
+            <w:tcMar>
+              <w:top w:w="0" w:type="dxa"/>
+              <w:bottom w:w="0" w:type="dxa"/>
+              <w:left w:w="0" w:type="dxa"/>
+              <w:right w:w="0" w:type="dxa"/>
+            </w:tcMar>
+            <w:vAlign w:val="top"/>
+          </w:tcPr>
+          <w:p>
+            <w:pPr>
+              <w:pStyle w:val="Normal"/>
+              <w:jc w:val="left"/>
+              <w:pBdr>
+                <w:bottom w:val="none" w:sz="0" w:space="0" w:color="000000"/>
+                <w:top w:val="none" w:sz="0" w:space="0" w:color="000000"/>
+                <w:left w:val="none" w:sz="0" w:space="0" w:color="000000"/>
+                <w:right w:val="none" w:sz="0" w:space="0" w:color="000000"/>
+              </w:pBdr>
+              <w:spacing w:after="60" w:before="60" w:line="240"/>
+              <w:ind w:left="60" w:right="60" w:firstLine="0" w:firstLineChars="0"/>
+              <w:rPr>
+                <w:rFonts w:ascii="Arial" w:hAnsi="Arial" w:eastAsia="Arial" w:cs="Arial"/>
+                <w:i w:val="false"/>
+                <w:b w:val="false"/>
+                <w:u w:val="none"/>
+                <w:strike w:val="false"/>
+                <w:sz w:val="18"/>
+                <w:szCs w:val="18"/>
+                <w:color w:val="000000"/>
+              </w:rPr>
+            </w:pPr>
+            <w:r>
+              <w:rPr>
+                <w:rFonts w:ascii="Arial" w:hAnsi="Arial" w:eastAsia="Arial" w:cs="Arial"/>
+                <w:i w:val="false"/>
+                <w:b w:val="false"/>
+                <w:u w:val="none"/>
+                <w:strike w:val="false"/>
+                <w:sz w:val="18"/>
+                <w:szCs w:val="18"/>
+                <w:color w:val="000000"/>
+              </w:rPr>
+              <w:t xml:space="preserve">Partly</w:t>
             </w:r>
           </w:p>
         </w:tc>
@@ -718,117 +2321,392 @@
                 <w:szCs w:val="18"/>
                 <w:color w:val="000000"/>
               </w:rPr>
-              <w:t xml:space="preserve">Published</w:t>
-            </w:r>
-          </w:p>
-        </w:tc>
-        <w:tc>
-          <w:tcPr>
-            <w:tcBorders>
-              <w:bottom w:val="none" w:sz="0" w:space="0" w:color="000000"/>
-              <w:top w:val="none" w:sz="0" w:space="0" w:color="000000"/>
-              <w:left w:val="none" w:sz="0" w:space="0" w:color="000000"/>
-              <w:right w:val="none" w:sz="0" w:space="0" w:color="000000"/>
-            </w:tcBorders>
-            <w:shd w:val="clear" w:color="auto" w:fill="FFFFFF"/>
-            <w:tcMar>
-              <w:top w:w="0" w:type="dxa"/>
-              <w:bottom w:w="0" w:type="dxa"/>
-              <w:left w:w="0" w:type="dxa"/>
-              <w:right w:w="0" w:type="dxa"/>
-            </w:tcMar>
-            <w:vAlign w:val="top"/>
-          </w:tcPr>
-          <w:p>
-            <w:pPr>
-              <w:pStyle w:val="Normal"/>
-              <w:jc w:val="left"/>
-              <w:pBdr>
-                <w:bottom w:val="none" w:sz="0" w:space="0" w:color="000000"/>
-                <w:top w:val="none" w:sz="0" w:space="0" w:color="000000"/>
-                <w:left w:val="none" w:sz="0" w:space="0" w:color="000000"/>
-                <w:right w:val="none" w:sz="0" w:space="0" w:color="000000"/>
-              </w:pBdr>
-              <w:spacing w:after="60" w:before="60" w:line="240"/>
-              <w:ind w:left="60" w:right="60" w:firstLine="0" w:firstLineChars="0"/>
-              <w:rPr>
-                <w:rFonts w:ascii="Arial" w:hAnsi="Arial" w:eastAsia="Arial" w:cs="Arial"/>
-                <w:i w:val="false"/>
-                <w:b w:val="false"/>
-                <w:u w:val="none"/>
-                <w:strike w:val="false"/>
-                <w:sz w:val="18"/>
-                <w:szCs w:val="18"/>
-                <w:color w:val="000000"/>
-              </w:rPr>
-            </w:pPr>
-            <w:r>
-              <w:rPr>
-                <w:rFonts w:ascii="Arial" w:hAnsi="Arial" w:eastAsia="Arial" w:cs="Arial"/>
-                <w:i w:val="false"/>
-                <w:b w:val="false"/>
-                <w:u w:val="none"/>
-                <w:strike w:val="false"/>
-                <w:sz w:val="18"/>
-                <w:szCs w:val="18"/>
-                <w:color w:val="000000"/>
-              </w:rPr>
-              <w:t xml:space="preserve">−0.08 (−0.17 to 0.01)</w:t>
-            </w:r>
-          </w:p>
-        </w:tc>
-        <w:tc>
-          <w:tcPr>
-            <w:tcBorders>
-              <w:bottom w:val="none" w:sz="0" w:space="0" w:color="000000"/>
-              <w:top w:val="none" w:sz="0" w:space="0" w:color="000000"/>
-              <w:left w:val="none" w:sz="0" w:space="0" w:color="000000"/>
-              <w:right w:val="none" w:sz="0" w:space="0" w:color="000000"/>
-            </w:tcBorders>
-            <w:shd w:val="clear" w:color="auto" w:fill="FFFFFF"/>
-            <w:tcMar>
-              <w:top w:w="0" w:type="dxa"/>
-              <w:bottom w:w="0" w:type="dxa"/>
-              <w:left w:w="0" w:type="dxa"/>
-              <w:right w:w="0" w:type="dxa"/>
-            </w:tcMar>
-            <w:vAlign w:val="top"/>
-          </w:tcPr>
-          <w:p>
-            <w:pPr>
-              <w:pStyle w:val="Normal"/>
-              <w:jc w:val="left"/>
-              <w:pBdr>
-                <w:bottom w:val="none" w:sz="0" w:space="0" w:color="000000"/>
-                <w:top w:val="none" w:sz="0" w:space="0" w:color="000000"/>
-                <w:left w:val="none" w:sz="0" w:space="0" w:color="000000"/>
-                <w:right w:val="none" w:sz="0" w:space="0" w:color="000000"/>
-              </w:pBdr>
-              <w:spacing w:after="60" w:before="60" w:line="240"/>
-              <w:ind w:left="60" w:right="60" w:firstLine="0" w:firstLineChars="0"/>
-              <w:rPr>
-                <w:rFonts w:ascii="Arial" w:hAnsi="Arial" w:eastAsia="Arial" w:cs="Arial"/>
-                <w:i w:val="false"/>
-                <w:b w:val="false"/>
-                <w:u w:val="none"/>
-                <w:strike w:val="false"/>
-                <w:sz w:val="18"/>
-                <w:szCs w:val="18"/>
-                <w:color w:val="000000"/>
-              </w:rPr>
-            </w:pPr>
-            <w:r>
-              <w:rPr>
-                <w:rFonts w:ascii="Arial" w:hAnsi="Arial" w:eastAsia="Arial" w:cs="Arial"/>
-                <w:i w:val="false"/>
-                <w:b w:val="false"/>
-                <w:u w:val="none"/>
-                <w:strike w:val="false"/>
-                <w:sz w:val="18"/>
-                <w:szCs w:val="18"/>
-                <w:color w:val="000000"/>
-              </w:rPr>
-              <w:t xml:space="preserve">34/154 (22.1%; 15.8–28.5)</w:t>
+              <w:t xml:space="preserve">Gandhi 2026, PLoS One [e]</w:t>
+            </w:r>
+          </w:p>
+        </w:tc>
+        <w:tc>
+          <w:tcPr>
+            <w:tcBorders>
+              <w:bottom w:val="none" w:sz="0" w:space="0" w:color="000000"/>
+              <w:top w:val="none" w:sz="0" w:space="0" w:color="000000"/>
+              <w:left w:val="none" w:sz="0" w:space="0" w:color="000000"/>
+              <w:right w:val="none" w:sz="0" w:space="0" w:color="000000"/>
+            </w:tcBorders>
+            <w:shd w:val="clear" w:color="auto" w:fill="FFFFFF"/>
+            <w:tcMar>
+              <w:top w:w="0" w:type="dxa"/>
+              <w:bottom w:w="0" w:type="dxa"/>
+              <w:left w:w="0" w:type="dxa"/>
+              <w:right w:w="0" w:type="dxa"/>
+            </w:tcMar>
+            <w:vAlign w:val="top"/>
+          </w:tcPr>
+          <w:p>
+            <w:pPr>
+              <w:pStyle w:val="Normal"/>
+              <w:jc w:val="left"/>
+              <w:pBdr>
+                <w:bottom w:val="none" w:sz="0" w:space="0" w:color="000000"/>
+                <w:top w:val="none" w:sz="0" w:space="0" w:color="000000"/>
+                <w:left w:val="none" w:sz="0" w:space="0" w:color="000000"/>
+                <w:right w:val="none" w:sz="0" w:space="0" w:color="000000"/>
+              </w:pBdr>
+              <w:spacing w:after="60" w:before="60" w:line="240"/>
+              <w:ind w:left="60" w:right="60" w:firstLine="0" w:firstLineChars="0"/>
+              <w:rPr>
+                <w:rFonts w:ascii="Arial" w:hAnsi="Arial" w:eastAsia="Arial" w:cs="Arial"/>
+                <w:i w:val="false"/>
+                <w:b w:val="false"/>
+                <w:u w:val="none"/>
+                <w:strike w:val="false"/>
+                <w:sz w:val="18"/>
+                <w:szCs w:val="18"/>
+                <w:color w:val="000000"/>
+              </w:rPr>
+            </w:pPr>
+            <w:r>
+              <w:rPr>
+                <w:rFonts w:ascii="Arial" w:hAnsi="Arial" w:eastAsia="Arial" w:cs="Arial"/>
+                <w:i w:val="false"/>
+                <w:b w:val="false"/>
+                <w:u w:val="none"/>
+                <w:strike w:val="false"/>
+                <w:sz w:val="18"/>
+                <w:szCs w:val="18"/>
+                <w:color w:val="000000"/>
+              </w:rPr>
+              <w:t xml:space="preserve">Not reported</w:t>
+            </w:r>
+          </w:p>
+        </w:tc>
+        <w:tc>
+          <w:tcPr>
+            <w:tcBorders>
+              <w:bottom w:val="none" w:sz="0" w:space="0" w:color="000000"/>
+              <w:top w:val="none" w:sz="0" w:space="0" w:color="000000"/>
+              <w:left w:val="none" w:sz="0" w:space="0" w:color="000000"/>
+              <w:right w:val="none" w:sz="0" w:space="0" w:color="000000"/>
+            </w:tcBorders>
+            <w:shd w:val="clear" w:color="auto" w:fill="FFFFFF"/>
+            <w:tcMar>
+              <w:top w:w="0" w:type="dxa"/>
+              <w:bottom w:w="0" w:type="dxa"/>
+              <w:left w:w="0" w:type="dxa"/>
+              <w:right w:w="0" w:type="dxa"/>
+            </w:tcMar>
+            <w:vAlign w:val="top"/>
+          </w:tcPr>
+          <w:p>
+            <w:pPr>
+              <w:pStyle w:val="Normal"/>
+              <w:jc w:val="left"/>
+              <w:pBdr>
+                <w:bottom w:val="none" w:sz="0" w:space="0" w:color="000000"/>
+                <w:top w:val="none" w:sz="0" w:space="0" w:color="000000"/>
+                <w:left w:val="none" w:sz="0" w:space="0" w:color="000000"/>
+                <w:right w:val="none" w:sz="0" w:space="0" w:color="000000"/>
+              </w:pBdr>
+              <w:spacing w:after="60" w:before="60" w:line="240"/>
+              <w:ind w:left="60" w:right="60" w:firstLine="0" w:firstLineChars="0"/>
+              <w:rPr>
+                <w:rFonts w:ascii="Arial" w:hAnsi="Arial" w:eastAsia="Arial" w:cs="Arial"/>
+                <w:i w:val="false"/>
+                <w:b w:val="false"/>
+                <w:u w:val="none"/>
+                <w:strike w:val="false"/>
+                <w:sz w:val="18"/>
+                <w:szCs w:val="18"/>
+                <w:color w:val="000000"/>
+              </w:rPr>
+            </w:pPr>
+            <w:r>
+              <w:rPr>
+                <w:rFonts w:ascii="Arial" w:hAnsi="Arial" w:eastAsia="Arial" w:cs="Arial"/>
+                <w:i w:val="false"/>
+                <w:b w:val="false"/>
+                <w:u w:val="none"/>
+                <w:strike w:val="false"/>
+                <w:sz w:val="18"/>
+                <w:szCs w:val="18"/>
+                <w:color w:val="000000"/>
+              </w:rPr>
+              <w:t xml:space="preserve">No</w:t>
+            </w:r>
+          </w:p>
+        </w:tc>
+        <w:tc>
+          <w:tcPr>
+            <w:tcBorders>
+              <w:bottom w:val="none" w:sz="0" w:space="0" w:color="000000"/>
+              <w:top w:val="none" w:sz="0" w:space="0" w:color="000000"/>
+              <w:left w:val="none" w:sz="0" w:space="0" w:color="000000"/>
+              <w:right w:val="none" w:sz="0" w:space="0" w:color="000000"/>
+            </w:tcBorders>
+            <w:shd w:val="clear" w:color="auto" w:fill="FFFFFF"/>
+            <w:tcMar>
+              <w:top w:w="0" w:type="dxa"/>
+              <w:bottom w:w="0" w:type="dxa"/>
+              <w:left w:w="0" w:type="dxa"/>
+              <w:right w:w="0" w:type="dxa"/>
+            </w:tcMar>
+            <w:vAlign w:val="top"/>
+          </w:tcPr>
+          <w:p>
+            <w:pPr>
+              <w:pStyle w:val="Normal"/>
+              <w:jc w:val="left"/>
+              <w:pBdr>
+                <w:bottom w:val="none" w:sz="0" w:space="0" w:color="000000"/>
+                <w:top w:val="none" w:sz="0" w:space="0" w:color="000000"/>
+                <w:left w:val="none" w:sz="0" w:space="0" w:color="000000"/>
+                <w:right w:val="none" w:sz="0" w:space="0" w:color="000000"/>
+              </w:pBdr>
+              <w:spacing w:after="60" w:before="60" w:line="240"/>
+              <w:ind w:left="60" w:right="60" w:firstLine="0" w:firstLineChars="0"/>
+              <w:rPr>
+                <w:rFonts w:ascii="Arial" w:hAnsi="Arial" w:eastAsia="Arial" w:cs="Arial"/>
+                <w:i w:val="false"/>
+                <w:b w:val="false"/>
+                <w:u w:val="none"/>
+                <w:strike w:val="false"/>
+                <w:sz w:val="18"/>
+                <w:szCs w:val="18"/>
+                <w:color w:val="000000"/>
+              </w:rPr>
+            </w:pPr>
+            <w:r>
+              <w:rPr>
+                <w:rFonts w:ascii="Arial" w:hAnsi="Arial" w:eastAsia="Arial" w:cs="Arial"/>
+                <w:i w:val="false"/>
+                <w:b w:val="false"/>
+                <w:u w:val="none"/>
+                <w:strike w:val="false"/>
+                <w:sz w:val="18"/>
+                <w:szCs w:val="18"/>
+                <w:color w:val="000000"/>
+              </w:rPr>
+              <w:t xml:space="preserve">Not reported</w:t>
+            </w:r>
+          </w:p>
+        </w:tc>
+        <w:tc>
+          <w:tcPr>
+            <w:tcBorders>
+              <w:bottom w:val="none" w:sz="0" w:space="0" w:color="000000"/>
+              <w:top w:val="none" w:sz="0" w:space="0" w:color="000000"/>
+              <w:left w:val="none" w:sz="0" w:space="0" w:color="000000"/>
+              <w:right w:val="none" w:sz="0" w:space="0" w:color="000000"/>
+            </w:tcBorders>
+            <w:shd w:val="clear" w:color="auto" w:fill="FFFFFF"/>
+            <w:tcMar>
+              <w:top w:w="0" w:type="dxa"/>
+              <w:bottom w:w="0" w:type="dxa"/>
+              <w:left w:w="0" w:type="dxa"/>
+              <w:right w:w="0" w:type="dxa"/>
+            </w:tcMar>
+            <w:vAlign w:val="top"/>
+          </w:tcPr>
+          <w:p>
+            <w:pPr>
+              <w:pStyle w:val="Normal"/>
+              <w:jc w:val="left"/>
+              <w:pBdr>
+                <w:bottom w:val="none" w:sz="0" w:space="0" w:color="000000"/>
+                <w:top w:val="none" w:sz="0" w:space="0" w:color="000000"/>
+                <w:left w:val="none" w:sz="0" w:space="0" w:color="000000"/>
+                <w:right w:val="none" w:sz="0" w:space="0" w:color="000000"/>
+              </w:pBdr>
+              <w:spacing w:after="60" w:before="60" w:line="240"/>
+              <w:ind w:left="60" w:right="60" w:firstLine="0" w:firstLineChars="0"/>
+              <w:rPr>
+                <w:rFonts w:ascii="Arial" w:hAnsi="Arial" w:eastAsia="Arial" w:cs="Arial"/>
+                <w:i w:val="false"/>
+                <w:b w:val="false"/>
+                <w:u w:val="none"/>
+                <w:strike w:val="false"/>
+                <w:sz w:val="18"/>
+                <w:szCs w:val="18"/>
+                <w:color w:val="000000"/>
+              </w:rPr>
+            </w:pPr>
+            <w:r>
+              <w:rPr>
+                <w:rFonts w:ascii="Arial" w:hAnsi="Arial" w:eastAsia="Arial" w:cs="Arial"/>
+                <w:i w:val="false"/>
+                <w:b w:val="false"/>
+                <w:u w:val="none"/>
+                <w:strike w:val="false"/>
+                <w:sz w:val="18"/>
+                <w:szCs w:val="18"/>
+                <w:color w:val="000000"/>
+              </w:rPr>
+              <w:t xml:space="preserve">Not reported</w:t>
+            </w:r>
+          </w:p>
+        </w:tc>
+        <w:tc>
+          <w:tcPr>
+            <w:tcBorders>
+              <w:bottom w:val="none" w:sz="0" w:space="0" w:color="000000"/>
+              <w:top w:val="none" w:sz="0" w:space="0" w:color="000000"/>
+              <w:left w:val="none" w:sz="0" w:space="0" w:color="000000"/>
+              <w:right w:val="none" w:sz="0" w:space="0" w:color="000000"/>
+            </w:tcBorders>
+            <w:shd w:val="clear" w:color="auto" w:fill="FFFFFF"/>
+            <w:tcMar>
+              <w:top w:w="0" w:type="dxa"/>
+              <w:bottom w:w="0" w:type="dxa"/>
+              <w:left w:w="0" w:type="dxa"/>
+              <w:right w:w="0" w:type="dxa"/>
+            </w:tcMar>
+            <w:vAlign w:val="top"/>
+          </w:tcPr>
+          <w:p>
+            <w:pPr>
+              <w:pStyle w:val="Normal"/>
+              <w:jc w:val="left"/>
+              <w:pBdr>
+                <w:bottom w:val="none" w:sz="0" w:space="0" w:color="000000"/>
+                <w:top w:val="none" w:sz="0" w:space="0" w:color="000000"/>
+                <w:left w:val="none" w:sz="0" w:space="0" w:color="000000"/>
+                <w:right w:val="none" w:sz="0" w:space="0" w:color="000000"/>
+              </w:pBdr>
+              <w:spacing w:after="60" w:before="60" w:line="240"/>
+              <w:ind w:left="60" w:right="60" w:firstLine="0" w:firstLineChars="0"/>
+              <w:rPr>
+                <w:rFonts w:ascii="Arial" w:hAnsi="Arial" w:eastAsia="Arial" w:cs="Arial"/>
+                <w:i w:val="false"/>
+                <w:b w:val="false"/>
+                <w:u w:val="none"/>
+                <w:strike w:val="false"/>
+                <w:sz w:val="18"/>
+                <w:szCs w:val="18"/>
+                <w:color w:val="000000"/>
+              </w:rPr>
+            </w:pPr>
+            <w:r>
+              <w:rPr>
+                <w:rFonts w:ascii="Arial" w:hAnsi="Arial" w:eastAsia="Arial" w:cs="Arial"/>
+                <w:i w:val="false"/>
+                <w:b w:val="false"/>
+                <w:u w:val="none"/>
+                <w:strike w:val="false"/>
+                <w:sz w:val="18"/>
+                <w:szCs w:val="18"/>
+                <w:color w:val="000000"/>
+              </w:rPr>
+              <w:t xml:space="preserve">Partly</w:t>
+            </w:r>
+          </w:p>
+        </w:tc>
+        <w:tc>
+          <w:tcPr>
+            <w:tcBorders>
+              <w:bottom w:val="none" w:sz="0" w:space="0" w:color="000000"/>
+              <w:top w:val="none" w:sz="0" w:space="0" w:color="000000"/>
+              <w:left w:val="none" w:sz="0" w:space="0" w:color="000000"/>
+              <w:right w:val="none" w:sz="0" w:space="0" w:color="000000"/>
+            </w:tcBorders>
+            <w:shd w:val="clear" w:color="auto" w:fill="FFFFFF"/>
+            <w:tcMar>
+              <w:top w:w="0" w:type="dxa"/>
+              <w:bottom w:w="0" w:type="dxa"/>
+              <w:left w:w="0" w:type="dxa"/>
+              <w:right w:w="0" w:type="dxa"/>
+            </w:tcMar>
+            <w:vAlign w:val="top"/>
+          </w:tcPr>
+          <w:p>
+            <w:pPr>
+              <w:pStyle w:val="Normal"/>
+              <w:jc w:val="left"/>
+              <w:pBdr>
+                <w:bottom w:val="none" w:sz="0" w:space="0" w:color="000000"/>
+                <w:top w:val="none" w:sz="0" w:space="0" w:color="000000"/>
+                <w:left w:val="none" w:sz="0" w:space="0" w:color="000000"/>
+                <w:right w:val="none" w:sz="0" w:space="0" w:color="000000"/>
+              </w:pBdr>
+              <w:spacing w:after="60" w:before="60" w:line="240"/>
+              <w:ind w:left="60" w:right="60" w:firstLine="0" w:firstLineChars="0"/>
+              <w:rPr>
+                <w:rFonts w:ascii="Arial" w:hAnsi="Arial" w:eastAsia="Arial" w:cs="Arial"/>
+                <w:i w:val="false"/>
+                <w:b w:val="false"/>
+                <w:u w:val="none"/>
+                <w:strike w:val="false"/>
+                <w:sz w:val="18"/>
+                <w:szCs w:val="18"/>
+                <w:color w:val="000000"/>
+              </w:rPr>
+            </w:pPr>
+            <w:r>
+              <w:rPr>
+                <w:rFonts w:ascii="Arial" w:hAnsi="Arial" w:eastAsia="Arial" w:cs="Arial"/>
+                <w:i w:val="false"/>
+                <w:b w:val="false"/>
+                <w:u w:val="none"/>
+                <w:strike w:val="false"/>
+                <w:sz w:val="18"/>
+                <w:szCs w:val="18"/>
+                <w:color w:val="000000"/>
+              </w:rPr>
+              <w:t xml:space="preserve">Yes</w:t>
+            </w:r>
+          </w:p>
+        </w:tc>
+        <w:tc>
+          <w:tcPr>
+            <w:tcBorders>
+              <w:bottom w:val="none" w:sz="0" w:space="0" w:color="000000"/>
+              <w:top w:val="none" w:sz="0" w:space="0" w:color="000000"/>
+              <w:left w:val="none" w:sz="0" w:space="0" w:color="000000"/>
+              <w:right w:val="none" w:sz="0" w:space="0" w:color="000000"/>
+            </w:tcBorders>
+            <w:shd w:val="clear" w:color="auto" w:fill="FFFFFF"/>
+            <w:tcMar>
+              <w:top w:w="0" w:type="dxa"/>
+              <w:bottom w:w="0" w:type="dxa"/>
+              <w:left w:w="0" w:type="dxa"/>
+              <w:right w:w="0" w:type="dxa"/>
+            </w:tcMar>
+            <w:vAlign w:val="top"/>
+          </w:tcPr>
+          <w:p>
+            <w:pPr>
+              <w:pStyle w:val="Normal"/>
+              <w:jc w:val="left"/>
+              <w:pBdr>
+                <w:bottom w:val="none" w:sz="0" w:space="0" w:color="000000"/>
+                <w:top w:val="none" w:sz="0" w:space="0" w:color="000000"/>
+                <w:left w:val="none" w:sz="0" w:space="0" w:color="000000"/>
+                <w:right w:val="none" w:sz="0" w:space="0" w:color="000000"/>
+              </w:pBdr>
+              <w:spacing w:after="60" w:before="60" w:line="240"/>
+              <w:ind w:left="60" w:right="60" w:firstLine="0" w:firstLineChars="0"/>
+              <w:rPr>
+                <w:rFonts w:ascii="Arial" w:hAnsi="Arial" w:eastAsia="Arial" w:cs="Arial"/>
+                <w:i w:val="false"/>
+                <w:b w:val="false"/>
+                <w:u w:val="none"/>
+                <w:strike w:val="false"/>
+                <w:sz w:val="18"/>
+                <w:szCs w:val="18"/>
+                <w:color w:val="000000"/>
+              </w:rPr>
+            </w:pPr>
+            <w:r>
+              <w:rPr>
+                <w:rFonts w:ascii="Arial" w:hAnsi="Arial" w:eastAsia="Arial" w:cs="Arial"/>
+                <w:i w:val="false"/>
+                <w:b w:val="false"/>
+                <w:u w:val="none"/>
+                <w:strike w:val="false"/>
+                <w:sz w:val="18"/>
+                <w:szCs w:val="18"/>
+                <w:color w:val="000000"/>
+              </w:rPr>
+              <w:t xml:space="preserve">No</w:t>
             </w:r>
           </w:p>
         </w:tc>
@@ -889,117 +2767,392 @@
                 <w:szCs w:val="18"/>
                 <w:color w:val="000000"/>
               </w:rPr>
-              <w:t xml:space="preserve">ARBITER</w:t>
-            </w:r>
-          </w:p>
-        </w:tc>
-        <w:tc>
-          <w:tcPr>
-            <w:tcBorders>
-              <w:bottom w:val="none" w:sz="0" w:space="0" w:color="000000"/>
-              <w:top w:val="none" w:sz="0" w:space="0" w:color="000000"/>
-              <w:left w:val="none" w:sz="0" w:space="0" w:color="000000"/>
-              <w:right w:val="none" w:sz="0" w:space="0" w:color="000000"/>
-            </w:tcBorders>
-            <w:shd w:val="clear" w:color="auto" w:fill="FFFFFF"/>
-            <w:tcMar>
-              <w:top w:w="0" w:type="dxa"/>
-              <w:bottom w:w="0" w:type="dxa"/>
-              <w:left w:w="0" w:type="dxa"/>
-              <w:right w:w="0" w:type="dxa"/>
-            </w:tcMar>
-            <w:vAlign w:val="top"/>
-          </w:tcPr>
-          <w:p>
-            <w:pPr>
-              <w:pStyle w:val="Normal"/>
-              <w:jc w:val="left"/>
-              <w:pBdr>
-                <w:bottom w:val="none" w:sz="0" w:space="0" w:color="000000"/>
-                <w:top w:val="none" w:sz="0" w:space="0" w:color="000000"/>
-                <w:left w:val="none" w:sz="0" w:space="0" w:color="000000"/>
-                <w:right w:val="none" w:sz="0" w:space="0" w:color="000000"/>
-              </w:pBdr>
-              <w:spacing w:after="60" w:before="60" w:line="240"/>
-              <w:ind w:left="60" w:right="60" w:firstLine="0" w:firstLineChars="0"/>
-              <w:rPr>
-                <w:rFonts w:ascii="Arial" w:hAnsi="Arial" w:eastAsia="Arial" w:cs="Arial"/>
-                <w:i w:val="false"/>
-                <w:b w:val="false"/>
-                <w:u w:val="none"/>
-                <w:strike w:val="false"/>
-                <w:sz w:val="18"/>
-                <w:szCs w:val="18"/>
-                <w:color w:val="000000"/>
-              </w:rPr>
-            </w:pPr>
-            <w:r>
-              <w:rPr>
-                <w:rFonts w:ascii="Arial" w:hAnsi="Arial" w:eastAsia="Arial" w:cs="Arial"/>
-                <w:i w:val="false"/>
-                <w:b w:val="false"/>
-                <w:u w:val="none"/>
-                <w:strike w:val="false"/>
-                <w:sz w:val="18"/>
-                <w:szCs w:val="18"/>
-                <w:color w:val="000000"/>
-              </w:rPr>
-              <w:t xml:space="preserve">0.52 (0.41–0.62)</w:t>
-            </w:r>
-          </w:p>
-        </w:tc>
-        <w:tc>
-          <w:tcPr>
-            <w:tcBorders>
-              <w:bottom w:val="none" w:sz="0" w:space="0" w:color="000000"/>
-              <w:top w:val="none" w:sz="0" w:space="0" w:color="000000"/>
-              <w:left w:val="none" w:sz="0" w:space="0" w:color="000000"/>
-              <w:right w:val="none" w:sz="0" w:space="0" w:color="000000"/>
-            </w:tcBorders>
-            <w:shd w:val="clear" w:color="auto" w:fill="FFFFFF"/>
-            <w:tcMar>
-              <w:top w:w="0" w:type="dxa"/>
-              <w:bottom w:w="0" w:type="dxa"/>
-              <w:left w:w="0" w:type="dxa"/>
-              <w:right w:w="0" w:type="dxa"/>
-            </w:tcMar>
-            <w:vAlign w:val="top"/>
-          </w:tcPr>
-          <w:p>
-            <w:pPr>
-              <w:pStyle w:val="Normal"/>
-              <w:jc w:val="left"/>
-              <w:pBdr>
-                <w:bottom w:val="none" w:sz="0" w:space="0" w:color="000000"/>
-                <w:top w:val="none" w:sz="0" w:space="0" w:color="000000"/>
-                <w:left w:val="none" w:sz="0" w:space="0" w:color="000000"/>
-                <w:right w:val="none" w:sz="0" w:space="0" w:color="000000"/>
-              </w:pBdr>
-              <w:spacing w:after="60" w:before="60" w:line="240"/>
-              <w:ind w:left="60" w:right="60" w:firstLine="0" w:firstLineChars="0"/>
-              <w:rPr>
-                <w:rFonts w:ascii="Arial" w:hAnsi="Arial" w:eastAsia="Arial" w:cs="Arial"/>
-                <w:i w:val="false"/>
-                <w:b w:val="false"/>
-                <w:u w:val="none"/>
-                <w:strike w:val="false"/>
-                <w:sz w:val="18"/>
-                <w:szCs w:val="18"/>
-                <w:color w:val="000000"/>
-              </w:rPr>
-            </w:pPr>
-            <w:r>
-              <w:rPr>
-                <w:rFonts w:ascii="Arial" w:hAnsi="Arial" w:eastAsia="Arial" w:cs="Arial"/>
-                <w:i w:val="false"/>
-                <w:b w:val="false"/>
-                <w:u w:val="none"/>
-                <w:strike w:val="false"/>
-                <w:sz w:val="18"/>
-                <w:szCs w:val="18"/>
-                <w:color w:val="000000"/>
-              </w:rPr>
-              <w:t xml:space="preserve">107/154 (69.5%; 62.7–76.0)</w:t>
+              <w:t xml:space="preserve">Choi 2026, J Evid-Based Pract [f]</w:t>
+            </w:r>
+          </w:p>
+        </w:tc>
+        <w:tc>
+          <w:tcPr>
+            <w:tcBorders>
+              <w:bottom w:val="none" w:sz="0" w:space="0" w:color="000000"/>
+              <w:top w:val="none" w:sz="0" w:space="0" w:color="000000"/>
+              <w:left w:val="none" w:sz="0" w:space="0" w:color="000000"/>
+              <w:right w:val="none" w:sz="0" w:space="0" w:color="000000"/>
+            </w:tcBorders>
+            <w:shd w:val="clear" w:color="auto" w:fill="FFFFFF"/>
+            <w:tcMar>
+              <w:top w:w="0" w:type="dxa"/>
+              <w:bottom w:w="0" w:type="dxa"/>
+              <w:left w:w="0" w:type="dxa"/>
+              <w:right w:w="0" w:type="dxa"/>
+            </w:tcMar>
+            <w:vAlign w:val="top"/>
+          </w:tcPr>
+          <w:p>
+            <w:pPr>
+              <w:pStyle w:val="Normal"/>
+              <w:jc w:val="left"/>
+              <w:pBdr>
+                <w:bottom w:val="none" w:sz="0" w:space="0" w:color="000000"/>
+                <w:top w:val="none" w:sz="0" w:space="0" w:color="000000"/>
+                <w:left w:val="none" w:sz="0" w:space="0" w:color="000000"/>
+                <w:right w:val="none" w:sz="0" w:space="0" w:color="000000"/>
+              </w:pBdr>
+              <w:spacing w:after="60" w:before="60" w:line="240"/>
+              <w:ind w:left="60" w:right="60" w:firstLine="0" w:firstLineChars="0"/>
+              <w:rPr>
+                <w:rFonts w:ascii="Arial" w:hAnsi="Arial" w:eastAsia="Arial" w:cs="Arial"/>
+                <w:i w:val="false"/>
+                <w:b w:val="false"/>
+                <w:u w:val="none"/>
+                <w:strike w:val="false"/>
+                <w:sz w:val="18"/>
+                <w:szCs w:val="18"/>
+                <w:color w:val="000000"/>
+              </w:rPr>
+            </w:pPr>
+            <w:r>
+              <w:rPr>
+                <w:rFonts w:ascii="Arial" w:hAnsi="Arial" w:eastAsia="Arial" w:cs="Arial"/>
+                <w:i w:val="false"/>
+                <w:b w:val="false"/>
+                <w:u w:val="none"/>
+                <w:strike w:val="false"/>
+                <w:sz w:val="18"/>
+                <w:szCs w:val="18"/>
+                <w:color w:val="000000"/>
+              </w:rPr>
+              <w:t xml:space="preserve">Yes</w:t>
+            </w:r>
+          </w:p>
+        </w:tc>
+        <w:tc>
+          <w:tcPr>
+            <w:tcBorders>
+              <w:bottom w:val="none" w:sz="0" w:space="0" w:color="000000"/>
+              <w:top w:val="none" w:sz="0" w:space="0" w:color="000000"/>
+              <w:left w:val="none" w:sz="0" w:space="0" w:color="000000"/>
+              <w:right w:val="none" w:sz="0" w:space="0" w:color="000000"/>
+            </w:tcBorders>
+            <w:shd w:val="clear" w:color="auto" w:fill="FFFFFF"/>
+            <w:tcMar>
+              <w:top w:w="0" w:type="dxa"/>
+              <w:bottom w:w="0" w:type="dxa"/>
+              <w:left w:w="0" w:type="dxa"/>
+              <w:right w:w="0" w:type="dxa"/>
+            </w:tcMar>
+            <w:vAlign w:val="top"/>
+          </w:tcPr>
+          <w:p>
+            <w:pPr>
+              <w:pStyle w:val="Normal"/>
+              <w:jc w:val="left"/>
+              <w:pBdr>
+                <w:bottom w:val="none" w:sz="0" w:space="0" w:color="000000"/>
+                <w:top w:val="none" w:sz="0" w:space="0" w:color="000000"/>
+                <w:left w:val="none" w:sz="0" w:space="0" w:color="000000"/>
+                <w:right w:val="none" w:sz="0" w:space="0" w:color="000000"/>
+              </w:pBdr>
+              <w:spacing w:after="60" w:before="60" w:line="240"/>
+              <w:ind w:left="60" w:right="60" w:firstLine="0" w:firstLineChars="0"/>
+              <w:rPr>
+                <w:rFonts w:ascii="Arial" w:hAnsi="Arial" w:eastAsia="Arial" w:cs="Arial"/>
+                <w:i w:val="false"/>
+                <w:b w:val="false"/>
+                <w:u w:val="none"/>
+                <w:strike w:val="false"/>
+                <w:sz w:val="18"/>
+                <w:szCs w:val="18"/>
+                <w:color w:val="000000"/>
+              </w:rPr>
+            </w:pPr>
+            <w:r>
+              <w:rPr>
+                <w:rFonts w:ascii="Arial" w:hAnsi="Arial" w:eastAsia="Arial" w:cs="Arial"/>
+                <w:i w:val="false"/>
+                <w:b w:val="false"/>
+                <w:u w:val="none"/>
+                <w:strike w:val="false"/>
+                <w:sz w:val="18"/>
+                <w:szCs w:val="18"/>
+                <w:color w:val="000000"/>
+              </w:rPr>
+              <w:t xml:space="preserve">Partly</w:t>
+            </w:r>
+          </w:p>
+        </w:tc>
+        <w:tc>
+          <w:tcPr>
+            <w:tcBorders>
+              <w:bottom w:val="none" w:sz="0" w:space="0" w:color="000000"/>
+              <w:top w:val="none" w:sz="0" w:space="0" w:color="000000"/>
+              <w:left w:val="none" w:sz="0" w:space="0" w:color="000000"/>
+              <w:right w:val="none" w:sz="0" w:space="0" w:color="000000"/>
+            </w:tcBorders>
+            <w:shd w:val="clear" w:color="auto" w:fill="FFFFFF"/>
+            <w:tcMar>
+              <w:top w:w="0" w:type="dxa"/>
+              <w:bottom w:w="0" w:type="dxa"/>
+              <w:left w:w="0" w:type="dxa"/>
+              <w:right w:w="0" w:type="dxa"/>
+            </w:tcMar>
+            <w:vAlign w:val="top"/>
+          </w:tcPr>
+          <w:p>
+            <w:pPr>
+              <w:pStyle w:val="Normal"/>
+              <w:jc w:val="left"/>
+              <w:pBdr>
+                <w:bottom w:val="none" w:sz="0" w:space="0" w:color="000000"/>
+                <w:top w:val="none" w:sz="0" w:space="0" w:color="000000"/>
+                <w:left w:val="none" w:sz="0" w:space="0" w:color="000000"/>
+                <w:right w:val="none" w:sz="0" w:space="0" w:color="000000"/>
+              </w:pBdr>
+              <w:spacing w:after="60" w:before="60" w:line="240"/>
+              <w:ind w:left="60" w:right="60" w:firstLine="0" w:firstLineChars="0"/>
+              <w:rPr>
+                <w:rFonts w:ascii="Arial" w:hAnsi="Arial" w:eastAsia="Arial" w:cs="Arial"/>
+                <w:i w:val="false"/>
+                <w:b w:val="false"/>
+                <w:u w:val="none"/>
+                <w:strike w:val="false"/>
+                <w:sz w:val="18"/>
+                <w:szCs w:val="18"/>
+                <w:color w:val="000000"/>
+              </w:rPr>
+            </w:pPr>
+            <w:r>
+              <w:rPr>
+                <w:rFonts w:ascii="Arial" w:hAnsi="Arial" w:eastAsia="Arial" w:cs="Arial"/>
+                <w:i w:val="false"/>
+                <w:b w:val="false"/>
+                <w:u w:val="none"/>
+                <w:strike w:val="false"/>
+                <w:sz w:val="18"/>
+                <w:szCs w:val="18"/>
+                <w:color w:val="000000"/>
+              </w:rPr>
+              <w:t xml:space="preserve">Not reported</w:t>
+            </w:r>
+          </w:p>
+        </w:tc>
+        <w:tc>
+          <w:tcPr>
+            <w:tcBorders>
+              <w:bottom w:val="none" w:sz="0" w:space="0" w:color="000000"/>
+              <w:top w:val="none" w:sz="0" w:space="0" w:color="000000"/>
+              <w:left w:val="none" w:sz="0" w:space="0" w:color="000000"/>
+              <w:right w:val="none" w:sz="0" w:space="0" w:color="000000"/>
+            </w:tcBorders>
+            <w:shd w:val="clear" w:color="auto" w:fill="FFFFFF"/>
+            <w:tcMar>
+              <w:top w:w="0" w:type="dxa"/>
+              <w:bottom w:w="0" w:type="dxa"/>
+              <w:left w:w="0" w:type="dxa"/>
+              <w:right w:w="0" w:type="dxa"/>
+            </w:tcMar>
+            <w:vAlign w:val="top"/>
+          </w:tcPr>
+          <w:p>
+            <w:pPr>
+              <w:pStyle w:val="Normal"/>
+              <w:jc w:val="left"/>
+              <w:pBdr>
+                <w:bottom w:val="none" w:sz="0" w:space="0" w:color="000000"/>
+                <w:top w:val="none" w:sz="0" w:space="0" w:color="000000"/>
+                <w:left w:val="none" w:sz="0" w:space="0" w:color="000000"/>
+                <w:right w:val="none" w:sz="0" w:space="0" w:color="000000"/>
+              </w:pBdr>
+              <w:spacing w:after="60" w:before="60" w:line="240"/>
+              <w:ind w:left="60" w:right="60" w:firstLine="0" w:firstLineChars="0"/>
+              <w:rPr>
+                <w:rFonts w:ascii="Arial" w:hAnsi="Arial" w:eastAsia="Arial" w:cs="Arial"/>
+                <w:i w:val="false"/>
+                <w:b w:val="false"/>
+                <w:u w:val="none"/>
+                <w:strike w:val="false"/>
+                <w:sz w:val="18"/>
+                <w:szCs w:val="18"/>
+                <w:color w:val="000000"/>
+              </w:rPr>
+            </w:pPr>
+            <w:r>
+              <w:rPr>
+                <w:rFonts w:ascii="Arial" w:hAnsi="Arial" w:eastAsia="Arial" w:cs="Arial"/>
+                <w:i w:val="false"/>
+                <w:b w:val="false"/>
+                <w:u w:val="none"/>
+                <w:strike w:val="false"/>
+                <w:sz w:val="18"/>
+                <w:szCs w:val="18"/>
+                <w:color w:val="000000"/>
+              </w:rPr>
+              <w:t xml:space="preserve">Not reported</w:t>
+            </w:r>
+          </w:p>
+        </w:tc>
+        <w:tc>
+          <w:tcPr>
+            <w:tcBorders>
+              <w:bottom w:val="none" w:sz="0" w:space="0" w:color="000000"/>
+              <w:top w:val="none" w:sz="0" w:space="0" w:color="000000"/>
+              <w:left w:val="none" w:sz="0" w:space="0" w:color="000000"/>
+              <w:right w:val="none" w:sz="0" w:space="0" w:color="000000"/>
+            </w:tcBorders>
+            <w:shd w:val="clear" w:color="auto" w:fill="FFFFFF"/>
+            <w:tcMar>
+              <w:top w:w="0" w:type="dxa"/>
+              <w:bottom w:w="0" w:type="dxa"/>
+              <w:left w:w="0" w:type="dxa"/>
+              <w:right w:w="0" w:type="dxa"/>
+            </w:tcMar>
+            <w:vAlign w:val="top"/>
+          </w:tcPr>
+          <w:p>
+            <w:pPr>
+              <w:pStyle w:val="Normal"/>
+              <w:jc w:val="left"/>
+              <w:pBdr>
+                <w:bottom w:val="none" w:sz="0" w:space="0" w:color="000000"/>
+                <w:top w:val="none" w:sz="0" w:space="0" w:color="000000"/>
+                <w:left w:val="none" w:sz="0" w:space="0" w:color="000000"/>
+                <w:right w:val="none" w:sz="0" w:space="0" w:color="000000"/>
+              </w:pBdr>
+              <w:spacing w:after="60" w:before="60" w:line="240"/>
+              <w:ind w:left="60" w:right="60" w:firstLine="0" w:firstLineChars="0"/>
+              <w:rPr>
+                <w:rFonts w:ascii="Arial" w:hAnsi="Arial" w:eastAsia="Arial" w:cs="Arial"/>
+                <w:i w:val="false"/>
+                <w:b w:val="false"/>
+                <w:u w:val="none"/>
+                <w:strike w:val="false"/>
+                <w:sz w:val="18"/>
+                <w:szCs w:val="18"/>
+                <w:color w:val="000000"/>
+              </w:rPr>
+            </w:pPr>
+            <w:r>
+              <w:rPr>
+                <w:rFonts w:ascii="Arial" w:hAnsi="Arial" w:eastAsia="Arial" w:cs="Arial"/>
+                <w:i w:val="false"/>
+                <w:b w:val="false"/>
+                <w:u w:val="none"/>
+                <w:strike w:val="false"/>
+                <w:sz w:val="18"/>
+                <w:szCs w:val="18"/>
+                <w:color w:val="000000"/>
+              </w:rPr>
+              <w:t xml:space="preserve">Partly</w:t>
+            </w:r>
+          </w:p>
+        </w:tc>
+        <w:tc>
+          <w:tcPr>
+            <w:tcBorders>
+              <w:bottom w:val="none" w:sz="0" w:space="0" w:color="000000"/>
+              <w:top w:val="none" w:sz="0" w:space="0" w:color="000000"/>
+              <w:left w:val="none" w:sz="0" w:space="0" w:color="000000"/>
+              <w:right w:val="none" w:sz="0" w:space="0" w:color="000000"/>
+            </w:tcBorders>
+            <w:shd w:val="clear" w:color="auto" w:fill="FFFFFF"/>
+            <w:tcMar>
+              <w:top w:w="0" w:type="dxa"/>
+              <w:bottom w:w="0" w:type="dxa"/>
+              <w:left w:w="0" w:type="dxa"/>
+              <w:right w:w="0" w:type="dxa"/>
+            </w:tcMar>
+            <w:vAlign w:val="top"/>
+          </w:tcPr>
+          <w:p>
+            <w:pPr>
+              <w:pStyle w:val="Normal"/>
+              <w:jc w:val="left"/>
+              <w:pBdr>
+                <w:bottom w:val="none" w:sz="0" w:space="0" w:color="000000"/>
+                <w:top w:val="none" w:sz="0" w:space="0" w:color="000000"/>
+                <w:left w:val="none" w:sz="0" w:space="0" w:color="000000"/>
+                <w:right w:val="none" w:sz="0" w:space="0" w:color="000000"/>
+              </w:pBdr>
+              <w:spacing w:after="60" w:before="60" w:line="240"/>
+              <w:ind w:left="60" w:right="60" w:firstLine="0" w:firstLineChars="0"/>
+              <w:rPr>
+                <w:rFonts w:ascii="Arial" w:hAnsi="Arial" w:eastAsia="Arial" w:cs="Arial"/>
+                <w:i w:val="false"/>
+                <w:b w:val="false"/>
+                <w:u w:val="none"/>
+                <w:strike w:val="false"/>
+                <w:sz w:val="18"/>
+                <w:szCs w:val="18"/>
+                <w:color w:val="000000"/>
+              </w:rPr>
+            </w:pPr>
+            <w:r>
+              <w:rPr>
+                <w:rFonts w:ascii="Arial" w:hAnsi="Arial" w:eastAsia="Arial" w:cs="Arial"/>
+                <w:i w:val="false"/>
+                <w:b w:val="false"/>
+                <w:u w:val="none"/>
+                <w:strike w:val="false"/>
+                <w:sz w:val="18"/>
+                <w:szCs w:val="18"/>
+                <w:color w:val="000000"/>
+              </w:rPr>
+              <w:t xml:space="preserve">Yes</w:t>
+            </w:r>
+          </w:p>
+        </w:tc>
+        <w:tc>
+          <w:tcPr>
+            <w:tcBorders>
+              <w:bottom w:val="none" w:sz="0" w:space="0" w:color="000000"/>
+              <w:top w:val="none" w:sz="0" w:space="0" w:color="000000"/>
+              <w:left w:val="none" w:sz="0" w:space="0" w:color="000000"/>
+              <w:right w:val="none" w:sz="0" w:space="0" w:color="000000"/>
+            </w:tcBorders>
+            <w:shd w:val="clear" w:color="auto" w:fill="FFFFFF"/>
+            <w:tcMar>
+              <w:top w:w="0" w:type="dxa"/>
+              <w:bottom w:w="0" w:type="dxa"/>
+              <w:left w:w="0" w:type="dxa"/>
+              <w:right w:w="0" w:type="dxa"/>
+            </w:tcMar>
+            <w:vAlign w:val="top"/>
+          </w:tcPr>
+          <w:p>
+            <w:pPr>
+              <w:pStyle w:val="Normal"/>
+              <w:jc w:val="left"/>
+              <w:pBdr>
+                <w:bottom w:val="none" w:sz="0" w:space="0" w:color="000000"/>
+                <w:top w:val="none" w:sz="0" w:space="0" w:color="000000"/>
+                <w:left w:val="none" w:sz="0" w:space="0" w:color="000000"/>
+                <w:right w:val="none" w:sz="0" w:space="0" w:color="000000"/>
+              </w:pBdr>
+              <w:spacing w:after="60" w:before="60" w:line="240"/>
+              <w:ind w:left="60" w:right="60" w:firstLine="0" w:firstLineChars="0"/>
+              <w:rPr>
+                <w:rFonts w:ascii="Arial" w:hAnsi="Arial" w:eastAsia="Arial" w:cs="Arial"/>
+                <w:i w:val="false"/>
+                <w:b w:val="false"/>
+                <w:u w:val="none"/>
+                <w:strike w:val="false"/>
+                <w:sz w:val="18"/>
+                <w:szCs w:val="18"/>
+                <w:color w:val="000000"/>
+              </w:rPr>
+            </w:pPr>
+            <w:r>
+              <w:rPr>
+                <w:rFonts w:ascii="Arial" w:hAnsi="Arial" w:eastAsia="Arial" w:cs="Arial"/>
+                <w:i w:val="false"/>
+                <w:b w:val="false"/>
+                <w:u w:val="none"/>
+                <w:strike w:val="false"/>
+                <w:sz w:val="18"/>
+                <w:szCs w:val="18"/>
+                <w:color w:val="000000"/>
+              </w:rPr>
+              <w:t xml:space="preserve">Not reported</w:t>
             </w:r>
           </w:p>
         </w:tc>
@@ -1060,117 +3213,392 @@
                 <w:szCs w:val="18"/>
                 <w:color w:val="000000"/>
               </w:rPr>
-              <w:t xml:space="preserve">Unassisted</w:t>
-            </w:r>
-          </w:p>
-        </w:tc>
-        <w:tc>
-          <w:tcPr>
-            <w:tcBorders>
-              <w:bottom w:val="none" w:sz="0" w:space="0" w:color="000000"/>
-              <w:top w:val="none" w:sz="0" w:space="0" w:color="000000"/>
-              <w:left w:val="none" w:sz="0" w:space="0" w:color="000000"/>
-              <w:right w:val="none" w:sz="0" w:space="0" w:color="000000"/>
-            </w:tcBorders>
-            <w:shd w:val="clear" w:color="auto" w:fill="FFFFFF"/>
-            <w:tcMar>
-              <w:top w:w="0" w:type="dxa"/>
-              <w:bottom w:w="0" w:type="dxa"/>
-              <w:left w:w="0" w:type="dxa"/>
-              <w:right w:w="0" w:type="dxa"/>
-            </w:tcMar>
-            <w:vAlign w:val="top"/>
-          </w:tcPr>
-          <w:p>
-            <w:pPr>
-              <w:pStyle w:val="Normal"/>
-              <w:jc w:val="left"/>
-              <w:pBdr>
-                <w:bottom w:val="none" w:sz="0" w:space="0" w:color="000000"/>
-                <w:top w:val="none" w:sz="0" w:space="0" w:color="000000"/>
-                <w:left w:val="none" w:sz="0" w:space="0" w:color="000000"/>
-                <w:right w:val="none" w:sz="0" w:space="0" w:color="000000"/>
-              </w:pBdr>
-              <w:spacing w:after="60" w:before="60" w:line="240"/>
-              <w:ind w:left="60" w:right="60" w:firstLine="0" w:firstLineChars="0"/>
-              <w:rPr>
-                <w:rFonts w:ascii="Arial" w:hAnsi="Arial" w:eastAsia="Arial" w:cs="Arial"/>
-                <w:i w:val="false"/>
-                <w:b w:val="false"/>
-                <w:u w:val="none"/>
-                <w:strike w:val="false"/>
-                <w:sz w:val="18"/>
-                <w:szCs w:val="18"/>
-                <w:color w:val="000000"/>
-              </w:rPr>
-            </w:pPr>
-            <w:r>
-              <w:rPr>
-                <w:rFonts w:ascii="Arial" w:hAnsi="Arial" w:eastAsia="Arial" w:cs="Arial"/>
-                <w:i w:val="false"/>
-                <w:b w:val="false"/>
-                <w:u w:val="none"/>
-                <w:strike w:val="false"/>
-                <w:sz w:val="18"/>
-                <w:szCs w:val="18"/>
-                <w:color w:val="000000"/>
-              </w:rPr>
-              <w:t xml:space="preserve">0.22 (0.13–0.30)</w:t>
-            </w:r>
-          </w:p>
-        </w:tc>
-        <w:tc>
-          <w:tcPr>
-            <w:tcBorders>
-              <w:bottom w:val="none" w:sz="0" w:space="0" w:color="000000"/>
-              <w:top w:val="none" w:sz="0" w:space="0" w:color="000000"/>
-              <w:left w:val="none" w:sz="0" w:space="0" w:color="000000"/>
-              <w:right w:val="none" w:sz="0" w:space="0" w:color="000000"/>
-            </w:tcBorders>
-            <w:shd w:val="clear" w:color="auto" w:fill="FFFFFF"/>
-            <w:tcMar>
-              <w:top w:w="0" w:type="dxa"/>
-              <w:bottom w:w="0" w:type="dxa"/>
-              <w:left w:w="0" w:type="dxa"/>
-              <w:right w:w="0" w:type="dxa"/>
-            </w:tcMar>
-            <w:vAlign w:val="top"/>
-          </w:tcPr>
-          <w:p>
-            <w:pPr>
-              <w:pStyle w:val="Normal"/>
-              <w:jc w:val="left"/>
-              <w:pBdr>
-                <w:bottom w:val="none" w:sz="0" w:space="0" w:color="000000"/>
-                <w:top w:val="none" w:sz="0" w:space="0" w:color="000000"/>
-                <w:left w:val="none" w:sz="0" w:space="0" w:color="000000"/>
-                <w:right w:val="none" w:sz="0" w:space="0" w:color="000000"/>
-              </w:pBdr>
-              <w:spacing w:after="60" w:before="60" w:line="240"/>
-              <w:ind w:left="60" w:right="60" w:firstLine="0" w:firstLineChars="0"/>
-              <w:rPr>
-                <w:rFonts w:ascii="Arial" w:hAnsi="Arial" w:eastAsia="Arial" w:cs="Arial"/>
-                <w:i w:val="false"/>
-                <w:b w:val="false"/>
-                <w:u w:val="none"/>
-                <w:strike w:val="false"/>
-                <w:sz w:val="18"/>
-                <w:szCs w:val="18"/>
-                <w:color w:val="000000"/>
-              </w:rPr>
-            </w:pPr>
-            <w:r>
-              <w:rPr>
-                <w:rFonts w:ascii="Arial" w:hAnsi="Arial" w:eastAsia="Arial" w:cs="Arial"/>
-                <w:i w:val="false"/>
-                <w:b w:val="false"/>
-                <w:u w:val="none"/>
-                <w:strike w:val="false"/>
-                <w:sz w:val="18"/>
-                <w:szCs w:val="18"/>
-                <w:color w:val="000000"/>
-              </w:rPr>
-              <w:t xml:space="preserve">69/154 (44.8%; 38.1–51.6)</w:t>
+              <w:t xml:space="preserve">Hevia 2025, ROBoto2, EMNLP demos [g]</w:t>
+            </w:r>
+          </w:p>
+        </w:tc>
+        <w:tc>
+          <w:tcPr>
+            <w:tcBorders>
+              <w:bottom w:val="none" w:sz="0" w:space="0" w:color="000000"/>
+              <w:top w:val="none" w:sz="0" w:space="0" w:color="000000"/>
+              <w:left w:val="none" w:sz="0" w:space="0" w:color="000000"/>
+              <w:right w:val="none" w:sz="0" w:space="0" w:color="000000"/>
+            </w:tcBorders>
+            <w:shd w:val="clear" w:color="auto" w:fill="FFFFFF"/>
+            <w:tcMar>
+              <w:top w:w="0" w:type="dxa"/>
+              <w:bottom w:w="0" w:type="dxa"/>
+              <w:left w:w="0" w:type="dxa"/>
+              <w:right w:w="0" w:type="dxa"/>
+            </w:tcMar>
+            <w:vAlign w:val="top"/>
+          </w:tcPr>
+          <w:p>
+            <w:pPr>
+              <w:pStyle w:val="Normal"/>
+              <w:jc w:val="left"/>
+              <w:pBdr>
+                <w:bottom w:val="none" w:sz="0" w:space="0" w:color="000000"/>
+                <w:top w:val="none" w:sz="0" w:space="0" w:color="000000"/>
+                <w:left w:val="none" w:sz="0" w:space="0" w:color="000000"/>
+                <w:right w:val="none" w:sz="0" w:space="0" w:color="000000"/>
+              </w:pBdr>
+              <w:spacing w:after="60" w:before="60" w:line="240"/>
+              <w:ind w:left="60" w:right="60" w:firstLine="0" w:firstLineChars="0"/>
+              <w:rPr>
+                <w:rFonts w:ascii="Arial" w:hAnsi="Arial" w:eastAsia="Arial" w:cs="Arial"/>
+                <w:i w:val="false"/>
+                <w:b w:val="false"/>
+                <w:u w:val="none"/>
+                <w:strike w:val="false"/>
+                <w:sz w:val="18"/>
+                <w:szCs w:val="18"/>
+                <w:color w:val="000000"/>
+              </w:rPr>
+            </w:pPr>
+            <w:r>
+              <w:rPr>
+                <w:rFonts w:ascii="Arial" w:hAnsi="Arial" w:eastAsia="Arial" w:cs="Arial"/>
+                <w:i w:val="false"/>
+                <w:b w:val="false"/>
+                <w:u w:val="none"/>
+                <w:strike w:val="false"/>
+                <w:sz w:val="18"/>
+                <w:szCs w:val="18"/>
+                <w:color w:val="000000"/>
+              </w:rPr>
+              <w:t xml:space="preserve">Yes</w:t>
+            </w:r>
+          </w:p>
+        </w:tc>
+        <w:tc>
+          <w:tcPr>
+            <w:tcBorders>
+              <w:bottom w:val="none" w:sz="0" w:space="0" w:color="000000"/>
+              <w:top w:val="none" w:sz="0" w:space="0" w:color="000000"/>
+              <w:left w:val="none" w:sz="0" w:space="0" w:color="000000"/>
+              <w:right w:val="none" w:sz="0" w:space="0" w:color="000000"/>
+            </w:tcBorders>
+            <w:shd w:val="clear" w:color="auto" w:fill="FFFFFF"/>
+            <w:tcMar>
+              <w:top w:w="0" w:type="dxa"/>
+              <w:bottom w:w="0" w:type="dxa"/>
+              <w:left w:w="0" w:type="dxa"/>
+              <w:right w:w="0" w:type="dxa"/>
+            </w:tcMar>
+            <w:vAlign w:val="top"/>
+          </w:tcPr>
+          <w:p>
+            <w:pPr>
+              <w:pStyle w:val="Normal"/>
+              <w:jc w:val="left"/>
+              <w:pBdr>
+                <w:bottom w:val="none" w:sz="0" w:space="0" w:color="000000"/>
+                <w:top w:val="none" w:sz="0" w:space="0" w:color="000000"/>
+                <w:left w:val="none" w:sz="0" w:space="0" w:color="000000"/>
+                <w:right w:val="none" w:sz="0" w:space="0" w:color="000000"/>
+              </w:pBdr>
+              <w:spacing w:after="60" w:before="60" w:line="240"/>
+              <w:ind w:left="60" w:right="60" w:firstLine="0" w:firstLineChars="0"/>
+              <w:rPr>
+                <w:rFonts w:ascii="Arial" w:hAnsi="Arial" w:eastAsia="Arial" w:cs="Arial"/>
+                <w:i w:val="false"/>
+                <w:b w:val="false"/>
+                <w:u w:val="none"/>
+                <w:strike w:val="false"/>
+                <w:sz w:val="18"/>
+                <w:szCs w:val="18"/>
+                <w:color w:val="000000"/>
+              </w:rPr>
+            </w:pPr>
+            <w:r>
+              <w:rPr>
+                <w:rFonts w:ascii="Arial" w:hAnsi="Arial" w:eastAsia="Arial" w:cs="Arial"/>
+                <w:i w:val="false"/>
+                <w:b w:val="false"/>
+                <w:u w:val="none"/>
+                <w:strike w:val="false"/>
+                <w:sz w:val="18"/>
+                <w:szCs w:val="18"/>
+                <w:color w:val="000000"/>
+              </w:rPr>
+              <w:t xml:space="preserve">Partly</w:t>
+            </w:r>
+          </w:p>
+        </w:tc>
+        <w:tc>
+          <w:tcPr>
+            <w:tcBorders>
+              <w:bottom w:val="none" w:sz="0" w:space="0" w:color="000000"/>
+              <w:top w:val="none" w:sz="0" w:space="0" w:color="000000"/>
+              <w:left w:val="none" w:sz="0" w:space="0" w:color="000000"/>
+              <w:right w:val="none" w:sz="0" w:space="0" w:color="000000"/>
+            </w:tcBorders>
+            <w:shd w:val="clear" w:color="auto" w:fill="FFFFFF"/>
+            <w:tcMar>
+              <w:top w:w="0" w:type="dxa"/>
+              <w:bottom w:w="0" w:type="dxa"/>
+              <w:left w:w="0" w:type="dxa"/>
+              <w:right w:w="0" w:type="dxa"/>
+            </w:tcMar>
+            <w:vAlign w:val="top"/>
+          </w:tcPr>
+          <w:p>
+            <w:pPr>
+              <w:pStyle w:val="Normal"/>
+              <w:jc w:val="left"/>
+              <w:pBdr>
+                <w:bottom w:val="none" w:sz="0" w:space="0" w:color="000000"/>
+                <w:top w:val="none" w:sz="0" w:space="0" w:color="000000"/>
+                <w:left w:val="none" w:sz="0" w:space="0" w:color="000000"/>
+                <w:right w:val="none" w:sz="0" w:space="0" w:color="000000"/>
+              </w:pBdr>
+              <w:spacing w:after="60" w:before="60" w:line="240"/>
+              <w:ind w:left="60" w:right="60" w:firstLine="0" w:firstLineChars="0"/>
+              <w:rPr>
+                <w:rFonts w:ascii="Arial" w:hAnsi="Arial" w:eastAsia="Arial" w:cs="Arial"/>
+                <w:i w:val="false"/>
+                <w:b w:val="false"/>
+                <w:u w:val="none"/>
+                <w:strike w:val="false"/>
+                <w:sz w:val="18"/>
+                <w:szCs w:val="18"/>
+                <w:color w:val="000000"/>
+              </w:rPr>
+            </w:pPr>
+            <w:r>
+              <w:rPr>
+                <w:rFonts w:ascii="Arial" w:hAnsi="Arial" w:eastAsia="Arial" w:cs="Arial"/>
+                <w:i w:val="false"/>
+                <w:b w:val="false"/>
+                <w:u w:val="none"/>
+                <w:strike w:val="false"/>
+                <w:sz w:val="18"/>
+                <w:szCs w:val="18"/>
+                <w:color w:val="000000"/>
+              </w:rPr>
+              <w:t xml:space="preserve">Not reported</w:t>
+            </w:r>
+          </w:p>
+        </w:tc>
+        <w:tc>
+          <w:tcPr>
+            <w:tcBorders>
+              <w:bottom w:val="none" w:sz="0" w:space="0" w:color="000000"/>
+              <w:top w:val="none" w:sz="0" w:space="0" w:color="000000"/>
+              <w:left w:val="none" w:sz="0" w:space="0" w:color="000000"/>
+              <w:right w:val="none" w:sz="0" w:space="0" w:color="000000"/>
+            </w:tcBorders>
+            <w:shd w:val="clear" w:color="auto" w:fill="FFFFFF"/>
+            <w:tcMar>
+              <w:top w:w="0" w:type="dxa"/>
+              <w:bottom w:w="0" w:type="dxa"/>
+              <w:left w:w="0" w:type="dxa"/>
+              <w:right w:w="0" w:type="dxa"/>
+            </w:tcMar>
+            <w:vAlign w:val="top"/>
+          </w:tcPr>
+          <w:p>
+            <w:pPr>
+              <w:pStyle w:val="Normal"/>
+              <w:jc w:val="left"/>
+              <w:pBdr>
+                <w:bottom w:val="none" w:sz="0" w:space="0" w:color="000000"/>
+                <w:top w:val="none" w:sz="0" w:space="0" w:color="000000"/>
+                <w:left w:val="none" w:sz="0" w:space="0" w:color="000000"/>
+                <w:right w:val="none" w:sz="0" w:space="0" w:color="000000"/>
+              </w:pBdr>
+              <w:spacing w:after="60" w:before="60" w:line="240"/>
+              <w:ind w:left="60" w:right="60" w:firstLine="0" w:firstLineChars="0"/>
+              <w:rPr>
+                <w:rFonts w:ascii="Arial" w:hAnsi="Arial" w:eastAsia="Arial" w:cs="Arial"/>
+                <w:i w:val="false"/>
+                <w:b w:val="false"/>
+                <w:u w:val="none"/>
+                <w:strike w:val="false"/>
+                <w:sz w:val="18"/>
+                <w:szCs w:val="18"/>
+                <w:color w:val="000000"/>
+              </w:rPr>
+            </w:pPr>
+            <w:r>
+              <w:rPr>
+                <w:rFonts w:ascii="Arial" w:hAnsi="Arial" w:eastAsia="Arial" w:cs="Arial"/>
+                <w:i w:val="false"/>
+                <w:b w:val="false"/>
+                <w:u w:val="none"/>
+                <w:strike w:val="false"/>
+                <w:sz w:val="18"/>
+                <w:szCs w:val="18"/>
+                <w:color w:val="000000"/>
+              </w:rPr>
+              <w:t xml:space="preserve">Partly</w:t>
+            </w:r>
+          </w:p>
+        </w:tc>
+        <w:tc>
+          <w:tcPr>
+            <w:tcBorders>
+              <w:bottom w:val="none" w:sz="0" w:space="0" w:color="000000"/>
+              <w:top w:val="none" w:sz="0" w:space="0" w:color="000000"/>
+              <w:left w:val="none" w:sz="0" w:space="0" w:color="000000"/>
+              <w:right w:val="none" w:sz="0" w:space="0" w:color="000000"/>
+            </w:tcBorders>
+            <w:shd w:val="clear" w:color="auto" w:fill="FFFFFF"/>
+            <w:tcMar>
+              <w:top w:w="0" w:type="dxa"/>
+              <w:bottom w:w="0" w:type="dxa"/>
+              <w:left w:w="0" w:type="dxa"/>
+              <w:right w:w="0" w:type="dxa"/>
+            </w:tcMar>
+            <w:vAlign w:val="top"/>
+          </w:tcPr>
+          <w:p>
+            <w:pPr>
+              <w:pStyle w:val="Normal"/>
+              <w:jc w:val="left"/>
+              <w:pBdr>
+                <w:bottom w:val="none" w:sz="0" w:space="0" w:color="000000"/>
+                <w:top w:val="none" w:sz="0" w:space="0" w:color="000000"/>
+                <w:left w:val="none" w:sz="0" w:space="0" w:color="000000"/>
+                <w:right w:val="none" w:sz="0" w:space="0" w:color="000000"/>
+              </w:pBdr>
+              <w:spacing w:after="60" w:before="60" w:line="240"/>
+              <w:ind w:left="60" w:right="60" w:firstLine="0" w:firstLineChars="0"/>
+              <w:rPr>
+                <w:rFonts w:ascii="Arial" w:hAnsi="Arial" w:eastAsia="Arial" w:cs="Arial"/>
+                <w:i w:val="false"/>
+                <w:b w:val="false"/>
+                <w:u w:val="none"/>
+                <w:strike w:val="false"/>
+                <w:sz w:val="18"/>
+                <w:szCs w:val="18"/>
+                <w:color w:val="000000"/>
+              </w:rPr>
+            </w:pPr>
+            <w:r>
+              <w:rPr>
+                <w:rFonts w:ascii="Arial" w:hAnsi="Arial" w:eastAsia="Arial" w:cs="Arial"/>
+                <w:i w:val="false"/>
+                <w:b w:val="false"/>
+                <w:u w:val="none"/>
+                <w:strike w:val="false"/>
+                <w:sz w:val="18"/>
+                <w:szCs w:val="18"/>
+                <w:color w:val="000000"/>
+              </w:rPr>
+              <w:t xml:space="preserve">Partly</w:t>
+            </w:r>
+          </w:p>
+        </w:tc>
+        <w:tc>
+          <w:tcPr>
+            <w:tcBorders>
+              <w:bottom w:val="none" w:sz="0" w:space="0" w:color="000000"/>
+              <w:top w:val="none" w:sz="0" w:space="0" w:color="000000"/>
+              <w:left w:val="none" w:sz="0" w:space="0" w:color="000000"/>
+              <w:right w:val="none" w:sz="0" w:space="0" w:color="000000"/>
+            </w:tcBorders>
+            <w:shd w:val="clear" w:color="auto" w:fill="FFFFFF"/>
+            <w:tcMar>
+              <w:top w:w="0" w:type="dxa"/>
+              <w:bottom w:w="0" w:type="dxa"/>
+              <w:left w:w="0" w:type="dxa"/>
+              <w:right w:w="0" w:type="dxa"/>
+            </w:tcMar>
+            <w:vAlign w:val="top"/>
+          </w:tcPr>
+          <w:p>
+            <w:pPr>
+              <w:pStyle w:val="Normal"/>
+              <w:jc w:val="left"/>
+              <w:pBdr>
+                <w:bottom w:val="none" w:sz="0" w:space="0" w:color="000000"/>
+                <w:top w:val="none" w:sz="0" w:space="0" w:color="000000"/>
+                <w:left w:val="none" w:sz="0" w:space="0" w:color="000000"/>
+                <w:right w:val="none" w:sz="0" w:space="0" w:color="000000"/>
+              </w:pBdr>
+              <w:spacing w:after="60" w:before="60" w:line="240"/>
+              <w:ind w:left="60" w:right="60" w:firstLine="0" w:firstLineChars="0"/>
+              <w:rPr>
+                <w:rFonts w:ascii="Arial" w:hAnsi="Arial" w:eastAsia="Arial" w:cs="Arial"/>
+                <w:i w:val="false"/>
+                <w:b w:val="false"/>
+                <w:u w:val="none"/>
+                <w:strike w:val="false"/>
+                <w:sz w:val="18"/>
+                <w:szCs w:val="18"/>
+                <w:color w:val="000000"/>
+              </w:rPr>
+            </w:pPr>
+            <w:r>
+              <w:rPr>
+                <w:rFonts w:ascii="Arial" w:hAnsi="Arial" w:eastAsia="Arial" w:cs="Arial"/>
+                <w:i w:val="false"/>
+                <w:b w:val="false"/>
+                <w:u w:val="none"/>
+                <w:strike w:val="false"/>
+                <w:sz w:val="18"/>
+                <w:szCs w:val="18"/>
+                <w:color w:val="000000"/>
+              </w:rPr>
+              <w:t xml:space="preserve">Yes</w:t>
+            </w:r>
+          </w:p>
+        </w:tc>
+        <w:tc>
+          <w:tcPr>
+            <w:tcBorders>
+              <w:bottom w:val="none" w:sz="0" w:space="0" w:color="000000"/>
+              <w:top w:val="none" w:sz="0" w:space="0" w:color="000000"/>
+              <w:left w:val="none" w:sz="0" w:space="0" w:color="000000"/>
+              <w:right w:val="none" w:sz="0" w:space="0" w:color="000000"/>
+            </w:tcBorders>
+            <w:shd w:val="clear" w:color="auto" w:fill="FFFFFF"/>
+            <w:tcMar>
+              <w:top w:w="0" w:type="dxa"/>
+              <w:bottom w:w="0" w:type="dxa"/>
+              <w:left w:w="0" w:type="dxa"/>
+              <w:right w:w="0" w:type="dxa"/>
+            </w:tcMar>
+            <w:vAlign w:val="top"/>
+          </w:tcPr>
+          <w:p>
+            <w:pPr>
+              <w:pStyle w:val="Normal"/>
+              <w:jc w:val="left"/>
+              <w:pBdr>
+                <w:bottom w:val="none" w:sz="0" w:space="0" w:color="000000"/>
+                <w:top w:val="none" w:sz="0" w:space="0" w:color="000000"/>
+                <w:left w:val="none" w:sz="0" w:space="0" w:color="000000"/>
+                <w:right w:val="none" w:sz="0" w:space="0" w:color="000000"/>
+              </w:pBdr>
+              <w:spacing w:after="60" w:before="60" w:line="240"/>
+              <w:ind w:left="60" w:right="60" w:firstLine="0" w:firstLineChars="0"/>
+              <w:rPr>
+                <w:rFonts w:ascii="Arial" w:hAnsi="Arial" w:eastAsia="Arial" w:cs="Arial"/>
+                <w:i w:val="false"/>
+                <w:b w:val="false"/>
+                <w:u w:val="none"/>
+                <w:strike w:val="false"/>
+                <w:sz w:val="18"/>
+                <w:szCs w:val="18"/>
+                <w:color w:val="000000"/>
+              </w:rPr>
+            </w:pPr>
+            <w:r>
+              <w:rPr>
+                <w:rFonts w:ascii="Arial" w:hAnsi="Arial" w:eastAsia="Arial" w:cs="Arial"/>
+                <w:i w:val="false"/>
+                <w:b w:val="false"/>
+                <w:u w:val="none"/>
+                <w:strike w:val="false"/>
+                <w:sz w:val="18"/>
+                <w:szCs w:val="18"/>
+                <w:color w:val="000000"/>
+              </w:rPr>
+              <w:t xml:space="preserve">Not reported</w:t>
             </w:r>
           </w:p>
         </w:tc>
@@ -1182,57 +3610,441 @@
         </w:trPr>
         <w:tc>
           <w:tcPr>
-            <w:gridSpan w:val="3"/>
-            <w:tcBorders>
-              <w:bottom w:val="none" w:sz="0" w:space="0" w:color="000000"/>
-              <w:top w:val="none" w:sz="0" w:space="0" w:color="000000"/>
-              <w:left w:val="none" w:sz="0" w:space="0" w:color="000000"/>
-              <w:right w:val="none" w:sz="0" w:space="0" w:color="000000"/>
-            </w:tcBorders>
-            <w:shd w:val="clear" w:color="auto" w:fill="FFFFFF"/>
-            <w:tcMar>
-              <w:top w:w="0" w:type="dxa"/>
-              <w:bottom w:w="0" w:type="dxa"/>
-              <w:left w:w="0" w:type="dxa"/>
-              <w:right w:w="0" w:type="dxa"/>
-            </w:tcMar>
-            <w:vAlign w:val="top"/>
-          </w:tcPr>
-          <w:p>
-            <w:pPr>
-              <w:pStyle w:val="Normal"/>
-              <w:jc w:val="left"/>
-              <w:pBdr>
-                <w:bottom w:val="none" w:sz="0" w:space="0" w:color="000000"/>
-                <w:top w:val="none" w:sz="0" w:space="0" w:color="000000"/>
-                <w:left w:val="none" w:sz="0" w:space="0" w:color="000000"/>
-                <w:right w:val="none" w:sz="0" w:space="0" w:color="000000"/>
-              </w:pBdr>
-              <w:spacing w:after="60" w:before="60" w:line="240"/>
-              <w:ind w:left="60" w:right="60" w:firstLine="0" w:firstLineChars="0"/>
-              <w:rPr>
-                <w:rFonts w:ascii="Arial" w:hAnsi="Arial" w:eastAsia="Arial" w:cs="Arial"/>
-                <w:i w:val="false"/>
-                <w:b w:val="true"/>
-                <w:u w:val="none"/>
-                <w:strike w:val="false"/>
-                <w:sz w:val="18"/>
-                <w:szCs w:val="18"/>
-                <w:color w:val="000000"/>
-              </w:rPr>
-            </w:pPr>
-            <w:r>
-              <w:rPr>
-                <w:rFonts w:ascii="Arial" w:hAnsi="Arial" w:eastAsia="Arial" w:cs="Arial"/>
-                <w:i w:val="false"/>
-                <w:b w:val="true"/>
-                <w:u w:val="none"/>
-                <w:strike w:val="false"/>
-                <w:sz w:val="18"/>
-                <w:szCs w:val="18"/>
-                <w:color w:val="000000"/>
-              </w:rPr>
-              <w:t xml:space="preserve">Adjudicator 2 own rating compared with …</w:t>
+            <w:tcBorders>
+              <w:bottom w:val="none" w:sz="0" w:space="0" w:color="000000"/>
+              <w:top w:val="none" w:sz="0" w:space="0" w:color="000000"/>
+              <w:left w:val="none" w:sz="0" w:space="0" w:color="000000"/>
+              <w:right w:val="none" w:sz="0" w:space="0" w:color="000000"/>
+            </w:tcBorders>
+            <w:shd w:val="clear" w:color="auto" w:fill="FFFFFF"/>
+            <w:tcMar>
+              <w:top w:w="0" w:type="dxa"/>
+              <w:bottom w:w="0" w:type="dxa"/>
+              <w:left w:w="0" w:type="dxa"/>
+              <w:right w:w="0" w:type="dxa"/>
+            </w:tcMar>
+            <w:vAlign w:val="top"/>
+          </w:tcPr>
+          <w:p>
+            <w:pPr>
+              <w:pStyle w:val="Normal"/>
+              <w:jc w:val="left"/>
+              <w:pBdr>
+                <w:bottom w:val="none" w:sz="0" w:space="0" w:color="000000"/>
+                <w:top w:val="none" w:sz="0" w:space="0" w:color="000000"/>
+                <w:left w:val="none" w:sz="0" w:space="0" w:color="000000"/>
+                <w:right w:val="none" w:sz="0" w:space="0" w:color="000000"/>
+              </w:pBdr>
+              <w:spacing w:after="60" w:before="60" w:line="240"/>
+              <w:ind w:left="60" w:right="60" w:firstLine="0" w:firstLineChars="0"/>
+              <w:rPr>
+                <w:rFonts w:ascii="Arial" w:hAnsi="Arial" w:eastAsia="Arial" w:cs="Arial"/>
+                <w:i w:val="false"/>
+                <w:b w:val="false"/>
+                <w:u w:val="none"/>
+                <w:strike w:val="false"/>
+                <w:sz w:val="18"/>
+                <w:szCs w:val="18"/>
+                <w:color w:val="000000"/>
+              </w:rPr>
+            </w:pPr>
+            <w:r>
+              <w:rPr>
+                <w:rFonts w:ascii="Arial" w:hAnsi="Arial" w:eastAsia="Arial" w:cs="Arial"/>
+                <w:i w:val="false"/>
+                <w:b w:val="false"/>
+                <w:u w:val="none"/>
+                <w:strike w:val="false"/>
+                <w:sz w:val="18"/>
+                <w:szCs w:val="18"/>
+                <w:color w:val="000000"/>
+              </w:rPr>
+              <w:t xml:space="preserve">Liang 2026, JMIR AI [h]</w:t>
+            </w:r>
+          </w:p>
+        </w:tc>
+        <w:tc>
+          <w:tcPr>
+            <w:tcBorders>
+              <w:bottom w:val="none" w:sz="0" w:space="0" w:color="000000"/>
+              <w:top w:val="none" w:sz="0" w:space="0" w:color="000000"/>
+              <w:left w:val="none" w:sz="0" w:space="0" w:color="000000"/>
+              <w:right w:val="none" w:sz="0" w:space="0" w:color="000000"/>
+            </w:tcBorders>
+            <w:shd w:val="clear" w:color="auto" w:fill="FFFFFF"/>
+            <w:tcMar>
+              <w:top w:w="0" w:type="dxa"/>
+              <w:bottom w:w="0" w:type="dxa"/>
+              <w:left w:w="0" w:type="dxa"/>
+              <w:right w:w="0" w:type="dxa"/>
+            </w:tcMar>
+            <w:vAlign w:val="top"/>
+          </w:tcPr>
+          <w:p>
+            <w:pPr>
+              <w:pStyle w:val="Normal"/>
+              <w:jc w:val="left"/>
+              <w:pBdr>
+                <w:bottom w:val="none" w:sz="0" w:space="0" w:color="000000"/>
+                <w:top w:val="none" w:sz="0" w:space="0" w:color="000000"/>
+                <w:left w:val="none" w:sz="0" w:space="0" w:color="000000"/>
+                <w:right w:val="none" w:sz="0" w:space="0" w:color="000000"/>
+              </w:pBdr>
+              <w:spacing w:after="60" w:before="60" w:line="240"/>
+              <w:ind w:left="60" w:right="60" w:firstLine="0" w:firstLineChars="0"/>
+              <w:rPr>
+                <w:rFonts w:ascii="Arial" w:hAnsi="Arial" w:eastAsia="Arial" w:cs="Arial"/>
+                <w:i w:val="false"/>
+                <w:b w:val="false"/>
+                <w:u w:val="none"/>
+                <w:strike w:val="false"/>
+                <w:sz w:val="18"/>
+                <w:szCs w:val="18"/>
+                <w:color w:val="000000"/>
+              </w:rPr>
+            </w:pPr>
+            <w:r>
+              <w:rPr>
+                <w:rFonts w:ascii="Arial" w:hAnsi="Arial" w:eastAsia="Arial" w:cs="Arial"/>
+                <w:i w:val="false"/>
+                <w:b w:val="false"/>
+                <w:u w:val="none"/>
+                <w:strike w:val="false"/>
+                <w:sz w:val="18"/>
+                <w:szCs w:val="18"/>
+                <w:color w:val="000000"/>
+              </w:rPr>
+              <w:t xml:space="preserve">Not reported</w:t>
+            </w:r>
+          </w:p>
+        </w:tc>
+        <w:tc>
+          <w:tcPr>
+            <w:tcBorders>
+              <w:bottom w:val="none" w:sz="0" w:space="0" w:color="000000"/>
+              <w:top w:val="none" w:sz="0" w:space="0" w:color="000000"/>
+              <w:left w:val="none" w:sz="0" w:space="0" w:color="000000"/>
+              <w:right w:val="none" w:sz="0" w:space="0" w:color="000000"/>
+            </w:tcBorders>
+            <w:shd w:val="clear" w:color="auto" w:fill="FFFFFF"/>
+            <w:tcMar>
+              <w:top w:w="0" w:type="dxa"/>
+              <w:bottom w:w="0" w:type="dxa"/>
+              <w:left w:w="0" w:type="dxa"/>
+              <w:right w:w="0" w:type="dxa"/>
+            </w:tcMar>
+            <w:vAlign w:val="top"/>
+          </w:tcPr>
+          <w:p>
+            <w:pPr>
+              <w:pStyle w:val="Normal"/>
+              <w:jc w:val="left"/>
+              <w:pBdr>
+                <w:bottom w:val="none" w:sz="0" w:space="0" w:color="000000"/>
+                <w:top w:val="none" w:sz="0" w:space="0" w:color="000000"/>
+                <w:left w:val="none" w:sz="0" w:space="0" w:color="000000"/>
+                <w:right w:val="none" w:sz="0" w:space="0" w:color="000000"/>
+              </w:pBdr>
+              <w:spacing w:after="60" w:before="60" w:line="240"/>
+              <w:ind w:left="60" w:right="60" w:firstLine="0" w:firstLineChars="0"/>
+              <w:rPr>
+                <w:rFonts w:ascii="Arial" w:hAnsi="Arial" w:eastAsia="Arial" w:cs="Arial"/>
+                <w:i w:val="false"/>
+                <w:b w:val="false"/>
+                <w:u w:val="none"/>
+                <w:strike w:val="false"/>
+                <w:sz w:val="18"/>
+                <w:szCs w:val="18"/>
+                <w:color w:val="000000"/>
+              </w:rPr>
+            </w:pPr>
+            <w:r>
+              <w:rPr>
+                <w:rFonts w:ascii="Arial" w:hAnsi="Arial" w:eastAsia="Arial" w:cs="Arial"/>
+                <w:i w:val="false"/>
+                <w:b w:val="false"/>
+                <w:u w:val="none"/>
+                <w:strike w:val="false"/>
+                <w:sz w:val="18"/>
+                <w:szCs w:val="18"/>
+                <w:color w:val="000000"/>
+              </w:rPr>
+              <w:t xml:space="preserve">No</w:t>
+            </w:r>
+          </w:p>
+        </w:tc>
+        <w:tc>
+          <w:tcPr>
+            <w:tcBorders>
+              <w:bottom w:val="none" w:sz="0" w:space="0" w:color="000000"/>
+              <w:top w:val="none" w:sz="0" w:space="0" w:color="000000"/>
+              <w:left w:val="none" w:sz="0" w:space="0" w:color="000000"/>
+              <w:right w:val="none" w:sz="0" w:space="0" w:color="000000"/>
+            </w:tcBorders>
+            <w:shd w:val="clear" w:color="auto" w:fill="FFFFFF"/>
+            <w:tcMar>
+              <w:top w:w="0" w:type="dxa"/>
+              <w:bottom w:w="0" w:type="dxa"/>
+              <w:left w:w="0" w:type="dxa"/>
+              <w:right w:w="0" w:type="dxa"/>
+            </w:tcMar>
+            <w:vAlign w:val="top"/>
+          </w:tcPr>
+          <w:p>
+            <w:pPr>
+              <w:pStyle w:val="Normal"/>
+              <w:jc w:val="left"/>
+              <w:pBdr>
+                <w:bottom w:val="none" w:sz="0" w:space="0" w:color="000000"/>
+                <w:top w:val="none" w:sz="0" w:space="0" w:color="000000"/>
+                <w:left w:val="none" w:sz="0" w:space="0" w:color="000000"/>
+                <w:right w:val="none" w:sz="0" w:space="0" w:color="000000"/>
+              </w:pBdr>
+              <w:spacing w:after="60" w:before="60" w:line="240"/>
+              <w:ind w:left="60" w:right="60" w:firstLine="0" w:firstLineChars="0"/>
+              <w:rPr>
+                <w:rFonts w:ascii="Arial" w:hAnsi="Arial" w:eastAsia="Arial" w:cs="Arial"/>
+                <w:i w:val="false"/>
+                <w:b w:val="false"/>
+                <w:u w:val="none"/>
+                <w:strike w:val="false"/>
+                <w:sz w:val="18"/>
+                <w:szCs w:val="18"/>
+                <w:color w:val="000000"/>
+              </w:rPr>
+            </w:pPr>
+            <w:r>
+              <w:rPr>
+                <w:rFonts w:ascii="Arial" w:hAnsi="Arial" w:eastAsia="Arial" w:cs="Arial"/>
+                <w:i w:val="false"/>
+                <w:b w:val="false"/>
+                <w:u w:val="none"/>
+                <w:strike w:val="false"/>
+                <w:sz w:val="18"/>
+                <w:szCs w:val="18"/>
+                <w:color w:val="000000"/>
+              </w:rPr>
+              <w:t xml:space="preserve">Partly</w:t>
+            </w:r>
+          </w:p>
+        </w:tc>
+        <w:tc>
+          <w:tcPr>
+            <w:tcBorders>
+              <w:bottom w:val="none" w:sz="0" w:space="0" w:color="000000"/>
+              <w:top w:val="none" w:sz="0" w:space="0" w:color="000000"/>
+              <w:left w:val="none" w:sz="0" w:space="0" w:color="000000"/>
+              <w:right w:val="none" w:sz="0" w:space="0" w:color="000000"/>
+            </w:tcBorders>
+            <w:shd w:val="clear" w:color="auto" w:fill="FFFFFF"/>
+            <w:tcMar>
+              <w:top w:w="0" w:type="dxa"/>
+              <w:bottom w:w="0" w:type="dxa"/>
+              <w:left w:w="0" w:type="dxa"/>
+              <w:right w:w="0" w:type="dxa"/>
+            </w:tcMar>
+            <w:vAlign w:val="top"/>
+          </w:tcPr>
+          <w:p>
+            <w:pPr>
+              <w:pStyle w:val="Normal"/>
+              <w:jc w:val="left"/>
+              <w:pBdr>
+                <w:bottom w:val="none" w:sz="0" w:space="0" w:color="000000"/>
+                <w:top w:val="none" w:sz="0" w:space="0" w:color="000000"/>
+                <w:left w:val="none" w:sz="0" w:space="0" w:color="000000"/>
+                <w:right w:val="none" w:sz="0" w:space="0" w:color="000000"/>
+              </w:pBdr>
+              <w:spacing w:after="60" w:before="60" w:line="240"/>
+              <w:ind w:left="60" w:right="60" w:firstLine="0" w:firstLineChars="0"/>
+              <w:rPr>
+                <w:rFonts w:ascii="Arial" w:hAnsi="Arial" w:eastAsia="Arial" w:cs="Arial"/>
+                <w:i w:val="false"/>
+                <w:b w:val="false"/>
+                <w:u w:val="none"/>
+                <w:strike w:val="false"/>
+                <w:sz w:val="18"/>
+                <w:szCs w:val="18"/>
+                <w:color w:val="000000"/>
+              </w:rPr>
+            </w:pPr>
+            <w:r>
+              <w:rPr>
+                <w:rFonts w:ascii="Arial" w:hAnsi="Arial" w:eastAsia="Arial" w:cs="Arial"/>
+                <w:i w:val="false"/>
+                <w:b w:val="false"/>
+                <w:u w:val="none"/>
+                <w:strike w:val="false"/>
+                <w:sz w:val="18"/>
+                <w:szCs w:val="18"/>
+                <w:color w:val="000000"/>
+              </w:rPr>
+              <w:t xml:space="preserve">Partly</w:t>
+            </w:r>
+          </w:p>
+        </w:tc>
+        <w:tc>
+          <w:tcPr>
+            <w:tcBorders>
+              <w:bottom w:val="none" w:sz="0" w:space="0" w:color="000000"/>
+              <w:top w:val="none" w:sz="0" w:space="0" w:color="000000"/>
+              <w:left w:val="none" w:sz="0" w:space="0" w:color="000000"/>
+              <w:right w:val="none" w:sz="0" w:space="0" w:color="000000"/>
+            </w:tcBorders>
+            <w:shd w:val="clear" w:color="auto" w:fill="FFFFFF"/>
+            <w:tcMar>
+              <w:top w:w="0" w:type="dxa"/>
+              <w:bottom w:w="0" w:type="dxa"/>
+              <w:left w:w="0" w:type="dxa"/>
+              <w:right w:w="0" w:type="dxa"/>
+            </w:tcMar>
+            <w:vAlign w:val="top"/>
+          </w:tcPr>
+          <w:p>
+            <w:pPr>
+              <w:pStyle w:val="Normal"/>
+              <w:jc w:val="left"/>
+              <w:pBdr>
+                <w:bottom w:val="none" w:sz="0" w:space="0" w:color="000000"/>
+                <w:top w:val="none" w:sz="0" w:space="0" w:color="000000"/>
+                <w:left w:val="none" w:sz="0" w:space="0" w:color="000000"/>
+                <w:right w:val="none" w:sz="0" w:space="0" w:color="000000"/>
+              </w:pBdr>
+              <w:spacing w:after="60" w:before="60" w:line="240"/>
+              <w:ind w:left="60" w:right="60" w:firstLine="0" w:firstLineChars="0"/>
+              <w:rPr>
+                <w:rFonts w:ascii="Arial" w:hAnsi="Arial" w:eastAsia="Arial" w:cs="Arial"/>
+                <w:i w:val="false"/>
+                <w:b w:val="false"/>
+                <w:u w:val="none"/>
+                <w:strike w:val="false"/>
+                <w:sz w:val="18"/>
+                <w:szCs w:val="18"/>
+                <w:color w:val="000000"/>
+              </w:rPr>
+            </w:pPr>
+            <w:r>
+              <w:rPr>
+                <w:rFonts w:ascii="Arial" w:hAnsi="Arial" w:eastAsia="Arial" w:cs="Arial"/>
+                <w:i w:val="false"/>
+                <w:b w:val="false"/>
+                <w:u w:val="none"/>
+                <w:strike w:val="false"/>
+                <w:sz w:val="18"/>
+                <w:szCs w:val="18"/>
+                <w:color w:val="000000"/>
+              </w:rPr>
+              <w:t xml:space="preserve">Partly</w:t>
+            </w:r>
+          </w:p>
+        </w:tc>
+        <w:tc>
+          <w:tcPr>
+            <w:tcBorders>
+              <w:bottom w:val="none" w:sz="0" w:space="0" w:color="000000"/>
+              <w:top w:val="none" w:sz="0" w:space="0" w:color="000000"/>
+              <w:left w:val="none" w:sz="0" w:space="0" w:color="000000"/>
+              <w:right w:val="none" w:sz="0" w:space="0" w:color="000000"/>
+            </w:tcBorders>
+            <w:shd w:val="clear" w:color="auto" w:fill="FFFFFF"/>
+            <w:tcMar>
+              <w:top w:w="0" w:type="dxa"/>
+              <w:bottom w:w="0" w:type="dxa"/>
+              <w:left w:w="0" w:type="dxa"/>
+              <w:right w:w="0" w:type="dxa"/>
+            </w:tcMar>
+            <w:vAlign w:val="top"/>
+          </w:tcPr>
+          <w:p>
+            <w:pPr>
+              <w:pStyle w:val="Normal"/>
+              <w:jc w:val="left"/>
+              <w:pBdr>
+                <w:bottom w:val="none" w:sz="0" w:space="0" w:color="000000"/>
+                <w:top w:val="none" w:sz="0" w:space="0" w:color="000000"/>
+                <w:left w:val="none" w:sz="0" w:space="0" w:color="000000"/>
+                <w:right w:val="none" w:sz="0" w:space="0" w:color="000000"/>
+              </w:pBdr>
+              <w:spacing w:after="60" w:before="60" w:line="240"/>
+              <w:ind w:left="60" w:right="60" w:firstLine="0" w:firstLineChars="0"/>
+              <w:rPr>
+                <w:rFonts w:ascii="Arial" w:hAnsi="Arial" w:eastAsia="Arial" w:cs="Arial"/>
+                <w:i w:val="false"/>
+                <w:b w:val="false"/>
+                <w:u w:val="none"/>
+                <w:strike w:val="false"/>
+                <w:sz w:val="18"/>
+                <w:szCs w:val="18"/>
+                <w:color w:val="000000"/>
+              </w:rPr>
+            </w:pPr>
+            <w:r>
+              <w:rPr>
+                <w:rFonts w:ascii="Arial" w:hAnsi="Arial" w:eastAsia="Arial" w:cs="Arial"/>
+                <w:i w:val="false"/>
+                <w:b w:val="false"/>
+                <w:u w:val="none"/>
+                <w:strike w:val="false"/>
+                <w:sz w:val="18"/>
+                <w:szCs w:val="18"/>
+                <w:color w:val="000000"/>
+              </w:rPr>
+              <w:t xml:space="preserve">No</w:t>
+            </w:r>
+          </w:p>
+        </w:tc>
+        <w:tc>
+          <w:tcPr>
+            <w:tcBorders>
+              <w:bottom w:val="none" w:sz="0" w:space="0" w:color="000000"/>
+              <w:top w:val="none" w:sz="0" w:space="0" w:color="000000"/>
+              <w:left w:val="none" w:sz="0" w:space="0" w:color="000000"/>
+              <w:right w:val="none" w:sz="0" w:space="0" w:color="000000"/>
+            </w:tcBorders>
+            <w:shd w:val="clear" w:color="auto" w:fill="FFFFFF"/>
+            <w:tcMar>
+              <w:top w:w="0" w:type="dxa"/>
+              <w:bottom w:w="0" w:type="dxa"/>
+              <w:left w:w="0" w:type="dxa"/>
+              <w:right w:w="0" w:type="dxa"/>
+            </w:tcMar>
+            <w:vAlign w:val="top"/>
+          </w:tcPr>
+          <w:p>
+            <w:pPr>
+              <w:pStyle w:val="Normal"/>
+              <w:jc w:val="left"/>
+              <w:pBdr>
+                <w:bottom w:val="none" w:sz="0" w:space="0" w:color="000000"/>
+                <w:top w:val="none" w:sz="0" w:space="0" w:color="000000"/>
+                <w:left w:val="none" w:sz="0" w:space="0" w:color="000000"/>
+                <w:right w:val="none" w:sz="0" w:space="0" w:color="000000"/>
+              </w:pBdr>
+              <w:spacing w:after="60" w:before="60" w:line="240"/>
+              <w:ind w:left="60" w:right="60" w:firstLine="0" w:firstLineChars="0"/>
+              <w:rPr>
+                <w:rFonts w:ascii="Arial" w:hAnsi="Arial" w:eastAsia="Arial" w:cs="Arial"/>
+                <w:i w:val="false"/>
+                <w:b w:val="false"/>
+                <w:u w:val="none"/>
+                <w:strike w:val="false"/>
+                <w:sz w:val="18"/>
+                <w:szCs w:val="18"/>
+                <w:color w:val="000000"/>
+              </w:rPr>
+            </w:pPr>
+            <w:r>
+              <w:rPr>
+                <w:rFonts w:ascii="Arial" w:hAnsi="Arial" w:eastAsia="Arial" w:cs="Arial"/>
+                <w:i w:val="false"/>
+                <w:b w:val="false"/>
+                <w:u w:val="none"/>
+                <w:strike w:val="false"/>
+                <w:sz w:val="18"/>
+                <w:szCs w:val="18"/>
+                <w:color w:val="000000"/>
+              </w:rPr>
+              <w:t xml:space="preserve">Not reported</w:t>
             </w:r>
           </w:p>
         </w:tc>
@@ -1293,288 +4105,392 @@
                 <w:szCs w:val="18"/>
                 <w:color w:val="000000"/>
               </w:rPr>
-              <w:t xml:space="preserve">Published</w:t>
-            </w:r>
-          </w:p>
-        </w:tc>
-        <w:tc>
-          <w:tcPr>
-            <w:tcBorders>
-              <w:bottom w:val="none" w:sz="0" w:space="0" w:color="000000"/>
-              <w:top w:val="none" w:sz="0" w:space="0" w:color="000000"/>
-              <w:left w:val="none" w:sz="0" w:space="0" w:color="000000"/>
-              <w:right w:val="none" w:sz="0" w:space="0" w:color="000000"/>
-            </w:tcBorders>
-            <w:shd w:val="clear" w:color="auto" w:fill="FFFFFF"/>
-            <w:tcMar>
-              <w:top w:w="0" w:type="dxa"/>
-              <w:bottom w:w="0" w:type="dxa"/>
-              <w:left w:w="0" w:type="dxa"/>
-              <w:right w:w="0" w:type="dxa"/>
-            </w:tcMar>
-            <w:vAlign w:val="top"/>
-          </w:tcPr>
-          <w:p>
-            <w:pPr>
-              <w:pStyle w:val="Normal"/>
-              <w:jc w:val="left"/>
-              <w:pBdr>
-                <w:bottom w:val="none" w:sz="0" w:space="0" w:color="000000"/>
-                <w:top w:val="none" w:sz="0" w:space="0" w:color="000000"/>
-                <w:left w:val="none" w:sz="0" w:space="0" w:color="000000"/>
-                <w:right w:val="none" w:sz="0" w:space="0" w:color="000000"/>
-              </w:pBdr>
-              <w:spacing w:after="60" w:before="60" w:line="240"/>
-              <w:ind w:left="60" w:right="60" w:firstLine="0" w:firstLineChars="0"/>
-              <w:rPr>
-                <w:rFonts w:ascii="Arial" w:hAnsi="Arial" w:eastAsia="Arial" w:cs="Arial"/>
-                <w:i w:val="false"/>
-                <w:b w:val="false"/>
-                <w:u w:val="none"/>
-                <w:strike w:val="false"/>
-                <w:sz w:val="18"/>
-                <w:szCs w:val="18"/>
-                <w:color w:val="000000"/>
-              </w:rPr>
-            </w:pPr>
-            <w:r>
-              <w:rPr>
-                <w:rFonts w:ascii="Arial" w:hAnsi="Arial" w:eastAsia="Arial" w:cs="Arial"/>
-                <w:i w:val="false"/>
-                <w:b w:val="false"/>
-                <w:u w:val="none"/>
-                <w:strike w:val="false"/>
-                <w:sz w:val="18"/>
-                <w:szCs w:val="18"/>
-                <w:color w:val="000000"/>
-              </w:rPr>
-              <w:t xml:space="preserve">−0.08 (−0.18 to 0.03)</w:t>
-            </w:r>
-          </w:p>
-        </w:tc>
-        <w:tc>
-          <w:tcPr>
-            <w:tcBorders>
-              <w:bottom w:val="none" w:sz="0" w:space="0" w:color="000000"/>
-              <w:top w:val="none" w:sz="0" w:space="0" w:color="000000"/>
-              <w:left w:val="none" w:sz="0" w:space="0" w:color="000000"/>
-              <w:right w:val="none" w:sz="0" w:space="0" w:color="000000"/>
-            </w:tcBorders>
-            <w:shd w:val="clear" w:color="auto" w:fill="FFFFFF"/>
-            <w:tcMar>
-              <w:top w:w="0" w:type="dxa"/>
-              <w:bottom w:w="0" w:type="dxa"/>
-              <w:left w:w="0" w:type="dxa"/>
-              <w:right w:w="0" w:type="dxa"/>
-            </w:tcMar>
-            <w:vAlign w:val="top"/>
-          </w:tcPr>
-          <w:p>
-            <w:pPr>
-              <w:pStyle w:val="Normal"/>
-              <w:jc w:val="left"/>
-              <w:pBdr>
-                <w:bottom w:val="none" w:sz="0" w:space="0" w:color="000000"/>
-                <w:top w:val="none" w:sz="0" w:space="0" w:color="000000"/>
-                <w:left w:val="none" w:sz="0" w:space="0" w:color="000000"/>
-                <w:right w:val="none" w:sz="0" w:space="0" w:color="000000"/>
-              </w:pBdr>
-              <w:spacing w:after="60" w:before="60" w:line="240"/>
-              <w:ind w:left="60" w:right="60" w:firstLine="0" w:firstLineChars="0"/>
-              <w:rPr>
-                <w:rFonts w:ascii="Arial" w:hAnsi="Arial" w:eastAsia="Arial" w:cs="Arial"/>
-                <w:i w:val="false"/>
-                <w:b w:val="false"/>
-                <w:u w:val="none"/>
-                <w:strike w:val="false"/>
-                <w:sz w:val="18"/>
-                <w:szCs w:val="18"/>
-                <w:color w:val="000000"/>
-              </w:rPr>
-            </w:pPr>
-            <w:r>
-              <w:rPr>
-                <w:rFonts w:ascii="Arial" w:hAnsi="Arial" w:eastAsia="Arial" w:cs="Arial"/>
-                <w:i w:val="false"/>
-                <w:b w:val="false"/>
-                <w:u w:val="none"/>
-                <w:strike w:val="false"/>
-                <w:sz w:val="18"/>
-                <w:szCs w:val="18"/>
-                <w:color w:val="000000"/>
-              </w:rPr>
-              <w:t xml:space="preserve">42/154 (27.3%; 20.4–34.3)</w:t>
-            </w:r>
-          </w:p>
-        </w:tc>
-      </w:tr>
-      <w:tr>
-        <w:trPr>
-          <w:cantSplit/>
-          <w:trHeight w:val="480" w:hRule="auto"/>
-        </w:trPr>
-        <w:tc>
-          <w:tcPr>
-            <w:tcBorders>
-              <w:bottom w:val="none" w:sz="0" w:space="0" w:color="000000"/>
-              <w:top w:val="none" w:sz="0" w:space="0" w:color="000000"/>
-              <w:left w:val="none" w:sz="0" w:space="0" w:color="000000"/>
-              <w:right w:val="none" w:sz="0" w:space="0" w:color="000000"/>
-            </w:tcBorders>
-            <w:shd w:val="clear" w:color="auto" w:fill="FFFFFF"/>
-            <w:tcMar>
-              <w:top w:w="0" w:type="dxa"/>
-              <w:bottom w:w="0" w:type="dxa"/>
-              <w:left w:w="0" w:type="dxa"/>
-              <w:right w:w="0" w:type="dxa"/>
-            </w:tcMar>
-            <w:vAlign w:val="top"/>
-          </w:tcPr>
-          <w:p>
-            <w:pPr>
-              <w:pStyle w:val="Normal"/>
-              <w:jc w:val="left"/>
-              <w:pBdr>
-                <w:bottom w:val="none" w:sz="0" w:space="0" w:color="000000"/>
-                <w:top w:val="none" w:sz="0" w:space="0" w:color="000000"/>
-                <w:left w:val="none" w:sz="0" w:space="0" w:color="000000"/>
-                <w:right w:val="none" w:sz="0" w:space="0" w:color="000000"/>
-              </w:pBdr>
-              <w:spacing w:after="60" w:before="60" w:line="240"/>
-              <w:ind w:left="60" w:right="60" w:firstLine="0" w:firstLineChars="0"/>
-              <w:rPr>
-                <w:rFonts w:ascii="Arial" w:hAnsi="Arial" w:eastAsia="Arial" w:cs="Arial"/>
-                <w:i w:val="false"/>
-                <w:b w:val="false"/>
-                <w:u w:val="none"/>
-                <w:strike w:val="false"/>
-                <w:sz w:val="18"/>
-                <w:szCs w:val="18"/>
-                <w:color w:val="000000"/>
-              </w:rPr>
-            </w:pPr>
-            <w:r>
-              <w:rPr>
-                <w:rFonts w:ascii="Arial" w:hAnsi="Arial" w:eastAsia="Arial" w:cs="Arial"/>
-                <w:i w:val="false"/>
-                <w:b w:val="false"/>
-                <w:u w:val="none"/>
-                <w:strike w:val="false"/>
-                <w:sz w:val="18"/>
-                <w:szCs w:val="18"/>
-                <w:color w:val="000000"/>
-              </w:rPr>
-              <w:t xml:space="preserve">ARBITER</w:t>
-            </w:r>
-          </w:p>
-        </w:tc>
-        <w:tc>
-          <w:tcPr>
-            <w:tcBorders>
-              <w:bottom w:val="none" w:sz="0" w:space="0" w:color="000000"/>
-              <w:top w:val="none" w:sz="0" w:space="0" w:color="000000"/>
-              <w:left w:val="none" w:sz="0" w:space="0" w:color="000000"/>
-              <w:right w:val="none" w:sz="0" w:space="0" w:color="000000"/>
-            </w:tcBorders>
-            <w:shd w:val="clear" w:color="auto" w:fill="FFFFFF"/>
-            <w:tcMar>
-              <w:top w:w="0" w:type="dxa"/>
-              <w:bottom w:w="0" w:type="dxa"/>
-              <w:left w:w="0" w:type="dxa"/>
-              <w:right w:w="0" w:type="dxa"/>
-            </w:tcMar>
-            <w:vAlign w:val="top"/>
-          </w:tcPr>
-          <w:p>
-            <w:pPr>
-              <w:pStyle w:val="Normal"/>
-              <w:jc w:val="left"/>
-              <w:pBdr>
-                <w:bottom w:val="none" w:sz="0" w:space="0" w:color="000000"/>
-                <w:top w:val="none" w:sz="0" w:space="0" w:color="000000"/>
-                <w:left w:val="none" w:sz="0" w:space="0" w:color="000000"/>
-                <w:right w:val="none" w:sz="0" w:space="0" w:color="000000"/>
-              </w:pBdr>
-              <w:spacing w:after="60" w:before="60" w:line="240"/>
-              <w:ind w:left="60" w:right="60" w:firstLine="0" w:firstLineChars="0"/>
-              <w:rPr>
-                <w:rFonts w:ascii="Arial" w:hAnsi="Arial" w:eastAsia="Arial" w:cs="Arial"/>
-                <w:i w:val="false"/>
-                <w:b w:val="false"/>
-                <w:u w:val="none"/>
-                <w:strike w:val="false"/>
-                <w:sz w:val="18"/>
-                <w:szCs w:val="18"/>
-                <w:color w:val="000000"/>
-              </w:rPr>
-            </w:pPr>
-            <w:r>
-              <w:rPr>
-                <w:rFonts w:ascii="Arial" w:hAnsi="Arial" w:eastAsia="Arial" w:cs="Arial"/>
-                <w:i w:val="false"/>
-                <w:b w:val="false"/>
-                <w:u w:val="none"/>
-                <w:strike w:val="false"/>
-                <w:sz w:val="18"/>
-                <w:szCs w:val="18"/>
-                <w:color w:val="000000"/>
-              </w:rPr>
-              <w:t xml:space="preserve">0.67 (0.56–0.76)</w:t>
-            </w:r>
-          </w:p>
-        </w:tc>
-        <w:tc>
-          <w:tcPr>
-            <w:tcBorders>
-              <w:bottom w:val="none" w:sz="0" w:space="0" w:color="000000"/>
-              <w:top w:val="none" w:sz="0" w:space="0" w:color="000000"/>
-              <w:left w:val="none" w:sz="0" w:space="0" w:color="000000"/>
-              <w:right w:val="none" w:sz="0" w:space="0" w:color="000000"/>
-            </w:tcBorders>
-            <w:shd w:val="clear" w:color="auto" w:fill="FFFFFF"/>
-            <w:tcMar>
-              <w:top w:w="0" w:type="dxa"/>
-              <w:bottom w:w="0" w:type="dxa"/>
-              <w:left w:w="0" w:type="dxa"/>
-              <w:right w:w="0" w:type="dxa"/>
-            </w:tcMar>
-            <w:vAlign w:val="top"/>
-          </w:tcPr>
-          <w:p>
-            <w:pPr>
-              <w:pStyle w:val="Normal"/>
-              <w:jc w:val="left"/>
-              <w:pBdr>
-                <w:bottom w:val="none" w:sz="0" w:space="0" w:color="000000"/>
-                <w:top w:val="none" w:sz="0" w:space="0" w:color="000000"/>
-                <w:left w:val="none" w:sz="0" w:space="0" w:color="000000"/>
-                <w:right w:val="none" w:sz="0" w:space="0" w:color="000000"/>
-              </w:pBdr>
-              <w:spacing w:after="60" w:before="60" w:line="240"/>
-              <w:ind w:left="60" w:right="60" w:firstLine="0" w:firstLineChars="0"/>
-              <w:rPr>
-                <w:rFonts w:ascii="Arial" w:hAnsi="Arial" w:eastAsia="Arial" w:cs="Arial"/>
-                <w:i w:val="false"/>
-                <w:b w:val="false"/>
-                <w:u w:val="none"/>
-                <w:strike w:val="false"/>
-                <w:sz w:val="18"/>
-                <w:szCs w:val="18"/>
-                <w:color w:val="000000"/>
-              </w:rPr>
-            </w:pPr>
-            <w:r>
-              <w:rPr>
-                <w:rFonts w:ascii="Arial" w:hAnsi="Arial" w:eastAsia="Arial" w:cs="Arial"/>
-                <w:i w:val="false"/>
-                <w:b w:val="false"/>
-                <w:u w:val="none"/>
-                <w:strike w:val="false"/>
-                <w:sz w:val="18"/>
-                <w:szCs w:val="18"/>
-                <w:color w:val="000000"/>
-              </w:rPr>
-              <w:t xml:space="preserve">120/154 (77.9%; 71.7–84.0)</w:t>
+              <w:t xml:space="preserve">Saadi 2026, BMJ Digit Health AI [i]</w:t>
+            </w:r>
+          </w:p>
+        </w:tc>
+        <w:tc>
+          <w:tcPr>
+            <w:tcBorders>
+              <w:bottom w:val="none" w:sz="0" w:space="0" w:color="000000"/>
+              <w:top w:val="none" w:sz="0" w:space="0" w:color="000000"/>
+              <w:left w:val="none" w:sz="0" w:space="0" w:color="000000"/>
+              <w:right w:val="none" w:sz="0" w:space="0" w:color="000000"/>
+            </w:tcBorders>
+            <w:shd w:val="clear" w:color="auto" w:fill="FFFFFF"/>
+            <w:tcMar>
+              <w:top w:w="0" w:type="dxa"/>
+              <w:bottom w:w="0" w:type="dxa"/>
+              <w:left w:w="0" w:type="dxa"/>
+              <w:right w:w="0" w:type="dxa"/>
+            </w:tcMar>
+            <w:vAlign w:val="top"/>
+          </w:tcPr>
+          <w:p>
+            <w:pPr>
+              <w:pStyle w:val="Normal"/>
+              <w:jc w:val="left"/>
+              <w:pBdr>
+                <w:bottom w:val="none" w:sz="0" w:space="0" w:color="000000"/>
+                <w:top w:val="none" w:sz="0" w:space="0" w:color="000000"/>
+                <w:left w:val="none" w:sz="0" w:space="0" w:color="000000"/>
+                <w:right w:val="none" w:sz="0" w:space="0" w:color="000000"/>
+              </w:pBdr>
+              <w:spacing w:after="60" w:before="60" w:line="240"/>
+              <w:ind w:left="60" w:right="60" w:firstLine="0" w:firstLineChars="0"/>
+              <w:rPr>
+                <w:rFonts w:ascii="Arial" w:hAnsi="Arial" w:eastAsia="Arial" w:cs="Arial"/>
+                <w:i w:val="false"/>
+                <w:b w:val="false"/>
+                <w:u w:val="none"/>
+                <w:strike w:val="false"/>
+                <w:sz w:val="18"/>
+                <w:szCs w:val="18"/>
+                <w:color w:val="000000"/>
+              </w:rPr>
+            </w:pPr>
+            <w:r>
+              <w:rPr>
+                <w:rFonts w:ascii="Arial" w:hAnsi="Arial" w:eastAsia="Arial" w:cs="Arial"/>
+                <w:i w:val="false"/>
+                <w:b w:val="false"/>
+                <w:u w:val="none"/>
+                <w:strike w:val="false"/>
+                <w:sz w:val="18"/>
+                <w:szCs w:val="18"/>
+                <w:color w:val="000000"/>
+              </w:rPr>
+              <w:t xml:space="preserve">Not reported</w:t>
+            </w:r>
+          </w:p>
+        </w:tc>
+        <w:tc>
+          <w:tcPr>
+            <w:tcBorders>
+              <w:bottom w:val="none" w:sz="0" w:space="0" w:color="000000"/>
+              <w:top w:val="none" w:sz="0" w:space="0" w:color="000000"/>
+              <w:left w:val="none" w:sz="0" w:space="0" w:color="000000"/>
+              <w:right w:val="none" w:sz="0" w:space="0" w:color="000000"/>
+            </w:tcBorders>
+            <w:shd w:val="clear" w:color="auto" w:fill="FFFFFF"/>
+            <w:tcMar>
+              <w:top w:w="0" w:type="dxa"/>
+              <w:bottom w:w="0" w:type="dxa"/>
+              <w:left w:w="0" w:type="dxa"/>
+              <w:right w:w="0" w:type="dxa"/>
+            </w:tcMar>
+            <w:vAlign w:val="top"/>
+          </w:tcPr>
+          <w:p>
+            <w:pPr>
+              <w:pStyle w:val="Normal"/>
+              <w:jc w:val="left"/>
+              <w:pBdr>
+                <w:bottom w:val="none" w:sz="0" w:space="0" w:color="000000"/>
+                <w:top w:val="none" w:sz="0" w:space="0" w:color="000000"/>
+                <w:left w:val="none" w:sz="0" w:space="0" w:color="000000"/>
+                <w:right w:val="none" w:sz="0" w:space="0" w:color="000000"/>
+              </w:pBdr>
+              <w:spacing w:after="60" w:before="60" w:line="240"/>
+              <w:ind w:left="60" w:right="60" w:firstLine="0" w:firstLineChars="0"/>
+              <w:rPr>
+                <w:rFonts w:ascii="Arial" w:hAnsi="Arial" w:eastAsia="Arial" w:cs="Arial"/>
+                <w:i w:val="false"/>
+                <w:b w:val="false"/>
+                <w:u w:val="none"/>
+                <w:strike w:val="false"/>
+                <w:sz w:val="18"/>
+                <w:szCs w:val="18"/>
+                <w:color w:val="000000"/>
+              </w:rPr>
+            </w:pPr>
+            <w:r>
+              <w:rPr>
+                <w:rFonts w:ascii="Arial" w:hAnsi="Arial" w:eastAsia="Arial" w:cs="Arial"/>
+                <w:i w:val="false"/>
+                <w:b w:val="false"/>
+                <w:u w:val="none"/>
+                <w:strike w:val="false"/>
+                <w:sz w:val="18"/>
+                <w:szCs w:val="18"/>
+                <w:color w:val="000000"/>
+              </w:rPr>
+              <w:t xml:space="preserve">No</w:t>
+            </w:r>
+          </w:p>
+        </w:tc>
+        <w:tc>
+          <w:tcPr>
+            <w:tcBorders>
+              <w:bottom w:val="none" w:sz="0" w:space="0" w:color="000000"/>
+              <w:top w:val="none" w:sz="0" w:space="0" w:color="000000"/>
+              <w:left w:val="none" w:sz="0" w:space="0" w:color="000000"/>
+              <w:right w:val="none" w:sz="0" w:space="0" w:color="000000"/>
+            </w:tcBorders>
+            <w:shd w:val="clear" w:color="auto" w:fill="FFFFFF"/>
+            <w:tcMar>
+              <w:top w:w="0" w:type="dxa"/>
+              <w:bottom w:w="0" w:type="dxa"/>
+              <w:left w:w="0" w:type="dxa"/>
+              <w:right w:w="0" w:type="dxa"/>
+            </w:tcMar>
+            <w:vAlign w:val="top"/>
+          </w:tcPr>
+          <w:p>
+            <w:pPr>
+              <w:pStyle w:val="Normal"/>
+              <w:jc w:val="left"/>
+              <w:pBdr>
+                <w:bottom w:val="none" w:sz="0" w:space="0" w:color="000000"/>
+                <w:top w:val="none" w:sz="0" w:space="0" w:color="000000"/>
+                <w:left w:val="none" w:sz="0" w:space="0" w:color="000000"/>
+                <w:right w:val="none" w:sz="0" w:space="0" w:color="000000"/>
+              </w:pBdr>
+              <w:spacing w:after="60" w:before="60" w:line="240"/>
+              <w:ind w:left="60" w:right="60" w:firstLine="0" w:firstLineChars="0"/>
+              <w:rPr>
+                <w:rFonts w:ascii="Arial" w:hAnsi="Arial" w:eastAsia="Arial" w:cs="Arial"/>
+                <w:i w:val="false"/>
+                <w:b w:val="false"/>
+                <w:u w:val="none"/>
+                <w:strike w:val="false"/>
+                <w:sz w:val="18"/>
+                <w:szCs w:val="18"/>
+                <w:color w:val="000000"/>
+              </w:rPr>
+            </w:pPr>
+            <w:r>
+              <w:rPr>
+                <w:rFonts w:ascii="Arial" w:hAnsi="Arial" w:eastAsia="Arial" w:cs="Arial"/>
+                <w:i w:val="false"/>
+                <w:b w:val="false"/>
+                <w:u w:val="none"/>
+                <w:strike w:val="false"/>
+                <w:sz w:val="18"/>
+                <w:szCs w:val="18"/>
+                <w:color w:val="000000"/>
+              </w:rPr>
+              <w:t xml:space="preserve">Not reported</w:t>
+            </w:r>
+          </w:p>
+        </w:tc>
+        <w:tc>
+          <w:tcPr>
+            <w:tcBorders>
+              <w:bottom w:val="none" w:sz="0" w:space="0" w:color="000000"/>
+              <w:top w:val="none" w:sz="0" w:space="0" w:color="000000"/>
+              <w:left w:val="none" w:sz="0" w:space="0" w:color="000000"/>
+              <w:right w:val="none" w:sz="0" w:space="0" w:color="000000"/>
+            </w:tcBorders>
+            <w:shd w:val="clear" w:color="auto" w:fill="FFFFFF"/>
+            <w:tcMar>
+              <w:top w:w="0" w:type="dxa"/>
+              <w:bottom w:w="0" w:type="dxa"/>
+              <w:left w:w="0" w:type="dxa"/>
+              <w:right w:w="0" w:type="dxa"/>
+            </w:tcMar>
+            <w:vAlign w:val="top"/>
+          </w:tcPr>
+          <w:p>
+            <w:pPr>
+              <w:pStyle w:val="Normal"/>
+              <w:jc w:val="left"/>
+              <w:pBdr>
+                <w:bottom w:val="none" w:sz="0" w:space="0" w:color="000000"/>
+                <w:top w:val="none" w:sz="0" w:space="0" w:color="000000"/>
+                <w:left w:val="none" w:sz="0" w:space="0" w:color="000000"/>
+                <w:right w:val="none" w:sz="0" w:space="0" w:color="000000"/>
+              </w:pBdr>
+              <w:spacing w:after="60" w:before="60" w:line="240"/>
+              <w:ind w:left="60" w:right="60" w:firstLine="0" w:firstLineChars="0"/>
+              <w:rPr>
+                <w:rFonts w:ascii="Arial" w:hAnsi="Arial" w:eastAsia="Arial" w:cs="Arial"/>
+                <w:i w:val="false"/>
+                <w:b w:val="false"/>
+                <w:u w:val="none"/>
+                <w:strike w:val="false"/>
+                <w:sz w:val="18"/>
+                <w:szCs w:val="18"/>
+                <w:color w:val="000000"/>
+              </w:rPr>
+            </w:pPr>
+            <w:r>
+              <w:rPr>
+                <w:rFonts w:ascii="Arial" w:hAnsi="Arial" w:eastAsia="Arial" w:cs="Arial"/>
+                <w:i w:val="false"/>
+                <w:b w:val="false"/>
+                <w:u w:val="none"/>
+                <w:strike w:val="false"/>
+                <w:sz w:val="18"/>
+                <w:szCs w:val="18"/>
+                <w:color w:val="000000"/>
+              </w:rPr>
+              <w:t xml:space="preserve">Not reported</w:t>
+            </w:r>
+          </w:p>
+        </w:tc>
+        <w:tc>
+          <w:tcPr>
+            <w:tcBorders>
+              <w:bottom w:val="none" w:sz="0" w:space="0" w:color="000000"/>
+              <w:top w:val="none" w:sz="0" w:space="0" w:color="000000"/>
+              <w:left w:val="none" w:sz="0" w:space="0" w:color="000000"/>
+              <w:right w:val="none" w:sz="0" w:space="0" w:color="000000"/>
+            </w:tcBorders>
+            <w:shd w:val="clear" w:color="auto" w:fill="FFFFFF"/>
+            <w:tcMar>
+              <w:top w:w="0" w:type="dxa"/>
+              <w:bottom w:w="0" w:type="dxa"/>
+              <w:left w:w="0" w:type="dxa"/>
+              <w:right w:w="0" w:type="dxa"/>
+            </w:tcMar>
+            <w:vAlign w:val="top"/>
+          </w:tcPr>
+          <w:p>
+            <w:pPr>
+              <w:pStyle w:val="Normal"/>
+              <w:jc w:val="left"/>
+              <w:pBdr>
+                <w:bottom w:val="none" w:sz="0" w:space="0" w:color="000000"/>
+                <w:top w:val="none" w:sz="0" w:space="0" w:color="000000"/>
+                <w:left w:val="none" w:sz="0" w:space="0" w:color="000000"/>
+                <w:right w:val="none" w:sz="0" w:space="0" w:color="000000"/>
+              </w:pBdr>
+              <w:spacing w:after="60" w:before="60" w:line="240"/>
+              <w:ind w:left="60" w:right="60" w:firstLine="0" w:firstLineChars="0"/>
+              <w:rPr>
+                <w:rFonts w:ascii="Arial" w:hAnsi="Arial" w:eastAsia="Arial" w:cs="Arial"/>
+                <w:i w:val="false"/>
+                <w:b w:val="false"/>
+                <w:u w:val="none"/>
+                <w:strike w:val="false"/>
+                <w:sz w:val="18"/>
+                <w:szCs w:val="18"/>
+                <w:color w:val="000000"/>
+              </w:rPr>
+            </w:pPr>
+            <w:r>
+              <w:rPr>
+                <w:rFonts w:ascii="Arial" w:hAnsi="Arial" w:eastAsia="Arial" w:cs="Arial"/>
+                <w:i w:val="false"/>
+                <w:b w:val="false"/>
+                <w:u w:val="none"/>
+                <w:strike w:val="false"/>
+                <w:sz w:val="18"/>
+                <w:szCs w:val="18"/>
+                <w:color w:val="000000"/>
+              </w:rPr>
+              <w:t xml:space="preserve">Partly</w:t>
+            </w:r>
+          </w:p>
+        </w:tc>
+        <w:tc>
+          <w:tcPr>
+            <w:tcBorders>
+              <w:bottom w:val="none" w:sz="0" w:space="0" w:color="000000"/>
+              <w:top w:val="none" w:sz="0" w:space="0" w:color="000000"/>
+              <w:left w:val="none" w:sz="0" w:space="0" w:color="000000"/>
+              <w:right w:val="none" w:sz="0" w:space="0" w:color="000000"/>
+            </w:tcBorders>
+            <w:shd w:val="clear" w:color="auto" w:fill="FFFFFF"/>
+            <w:tcMar>
+              <w:top w:w="0" w:type="dxa"/>
+              <w:bottom w:w="0" w:type="dxa"/>
+              <w:left w:w="0" w:type="dxa"/>
+              <w:right w:w="0" w:type="dxa"/>
+            </w:tcMar>
+            <w:vAlign w:val="top"/>
+          </w:tcPr>
+          <w:p>
+            <w:pPr>
+              <w:pStyle w:val="Normal"/>
+              <w:jc w:val="left"/>
+              <w:pBdr>
+                <w:bottom w:val="none" w:sz="0" w:space="0" w:color="000000"/>
+                <w:top w:val="none" w:sz="0" w:space="0" w:color="000000"/>
+                <w:left w:val="none" w:sz="0" w:space="0" w:color="000000"/>
+                <w:right w:val="none" w:sz="0" w:space="0" w:color="000000"/>
+              </w:pBdr>
+              <w:spacing w:after="60" w:before="60" w:line="240"/>
+              <w:ind w:left="60" w:right="60" w:firstLine="0" w:firstLineChars="0"/>
+              <w:rPr>
+                <w:rFonts w:ascii="Arial" w:hAnsi="Arial" w:eastAsia="Arial" w:cs="Arial"/>
+                <w:i w:val="false"/>
+                <w:b w:val="false"/>
+                <w:u w:val="none"/>
+                <w:strike w:val="false"/>
+                <w:sz w:val="18"/>
+                <w:szCs w:val="18"/>
+                <w:color w:val="000000"/>
+              </w:rPr>
+            </w:pPr>
+            <w:r>
+              <w:rPr>
+                <w:rFonts w:ascii="Arial" w:hAnsi="Arial" w:eastAsia="Arial" w:cs="Arial"/>
+                <w:i w:val="false"/>
+                <w:b w:val="false"/>
+                <w:u w:val="none"/>
+                <w:strike w:val="false"/>
+                <w:sz w:val="18"/>
+                <w:szCs w:val="18"/>
+                <w:color w:val="000000"/>
+              </w:rPr>
+              <w:t xml:space="preserve">Partly</w:t>
+            </w:r>
+          </w:p>
+        </w:tc>
+        <w:tc>
+          <w:tcPr>
+            <w:tcBorders>
+              <w:bottom w:val="none" w:sz="0" w:space="0" w:color="000000"/>
+              <w:top w:val="none" w:sz="0" w:space="0" w:color="000000"/>
+              <w:left w:val="none" w:sz="0" w:space="0" w:color="000000"/>
+              <w:right w:val="none" w:sz="0" w:space="0" w:color="000000"/>
+            </w:tcBorders>
+            <w:shd w:val="clear" w:color="auto" w:fill="FFFFFF"/>
+            <w:tcMar>
+              <w:top w:w="0" w:type="dxa"/>
+              <w:bottom w:w="0" w:type="dxa"/>
+              <w:left w:w="0" w:type="dxa"/>
+              <w:right w:w="0" w:type="dxa"/>
+            </w:tcMar>
+            <w:vAlign w:val="top"/>
+          </w:tcPr>
+          <w:p>
+            <w:pPr>
+              <w:pStyle w:val="Normal"/>
+              <w:jc w:val="left"/>
+              <w:pBdr>
+                <w:bottom w:val="none" w:sz="0" w:space="0" w:color="000000"/>
+                <w:top w:val="none" w:sz="0" w:space="0" w:color="000000"/>
+                <w:left w:val="none" w:sz="0" w:space="0" w:color="000000"/>
+                <w:right w:val="none" w:sz="0" w:space="0" w:color="000000"/>
+              </w:pBdr>
+              <w:spacing w:after="60" w:before="60" w:line="240"/>
+              <w:ind w:left="60" w:right="60" w:firstLine="0" w:firstLineChars="0"/>
+              <w:rPr>
+                <w:rFonts w:ascii="Arial" w:hAnsi="Arial" w:eastAsia="Arial" w:cs="Arial"/>
+                <w:i w:val="false"/>
+                <w:b w:val="false"/>
+                <w:u w:val="none"/>
+                <w:strike w:val="false"/>
+                <w:sz w:val="18"/>
+                <w:szCs w:val="18"/>
+                <w:color w:val="000000"/>
+              </w:rPr>
+            </w:pPr>
+            <w:r>
+              <w:rPr>
+                <w:rFonts w:ascii="Arial" w:hAnsi="Arial" w:eastAsia="Arial" w:cs="Arial"/>
+                <w:i w:val="false"/>
+                <w:b w:val="false"/>
+                <w:u w:val="none"/>
+                <w:strike w:val="false"/>
+                <w:sz w:val="18"/>
+                <w:szCs w:val="18"/>
+                <w:color w:val="000000"/>
+              </w:rPr>
+              <w:t xml:space="preserve">No</w:t>
             </w:r>
           </w:p>
         </w:tc>
@@ -1636,7 +4552,7 @@
                 <w:szCs w:val="18"/>
                 <w:color w:val="000000"/>
               </w:rPr>
-              <w:t xml:space="preserve">Unassisted</w:t>
+              <w:t xml:space="preserve">This study (ARBITER) [j]</w:t>
             </w:r>
           </w:p>
         </w:tc>
@@ -1692,7 +4608,7 @@
                 <w:szCs w:val="18"/>
                 <w:color w:val="000000"/>
               </w:rPr>
-              <w:t xml:space="preserve">0.31 (0.19–0.42)</w:t>
+              <w:t xml:space="preserve">Yes</w:t>
             </w:r>
           </w:p>
         </w:tc>
@@ -1748,7 +4664,287 @@
                 <w:szCs w:val="18"/>
                 <w:color w:val="000000"/>
               </w:rPr>
-              <w:t xml:space="preserve">76/154 (49.4%; 42.2–56.5)</w:t>
+              <w:t xml:space="preserve">Yes</w:t>
+            </w:r>
+          </w:p>
+        </w:tc>
+        <w:tc>
+          <w:tcPr>
+            <w:tcBorders>
+              <w:bottom w:val="single" w:sz="8" w:space="0" w:color="000000"/>
+              <w:top w:val="none" w:sz="0" w:space="0" w:color="000000"/>
+              <w:left w:val="none" w:sz="0" w:space="0" w:color="000000"/>
+              <w:right w:val="none" w:sz="0" w:space="0" w:color="000000"/>
+            </w:tcBorders>
+            <w:shd w:val="clear" w:color="auto" w:fill="FFFFFF"/>
+            <w:tcMar>
+              <w:top w:w="0" w:type="dxa"/>
+              <w:bottom w:w="0" w:type="dxa"/>
+              <w:left w:w="0" w:type="dxa"/>
+              <w:right w:w="0" w:type="dxa"/>
+            </w:tcMar>
+            <w:vAlign w:val="top"/>
+          </w:tcPr>
+          <w:p>
+            <w:pPr>
+              <w:pStyle w:val="Normal"/>
+              <w:jc w:val="left"/>
+              <w:keepNext/>
+              <w:pBdr>
+                <w:bottom w:val="none" w:sz="0" w:space="0" w:color="000000"/>
+                <w:top w:val="none" w:sz="0" w:space="0" w:color="000000"/>
+                <w:left w:val="none" w:sz="0" w:space="0" w:color="000000"/>
+                <w:right w:val="none" w:sz="0" w:space="0" w:color="000000"/>
+              </w:pBdr>
+              <w:spacing w:after="60" w:before="60" w:line="240"/>
+              <w:ind w:left="60" w:right="60" w:firstLine="0" w:firstLineChars="0"/>
+              <w:rPr>
+                <w:rFonts w:ascii="Arial" w:hAnsi="Arial" w:eastAsia="Arial" w:cs="Arial"/>
+                <w:i w:val="false"/>
+                <w:b w:val="false"/>
+                <w:u w:val="none"/>
+                <w:strike w:val="false"/>
+                <w:sz w:val="18"/>
+                <w:szCs w:val="18"/>
+                <w:color w:val="000000"/>
+              </w:rPr>
+            </w:pPr>
+            <w:r>
+              <w:rPr>
+                <w:rFonts w:ascii="Arial" w:hAnsi="Arial" w:eastAsia="Arial" w:cs="Arial"/>
+                <w:i w:val="false"/>
+                <w:b w:val="false"/>
+                <w:u w:val="none"/>
+                <w:strike w:val="false"/>
+                <w:sz w:val="18"/>
+                <w:szCs w:val="18"/>
+                <w:color w:val="000000"/>
+              </w:rPr>
+              <w:t xml:space="preserve">Yes</w:t>
+            </w:r>
+          </w:p>
+        </w:tc>
+        <w:tc>
+          <w:tcPr>
+            <w:tcBorders>
+              <w:bottom w:val="single" w:sz="8" w:space="0" w:color="000000"/>
+              <w:top w:val="none" w:sz="0" w:space="0" w:color="000000"/>
+              <w:left w:val="none" w:sz="0" w:space="0" w:color="000000"/>
+              <w:right w:val="none" w:sz="0" w:space="0" w:color="000000"/>
+            </w:tcBorders>
+            <w:shd w:val="clear" w:color="auto" w:fill="FFFFFF"/>
+            <w:tcMar>
+              <w:top w:w="0" w:type="dxa"/>
+              <w:bottom w:w="0" w:type="dxa"/>
+              <w:left w:w="0" w:type="dxa"/>
+              <w:right w:w="0" w:type="dxa"/>
+            </w:tcMar>
+            <w:vAlign w:val="top"/>
+          </w:tcPr>
+          <w:p>
+            <w:pPr>
+              <w:pStyle w:val="Normal"/>
+              <w:jc w:val="left"/>
+              <w:keepNext/>
+              <w:pBdr>
+                <w:bottom w:val="none" w:sz="0" w:space="0" w:color="000000"/>
+                <w:top w:val="none" w:sz="0" w:space="0" w:color="000000"/>
+                <w:left w:val="none" w:sz="0" w:space="0" w:color="000000"/>
+                <w:right w:val="none" w:sz="0" w:space="0" w:color="000000"/>
+              </w:pBdr>
+              <w:spacing w:after="60" w:before="60" w:line="240"/>
+              <w:ind w:left="60" w:right="60" w:firstLine="0" w:firstLineChars="0"/>
+              <w:rPr>
+                <w:rFonts w:ascii="Arial" w:hAnsi="Arial" w:eastAsia="Arial" w:cs="Arial"/>
+                <w:i w:val="false"/>
+                <w:b w:val="false"/>
+                <w:u w:val="none"/>
+                <w:strike w:val="false"/>
+                <w:sz w:val="18"/>
+                <w:szCs w:val="18"/>
+                <w:color w:val="000000"/>
+              </w:rPr>
+            </w:pPr>
+            <w:r>
+              <w:rPr>
+                <w:rFonts w:ascii="Arial" w:hAnsi="Arial" w:eastAsia="Arial" w:cs="Arial"/>
+                <w:i w:val="false"/>
+                <w:b w:val="false"/>
+                <w:u w:val="none"/>
+                <w:strike w:val="false"/>
+                <w:sz w:val="18"/>
+                <w:szCs w:val="18"/>
+                <w:color w:val="000000"/>
+              </w:rPr>
+              <w:t xml:space="preserve">Yes</w:t>
+            </w:r>
+          </w:p>
+        </w:tc>
+        <w:tc>
+          <w:tcPr>
+            <w:tcBorders>
+              <w:bottom w:val="single" w:sz="8" w:space="0" w:color="000000"/>
+              <w:top w:val="none" w:sz="0" w:space="0" w:color="000000"/>
+              <w:left w:val="none" w:sz="0" w:space="0" w:color="000000"/>
+              <w:right w:val="none" w:sz="0" w:space="0" w:color="000000"/>
+            </w:tcBorders>
+            <w:shd w:val="clear" w:color="auto" w:fill="FFFFFF"/>
+            <w:tcMar>
+              <w:top w:w="0" w:type="dxa"/>
+              <w:bottom w:w="0" w:type="dxa"/>
+              <w:left w:w="0" w:type="dxa"/>
+              <w:right w:w="0" w:type="dxa"/>
+            </w:tcMar>
+            <w:vAlign w:val="top"/>
+          </w:tcPr>
+          <w:p>
+            <w:pPr>
+              <w:pStyle w:val="Normal"/>
+              <w:jc w:val="left"/>
+              <w:keepNext/>
+              <w:pBdr>
+                <w:bottom w:val="none" w:sz="0" w:space="0" w:color="000000"/>
+                <w:top w:val="none" w:sz="0" w:space="0" w:color="000000"/>
+                <w:left w:val="none" w:sz="0" w:space="0" w:color="000000"/>
+                <w:right w:val="none" w:sz="0" w:space="0" w:color="000000"/>
+              </w:pBdr>
+              <w:spacing w:after="60" w:before="60" w:line="240"/>
+              <w:ind w:left="60" w:right="60" w:firstLine="0" w:firstLineChars="0"/>
+              <w:rPr>
+                <w:rFonts w:ascii="Arial" w:hAnsi="Arial" w:eastAsia="Arial" w:cs="Arial"/>
+                <w:i w:val="false"/>
+                <w:b w:val="false"/>
+                <w:u w:val="none"/>
+                <w:strike w:val="false"/>
+                <w:sz w:val="18"/>
+                <w:szCs w:val="18"/>
+                <w:color w:val="000000"/>
+              </w:rPr>
+            </w:pPr>
+            <w:r>
+              <w:rPr>
+                <w:rFonts w:ascii="Arial" w:hAnsi="Arial" w:eastAsia="Arial" w:cs="Arial"/>
+                <w:i w:val="false"/>
+                <w:b w:val="false"/>
+                <w:u w:val="none"/>
+                <w:strike w:val="false"/>
+                <w:sz w:val="18"/>
+                <w:szCs w:val="18"/>
+                <w:color w:val="000000"/>
+              </w:rPr>
+              <w:t xml:space="preserve">Yes</w:t>
+            </w:r>
+          </w:p>
+        </w:tc>
+        <w:tc>
+          <w:tcPr>
+            <w:tcBorders>
+              <w:bottom w:val="single" w:sz="8" w:space="0" w:color="000000"/>
+              <w:top w:val="none" w:sz="0" w:space="0" w:color="000000"/>
+              <w:left w:val="none" w:sz="0" w:space="0" w:color="000000"/>
+              <w:right w:val="none" w:sz="0" w:space="0" w:color="000000"/>
+            </w:tcBorders>
+            <w:shd w:val="clear" w:color="auto" w:fill="FFFFFF"/>
+            <w:tcMar>
+              <w:top w:w="0" w:type="dxa"/>
+              <w:bottom w:w="0" w:type="dxa"/>
+              <w:left w:w="0" w:type="dxa"/>
+              <w:right w:w="0" w:type="dxa"/>
+            </w:tcMar>
+            <w:vAlign w:val="top"/>
+          </w:tcPr>
+          <w:p>
+            <w:pPr>
+              <w:pStyle w:val="Normal"/>
+              <w:jc w:val="left"/>
+              <w:keepNext/>
+              <w:pBdr>
+                <w:bottom w:val="none" w:sz="0" w:space="0" w:color="000000"/>
+                <w:top w:val="none" w:sz="0" w:space="0" w:color="000000"/>
+                <w:left w:val="none" w:sz="0" w:space="0" w:color="000000"/>
+                <w:right w:val="none" w:sz="0" w:space="0" w:color="000000"/>
+              </w:pBdr>
+              <w:spacing w:after="60" w:before="60" w:line="240"/>
+              <w:ind w:left="60" w:right="60" w:firstLine="0" w:firstLineChars="0"/>
+              <w:rPr>
+                <w:rFonts w:ascii="Arial" w:hAnsi="Arial" w:eastAsia="Arial" w:cs="Arial"/>
+                <w:i w:val="false"/>
+                <w:b w:val="false"/>
+                <w:u w:val="none"/>
+                <w:strike w:val="false"/>
+                <w:sz w:val="18"/>
+                <w:szCs w:val="18"/>
+                <w:color w:val="000000"/>
+              </w:rPr>
+            </w:pPr>
+            <w:r>
+              <w:rPr>
+                <w:rFonts w:ascii="Arial" w:hAnsi="Arial" w:eastAsia="Arial" w:cs="Arial"/>
+                <w:i w:val="false"/>
+                <w:b w:val="false"/>
+                <w:u w:val="none"/>
+                <w:strike w:val="false"/>
+                <w:sz w:val="18"/>
+                <w:szCs w:val="18"/>
+                <w:color w:val="000000"/>
+              </w:rPr>
+              <w:t xml:space="preserve">Yes</w:t>
+            </w:r>
+          </w:p>
+        </w:tc>
+        <w:tc>
+          <w:tcPr>
+            <w:tcBorders>
+              <w:bottom w:val="single" w:sz="8" w:space="0" w:color="000000"/>
+              <w:top w:val="none" w:sz="0" w:space="0" w:color="000000"/>
+              <w:left w:val="none" w:sz="0" w:space="0" w:color="000000"/>
+              <w:right w:val="none" w:sz="0" w:space="0" w:color="000000"/>
+            </w:tcBorders>
+            <w:shd w:val="clear" w:color="auto" w:fill="FFFFFF"/>
+            <w:tcMar>
+              <w:top w:w="0" w:type="dxa"/>
+              <w:bottom w:w="0" w:type="dxa"/>
+              <w:left w:w="0" w:type="dxa"/>
+              <w:right w:w="0" w:type="dxa"/>
+            </w:tcMar>
+            <w:vAlign w:val="top"/>
+          </w:tcPr>
+          <w:p>
+            <w:pPr>
+              <w:pStyle w:val="Normal"/>
+              <w:jc w:val="left"/>
+              <w:keepNext/>
+              <w:pBdr>
+                <w:bottom w:val="none" w:sz="0" w:space="0" w:color="000000"/>
+                <w:top w:val="none" w:sz="0" w:space="0" w:color="000000"/>
+                <w:left w:val="none" w:sz="0" w:space="0" w:color="000000"/>
+                <w:right w:val="none" w:sz="0" w:space="0" w:color="000000"/>
+              </w:pBdr>
+              <w:spacing w:after="60" w:before="60" w:line="240"/>
+              <w:ind w:left="60" w:right="60" w:firstLine="0" w:firstLineChars="0"/>
+              <w:rPr>
+                <w:rFonts w:ascii="Arial" w:hAnsi="Arial" w:eastAsia="Arial" w:cs="Arial"/>
+                <w:i w:val="false"/>
+                <w:b w:val="false"/>
+                <w:u w:val="none"/>
+                <w:strike w:val="false"/>
+                <w:sz w:val="18"/>
+                <w:szCs w:val="18"/>
+                <w:color w:val="000000"/>
+              </w:rPr>
+            </w:pPr>
+            <w:r>
+              <w:rPr>
+                <w:rFonts w:ascii="Arial" w:hAnsi="Arial" w:eastAsia="Arial" w:cs="Arial"/>
+                <w:i w:val="false"/>
+                <w:b w:val="false"/>
+                <w:u w:val="none"/>
+                <w:strike w:val="false"/>
+                <w:sz w:val="18"/>
+                <w:szCs w:val="18"/>
+                <w:color w:val="000000"/>
+              </w:rPr>
+              <w:t xml:space="preserve">Yes</w:t>
             </w:r>
           </w:p>
         </w:tc>
@@ -1760,7 +4956,7 @@
         </w:trPr>
         <w:tc>
           <w:tcPr>
-            <w:gridSpan w:val="3"/>
+            <w:gridSpan w:val="8"/>
             <w:tcBorders>
               <w:bottom w:val="none" w:sz="0" w:space="0" w:color="FFFFFF"/>
               <w:top w:val="single" w:sz="8" w:space="0" w:color="000000"/>
@@ -1810,7 +5006,7 @@
                 <w:szCs w:val="18"/>
                 <w:color w:val="000000"/>
               </w:rPr>
-              <w:t xml:space="preserve">All comparisons use the 154 domain ratings reviewed because at least one Sonnet arm differed from the published label. These comparisons cannot estimate agreement or published-label accuracy in the full benchmark. Independent ratings preceded blinded label presentation. Adjudicators then chose among the three offered labels. Linearly weighted Cohen’s κ; AC2 is in eTable 16; raw agreement is n/N (x.x%; 95% CI a–b). CI, confidence interval; 10,000 percentile bootstrap replicates, trials resampled within meta-analysis; seed 20261018.</w:t>
+              <w:t xml:space="preserve">Yes, Partly, No and Not reported follow the source evidence; No denotes demonstrated absence. Quotations verified means checked against a stored source. Input parity concerns registry/protocol access across comparison arms. Eisele-Metzger 2025, Res Synth Methods (Claude 2): 10.1017/rsm.2025.12; Huang 2025, J Med Internet Res: 10.2196/70450; Lai 2026, J Med Internet Res: 10.2196/84915; Nyrhi 2026, EBioMedicine: 10.1016/j.ebiom.2026.106238; Gandhi 2026, PLoS One: 10.1371/journal.pone.0353155; Choi 2026, J Evid-Based Pract: 10.63528/jebp.2026.00011; Hevia 2025, ROBoto2, EMNLP demos: 10.18653/v1/2025.emnlp-demos.2; Liang 2026, JMIR AI: 10.2196/93761; Saadi 2026, BMJ Digit Health AI: 10.1136/bmjdh-2026-000034 a. Only overall-rule breaks were counted; discrepancy review was unblinded and limited. b. Excel derivation was post hoc; 46 trials include six prompt-development trials. c. Rules were in the prompt; published-label corrections were sensitivity analyses. d. RoB 2 cohort only; protocols were supplied when available, with a model exception. e. A masked panel re-rated all trials; browsing was enabled but actual registry retrieval was unverified. f. One trial, 38 runs; coded checks found tool inconsistencies and three expert transcription errors. g. Dataset: 521 reports; manual evaluation subset: 245. Retrieved passages and edits are not source verification. h. Post hoc LLM support judgments and JSON records do not establish locked-source quote checking. i. ROBINS-I: 171 nonrandomised studies; only concordant human and repeat-consistent model ratings enter accuracy. j. ARBITER permits recorded overrides; none occurred in the 510 Sonnet domains. Adjudication covers disputed cells.</w:t>
             </w:r>
           </w:p>
         </w:tc>

--- a/analysis/output/manuscript/Table4.docx
+++ b/analysis/output/manuscript/Table4.docx
@@ -7,7 +7,7 @@
         <w:pStyle w:val="Titre1"/>
       </w:pPr>
       <w:r>
-        <w:t xml:space="preserve">Table 4. ARBITER combines rule enforcement, source verification and blinded adjudication</w:t>
+        <w:t xml:space="preserve">Table 4. ARBITER combines rule enforcement, quotation checks and blinded adjudication</w:t>
       </w:r>
     </w:p>
     <w:tbl xmlns:a="http://schemas.openxmlformats.org/drawingml/2006/main" xmlns:pic="http://schemas.openxmlformats.org/drawingml/2006/picture">
@@ -17,13 +17,14 @@
         <w:tblLook w:firstRow="1" w:lastRow="0" w:firstColumn="0" w:lastColumn="0" w:noHBand="0" w:noVBand="1"/>
       </w:tblPr>
       <w:tblGrid>
-        <w:gridCol w:w="1944"/>
-        <w:gridCol w:w="936"/>
+        <w:gridCol w:w="1728"/>
+        <w:gridCol w:w="792"/>
         <w:gridCol w:w="1224"/>
-        <w:gridCol w:w="1152"/>
-        <w:gridCol w:w="936"/>
         <w:gridCol w:w="1008"/>
-        <w:gridCol w:w="1512"/>
+        <w:gridCol w:w="1080"/>
+        <w:gridCol w:w="691"/>
+        <w:gridCol w:w="792"/>
+        <w:gridCol w:w="1411"/>
         <w:gridCol w:w="1296"/>
       </w:tblGrid>
       <w:tr>
@@ -252,7 +253,7 @@
                 <w:szCs w:val="18"/>
                 <w:color w:val="000000"/>
               </w:rPr>
-              <w:t xml:space="preserve">Quotations verified</w:t>
+              <w:t xml:space="preserve">Rule breaks measured</w:t>
             </w:r>
           </w:p>
         </w:tc>
@@ -308,7 +309,7 @@
                 <w:szCs w:val="18"/>
                 <w:color w:val="000000"/>
               </w:rPr>
-              <w:t xml:space="preserve">Audit file</w:t>
+              <w:t xml:space="preserve">Quotations verified</w:t>
             </w:r>
           </w:p>
         </w:tc>
@@ -364,7 +365,7 @@
                 <w:szCs w:val="18"/>
                 <w:color w:val="000000"/>
               </w:rPr>
-              <w:t xml:space="preserve">Agent with tools</w:t>
+              <w:t xml:space="preserve">Audit file</w:t>
             </w:r>
           </w:p>
         </w:tc>
@@ -420,7 +421,7 @@
                 <w:szCs w:val="18"/>
                 <w:color w:val="000000"/>
               </w:rPr>
-              <w:t xml:space="preserve">Independent reference or adjudication</w:t>
+              <w:t xml:space="preserve">Agent with tools</w:t>
             </w:r>
           </w:p>
         </w:tc>
@@ -476,7 +477,63 @@
                 <w:szCs w:val="18"/>
                 <w:color w:val="000000"/>
               </w:rPr>
-              <w:t xml:space="preserve">Input parity</w:t>
+              <w:t xml:space="preserve">Independent reference or adjudication</w:t>
+            </w:r>
+          </w:p>
+        </w:tc>
+        <w:tc>
+          <w:tcPr>
+            <w:tcBorders>
+              <w:bottom w:val="single" w:sz="5" w:space="0" w:color="000000"/>
+              <w:top w:val="single" w:sz="8" w:space="0" w:color="000000"/>
+              <w:left w:val="none" w:sz="0" w:space="0" w:color="000000"/>
+              <w:right w:val="none" w:sz="0" w:space="0" w:color="000000"/>
+            </w:tcBorders>
+            <w:shd w:val="clear" w:color="auto" w:fill="FFFFFF"/>
+            <w:tcMar>
+              <w:top w:w="0" w:type="dxa"/>
+              <w:bottom w:w="0" w:type="dxa"/>
+              <w:left w:w="0" w:type="dxa"/>
+              <w:right w:w="0" w:type="dxa"/>
+            </w:tcMar>
+            <w:vAlign w:val="top"/>
+          </w:tcPr>
+          <w:p>
+            <w:pPr>
+              <w:pStyle w:val="Normal"/>
+              <w:jc w:val="left"/>
+              <w:keepNext/>
+              <w:pBdr>
+                <w:bottom w:val="none" w:sz="0" w:space="0" w:color="000000"/>
+                <w:top w:val="none" w:sz="0" w:space="0" w:color="000000"/>
+                <w:left w:val="none" w:sz="0" w:space="0" w:color="000000"/>
+                <w:right w:val="none" w:sz="0" w:space="0" w:color="000000"/>
+              </w:pBdr>
+              <w:spacing w:after="60" w:before="60" w:line="240"/>
+              <w:ind w:left="60" w:right="60" w:firstLine="0" w:firstLineChars="0"/>
+              <w:rPr>
+                <w:rFonts w:ascii="Arial" w:hAnsi="Arial" w:eastAsia="Arial" w:cs="Arial"/>
+                <w:i w:val="false"/>
+                <w:b w:val="true"/>
+                <w:u w:val="none"/>
+                <w:strike w:val="false"/>
+                <w:sz w:val="18"/>
+                <w:szCs w:val="18"/>
+                <w:color w:val="000000"/>
+              </w:rPr>
+            </w:pPr>
+            <w:r>
+              <w:rPr>
+                <w:rFonts w:ascii="Arial" w:hAnsi="Arial" w:eastAsia="Arial" w:cs="Arial"/>
+                <w:i w:val="false"/>
+                <w:b w:val="true"/>
+                <w:u w:val="none"/>
+                <w:strike w:val="false"/>
+                <w:sz w:val="18"/>
+                <w:szCs w:val="18"/>
+                <w:color w:val="000000"/>
+              </w:rPr>
+              <w:t xml:space="preserve">Registry or protocol given to the model</w:t>
             </w:r>
           </w:p>
         </w:tc>
@@ -537,7 +594,7 @@
                 <w:szCs w:val="18"/>
                 <w:color w:val="000000"/>
               </w:rPr>
-              <w:t xml:space="preserve">Eisele-Metzger 2025, Res Synth Methods (Claude 2) [a]</w:t>
+              <w:t xml:space="preserve">[ref: Marshall 2016] (RoB 1) [k]</w:t>
             </w:r>
           </w:p>
         </w:tc>
@@ -592,7 +649,7 @@
                 <w:szCs w:val="18"/>
                 <w:color w:val="000000"/>
               </w:rPr>
-              <w:t xml:space="preserve">Not reported</w:t>
+              <w:t xml:space="preserve">No</w:t>
             </w:r>
           </w:p>
         </w:tc>
@@ -702,7 +759,7 @@
                 <w:szCs w:val="18"/>
                 <w:color w:val="000000"/>
               </w:rPr>
-              <w:t xml:space="preserve">Not reported</w:t>
+              <w:t xml:space="preserve">NR</w:t>
             </w:r>
           </w:p>
         </w:tc>
@@ -757,7 +814,62 @@
                 <w:szCs w:val="18"/>
                 <w:color w:val="000000"/>
               </w:rPr>
-              <w:t xml:space="preserve">Not reported</w:t>
+              <w:t xml:space="preserve">NR</w:t>
+            </w:r>
+          </w:p>
+        </w:tc>
+        <w:tc>
+          <w:tcPr>
+            <w:tcBorders>
+              <w:bottom w:val="none" w:sz="0" w:space="0" w:color="000000"/>
+              <w:top w:val="single" w:sz="5" w:space="0" w:color="000000"/>
+              <w:left w:val="none" w:sz="0" w:space="0" w:color="000000"/>
+              <w:right w:val="none" w:sz="0" w:space="0" w:color="000000"/>
+            </w:tcBorders>
+            <w:shd w:val="clear" w:color="auto" w:fill="FFFFFF"/>
+            <w:tcMar>
+              <w:top w:w="0" w:type="dxa"/>
+              <w:bottom w:w="0" w:type="dxa"/>
+              <w:left w:w="0" w:type="dxa"/>
+              <w:right w:w="0" w:type="dxa"/>
+            </w:tcMar>
+            <w:vAlign w:val="top"/>
+          </w:tcPr>
+          <w:p>
+            <w:pPr>
+              <w:pStyle w:val="Normal"/>
+              <w:jc w:val="left"/>
+              <w:pBdr>
+                <w:bottom w:val="none" w:sz="0" w:space="0" w:color="000000"/>
+                <w:top w:val="none" w:sz="0" w:space="0" w:color="000000"/>
+                <w:left w:val="none" w:sz="0" w:space="0" w:color="000000"/>
+                <w:right w:val="none" w:sz="0" w:space="0" w:color="000000"/>
+              </w:pBdr>
+              <w:spacing w:after="60" w:before="60" w:line="240"/>
+              <w:ind w:left="60" w:right="60" w:firstLine="0" w:firstLineChars="0"/>
+              <w:rPr>
+                <w:rFonts w:ascii="Arial" w:hAnsi="Arial" w:eastAsia="Arial" w:cs="Arial"/>
+                <w:i w:val="false"/>
+                <w:b w:val="false"/>
+                <w:u w:val="none"/>
+                <w:strike w:val="false"/>
+                <w:sz w:val="18"/>
+                <w:szCs w:val="18"/>
+                <w:color w:val="000000"/>
+              </w:rPr>
+            </w:pPr>
+            <w:r>
+              <w:rPr>
+                <w:rFonts w:ascii="Arial" w:hAnsi="Arial" w:eastAsia="Arial" w:cs="Arial"/>
+                <w:i w:val="false"/>
+                <w:b w:val="false"/>
+                <w:u w:val="none"/>
+                <w:strike w:val="false"/>
+                <w:sz w:val="18"/>
+                <w:szCs w:val="18"/>
+                <w:color w:val="000000"/>
+              </w:rPr>
+              <w:t xml:space="preserve">NR</w:t>
             </w:r>
           </w:p>
         </w:tc>
@@ -983,7 +1095,117 @@
                 <w:szCs w:val="18"/>
                 <w:color w:val="000000"/>
               </w:rPr>
-              <w:t xml:space="preserve">Huang 2025, J Med Internet Res [b]</w:t>
+              <w:t xml:space="preserve">[ref: Eisele-Metzger 2025] [a]</w:t>
+            </w:r>
+          </w:p>
+        </w:tc>
+        <w:tc>
+          <w:tcPr>
+            <w:tcBorders>
+              <w:bottom w:val="none" w:sz="0" w:space="0" w:color="000000"/>
+              <w:top w:val="none" w:sz="0" w:space="0" w:color="000000"/>
+              <w:left w:val="none" w:sz="0" w:space="0" w:color="000000"/>
+              <w:right w:val="none" w:sz="0" w:space="0" w:color="000000"/>
+            </w:tcBorders>
+            <w:shd w:val="clear" w:color="auto" w:fill="FFFFFF"/>
+            <w:tcMar>
+              <w:top w:w="0" w:type="dxa"/>
+              <w:bottom w:w="0" w:type="dxa"/>
+              <w:left w:w="0" w:type="dxa"/>
+              <w:right w:w="0" w:type="dxa"/>
+            </w:tcMar>
+            <w:vAlign w:val="top"/>
+          </w:tcPr>
+          <w:p>
+            <w:pPr>
+              <w:pStyle w:val="Normal"/>
+              <w:jc w:val="left"/>
+              <w:pBdr>
+                <w:bottom w:val="none" w:sz="0" w:space="0" w:color="000000"/>
+                <w:top w:val="none" w:sz="0" w:space="0" w:color="000000"/>
+                <w:left w:val="none" w:sz="0" w:space="0" w:color="000000"/>
+                <w:right w:val="none" w:sz="0" w:space="0" w:color="000000"/>
+              </w:pBdr>
+              <w:spacing w:after="60" w:before="60" w:line="240"/>
+              <w:ind w:left="60" w:right="60" w:firstLine="0" w:firstLineChars="0"/>
+              <w:rPr>
+                <w:rFonts w:ascii="Arial" w:hAnsi="Arial" w:eastAsia="Arial" w:cs="Arial"/>
+                <w:i w:val="false"/>
+                <w:b w:val="false"/>
+                <w:u w:val="none"/>
+                <w:strike w:val="false"/>
+                <w:sz w:val="18"/>
+                <w:szCs w:val="18"/>
+                <w:color w:val="000000"/>
+              </w:rPr>
+            </w:pPr>
+            <w:r>
+              <w:rPr>
+                <w:rFonts w:ascii="Arial" w:hAnsi="Arial" w:eastAsia="Arial" w:cs="Arial"/>
+                <w:i w:val="false"/>
+                <w:b w:val="false"/>
+                <w:u w:val="none"/>
+                <w:strike w:val="false"/>
+                <w:sz w:val="18"/>
+                <w:szCs w:val="18"/>
+                <w:color w:val="000000"/>
+              </w:rPr>
+              <w:t xml:space="preserve">NR</w:t>
+            </w:r>
+          </w:p>
+        </w:tc>
+        <w:tc>
+          <w:tcPr>
+            <w:tcBorders>
+              <w:bottom w:val="none" w:sz="0" w:space="0" w:color="000000"/>
+              <w:top w:val="none" w:sz="0" w:space="0" w:color="000000"/>
+              <w:left w:val="none" w:sz="0" w:space="0" w:color="000000"/>
+              <w:right w:val="none" w:sz="0" w:space="0" w:color="000000"/>
+            </w:tcBorders>
+            <w:shd w:val="clear" w:color="auto" w:fill="FFFFFF"/>
+            <w:tcMar>
+              <w:top w:w="0" w:type="dxa"/>
+              <w:bottom w:w="0" w:type="dxa"/>
+              <w:left w:w="0" w:type="dxa"/>
+              <w:right w:w="0" w:type="dxa"/>
+            </w:tcMar>
+            <w:vAlign w:val="top"/>
+          </w:tcPr>
+          <w:p>
+            <w:pPr>
+              <w:pStyle w:val="Normal"/>
+              <w:jc w:val="left"/>
+              <w:pBdr>
+                <w:bottom w:val="none" w:sz="0" w:space="0" w:color="000000"/>
+                <w:top w:val="none" w:sz="0" w:space="0" w:color="000000"/>
+                <w:left w:val="none" w:sz="0" w:space="0" w:color="000000"/>
+                <w:right w:val="none" w:sz="0" w:space="0" w:color="000000"/>
+              </w:pBdr>
+              <w:spacing w:after="60" w:before="60" w:line="240"/>
+              <w:ind w:left="60" w:right="60" w:firstLine="0" w:firstLineChars="0"/>
+              <w:rPr>
+                <w:rFonts w:ascii="Arial" w:hAnsi="Arial" w:eastAsia="Arial" w:cs="Arial"/>
+                <w:i w:val="false"/>
+                <w:b w:val="false"/>
+                <w:u w:val="none"/>
+                <w:strike w:val="false"/>
+                <w:sz w:val="18"/>
+                <w:szCs w:val="18"/>
+                <w:color w:val="000000"/>
+              </w:rPr>
+            </w:pPr>
+            <w:r>
+              <w:rPr>
+                <w:rFonts w:ascii="Arial" w:hAnsi="Arial" w:eastAsia="Arial" w:cs="Arial"/>
+                <w:i w:val="false"/>
+                <w:b w:val="false"/>
+                <w:u w:val="none"/>
+                <w:strike w:val="false"/>
+                <w:sz w:val="18"/>
+                <w:szCs w:val="18"/>
+                <w:color w:val="000000"/>
+              </w:rPr>
+              <w:t xml:space="preserve">No</w:t>
             </w:r>
           </w:p>
         </w:tc>
@@ -1093,6 +1315,116 @@
                 <w:szCs w:val="18"/>
                 <w:color w:val="000000"/>
               </w:rPr>
+              <w:t xml:space="preserve">NR</w:t>
+            </w:r>
+          </w:p>
+        </w:tc>
+        <w:tc>
+          <w:tcPr>
+            <w:tcBorders>
+              <w:bottom w:val="none" w:sz="0" w:space="0" w:color="000000"/>
+              <w:top w:val="none" w:sz="0" w:space="0" w:color="000000"/>
+              <w:left w:val="none" w:sz="0" w:space="0" w:color="000000"/>
+              <w:right w:val="none" w:sz="0" w:space="0" w:color="000000"/>
+            </w:tcBorders>
+            <w:shd w:val="clear" w:color="auto" w:fill="FFFFFF"/>
+            <w:tcMar>
+              <w:top w:w="0" w:type="dxa"/>
+              <w:bottom w:w="0" w:type="dxa"/>
+              <w:left w:w="0" w:type="dxa"/>
+              <w:right w:w="0" w:type="dxa"/>
+            </w:tcMar>
+            <w:vAlign w:val="top"/>
+          </w:tcPr>
+          <w:p>
+            <w:pPr>
+              <w:pStyle w:val="Normal"/>
+              <w:jc w:val="left"/>
+              <w:pBdr>
+                <w:bottom w:val="none" w:sz="0" w:space="0" w:color="000000"/>
+                <w:top w:val="none" w:sz="0" w:space="0" w:color="000000"/>
+                <w:left w:val="none" w:sz="0" w:space="0" w:color="000000"/>
+                <w:right w:val="none" w:sz="0" w:space="0" w:color="000000"/>
+              </w:pBdr>
+              <w:spacing w:after="60" w:before="60" w:line="240"/>
+              <w:ind w:left="60" w:right="60" w:firstLine="0" w:firstLineChars="0"/>
+              <w:rPr>
+                <w:rFonts w:ascii="Arial" w:hAnsi="Arial" w:eastAsia="Arial" w:cs="Arial"/>
+                <w:i w:val="false"/>
+                <w:b w:val="false"/>
+                <w:u w:val="none"/>
+                <w:strike w:val="false"/>
+                <w:sz w:val="18"/>
+                <w:szCs w:val="18"/>
+                <w:color w:val="000000"/>
+              </w:rPr>
+            </w:pPr>
+            <w:r>
+              <w:rPr>
+                <w:rFonts w:ascii="Arial" w:hAnsi="Arial" w:eastAsia="Arial" w:cs="Arial"/>
+                <w:i w:val="false"/>
+                <w:b w:val="false"/>
+                <w:u w:val="none"/>
+                <w:strike w:val="false"/>
+                <w:sz w:val="18"/>
+                <w:szCs w:val="18"/>
+                <w:color w:val="000000"/>
+              </w:rPr>
+              <w:t xml:space="preserve">NR</w:t>
+            </w:r>
+          </w:p>
+        </w:tc>
+        <w:tc>
+          <w:tcPr>
+            <w:tcBorders>
+              <w:bottom w:val="none" w:sz="0" w:space="0" w:color="000000"/>
+              <w:top w:val="none" w:sz="0" w:space="0" w:color="000000"/>
+              <w:left w:val="none" w:sz="0" w:space="0" w:color="000000"/>
+              <w:right w:val="none" w:sz="0" w:space="0" w:color="000000"/>
+            </w:tcBorders>
+            <w:shd w:val="clear" w:color="auto" w:fill="FFFFFF"/>
+            <w:tcMar>
+              <w:top w:w="0" w:type="dxa"/>
+              <w:bottom w:w="0" w:type="dxa"/>
+              <w:left w:w="0" w:type="dxa"/>
+              <w:right w:w="0" w:type="dxa"/>
+            </w:tcMar>
+            <w:vAlign w:val="top"/>
+          </w:tcPr>
+          <w:p>
+            <w:pPr>
+              <w:pStyle w:val="Normal"/>
+              <w:jc w:val="left"/>
+              <w:pBdr>
+                <w:bottom w:val="none" w:sz="0" w:space="0" w:color="000000"/>
+                <w:top w:val="none" w:sz="0" w:space="0" w:color="000000"/>
+                <w:left w:val="none" w:sz="0" w:space="0" w:color="000000"/>
+                <w:right w:val="none" w:sz="0" w:space="0" w:color="000000"/>
+              </w:pBdr>
+              <w:spacing w:after="60" w:before="60" w:line="240"/>
+              <w:ind w:left="60" w:right="60" w:firstLine="0" w:firstLineChars="0"/>
+              <w:rPr>
+                <w:rFonts w:ascii="Arial" w:hAnsi="Arial" w:eastAsia="Arial" w:cs="Arial"/>
+                <w:i w:val="false"/>
+                <w:b w:val="false"/>
+                <w:u w:val="none"/>
+                <w:strike w:val="false"/>
+                <w:sz w:val="18"/>
+                <w:szCs w:val="18"/>
+                <w:color w:val="000000"/>
+              </w:rPr>
+            </w:pPr>
+            <w:r>
+              <w:rPr>
+                <w:rFonts w:ascii="Arial" w:hAnsi="Arial" w:eastAsia="Arial" w:cs="Arial"/>
+                <w:i w:val="false"/>
+                <w:b w:val="false"/>
+                <w:u w:val="none"/>
+                <w:strike w:val="false"/>
+                <w:sz w:val="18"/>
+                <w:szCs w:val="18"/>
+                <w:color w:val="000000"/>
+              </w:rPr>
               <w:t xml:space="preserve">No</w:t>
             </w:r>
           </w:p>
@@ -1148,172 +1480,7 @@
                 <w:szCs w:val="18"/>
                 <w:color w:val="000000"/>
               </w:rPr>
-              <w:t xml:space="preserve">Not reported</w:t>
-            </w:r>
-          </w:p>
-        </w:tc>
-        <w:tc>
-          <w:tcPr>
-            <w:tcBorders>
-              <w:bottom w:val="none" w:sz="0" w:space="0" w:color="000000"/>
-              <w:top w:val="none" w:sz="0" w:space="0" w:color="000000"/>
-              <w:left w:val="none" w:sz="0" w:space="0" w:color="000000"/>
-              <w:right w:val="none" w:sz="0" w:space="0" w:color="000000"/>
-            </w:tcBorders>
-            <w:shd w:val="clear" w:color="auto" w:fill="FFFFFF"/>
-            <w:tcMar>
-              <w:top w:w="0" w:type="dxa"/>
-              <w:bottom w:w="0" w:type="dxa"/>
-              <w:left w:w="0" w:type="dxa"/>
-              <w:right w:w="0" w:type="dxa"/>
-            </w:tcMar>
-            <w:vAlign w:val="top"/>
-          </w:tcPr>
-          <w:p>
-            <w:pPr>
-              <w:pStyle w:val="Normal"/>
-              <w:jc w:val="left"/>
-              <w:pBdr>
-                <w:bottom w:val="none" w:sz="0" w:space="0" w:color="000000"/>
-                <w:top w:val="none" w:sz="0" w:space="0" w:color="000000"/>
-                <w:left w:val="none" w:sz="0" w:space="0" w:color="000000"/>
-                <w:right w:val="none" w:sz="0" w:space="0" w:color="000000"/>
-              </w:pBdr>
-              <w:spacing w:after="60" w:before="60" w:line="240"/>
-              <w:ind w:left="60" w:right="60" w:firstLine="0" w:firstLineChars="0"/>
-              <w:rPr>
-                <w:rFonts w:ascii="Arial" w:hAnsi="Arial" w:eastAsia="Arial" w:cs="Arial"/>
-                <w:i w:val="false"/>
-                <w:b w:val="false"/>
-                <w:u w:val="none"/>
-                <w:strike w:val="false"/>
-                <w:sz w:val="18"/>
-                <w:szCs w:val="18"/>
-                <w:color w:val="000000"/>
-              </w:rPr>
-            </w:pPr>
-            <w:r>
-              <w:rPr>
-                <w:rFonts w:ascii="Arial" w:hAnsi="Arial" w:eastAsia="Arial" w:cs="Arial"/>
-                <w:i w:val="false"/>
-                <w:b w:val="false"/>
-                <w:u w:val="none"/>
-                <w:strike w:val="false"/>
-                <w:sz w:val="18"/>
-                <w:szCs w:val="18"/>
-                <w:color w:val="000000"/>
-              </w:rPr>
-              <w:t xml:space="preserve">Not reported</w:t>
-            </w:r>
-          </w:p>
-        </w:tc>
-        <w:tc>
-          <w:tcPr>
-            <w:tcBorders>
-              <w:bottom w:val="none" w:sz="0" w:space="0" w:color="000000"/>
-              <w:top w:val="none" w:sz="0" w:space="0" w:color="000000"/>
-              <w:left w:val="none" w:sz="0" w:space="0" w:color="000000"/>
-              <w:right w:val="none" w:sz="0" w:space="0" w:color="000000"/>
-            </w:tcBorders>
-            <w:shd w:val="clear" w:color="auto" w:fill="FFFFFF"/>
-            <w:tcMar>
-              <w:top w:w="0" w:type="dxa"/>
-              <w:bottom w:w="0" w:type="dxa"/>
-              <w:left w:w="0" w:type="dxa"/>
-              <w:right w:w="0" w:type="dxa"/>
-            </w:tcMar>
-            <w:vAlign w:val="top"/>
-          </w:tcPr>
-          <w:p>
-            <w:pPr>
-              <w:pStyle w:val="Normal"/>
-              <w:jc w:val="left"/>
-              <w:pBdr>
-                <w:bottom w:val="none" w:sz="0" w:space="0" w:color="000000"/>
-                <w:top w:val="none" w:sz="0" w:space="0" w:color="000000"/>
-                <w:left w:val="none" w:sz="0" w:space="0" w:color="000000"/>
-                <w:right w:val="none" w:sz="0" w:space="0" w:color="000000"/>
-              </w:pBdr>
-              <w:spacing w:after="60" w:before="60" w:line="240"/>
-              <w:ind w:left="60" w:right="60" w:firstLine="0" w:firstLineChars="0"/>
-              <w:rPr>
-                <w:rFonts w:ascii="Arial" w:hAnsi="Arial" w:eastAsia="Arial" w:cs="Arial"/>
-                <w:i w:val="false"/>
-                <w:b w:val="false"/>
-                <w:u w:val="none"/>
-                <w:strike w:val="false"/>
-                <w:sz w:val="18"/>
-                <w:szCs w:val="18"/>
-                <w:color w:val="000000"/>
-              </w:rPr>
-            </w:pPr>
-            <w:r>
-              <w:rPr>
-                <w:rFonts w:ascii="Arial" w:hAnsi="Arial" w:eastAsia="Arial" w:cs="Arial"/>
-                <w:i w:val="false"/>
-                <w:b w:val="false"/>
-                <w:u w:val="none"/>
-                <w:strike w:val="false"/>
-                <w:sz w:val="18"/>
-                <w:szCs w:val="18"/>
-                <w:color w:val="000000"/>
-              </w:rPr>
-              <w:t xml:space="preserve">Not reported</w:t>
-            </w:r>
-          </w:p>
-        </w:tc>
-        <w:tc>
-          <w:tcPr>
-            <w:tcBorders>
-              <w:bottom w:val="none" w:sz="0" w:space="0" w:color="000000"/>
-              <w:top w:val="none" w:sz="0" w:space="0" w:color="000000"/>
-              <w:left w:val="none" w:sz="0" w:space="0" w:color="000000"/>
-              <w:right w:val="none" w:sz="0" w:space="0" w:color="000000"/>
-            </w:tcBorders>
-            <w:shd w:val="clear" w:color="auto" w:fill="FFFFFF"/>
-            <w:tcMar>
-              <w:top w:w="0" w:type="dxa"/>
-              <w:bottom w:w="0" w:type="dxa"/>
-              <w:left w:w="0" w:type="dxa"/>
-              <w:right w:w="0" w:type="dxa"/>
-            </w:tcMar>
-            <w:vAlign w:val="top"/>
-          </w:tcPr>
-          <w:p>
-            <w:pPr>
-              <w:pStyle w:val="Normal"/>
-              <w:jc w:val="left"/>
-              <w:pBdr>
-                <w:bottom w:val="none" w:sz="0" w:space="0" w:color="000000"/>
-                <w:top w:val="none" w:sz="0" w:space="0" w:color="000000"/>
-                <w:left w:val="none" w:sz="0" w:space="0" w:color="000000"/>
-                <w:right w:val="none" w:sz="0" w:space="0" w:color="000000"/>
-              </w:pBdr>
-              <w:spacing w:after="60" w:before="60" w:line="240"/>
-              <w:ind w:left="60" w:right="60" w:firstLine="0" w:firstLineChars="0"/>
-              <w:rPr>
-                <w:rFonts w:ascii="Arial" w:hAnsi="Arial" w:eastAsia="Arial" w:cs="Arial"/>
-                <w:i w:val="false"/>
-                <w:b w:val="false"/>
-                <w:u w:val="none"/>
-                <w:strike w:val="false"/>
-                <w:sz w:val="18"/>
-                <w:szCs w:val="18"/>
-                <w:color w:val="000000"/>
-              </w:rPr>
-            </w:pPr>
-            <w:r>
-              <w:rPr>
-                <w:rFonts w:ascii="Arial" w:hAnsi="Arial" w:eastAsia="Arial" w:cs="Arial"/>
-                <w:i w:val="false"/>
-                <w:b w:val="false"/>
-                <w:u w:val="none"/>
-                <w:strike w:val="false"/>
-                <w:sz w:val="18"/>
-                <w:szCs w:val="18"/>
-                <w:color w:val="000000"/>
-              </w:rPr>
-              <w:t xml:space="preserve">Yes</w:t>
+              <w:t xml:space="preserve">Partly</w:t>
             </w:r>
           </w:p>
         </w:tc>
@@ -1429,62 +1596,62 @@
                 <w:szCs w:val="18"/>
                 <w:color w:val="000000"/>
               </w:rPr>
-              <w:t xml:space="preserve">Lai 2026, J Med Internet Res [c]</w:t>
-            </w:r>
-          </w:p>
-        </w:tc>
-        <w:tc>
-          <w:tcPr>
-            <w:tcBorders>
-              <w:bottom w:val="none" w:sz="0" w:space="0" w:color="000000"/>
-              <w:top w:val="none" w:sz="0" w:space="0" w:color="000000"/>
-              <w:left w:val="none" w:sz="0" w:space="0" w:color="000000"/>
-              <w:right w:val="none" w:sz="0" w:space="0" w:color="000000"/>
-            </w:tcBorders>
-            <w:shd w:val="clear" w:color="auto" w:fill="FFFFFF"/>
-            <w:tcMar>
-              <w:top w:w="0" w:type="dxa"/>
-              <w:bottom w:w="0" w:type="dxa"/>
-              <w:left w:w="0" w:type="dxa"/>
-              <w:right w:w="0" w:type="dxa"/>
-            </w:tcMar>
-            <w:vAlign w:val="top"/>
-          </w:tcPr>
-          <w:p>
-            <w:pPr>
-              <w:pStyle w:val="Normal"/>
-              <w:jc w:val="left"/>
-              <w:pBdr>
-                <w:bottom w:val="none" w:sz="0" w:space="0" w:color="000000"/>
-                <w:top w:val="none" w:sz="0" w:space="0" w:color="000000"/>
-                <w:left w:val="none" w:sz="0" w:space="0" w:color="000000"/>
-                <w:right w:val="none" w:sz="0" w:space="0" w:color="000000"/>
-              </w:pBdr>
-              <w:spacing w:after="60" w:before="60" w:line="240"/>
-              <w:ind w:left="60" w:right="60" w:firstLine="0" w:firstLineChars="0"/>
-              <w:rPr>
-                <w:rFonts w:ascii="Arial" w:hAnsi="Arial" w:eastAsia="Arial" w:cs="Arial"/>
-                <w:i w:val="false"/>
-                <w:b w:val="false"/>
-                <w:u w:val="none"/>
-                <w:strike w:val="false"/>
-                <w:sz w:val="18"/>
-                <w:szCs w:val="18"/>
-                <w:color w:val="000000"/>
-              </w:rPr>
-            </w:pPr>
-            <w:r>
-              <w:rPr>
-                <w:rFonts w:ascii="Arial" w:hAnsi="Arial" w:eastAsia="Arial" w:cs="Arial"/>
-                <w:i w:val="false"/>
-                <w:b w:val="false"/>
-                <w:u w:val="none"/>
-                <w:strike w:val="false"/>
-                <w:sz w:val="18"/>
-                <w:szCs w:val="18"/>
-                <w:color w:val="000000"/>
-              </w:rPr>
-              <w:t xml:space="preserve">Not reported</w:t>
+              <w:t xml:space="preserve">[ref: Huang 2025] [b]</w:t>
+            </w:r>
+          </w:p>
+        </w:tc>
+        <w:tc>
+          <w:tcPr>
+            <w:tcBorders>
+              <w:bottom w:val="none" w:sz="0" w:space="0" w:color="000000"/>
+              <w:top w:val="none" w:sz="0" w:space="0" w:color="000000"/>
+              <w:left w:val="none" w:sz="0" w:space="0" w:color="000000"/>
+              <w:right w:val="none" w:sz="0" w:space="0" w:color="000000"/>
+            </w:tcBorders>
+            <w:shd w:val="clear" w:color="auto" w:fill="FFFFFF"/>
+            <w:tcMar>
+              <w:top w:w="0" w:type="dxa"/>
+              <w:bottom w:w="0" w:type="dxa"/>
+              <w:left w:w="0" w:type="dxa"/>
+              <w:right w:w="0" w:type="dxa"/>
+            </w:tcMar>
+            <w:vAlign w:val="top"/>
+          </w:tcPr>
+          <w:p>
+            <w:pPr>
+              <w:pStyle w:val="Normal"/>
+              <w:jc w:val="left"/>
+              <w:pBdr>
+                <w:bottom w:val="none" w:sz="0" w:space="0" w:color="000000"/>
+                <w:top w:val="none" w:sz="0" w:space="0" w:color="000000"/>
+                <w:left w:val="none" w:sz="0" w:space="0" w:color="000000"/>
+                <w:right w:val="none" w:sz="0" w:space="0" w:color="000000"/>
+              </w:pBdr>
+              <w:spacing w:after="60" w:before="60" w:line="240"/>
+              <w:ind w:left="60" w:right="60" w:firstLine="0" w:firstLineChars="0"/>
+              <w:rPr>
+                <w:rFonts w:ascii="Arial" w:hAnsi="Arial" w:eastAsia="Arial" w:cs="Arial"/>
+                <w:i w:val="false"/>
+                <w:b w:val="false"/>
+                <w:u w:val="none"/>
+                <w:strike w:val="false"/>
+                <w:sz w:val="18"/>
+                <w:szCs w:val="18"/>
+                <w:color w:val="000000"/>
+              </w:rPr>
+            </w:pPr>
+            <w:r>
+              <w:rPr>
+                <w:rFonts w:ascii="Arial" w:hAnsi="Arial" w:eastAsia="Arial" w:cs="Arial"/>
+                <w:i w:val="false"/>
+                <w:b w:val="false"/>
+                <w:u w:val="none"/>
+                <w:strike w:val="false"/>
+                <w:sz w:val="18"/>
+                <w:szCs w:val="18"/>
+                <w:color w:val="000000"/>
+              </w:rPr>
+              <w:t xml:space="preserve">Partly</w:t>
             </w:r>
           </w:p>
         </w:tc>
@@ -1594,171 +1761,6 @@
                 <w:szCs w:val="18"/>
                 <w:color w:val="000000"/>
               </w:rPr>
-              <w:t xml:space="preserve">Not reported</w:t>
-            </w:r>
-          </w:p>
-        </w:tc>
-        <w:tc>
-          <w:tcPr>
-            <w:tcBorders>
-              <w:bottom w:val="none" w:sz="0" w:space="0" w:color="000000"/>
-              <w:top w:val="none" w:sz="0" w:space="0" w:color="000000"/>
-              <w:left w:val="none" w:sz="0" w:space="0" w:color="000000"/>
-              <w:right w:val="none" w:sz="0" w:space="0" w:color="000000"/>
-            </w:tcBorders>
-            <w:shd w:val="clear" w:color="auto" w:fill="FFFFFF"/>
-            <w:tcMar>
-              <w:top w:w="0" w:type="dxa"/>
-              <w:bottom w:w="0" w:type="dxa"/>
-              <w:left w:w="0" w:type="dxa"/>
-              <w:right w:w="0" w:type="dxa"/>
-            </w:tcMar>
-            <w:vAlign w:val="top"/>
-          </w:tcPr>
-          <w:p>
-            <w:pPr>
-              <w:pStyle w:val="Normal"/>
-              <w:jc w:val="left"/>
-              <w:pBdr>
-                <w:bottom w:val="none" w:sz="0" w:space="0" w:color="000000"/>
-                <w:top w:val="none" w:sz="0" w:space="0" w:color="000000"/>
-                <w:left w:val="none" w:sz="0" w:space="0" w:color="000000"/>
-                <w:right w:val="none" w:sz="0" w:space="0" w:color="000000"/>
-              </w:pBdr>
-              <w:spacing w:after="60" w:before="60" w:line="240"/>
-              <w:ind w:left="60" w:right="60" w:firstLine="0" w:firstLineChars="0"/>
-              <w:rPr>
-                <w:rFonts w:ascii="Arial" w:hAnsi="Arial" w:eastAsia="Arial" w:cs="Arial"/>
-                <w:i w:val="false"/>
-                <w:b w:val="false"/>
-                <w:u w:val="none"/>
-                <w:strike w:val="false"/>
-                <w:sz w:val="18"/>
-                <w:szCs w:val="18"/>
-                <w:color w:val="000000"/>
-              </w:rPr>
-            </w:pPr>
-            <w:r>
-              <w:rPr>
-                <w:rFonts w:ascii="Arial" w:hAnsi="Arial" w:eastAsia="Arial" w:cs="Arial"/>
-                <w:i w:val="false"/>
-                <w:b w:val="false"/>
-                <w:u w:val="none"/>
-                <w:strike w:val="false"/>
-                <w:sz w:val="18"/>
-                <w:szCs w:val="18"/>
-                <w:color w:val="000000"/>
-              </w:rPr>
-              <w:t xml:space="preserve">Not reported</w:t>
-            </w:r>
-          </w:p>
-        </w:tc>
-        <w:tc>
-          <w:tcPr>
-            <w:tcBorders>
-              <w:bottom w:val="none" w:sz="0" w:space="0" w:color="000000"/>
-              <w:top w:val="none" w:sz="0" w:space="0" w:color="000000"/>
-              <w:left w:val="none" w:sz="0" w:space="0" w:color="000000"/>
-              <w:right w:val="none" w:sz="0" w:space="0" w:color="000000"/>
-            </w:tcBorders>
-            <w:shd w:val="clear" w:color="auto" w:fill="FFFFFF"/>
-            <w:tcMar>
-              <w:top w:w="0" w:type="dxa"/>
-              <w:bottom w:w="0" w:type="dxa"/>
-              <w:left w:w="0" w:type="dxa"/>
-              <w:right w:w="0" w:type="dxa"/>
-            </w:tcMar>
-            <w:vAlign w:val="top"/>
-          </w:tcPr>
-          <w:p>
-            <w:pPr>
-              <w:pStyle w:val="Normal"/>
-              <w:jc w:val="left"/>
-              <w:pBdr>
-                <w:bottom w:val="none" w:sz="0" w:space="0" w:color="000000"/>
-                <w:top w:val="none" w:sz="0" w:space="0" w:color="000000"/>
-                <w:left w:val="none" w:sz="0" w:space="0" w:color="000000"/>
-                <w:right w:val="none" w:sz="0" w:space="0" w:color="000000"/>
-              </w:pBdr>
-              <w:spacing w:after="60" w:before="60" w:line="240"/>
-              <w:ind w:left="60" w:right="60" w:firstLine="0" w:firstLineChars="0"/>
-              <w:rPr>
-                <w:rFonts w:ascii="Arial" w:hAnsi="Arial" w:eastAsia="Arial" w:cs="Arial"/>
-                <w:i w:val="false"/>
-                <w:b w:val="false"/>
-                <w:u w:val="none"/>
-                <w:strike w:val="false"/>
-                <w:sz w:val="18"/>
-                <w:szCs w:val="18"/>
-                <w:color w:val="000000"/>
-              </w:rPr>
-            </w:pPr>
-            <w:r>
-              <w:rPr>
-                <w:rFonts w:ascii="Arial" w:hAnsi="Arial" w:eastAsia="Arial" w:cs="Arial"/>
-                <w:i w:val="false"/>
-                <w:b w:val="false"/>
-                <w:u w:val="none"/>
-                <w:strike w:val="false"/>
-                <w:sz w:val="18"/>
-                <w:szCs w:val="18"/>
-                <w:color w:val="000000"/>
-              </w:rPr>
-              <w:t xml:space="preserve">Not reported</w:t>
-            </w:r>
-          </w:p>
-        </w:tc>
-        <w:tc>
-          <w:tcPr>
-            <w:tcBorders>
-              <w:bottom w:val="none" w:sz="0" w:space="0" w:color="000000"/>
-              <w:top w:val="none" w:sz="0" w:space="0" w:color="000000"/>
-              <w:left w:val="none" w:sz="0" w:space="0" w:color="000000"/>
-              <w:right w:val="none" w:sz="0" w:space="0" w:color="000000"/>
-            </w:tcBorders>
-            <w:shd w:val="clear" w:color="auto" w:fill="FFFFFF"/>
-            <w:tcMar>
-              <w:top w:w="0" w:type="dxa"/>
-              <w:bottom w:w="0" w:type="dxa"/>
-              <w:left w:w="0" w:type="dxa"/>
-              <w:right w:w="0" w:type="dxa"/>
-            </w:tcMar>
-            <w:vAlign w:val="top"/>
-          </w:tcPr>
-          <w:p>
-            <w:pPr>
-              <w:pStyle w:val="Normal"/>
-              <w:jc w:val="left"/>
-              <w:pBdr>
-                <w:bottom w:val="none" w:sz="0" w:space="0" w:color="000000"/>
-                <w:top w:val="none" w:sz="0" w:space="0" w:color="000000"/>
-                <w:left w:val="none" w:sz="0" w:space="0" w:color="000000"/>
-                <w:right w:val="none" w:sz="0" w:space="0" w:color="000000"/>
-              </w:pBdr>
-              <w:spacing w:after="60" w:before="60" w:line="240"/>
-              <w:ind w:left="60" w:right="60" w:firstLine="0" w:firstLineChars="0"/>
-              <w:rPr>
-                <w:rFonts w:ascii="Arial" w:hAnsi="Arial" w:eastAsia="Arial" w:cs="Arial"/>
-                <w:i w:val="false"/>
-                <w:b w:val="false"/>
-                <w:u w:val="none"/>
-                <w:strike w:val="false"/>
-                <w:sz w:val="18"/>
-                <w:szCs w:val="18"/>
-                <w:color w:val="000000"/>
-              </w:rPr>
-            </w:pPr>
-            <w:r>
-              <w:rPr>
-                <w:rFonts w:ascii="Arial" w:hAnsi="Arial" w:eastAsia="Arial" w:cs="Arial"/>
-                <w:i w:val="false"/>
-                <w:b w:val="false"/>
-                <w:u w:val="none"/>
-                <w:strike w:val="false"/>
-                <w:sz w:val="18"/>
-                <w:szCs w:val="18"/>
-                <w:color w:val="000000"/>
-              </w:rPr>
               <w:t xml:space="preserve">Partly</w:t>
             </w:r>
           </w:p>
@@ -1814,7 +1816,227 @@
                 <w:szCs w:val="18"/>
                 <w:color w:val="000000"/>
               </w:rPr>
-              <w:t xml:space="preserve">Not reported</w:t>
+              <w:t xml:space="preserve">NR</w:t>
+            </w:r>
+          </w:p>
+        </w:tc>
+        <w:tc>
+          <w:tcPr>
+            <w:tcBorders>
+              <w:bottom w:val="none" w:sz="0" w:space="0" w:color="000000"/>
+              <w:top w:val="none" w:sz="0" w:space="0" w:color="000000"/>
+              <w:left w:val="none" w:sz="0" w:space="0" w:color="000000"/>
+              <w:right w:val="none" w:sz="0" w:space="0" w:color="000000"/>
+            </w:tcBorders>
+            <w:shd w:val="clear" w:color="auto" w:fill="FFFFFF"/>
+            <w:tcMar>
+              <w:top w:w="0" w:type="dxa"/>
+              <w:bottom w:w="0" w:type="dxa"/>
+              <w:left w:w="0" w:type="dxa"/>
+              <w:right w:w="0" w:type="dxa"/>
+            </w:tcMar>
+            <w:vAlign w:val="top"/>
+          </w:tcPr>
+          <w:p>
+            <w:pPr>
+              <w:pStyle w:val="Normal"/>
+              <w:jc w:val="left"/>
+              <w:pBdr>
+                <w:bottom w:val="none" w:sz="0" w:space="0" w:color="000000"/>
+                <w:top w:val="none" w:sz="0" w:space="0" w:color="000000"/>
+                <w:left w:val="none" w:sz="0" w:space="0" w:color="000000"/>
+                <w:right w:val="none" w:sz="0" w:space="0" w:color="000000"/>
+              </w:pBdr>
+              <w:spacing w:after="60" w:before="60" w:line="240"/>
+              <w:ind w:left="60" w:right="60" w:firstLine="0" w:firstLineChars="0"/>
+              <w:rPr>
+                <w:rFonts w:ascii="Arial" w:hAnsi="Arial" w:eastAsia="Arial" w:cs="Arial"/>
+                <w:i w:val="false"/>
+                <w:b w:val="false"/>
+                <w:u w:val="none"/>
+                <w:strike w:val="false"/>
+                <w:sz w:val="18"/>
+                <w:szCs w:val="18"/>
+                <w:color w:val="000000"/>
+              </w:rPr>
+            </w:pPr>
+            <w:r>
+              <w:rPr>
+                <w:rFonts w:ascii="Arial" w:hAnsi="Arial" w:eastAsia="Arial" w:cs="Arial"/>
+                <w:i w:val="false"/>
+                <w:b w:val="false"/>
+                <w:u w:val="none"/>
+                <w:strike w:val="false"/>
+                <w:sz w:val="18"/>
+                <w:szCs w:val="18"/>
+                <w:color w:val="000000"/>
+              </w:rPr>
+              <w:t xml:space="preserve">NR</w:t>
+            </w:r>
+          </w:p>
+        </w:tc>
+        <w:tc>
+          <w:tcPr>
+            <w:tcBorders>
+              <w:bottom w:val="none" w:sz="0" w:space="0" w:color="000000"/>
+              <w:top w:val="none" w:sz="0" w:space="0" w:color="000000"/>
+              <w:left w:val="none" w:sz="0" w:space="0" w:color="000000"/>
+              <w:right w:val="none" w:sz="0" w:space="0" w:color="000000"/>
+            </w:tcBorders>
+            <w:shd w:val="clear" w:color="auto" w:fill="FFFFFF"/>
+            <w:tcMar>
+              <w:top w:w="0" w:type="dxa"/>
+              <w:bottom w:w="0" w:type="dxa"/>
+              <w:left w:w="0" w:type="dxa"/>
+              <w:right w:w="0" w:type="dxa"/>
+            </w:tcMar>
+            <w:vAlign w:val="top"/>
+          </w:tcPr>
+          <w:p>
+            <w:pPr>
+              <w:pStyle w:val="Normal"/>
+              <w:jc w:val="left"/>
+              <w:pBdr>
+                <w:bottom w:val="none" w:sz="0" w:space="0" w:color="000000"/>
+                <w:top w:val="none" w:sz="0" w:space="0" w:color="000000"/>
+                <w:left w:val="none" w:sz="0" w:space="0" w:color="000000"/>
+                <w:right w:val="none" w:sz="0" w:space="0" w:color="000000"/>
+              </w:pBdr>
+              <w:spacing w:after="60" w:before="60" w:line="240"/>
+              <w:ind w:left="60" w:right="60" w:firstLine="0" w:firstLineChars="0"/>
+              <w:rPr>
+                <w:rFonts w:ascii="Arial" w:hAnsi="Arial" w:eastAsia="Arial" w:cs="Arial"/>
+                <w:i w:val="false"/>
+                <w:b w:val="false"/>
+                <w:u w:val="none"/>
+                <w:strike w:val="false"/>
+                <w:sz w:val="18"/>
+                <w:szCs w:val="18"/>
+                <w:color w:val="000000"/>
+              </w:rPr>
+            </w:pPr>
+            <w:r>
+              <w:rPr>
+                <w:rFonts w:ascii="Arial" w:hAnsi="Arial" w:eastAsia="Arial" w:cs="Arial"/>
+                <w:i w:val="false"/>
+                <w:b w:val="false"/>
+                <w:u w:val="none"/>
+                <w:strike w:val="false"/>
+                <w:sz w:val="18"/>
+                <w:szCs w:val="18"/>
+                <w:color w:val="000000"/>
+              </w:rPr>
+              <w:t xml:space="preserve">NR</w:t>
+            </w:r>
+          </w:p>
+        </w:tc>
+        <w:tc>
+          <w:tcPr>
+            <w:tcBorders>
+              <w:bottom w:val="none" w:sz="0" w:space="0" w:color="000000"/>
+              <w:top w:val="none" w:sz="0" w:space="0" w:color="000000"/>
+              <w:left w:val="none" w:sz="0" w:space="0" w:color="000000"/>
+              <w:right w:val="none" w:sz="0" w:space="0" w:color="000000"/>
+            </w:tcBorders>
+            <w:shd w:val="clear" w:color="auto" w:fill="FFFFFF"/>
+            <w:tcMar>
+              <w:top w:w="0" w:type="dxa"/>
+              <w:bottom w:w="0" w:type="dxa"/>
+              <w:left w:w="0" w:type="dxa"/>
+              <w:right w:w="0" w:type="dxa"/>
+            </w:tcMar>
+            <w:vAlign w:val="top"/>
+          </w:tcPr>
+          <w:p>
+            <w:pPr>
+              <w:pStyle w:val="Normal"/>
+              <w:jc w:val="left"/>
+              <w:pBdr>
+                <w:bottom w:val="none" w:sz="0" w:space="0" w:color="000000"/>
+                <w:top w:val="none" w:sz="0" w:space="0" w:color="000000"/>
+                <w:left w:val="none" w:sz="0" w:space="0" w:color="000000"/>
+                <w:right w:val="none" w:sz="0" w:space="0" w:color="000000"/>
+              </w:pBdr>
+              <w:spacing w:after="60" w:before="60" w:line="240"/>
+              <w:ind w:left="60" w:right="60" w:firstLine="0" w:firstLineChars="0"/>
+              <w:rPr>
+                <w:rFonts w:ascii="Arial" w:hAnsi="Arial" w:eastAsia="Arial" w:cs="Arial"/>
+                <w:i w:val="false"/>
+                <w:b w:val="false"/>
+                <w:u w:val="none"/>
+                <w:strike w:val="false"/>
+                <w:sz w:val="18"/>
+                <w:szCs w:val="18"/>
+                <w:color w:val="000000"/>
+              </w:rPr>
+            </w:pPr>
+            <w:r>
+              <w:rPr>
+                <w:rFonts w:ascii="Arial" w:hAnsi="Arial" w:eastAsia="Arial" w:cs="Arial"/>
+                <w:i w:val="false"/>
+                <w:b w:val="false"/>
+                <w:u w:val="none"/>
+                <w:strike w:val="false"/>
+                <w:sz w:val="18"/>
+                <w:szCs w:val="18"/>
+                <w:color w:val="000000"/>
+              </w:rPr>
+              <w:t xml:space="preserve">Yes</w:t>
+            </w:r>
+          </w:p>
+        </w:tc>
+        <w:tc>
+          <w:tcPr>
+            <w:tcBorders>
+              <w:bottom w:val="none" w:sz="0" w:space="0" w:color="000000"/>
+              <w:top w:val="none" w:sz="0" w:space="0" w:color="000000"/>
+              <w:left w:val="none" w:sz="0" w:space="0" w:color="000000"/>
+              <w:right w:val="none" w:sz="0" w:space="0" w:color="000000"/>
+            </w:tcBorders>
+            <w:shd w:val="clear" w:color="auto" w:fill="FFFFFF"/>
+            <w:tcMar>
+              <w:top w:w="0" w:type="dxa"/>
+              <w:bottom w:w="0" w:type="dxa"/>
+              <w:left w:w="0" w:type="dxa"/>
+              <w:right w:w="0" w:type="dxa"/>
+            </w:tcMar>
+            <w:vAlign w:val="top"/>
+          </w:tcPr>
+          <w:p>
+            <w:pPr>
+              <w:pStyle w:val="Normal"/>
+              <w:jc w:val="left"/>
+              <w:pBdr>
+                <w:bottom w:val="none" w:sz="0" w:space="0" w:color="000000"/>
+                <w:top w:val="none" w:sz="0" w:space="0" w:color="000000"/>
+                <w:left w:val="none" w:sz="0" w:space="0" w:color="000000"/>
+                <w:right w:val="none" w:sz="0" w:space="0" w:color="000000"/>
+              </w:pBdr>
+              <w:spacing w:after="60" w:before="60" w:line="240"/>
+              <w:ind w:left="60" w:right="60" w:firstLine="0" w:firstLineChars="0"/>
+              <w:rPr>
+                <w:rFonts w:ascii="Arial" w:hAnsi="Arial" w:eastAsia="Arial" w:cs="Arial"/>
+                <w:i w:val="false"/>
+                <w:b w:val="false"/>
+                <w:u w:val="none"/>
+                <w:strike w:val="false"/>
+                <w:sz w:val="18"/>
+                <w:szCs w:val="18"/>
+                <w:color w:val="000000"/>
+              </w:rPr>
+            </w:pPr>
+            <w:r>
+              <w:rPr>
+                <w:rFonts w:ascii="Arial" w:hAnsi="Arial" w:eastAsia="Arial" w:cs="Arial"/>
+                <w:i w:val="false"/>
+                <w:b w:val="false"/>
+                <w:u w:val="none"/>
+                <w:strike w:val="false"/>
+                <w:sz w:val="18"/>
+                <w:szCs w:val="18"/>
+                <w:color w:val="000000"/>
+              </w:rPr>
+              <w:t xml:space="preserve">No</w:t>
             </w:r>
           </w:p>
         </w:tc>
@@ -1875,62 +2097,62 @@
                 <w:szCs w:val="18"/>
                 <w:color w:val="000000"/>
               </w:rPr>
-              <w:t xml:space="preserve">Nyrhi 2026, EBioMedicine [d]</w:t>
-            </w:r>
-          </w:p>
-        </w:tc>
-        <w:tc>
-          <w:tcPr>
-            <w:tcBorders>
-              <w:bottom w:val="none" w:sz="0" w:space="0" w:color="000000"/>
-              <w:top w:val="none" w:sz="0" w:space="0" w:color="000000"/>
-              <w:left w:val="none" w:sz="0" w:space="0" w:color="000000"/>
-              <w:right w:val="none" w:sz="0" w:space="0" w:color="000000"/>
-            </w:tcBorders>
-            <w:shd w:val="clear" w:color="auto" w:fill="FFFFFF"/>
-            <w:tcMar>
-              <w:top w:w="0" w:type="dxa"/>
-              <w:bottom w:w="0" w:type="dxa"/>
-              <w:left w:w="0" w:type="dxa"/>
-              <w:right w:w="0" w:type="dxa"/>
-            </w:tcMar>
-            <w:vAlign w:val="top"/>
-          </w:tcPr>
-          <w:p>
-            <w:pPr>
-              <w:pStyle w:val="Normal"/>
-              <w:jc w:val="left"/>
-              <w:pBdr>
-                <w:bottom w:val="none" w:sz="0" w:space="0" w:color="000000"/>
-                <w:top w:val="none" w:sz="0" w:space="0" w:color="000000"/>
-                <w:left w:val="none" w:sz="0" w:space="0" w:color="000000"/>
-                <w:right w:val="none" w:sz="0" w:space="0" w:color="000000"/>
-              </w:pBdr>
-              <w:spacing w:after="60" w:before="60" w:line="240"/>
-              <w:ind w:left="60" w:right="60" w:firstLine="0" w:firstLineChars="0"/>
-              <w:rPr>
-                <w:rFonts w:ascii="Arial" w:hAnsi="Arial" w:eastAsia="Arial" w:cs="Arial"/>
-                <w:i w:val="false"/>
-                <w:b w:val="false"/>
-                <w:u w:val="none"/>
-                <w:strike w:val="false"/>
-                <w:sz w:val="18"/>
-                <w:szCs w:val="18"/>
-                <w:color w:val="000000"/>
-              </w:rPr>
-            </w:pPr>
-            <w:r>
-              <w:rPr>
-                <w:rFonts w:ascii="Arial" w:hAnsi="Arial" w:eastAsia="Arial" w:cs="Arial"/>
-                <w:i w:val="false"/>
-                <w:b w:val="false"/>
-                <w:u w:val="none"/>
-                <w:strike w:val="false"/>
-                <w:sz w:val="18"/>
-                <w:szCs w:val="18"/>
-                <w:color w:val="000000"/>
-              </w:rPr>
-              <w:t xml:space="preserve">Not reported</w:t>
+              <w:t xml:space="preserve">[ref: Lai 2026] [c]</w:t>
+            </w:r>
+          </w:p>
+        </w:tc>
+        <w:tc>
+          <w:tcPr>
+            <w:tcBorders>
+              <w:bottom w:val="none" w:sz="0" w:space="0" w:color="000000"/>
+              <w:top w:val="none" w:sz="0" w:space="0" w:color="000000"/>
+              <w:left w:val="none" w:sz="0" w:space="0" w:color="000000"/>
+              <w:right w:val="none" w:sz="0" w:space="0" w:color="000000"/>
+            </w:tcBorders>
+            <w:shd w:val="clear" w:color="auto" w:fill="FFFFFF"/>
+            <w:tcMar>
+              <w:top w:w="0" w:type="dxa"/>
+              <w:bottom w:w="0" w:type="dxa"/>
+              <w:left w:w="0" w:type="dxa"/>
+              <w:right w:w="0" w:type="dxa"/>
+            </w:tcMar>
+            <w:vAlign w:val="top"/>
+          </w:tcPr>
+          <w:p>
+            <w:pPr>
+              <w:pStyle w:val="Normal"/>
+              <w:jc w:val="left"/>
+              <w:pBdr>
+                <w:bottom w:val="none" w:sz="0" w:space="0" w:color="000000"/>
+                <w:top w:val="none" w:sz="0" w:space="0" w:color="000000"/>
+                <w:left w:val="none" w:sz="0" w:space="0" w:color="000000"/>
+                <w:right w:val="none" w:sz="0" w:space="0" w:color="000000"/>
+              </w:pBdr>
+              <w:spacing w:after="60" w:before="60" w:line="240"/>
+              <w:ind w:left="60" w:right="60" w:firstLine="0" w:firstLineChars="0"/>
+              <w:rPr>
+                <w:rFonts w:ascii="Arial" w:hAnsi="Arial" w:eastAsia="Arial" w:cs="Arial"/>
+                <w:i w:val="false"/>
+                <w:b w:val="false"/>
+                <w:u w:val="none"/>
+                <w:strike w:val="false"/>
+                <w:sz w:val="18"/>
+                <w:szCs w:val="18"/>
+                <w:color w:val="000000"/>
+              </w:rPr>
+            </w:pPr>
+            <w:r>
+              <w:rPr>
+                <w:rFonts w:ascii="Arial" w:hAnsi="Arial" w:eastAsia="Arial" w:cs="Arial"/>
+                <w:i w:val="false"/>
+                <w:b w:val="false"/>
+                <w:u w:val="none"/>
+                <w:strike w:val="false"/>
+                <w:sz w:val="18"/>
+                <w:szCs w:val="18"/>
+                <w:color w:val="000000"/>
+              </w:rPr>
+              <w:t xml:space="preserve">NR</w:t>
             </w:r>
           </w:p>
         </w:tc>
@@ -2040,172 +2262,172 @@
                 <w:szCs w:val="18"/>
                 <w:color w:val="000000"/>
               </w:rPr>
-              <w:t xml:space="preserve">Not reported</w:t>
-            </w:r>
-          </w:p>
-        </w:tc>
-        <w:tc>
-          <w:tcPr>
-            <w:tcBorders>
-              <w:bottom w:val="none" w:sz="0" w:space="0" w:color="000000"/>
-              <w:top w:val="none" w:sz="0" w:space="0" w:color="000000"/>
-              <w:left w:val="none" w:sz="0" w:space="0" w:color="000000"/>
-              <w:right w:val="none" w:sz="0" w:space="0" w:color="000000"/>
-            </w:tcBorders>
-            <w:shd w:val="clear" w:color="auto" w:fill="FFFFFF"/>
-            <w:tcMar>
-              <w:top w:w="0" w:type="dxa"/>
-              <w:bottom w:w="0" w:type="dxa"/>
-              <w:left w:w="0" w:type="dxa"/>
-              <w:right w:w="0" w:type="dxa"/>
-            </w:tcMar>
-            <w:vAlign w:val="top"/>
-          </w:tcPr>
-          <w:p>
-            <w:pPr>
-              <w:pStyle w:val="Normal"/>
-              <w:jc w:val="left"/>
-              <w:pBdr>
-                <w:bottom w:val="none" w:sz="0" w:space="0" w:color="000000"/>
-                <w:top w:val="none" w:sz="0" w:space="0" w:color="000000"/>
-                <w:left w:val="none" w:sz="0" w:space="0" w:color="000000"/>
-                <w:right w:val="none" w:sz="0" w:space="0" w:color="000000"/>
-              </w:pBdr>
-              <w:spacing w:after="60" w:before="60" w:line="240"/>
-              <w:ind w:left="60" w:right="60" w:firstLine="0" w:firstLineChars="0"/>
-              <w:rPr>
-                <w:rFonts w:ascii="Arial" w:hAnsi="Arial" w:eastAsia="Arial" w:cs="Arial"/>
-                <w:i w:val="false"/>
-                <w:b w:val="false"/>
-                <w:u w:val="none"/>
-                <w:strike w:val="false"/>
-                <w:sz w:val="18"/>
-                <w:szCs w:val="18"/>
-                <w:color w:val="000000"/>
-              </w:rPr>
-            </w:pPr>
-            <w:r>
-              <w:rPr>
-                <w:rFonts w:ascii="Arial" w:hAnsi="Arial" w:eastAsia="Arial" w:cs="Arial"/>
-                <w:i w:val="false"/>
-                <w:b w:val="false"/>
-                <w:u w:val="none"/>
-                <w:strike w:val="false"/>
-                <w:sz w:val="18"/>
-                <w:szCs w:val="18"/>
-                <w:color w:val="000000"/>
-              </w:rPr>
-              <w:t xml:space="preserve">Not reported</w:t>
-            </w:r>
-          </w:p>
-        </w:tc>
-        <w:tc>
-          <w:tcPr>
-            <w:tcBorders>
-              <w:bottom w:val="none" w:sz="0" w:space="0" w:color="000000"/>
-              <w:top w:val="none" w:sz="0" w:space="0" w:color="000000"/>
-              <w:left w:val="none" w:sz="0" w:space="0" w:color="000000"/>
-              <w:right w:val="none" w:sz="0" w:space="0" w:color="000000"/>
-            </w:tcBorders>
-            <w:shd w:val="clear" w:color="auto" w:fill="FFFFFF"/>
-            <w:tcMar>
-              <w:top w:w="0" w:type="dxa"/>
-              <w:bottom w:w="0" w:type="dxa"/>
-              <w:left w:w="0" w:type="dxa"/>
-              <w:right w:w="0" w:type="dxa"/>
-            </w:tcMar>
-            <w:vAlign w:val="top"/>
-          </w:tcPr>
-          <w:p>
-            <w:pPr>
-              <w:pStyle w:val="Normal"/>
-              <w:jc w:val="left"/>
-              <w:pBdr>
-                <w:bottom w:val="none" w:sz="0" w:space="0" w:color="000000"/>
-                <w:top w:val="none" w:sz="0" w:space="0" w:color="000000"/>
-                <w:left w:val="none" w:sz="0" w:space="0" w:color="000000"/>
-                <w:right w:val="none" w:sz="0" w:space="0" w:color="000000"/>
-              </w:pBdr>
-              <w:spacing w:after="60" w:before="60" w:line="240"/>
-              <w:ind w:left="60" w:right="60" w:firstLine="0" w:firstLineChars="0"/>
-              <w:rPr>
-                <w:rFonts w:ascii="Arial" w:hAnsi="Arial" w:eastAsia="Arial" w:cs="Arial"/>
-                <w:i w:val="false"/>
-                <w:b w:val="false"/>
-                <w:u w:val="none"/>
-                <w:strike w:val="false"/>
-                <w:sz w:val="18"/>
-                <w:szCs w:val="18"/>
-                <w:color w:val="000000"/>
-              </w:rPr>
-            </w:pPr>
-            <w:r>
-              <w:rPr>
-                <w:rFonts w:ascii="Arial" w:hAnsi="Arial" w:eastAsia="Arial" w:cs="Arial"/>
-                <w:i w:val="false"/>
-                <w:b w:val="false"/>
-                <w:u w:val="none"/>
-                <w:strike w:val="false"/>
-                <w:sz w:val="18"/>
-                <w:szCs w:val="18"/>
-                <w:color w:val="000000"/>
-              </w:rPr>
-              <w:t xml:space="preserve">No</w:t>
-            </w:r>
-          </w:p>
-        </w:tc>
-        <w:tc>
-          <w:tcPr>
-            <w:tcBorders>
-              <w:bottom w:val="none" w:sz="0" w:space="0" w:color="000000"/>
-              <w:top w:val="none" w:sz="0" w:space="0" w:color="000000"/>
-              <w:left w:val="none" w:sz="0" w:space="0" w:color="000000"/>
-              <w:right w:val="none" w:sz="0" w:space="0" w:color="000000"/>
-            </w:tcBorders>
-            <w:shd w:val="clear" w:color="auto" w:fill="FFFFFF"/>
-            <w:tcMar>
-              <w:top w:w="0" w:type="dxa"/>
-              <w:bottom w:w="0" w:type="dxa"/>
-              <w:left w:w="0" w:type="dxa"/>
-              <w:right w:w="0" w:type="dxa"/>
-            </w:tcMar>
-            <w:vAlign w:val="top"/>
-          </w:tcPr>
-          <w:p>
-            <w:pPr>
-              <w:pStyle w:val="Normal"/>
-              <w:jc w:val="left"/>
-              <w:pBdr>
-                <w:bottom w:val="none" w:sz="0" w:space="0" w:color="000000"/>
-                <w:top w:val="none" w:sz="0" w:space="0" w:color="000000"/>
-                <w:left w:val="none" w:sz="0" w:space="0" w:color="000000"/>
-                <w:right w:val="none" w:sz="0" w:space="0" w:color="000000"/>
-              </w:pBdr>
-              <w:spacing w:after="60" w:before="60" w:line="240"/>
-              <w:ind w:left="60" w:right="60" w:firstLine="0" w:firstLineChars="0"/>
-              <w:rPr>
-                <w:rFonts w:ascii="Arial" w:hAnsi="Arial" w:eastAsia="Arial" w:cs="Arial"/>
-                <w:i w:val="false"/>
-                <w:b w:val="false"/>
-                <w:u w:val="none"/>
-                <w:strike w:val="false"/>
-                <w:sz w:val="18"/>
-                <w:szCs w:val="18"/>
-                <w:color w:val="000000"/>
-              </w:rPr>
-            </w:pPr>
-            <w:r>
-              <w:rPr>
-                <w:rFonts w:ascii="Arial" w:hAnsi="Arial" w:eastAsia="Arial" w:cs="Arial"/>
-                <w:i w:val="false"/>
-                <w:b w:val="false"/>
-                <w:u w:val="none"/>
-                <w:strike w:val="false"/>
-                <w:sz w:val="18"/>
-                <w:szCs w:val="18"/>
-                <w:color w:val="000000"/>
-              </w:rPr>
-              <w:t xml:space="preserve">No</w:t>
+              <w:t xml:space="preserve">NR</w:t>
+            </w:r>
+          </w:p>
+        </w:tc>
+        <w:tc>
+          <w:tcPr>
+            <w:tcBorders>
+              <w:bottom w:val="none" w:sz="0" w:space="0" w:color="000000"/>
+              <w:top w:val="none" w:sz="0" w:space="0" w:color="000000"/>
+              <w:left w:val="none" w:sz="0" w:space="0" w:color="000000"/>
+              <w:right w:val="none" w:sz="0" w:space="0" w:color="000000"/>
+            </w:tcBorders>
+            <w:shd w:val="clear" w:color="auto" w:fill="FFFFFF"/>
+            <w:tcMar>
+              <w:top w:w="0" w:type="dxa"/>
+              <w:bottom w:w="0" w:type="dxa"/>
+              <w:left w:w="0" w:type="dxa"/>
+              <w:right w:w="0" w:type="dxa"/>
+            </w:tcMar>
+            <w:vAlign w:val="top"/>
+          </w:tcPr>
+          <w:p>
+            <w:pPr>
+              <w:pStyle w:val="Normal"/>
+              <w:jc w:val="left"/>
+              <w:pBdr>
+                <w:bottom w:val="none" w:sz="0" w:space="0" w:color="000000"/>
+                <w:top w:val="none" w:sz="0" w:space="0" w:color="000000"/>
+                <w:left w:val="none" w:sz="0" w:space="0" w:color="000000"/>
+                <w:right w:val="none" w:sz="0" w:space="0" w:color="000000"/>
+              </w:pBdr>
+              <w:spacing w:after="60" w:before="60" w:line="240"/>
+              <w:ind w:left="60" w:right="60" w:firstLine="0" w:firstLineChars="0"/>
+              <w:rPr>
+                <w:rFonts w:ascii="Arial" w:hAnsi="Arial" w:eastAsia="Arial" w:cs="Arial"/>
+                <w:i w:val="false"/>
+                <w:b w:val="false"/>
+                <w:u w:val="none"/>
+                <w:strike w:val="false"/>
+                <w:sz w:val="18"/>
+                <w:szCs w:val="18"/>
+                <w:color w:val="000000"/>
+              </w:rPr>
+            </w:pPr>
+            <w:r>
+              <w:rPr>
+                <w:rFonts w:ascii="Arial" w:hAnsi="Arial" w:eastAsia="Arial" w:cs="Arial"/>
+                <w:i w:val="false"/>
+                <w:b w:val="false"/>
+                <w:u w:val="none"/>
+                <w:strike w:val="false"/>
+                <w:sz w:val="18"/>
+                <w:szCs w:val="18"/>
+                <w:color w:val="000000"/>
+              </w:rPr>
+              <w:t xml:space="preserve">NR</w:t>
+            </w:r>
+          </w:p>
+        </w:tc>
+        <w:tc>
+          <w:tcPr>
+            <w:tcBorders>
+              <w:bottom w:val="none" w:sz="0" w:space="0" w:color="000000"/>
+              <w:top w:val="none" w:sz="0" w:space="0" w:color="000000"/>
+              <w:left w:val="none" w:sz="0" w:space="0" w:color="000000"/>
+              <w:right w:val="none" w:sz="0" w:space="0" w:color="000000"/>
+            </w:tcBorders>
+            <w:shd w:val="clear" w:color="auto" w:fill="FFFFFF"/>
+            <w:tcMar>
+              <w:top w:w="0" w:type="dxa"/>
+              <w:bottom w:w="0" w:type="dxa"/>
+              <w:left w:w="0" w:type="dxa"/>
+              <w:right w:w="0" w:type="dxa"/>
+            </w:tcMar>
+            <w:vAlign w:val="top"/>
+          </w:tcPr>
+          <w:p>
+            <w:pPr>
+              <w:pStyle w:val="Normal"/>
+              <w:jc w:val="left"/>
+              <w:pBdr>
+                <w:bottom w:val="none" w:sz="0" w:space="0" w:color="000000"/>
+                <w:top w:val="none" w:sz="0" w:space="0" w:color="000000"/>
+                <w:left w:val="none" w:sz="0" w:space="0" w:color="000000"/>
+                <w:right w:val="none" w:sz="0" w:space="0" w:color="000000"/>
+              </w:pBdr>
+              <w:spacing w:after="60" w:before="60" w:line="240"/>
+              <w:ind w:left="60" w:right="60" w:firstLine="0" w:firstLineChars="0"/>
+              <w:rPr>
+                <w:rFonts w:ascii="Arial" w:hAnsi="Arial" w:eastAsia="Arial" w:cs="Arial"/>
+                <w:i w:val="false"/>
+                <w:b w:val="false"/>
+                <w:u w:val="none"/>
+                <w:strike w:val="false"/>
+                <w:sz w:val="18"/>
+                <w:szCs w:val="18"/>
+                <w:color w:val="000000"/>
+              </w:rPr>
+            </w:pPr>
+            <w:r>
+              <w:rPr>
+                <w:rFonts w:ascii="Arial" w:hAnsi="Arial" w:eastAsia="Arial" w:cs="Arial"/>
+                <w:i w:val="false"/>
+                <w:b w:val="false"/>
+                <w:u w:val="none"/>
+                <w:strike w:val="false"/>
+                <w:sz w:val="18"/>
+                <w:szCs w:val="18"/>
+                <w:color w:val="000000"/>
+              </w:rPr>
+              <w:t xml:space="preserve">NR</w:t>
+            </w:r>
+          </w:p>
+        </w:tc>
+        <w:tc>
+          <w:tcPr>
+            <w:tcBorders>
+              <w:bottom w:val="none" w:sz="0" w:space="0" w:color="000000"/>
+              <w:top w:val="none" w:sz="0" w:space="0" w:color="000000"/>
+              <w:left w:val="none" w:sz="0" w:space="0" w:color="000000"/>
+              <w:right w:val="none" w:sz="0" w:space="0" w:color="000000"/>
+            </w:tcBorders>
+            <w:shd w:val="clear" w:color="auto" w:fill="FFFFFF"/>
+            <w:tcMar>
+              <w:top w:w="0" w:type="dxa"/>
+              <w:bottom w:w="0" w:type="dxa"/>
+              <w:left w:w="0" w:type="dxa"/>
+              <w:right w:w="0" w:type="dxa"/>
+            </w:tcMar>
+            <w:vAlign w:val="top"/>
+          </w:tcPr>
+          <w:p>
+            <w:pPr>
+              <w:pStyle w:val="Normal"/>
+              <w:jc w:val="left"/>
+              <w:pBdr>
+                <w:bottom w:val="none" w:sz="0" w:space="0" w:color="000000"/>
+                <w:top w:val="none" w:sz="0" w:space="0" w:color="000000"/>
+                <w:left w:val="none" w:sz="0" w:space="0" w:color="000000"/>
+                <w:right w:val="none" w:sz="0" w:space="0" w:color="000000"/>
+              </w:pBdr>
+              <w:spacing w:after="60" w:before="60" w:line="240"/>
+              <w:ind w:left="60" w:right="60" w:firstLine="0" w:firstLineChars="0"/>
+              <w:rPr>
+                <w:rFonts w:ascii="Arial" w:hAnsi="Arial" w:eastAsia="Arial" w:cs="Arial"/>
+                <w:i w:val="false"/>
+                <w:b w:val="false"/>
+                <w:u w:val="none"/>
+                <w:strike w:val="false"/>
+                <w:sz w:val="18"/>
+                <w:szCs w:val="18"/>
+                <w:color w:val="000000"/>
+              </w:rPr>
+            </w:pPr>
+            <w:r>
+              <w:rPr>
+                <w:rFonts w:ascii="Arial" w:hAnsi="Arial" w:eastAsia="Arial" w:cs="Arial"/>
+                <w:i w:val="false"/>
+                <w:b w:val="false"/>
+                <w:u w:val="none"/>
+                <w:strike w:val="false"/>
+                <w:sz w:val="18"/>
+                <w:szCs w:val="18"/>
+                <w:color w:val="000000"/>
+              </w:rPr>
+              <w:t xml:space="preserve">NR</w:t>
             </w:r>
           </w:p>
         </w:tc>
@@ -2261,6 +2483,61 @@
                 <w:color w:val="000000"/>
               </w:rPr>
               <w:t xml:space="preserve">Partly</w:t>
+            </w:r>
+          </w:p>
+        </w:tc>
+        <w:tc>
+          <w:tcPr>
+            <w:tcBorders>
+              <w:bottom w:val="none" w:sz="0" w:space="0" w:color="000000"/>
+              <w:top w:val="none" w:sz="0" w:space="0" w:color="000000"/>
+              <w:left w:val="none" w:sz="0" w:space="0" w:color="000000"/>
+              <w:right w:val="none" w:sz="0" w:space="0" w:color="000000"/>
+            </w:tcBorders>
+            <w:shd w:val="clear" w:color="auto" w:fill="FFFFFF"/>
+            <w:tcMar>
+              <w:top w:w="0" w:type="dxa"/>
+              <w:bottom w:w="0" w:type="dxa"/>
+              <w:left w:w="0" w:type="dxa"/>
+              <w:right w:w="0" w:type="dxa"/>
+            </w:tcMar>
+            <w:vAlign w:val="top"/>
+          </w:tcPr>
+          <w:p>
+            <w:pPr>
+              <w:pStyle w:val="Normal"/>
+              <w:jc w:val="left"/>
+              <w:pBdr>
+                <w:bottom w:val="none" w:sz="0" w:space="0" w:color="000000"/>
+                <w:top w:val="none" w:sz="0" w:space="0" w:color="000000"/>
+                <w:left w:val="none" w:sz="0" w:space="0" w:color="000000"/>
+                <w:right w:val="none" w:sz="0" w:space="0" w:color="000000"/>
+              </w:pBdr>
+              <w:spacing w:after="60" w:before="60" w:line="240"/>
+              <w:ind w:left="60" w:right="60" w:firstLine="0" w:firstLineChars="0"/>
+              <w:rPr>
+                <w:rFonts w:ascii="Arial" w:hAnsi="Arial" w:eastAsia="Arial" w:cs="Arial"/>
+                <w:i w:val="false"/>
+                <w:b w:val="false"/>
+                <w:u w:val="none"/>
+                <w:strike w:val="false"/>
+                <w:sz w:val="18"/>
+                <w:szCs w:val="18"/>
+                <w:color w:val="000000"/>
+              </w:rPr>
+            </w:pPr>
+            <w:r>
+              <w:rPr>
+                <w:rFonts w:ascii="Arial" w:hAnsi="Arial" w:eastAsia="Arial" w:cs="Arial"/>
+                <w:i w:val="false"/>
+                <w:b w:val="false"/>
+                <w:u w:val="none"/>
+                <w:strike w:val="false"/>
+                <w:sz w:val="18"/>
+                <w:szCs w:val="18"/>
+                <w:color w:val="000000"/>
+              </w:rPr>
+              <w:t xml:space="preserve">NR</w:t>
             </w:r>
           </w:p>
         </w:tc>
@@ -2321,62 +2598,62 @@
                 <w:szCs w:val="18"/>
                 <w:color w:val="000000"/>
               </w:rPr>
-              <w:t xml:space="preserve">Gandhi 2026, PLoS One [e]</w:t>
-            </w:r>
-          </w:p>
-        </w:tc>
-        <w:tc>
-          <w:tcPr>
-            <w:tcBorders>
-              <w:bottom w:val="none" w:sz="0" w:space="0" w:color="000000"/>
-              <w:top w:val="none" w:sz="0" w:space="0" w:color="000000"/>
-              <w:left w:val="none" w:sz="0" w:space="0" w:color="000000"/>
-              <w:right w:val="none" w:sz="0" w:space="0" w:color="000000"/>
-            </w:tcBorders>
-            <w:shd w:val="clear" w:color="auto" w:fill="FFFFFF"/>
-            <w:tcMar>
-              <w:top w:w="0" w:type="dxa"/>
-              <w:bottom w:w="0" w:type="dxa"/>
-              <w:left w:w="0" w:type="dxa"/>
-              <w:right w:w="0" w:type="dxa"/>
-            </w:tcMar>
-            <w:vAlign w:val="top"/>
-          </w:tcPr>
-          <w:p>
-            <w:pPr>
-              <w:pStyle w:val="Normal"/>
-              <w:jc w:val="left"/>
-              <w:pBdr>
-                <w:bottom w:val="none" w:sz="0" w:space="0" w:color="000000"/>
-                <w:top w:val="none" w:sz="0" w:space="0" w:color="000000"/>
-                <w:left w:val="none" w:sz="0" w:space="0" w:color="000000"/>
-                <w:right w:val="none" w:sz="0" w:space="0" w:color="000000"/>
-              </w:pBdr>
-              <w:spacing w:after="60" w:before="60" w:line="240"/>
-              <w:ind w:left="60" w:right="60" w:firstLine="0" w:firstLineChars="0"/>
-              <w:rPr>
-                <w:rFonts w:ascii="Arial" w:hAnsi="Arial" w:eastAsia="Arial" w:cs="Arial"/>
-                <w:i w:val="false"/>
-                <w:b w:val="false"/>
-                <w:u w:val="none"/>
-                <w:strike w:val="false"/>
-                <w:sz w:val="18"/>
-                <w:szCs w:val="18"/>
-                <w:color w:val="000000"/>
-              </w:rPr>
-            </w:pPr>
-            <w:r>
-              <w:rPr>
-                <w:rFonts w:ascii="Arial" w:hAnsi="Arial" w:eastAsia="Arial" w:cs="Arial"/>
-                <w:i w:val="false"/>
-                <w:b w:val="false"/>
-                <w:u w:val="none"/>
-                <w:strike w:val="false"/>
-                <w:sz w:val="18"/>
-                <w:szCs w:val="18"/>
-                <w:color w:val="000000"/>
-              </w:rPr>
-              <w:t xml:space="preserve">Not reported</w:t>
+              <w:t xml:space="preserve">[ref: Nyrhi 2026] [d]</w:t>
+            </w:r>
+          </w:p>
+        </w:tc>
+        <w:tc>
+          <w:tcPr>
+            <w:tcBorders>
+              <w:bottom w:val="none" w:sz="0" w:space="0" w:color="000000"/>
+              <w:top w:val="none" w:sz="0" w:space="0" w:color="000000"/>
+              <w:left w:val="none" w:sz="0" w:space="0" w:color="000000"/>
+              <w:right w:val="none" w:sz="0" w:space="0" w:color="000000"/>
+            </w:tcBorders>
+            <w:shd w:val="clear" w:color="auto" w:fill="FFFFFF"/>
+            <w:tcMar>
+              <w:top w:w="0" w:type="dxa"/>
+              <w:bottom w:w="0" w:type="dxa"/>
+              <w:left w:w="0" w:type="dxa"/>
+              <w:right w:w="0" w:type="dxa"/>
+            </w:tcMar>
+            <w:vAlign w:val="top"/>
+          </w:tcPr>
+          <w:p>
+            <w:pPr>
+              <w:pStyle w:val="Normal"/>
+              <w:jc w:val="left"/>
+              <w:pBdr>
+                <w:bottom w:val="none" w:sz="0" w:space="0" w:color="000000"/>
+                <w:top w:val="none" w:sz="0" w:space="0" w:color="000000"/>
+                <w:left w:val="none" w:sz="0" w:space="0" w:color="000000"/>
+                <w:right w:val="none" w:sz="0" w:space="0" w:color="000000"/>
+              </w:pBdr>
+              <w:spacing w:after="60" w:before="60" w:line="240"/>
+              <w:ind w:left="60" w:right="60" w:firstLine="0" w:firstLineChars="0"/>
+              <w:rPr>
+                <w:rFonts w:ascii="Arial" w:hAnsi="Arial" w:eastAsia="Arial" w:cs="Arial"/>
+                <w:i w:val="false"/>
+                <w:b w:val="false"/>
+                <w:u w:val="none"/>
+                <w:strike w:val="false"/>
+                <w:sz w:val="18"/>
+                <w:szCs w:val="18"/>
+                <w:color w:val="000000"/>
+              </w:rPr>
+            </w:pPr>
+            <w:r>
+              <w:rPr>
+                <w:rFonts w:ascii="Arial" w:hAnsi="Arial" w:eastAsia="Arial" w:cs="Arial"/>
+                <w:i w:val="false"/>
+                <w:b w:val="false"/>
+                <w:u w:val="none"/>
+                <w:strike w:val="false"/>
+                <w:sz w:val="18"/>
+                <w:szCs w:val="18"/>
+                <w:color w:val="000000"/>
+              </w:rPr>
+              <w:t xml:space="preserve">NR</w:t>
             </w:r>
           </w:p>
         </w:tc>
@@ -2486,117 +2763,227 @@
                 <w:szCs w:val="18"/>
                 <w:color w:val="000000"/>
               </w:rPr>
-              <w:t xml:space="preserve">Not reported</w:t>
-            </w:r>
-          </w:p>
-        </w:tc>
-        <w:tc>
-          <w:tcPr>
-            <w:tcBorders>
-              <w:bottom w:val="none" w:sz="0" w:space="0" w:color="000000"/>
-              <w:top w:val="none" w:sz="0" w:space="0" w:color="000000"/>
-              <w:left w:val="none" w:sz="0" w:space="0" w:color="000000"/>
-              <w:right w:val="none" w:sz="0" w:space="0" w:color="000000"/>
-            </w:tcBorders>
-            <w:shd w:val="clear" w:color="auto" w:fill="FFFFFF"/>
-            <w:tcMar>
-              <w:top w:w="0" w:type="dxa"/>
-              <w:bottom w:w="0" w:type="dxa"/>
-              <w:left w:w="0" w:type="dxa"/>
-              <w:right w:w="0" w:type="dxa"/>
-            </w:tcMar>
-            <w:vAlign w:val="top"/>
-          </w:tcPr>
-          <w:p>
-            <w:pPr>
-              <w:pStyle w:val="Normal"/>
-              <w:jc w:val="left"/>
-              <w:pBdr>
-                <w:bottom w:val="none" w:sz="0" w:space="0" w:color="000000"/>
-                <w:top w:val="none" w:sz="0" w:space="0" w:color="000000"/>
-                <w:left w:val="none" w:sz="0" w:space="0" w:color="000000"/>
-                <w:right w:val="none" w:sz="0" w:space="0" w:color="000000"/>
-              </w:pBdr>
-              <w:spacing w:after="60" w:before="60" w:line="240"/>
-              <w:ind w:left="60" w:right="60" w:firstLine="0" w:firstLineChars="0"/>
-              <w:rPr>
-                <w:rFonts w:ascii="Arial" w:hAnsi="Arial" w:eastAsia="Arial" w:cs="Arial"/>
-                <w:i w:val="false"/>
-                <w:b w:val="false"/>
-                <w:u w:val="none"/>
-                <w:strike w:val="false"/>
-                <w:sz w:val="18"/>
-                <w:szCs w:val="18"/>
-                <w:color w:val="000000"/>
-              </w:rPr>
-            </w:pPr>
-            <w:r>
-              <w:rPr>
-                <w:rFonts w:ascii="Arial" w:hAnsi="Arial" w:eastAsia="Arial" w:cs="Arial"/>
-                <w:i w:val="false"/>
-                <w:b w:val="false"/>
-                <w:u w:val="none"/>
-                <w:strike w:val="false"/>
-                <w:sz w:val="18"/>
-                <w:szCs w:val="18"/>
-                <w:color w:val="000000"/>
-              </w:rPr>
-              <w:t xml:space="preserve">Not reported</w:t>
-            </w:r>
-          </w:p>
-        </w:tc>
-        <w:tc>
-          <w:tcPr>
-            <w:tcBorders>
-              <w:bottom w:val="none" w:sz="0" w:space="0" w:color="000000"/>
-              <w:top w:val="none" w:sz="0" w:space="0" w:color="000000"/>
-              <w:left w:val="none" w:sz="0" w:space="0" w:color="000000"/>
-              <w:right w:val="none" w:sz="0" w:space="0" w:color="000000"/>
-            </w:tcBorders>
-            <w:shd w:val="clear" w:color="auto" w:fill="FFFFFF"/>
-            <w:tcMar>
-              <w:top w:w="0" w:type="dxa"/>
-              <w:bottom w:w="0" w:type="dxa"/>
-              <w:left w:w="0" w:type="dxa"/>
-              <w:right w:w="0" w:type="dxa"/>
-            </w:tcMar>
-            <w:vAlign w:val="top"/>
-          </w:tcPr>
-          <w:p>
-            <w:pPr>
-              <w:pStyle w:val="Normal"/>
-              <w:jc w:val="left"/>
-              <w:pBdr>
-                <w:bottom w:val="none" w:sz="0" w:space="0" w:color="000000"/>
-                <w:top w:val="none" w:sz="0" w:space="0" w:color="000000"/>
-                <w:left w:val="none" w:sz="0" w:space="0" w:color="000000"/>
-                <w:right w:val="none" w:sz="0" w:space="0" w:color="000000"/>
-              </w:pBdr>
-              <w:spacing w:after="60" w:before="60" w:line="240"/>
-              <w:ind w:left="60" w:right="60" w:firstLine="0" w:firstLineChars="0"/>
-              <w:rPr>
-                <w:rFonts w:ascii="Arial" w:hAnsi="Arial" w:eastAsia="Arial" w:cs="Arial"/>
-                <w:i w:val="false"/>
-                <w:b w:val="false"/>
-                <w:u w:val="none"/>
-                <w:strike w:val="false"/>
-                <w:sz w:val="18"/>
-                <w:szCs w:val="18"/>
-                <w:color w:val="000000"/>
-              </w:rPr>
-            </w:pPr>
-            <w:r>
-              <w:rPr>
-                <w:rFonts w:ascii="Arial" w:hAnsi="Arial" w:eastAsia="Arial" w:cs="Arial"/>
-                <w:i w:val="false"/>
-                <w:b w:val="false"/>
-                <w:u w:val="none"/>
-                <w:strike w:val="false"/>
-                <w:sz w:val="18"/>
-                <w:szCs w:val="18"/>
-                <w:color w:val="000000"/>
-              </w:rPr>
-              <w:t xml:space="preserve">Partly</w:t>
+              <w:t xml:space="preserve">NR</w:t>
+            </w:r>
+          </w:p>
+        </w:tc>
+        <w:tc>
+          <w:tcPr>
+            <w:tcBorders>
+              <w:bottom w:val="none" w:sz="0" w:space="0" w:color="000000"/>
+              <w:top w:val="none" w:sz="0" w:space="0" w:color="000000"/>
+              <w:left w:val="none" w:sz="0" w:space="0" w:color="000000"/>
+              <w:right w:val="none" w:sz="0" w:space="0" w:color="000000"/>
+            </w:tcBorders>
+            <w:shd w:val="clear" w:color="auto" w:fill="FFFFFF"/>
+            <w:tcMar>
+              <w:top w:w="0" w:type="dxa"/>
+              <w:bottom w:w="0" w:type="dxa"/>
+              <w:left w:w="0" w:type="dxa"/>
+              <w:right w:w="0" w:type="dxa"/>
+            </w:tcMar>
+            <w:vAlign w:val="top"/>
+          </w:tcPr>
+          <w:p>
+            <w:pPr>
+              <w:pStyle w:val="Normal"/>
+              <w:jc w:val="left"/>
+              <w:pBdr>
+                <w:bottom w:val="none" w:sz="0" w:space="0" w:color="000000"/>
+                <w:top w:val="none" w:sz="0" w:space="0" w:color="000000"/>
+                <w:left w:val="none" w:sz="0" w:space="0" w:color="000000"/>
+                <w:right w:val="none" w:sz="0" w:space="0" w:color="000000"/>
+              </w:pBdr>
+              <w:spacing w:after="60" w:before="60" w:line="240"/>
+              <w:ind w:left="60" w:right="60" w:firstLine="0" w:firstLineChars="0"/>
+              <w:rPr>
+                <w:rFonts w:ascii="Arial" w:hAnsi="Arial" w:eastAsia="Arial" w:cs="Arial"/>
+                <w:i w:val="false"/>
+                <w:b w:val="false"/>
+                <w:u w:val="none"/>
+                <w:strike w:val="false"/>
+                <w:sz w:val="18"/>
+                <w:szCs w:val="18"/>
+                <w:color w:val="000000"/>
+              </w:rPr>
+            </w:pPr>
+            <w:r>
+              <w:rPr>
+                <w:rFonts w:ascii="Arial" w:hAnsi="Arial" w:eastAsia="Arial" w:cs="Arial"/>
+                <w:i w:val="false"/>
+                <w:b w:val="false"/>
+                <w:u w:val="none"/>
+                <w:strike w:val="false"/>
+                <w:sz w:val="18"/>
+                <w:szCs w:val="18"/>
+                <w:color w:val="000000"/>
+              </w:rPr>
+              <w:t xml:space="preserve">NR</w:t>
+            </w:r>
+          </w:p>
+        </w:tc>
+        <w:tc>
+          <w:tcPr>
+            <w:tcBorders>
+              <w:bottom w:val="none" w:sz="0" w:space="0" w:color="000000"/>
+              <w:top w:val="none" w:sz="0" w:space="0" w:color="000000"/>
+              <w:left w:val="none" w:sz="0" w:space="0" w:color="000000"/>
+              <w:right w:val="none" w:sz="0" w:space="0" w:color="000000"/>
+            </w:tcBorders>
+            <w:shd w:val="clear" w:color="auto" w:fill="FFFFFF"/>
+            <w:tcMar>
+              <w:top w:w="0" w:type="dxa"/>
+              <w:bottom w:w="0" w:type="dxa"/>
+              <w:left w:w="0" w:type="dxa"/>
+              <w:right w:w="0" w:type="dxa"/>
+            </w:tcMar>
+            <w:vAlign w:val="top"/>
+          </w:tcPr>
+          <w:p>
+            <w:pPr>
+              <w:pStyle w:val="Normal"/>
+              <w:jc w:val="left"/>
+              <w:pBdr>
+                <w:bottom w:val="none" w:sz="0" w:space="0" w:color="000000"/>
+                <w:top w:val="none" w:sz="0" w:space="0" w:color="000000"/>
+                <w:left w:val="none" w:sz="0" w:space="0" w:color="000000"/>
+                <w:right w:val="none" w:sz="0" w:space="0" w:color="000000"/>
+              </w:pBdr>
+              <w:spacing w:after="60" w:before="60" w:line="240"/>
+              <w:ind w:left="60" w:right="60" w:firstLine="0" w:firstLineChars="0"/>
+              <w:rPr>
+                <w:rFonts w:ascii="Arial" w:hAnsi="Arial" w:eastAsia="Arial" w:cs="Arial"/>
+                <w:i w:val="false"/>
+                <w:b w:val="false"/>
+                <w:u w:val="none"/>
+                <w:strike w:val="false"/>
+                <w:sz w:val="18"/>
+                <w:szCs w:val="18"/>
+                <w:color w:val="000000"/>
+              </w:rPr>
+            </w:pPr>
+            <w:r>
+              <w:rPr>
+                <w:rFonts w:ascii="Arial" w:hAnsi="Arial" w:eastAsia="Arial" w:cs="Arial"/>
+                <w:i w:val="false"/>
+                <w:b w:val="false"/>
+                <w:u w:val="none"/>
+                <w:strike w:val="false"/>
+                <w:sz w:val="18"/>
+                <w:szCs w:val="18"/>
+                <w:color w:val="000000"/>
+              </w:rPr>
+              <w:t xml:space="preserve">NR</w:t>
+            </w:r>
+          </w:p>
+        </w:tc>
+        <w:tc>
+          <w:tcPr>
+            <w:tcBorders>
+              <w:bottom w:val="none" w:sz="0" w:space="0" w:color="000000"/>
+              <w:top w:val="none" w:sz="0" w:space="0" w:color="000000"/>
+              <w:left w:val="none" w:sz="0" w:space="0" w:color="000000"/>
+              <w:right w:val="none" w:sz="0" w:space="0" w:color="000000"/>
+            </w:tcBorders>
+            <w:shd w:val="clear" w:color="auto" w:fill="FFFFFF"/>
+            <w:tcMar>
+              <w:top w:w="0" w:type="dxa"/>
+              <w:bottom w:w="0" w:type="dxa"/>
+              <w:left w:w="0" w:type="dxa"/>
+              <w:right w:w="0" w:type="dxa"/>
+            </w:tcMar>
+            <w:vAlign w:val="top"/>
+          </w:tcPr>
+          <w:p>
+            <w:pPr>
+              <w:pStyle w:val="Normal"/>
+              <w:jc w:val="left"/>
+              <w:pBdr>
+                <w:bottom w:val="none" w:sz="0" w:space="0" w:color="000000"/>
+                <w:top w:val="none" w:sz="0" w:space="0" w:color="000000"/>
+                <w:left w:val="none" w:sz="0" w:space="0" w:color="000000"/>
+                <w:right w:val="none" w:sz="0" w:space="0" w:color="000000"/>
+              </w:pBdr>
+              <w:spacing w:after="60" w:before="60" w:line="240"/>
+              <w:ind w:left="60" w:right="60" w:firstLine="0" w:firstLineChars="0"/>
+              <w:rPr>
+                <w:rFonts w:ascii="Arial" w:hAnsi="Arial" w:eastAsia="Arial" w:cs="Arial"/>
+                <w:i w:val="false"/>
+                <w:b w:val="false"/>
+                <w:u w:val="none"/>
+                <w:strike w:val="false"/>
+                <w:sz w:val="18"/>
+                <w:szCs w:val="18"/>
+                <w:color w:val="000000"/>
+              </w:rPr>
+            </w:pPr>
+            <w:r>
+              <w:rPr>
+                <w:rFonts w:ascii="Arial" w:hAnsi="Arial" w:eastAsia="Arial" w:cs="Arial"/>
+                <w:i w:val="false"/>
+                <w:b w:val="false"/>
+                <w:u w:val="none"/>
+                <w:strike w:val="false"/>
+                <w:sz w:val="18"/>
+                <w:szCs w:val="18"/>
+                <w:color w:val="000000"/>
+              </w:rPr>
+              <w:t xml:space="preserve">No</w:t>
+            </w:r>
+          </w:p>
+        </w:tc>
+        <w:tc>
+          <w:tcPr>
+            <w:tcBorders>
+              <w:bottom w:val="none" w:sz="0" w:space="0" w:color="000000"/>
+              <w:top w:val="none" w:sz="0" w:space="0" w:color="000000"/>
+              <w:left w:val="none" w:sz="0" w:space="0" w:color="000000"/>
+              <w:right w:val="none" w:sz="0" w:space="0" w:color="000000"/>
+            </w:tcBorders>
+            <w:shd w:val="clear" w:color="auto" w:fill="FFFFFF"/>
+            <w:tcMar>
+              <w:top w:w="0" w:type="dxa"/>
+              <w:bottom w:w="0" w:type="dxa"/>
+              <w:left w:w="0" w:type="dxa"/>
+              <w:right w:w="0" w:type="dxa"/>
+            </w:tcMar>
+            <w:vAlign w:val="top"/>
+          </w:tcPr>
+          <w:p>
+            <w:pPr>
+              <w:pStyle w:val="Normal"/>
+              <w:jc w:val="left"/>
+              <w:pBdr>
+                <w:bottom w:val="none" w:sz="0" w:space="0" w:color="000000"/>
+                <w:top w:val="none" w:sz="0" w:space="0" w:color="000000"/>
+                <w:left w:val="none" w:sz="0" w:space="0" w:color="000000"/>
+                <w:right w:val="none" w:sz="0" w:space="0" w:color="000000"/>
+              </w:pBdr>
+              <w:spacing w:after="60" w:before="60" w:line="240"/>
+              <w:ind w:left="60" w:right="60" w:firstLine="0" w:firstLineChars="0"/>
+              <w:rPr>
+                <w:rFonts w:ascii="Arial" w:hAnsi="Arial" w:eastAsia="Arial" w:cs="Arial"/>
+                <w:i w:val="false"/>
+                <w:b w:val="false"/>
+                <w:u w:val="none"/>
+                <w:strike w:val="false"/>
+                <w:sz w:val="18"/>
+                <w:szCs w:val="18"/>
+                <w:color w:val="000000"/>
+              </w:rPr>
+            </w:pPr>
+            <w:r>
+              <w:rPr>
+                <w:rFonts w:ascii="Arial" w:hAnsi="Arial" w:eastAsia="Arial" w:cs="Arial"/>
+                <w:i w:val="false"/>
+                <w:b w:val="false"/>
+                <w:u w:val="none"/>
+                <w:strike w:val="false"/>
+                <w:sz w:val="18"/>
+                <w:szCs w:val="18"/>
+                <w:color w:val="000000"/>
+              </w:rPr>
+              <w:t xml:space="preserve">No</w:t>
             </w:r>
           </w:p>
         </w:tc>
@@ -2652,61 +3039,6 @@
                 <w:color w:val="000000"/>
               </w:rPr>
               <w:t xml:space="preserve">Yes</w:t>
-            </w:r>
-          </w:p>
-        </w:tc>
-        <w:tc>
-          <w:tcPr>
-            <w:tcBorders>
-              <w:bottom w:val="none" w:sz="0" w:space="0" w:color="000000"/>
-              <w:top w:val="none" w:sz="0" w:space="0" w:color="000000"/>
-              <w:left w:val="none" w:sz="0" w:space="0" w:color="000000"/>
-              <w:right w:val="none" w:sz="0" w:space="0" w:color="000000"/>
-            </w:tcBorders>
-            <w:shd w:val="clear" w:color="auto" w:fill="FFFFFF"/>
-            <w:tcMar>
-              <w:top w:w="0" w:type="dxa"/>
-              <w:bottom w:w="0" w:type="dxa"/>
-              <w:left w:w="0" w:type="dxa"/>
-              <w:right w:w="0" w:type="dxa"/>
-            </w:tcMar>
-            <w:vAlign w:val="top"/>
-          </w:tcPr>
-          <w:p>
-            <w:pPr>
-              <w:pStyle w:val="Normal"/>
-              <w:jc w:val="left"/>
-              <w:pBdr>
-                <w:bottom w:val="none" w:sz="0" w:space="0" w:color="000000"/>
-                <w:top w:val="none" w:sz="0" w:space="0" w:color="000000"/>
-                <w:left w:val="none" w:sz="0" w:space="0" w:color="000000"/>
-                <w:right w:val="none" w:sz="0" w:space="0" w:color="000000"/>
-              </w:pBdr>
-              <w:spacing w:after="60" w:before="60" w:line="240"/>
-              <w:ind w:left="60" w:right="60" w:firstLine="0" w:firstLineChars="0"/>
-              <w:rPr>
-                <w:rFonts w:ascii="Arial" w:hAnsi="Arial" w:eastAsia="Arial" w:cs="Arial"/>
-                <w:i w:val="false"/>
-                <w:b w:val="false"/>
-                <w:u w:val="none"/>
-                <w:strike w:val="false"/>
-                <w:sz w:val="18"/>
-                <w:szCs w:val="18"/>
-                <w:color w:val="000000"/>
-              </w:rPr>
-            </w:pPr>
-            <w:r>
-              <w:rPr>
-                <w:rFonts w:ascii="Arial" w:hAnsi="Arial" w:eastAsia="Arial" w:cs="Arial"/>
-                <w:i w:val="false"/>
-                <w:b w:val="false"/>
-                <w:u w:val="none"/>
-                <w:strike w:val="false"/>
-                <w:sz w:val="18"/>
-                <w:szCs w:val="18"/>
-                <w:color w:val="000000"/>
-              </w:rPr>
-              <w:t xml:space="preserve">No</w:t>
             </w:r>
           </w:p>
         </w:tc>
@@ -2767,7 +3099,337 @@
                 <w:szCs w:val="18"/>
                 <w:color w:val="000000"/>
               </w:rPr>
-              <w:t xml:space="preserve">Choi 2026, J Evid-Based Pract [f]</w:t>
+              <w:t xml:space="preserve">[ref: Gandhi 2026] [e]</w:t>
+            </w:r>
+          </w:p>
+        </w:tc>
+        <w:tc>
+          <w:tcPr>
+            <w:tcBorders>
+              <w:bottom w:val="none" w:sz="0" w:space="0" w:color="000000"/>
+              <w:top w:val="none" w:sz="0" w:space="0" w:color="000000"/>
+              <w:left w:val="none" w:sz="0" w:space="0" w:color="000000"/>
+              <w:right w:val="none" w:sz="0" w:space="0" w:color="000000"/>
+            </w:tcBorders>
+            <w:shd w:val="clear" w:color="auto" w:fill="FFFFFF"/>
+            <w:tcMar>
+              <w:top w:w="0" w:type="dxa"/>
+              <w:bottom w:w="0" w:type="dxa"/>
+              <w:left w:w="0" w:type="dxa"/>
+              <w:right w:w="0" w:type="dxa"/>
+            </w:tcMar>
+            <w:vAlign w:val="top"/>
+          </w:tcPr>
+          <w:p>
+            <w:pPr>
+              <w:pStyle w:val="Normal"/>
+              <w:jc w:val="left"/>
+              <w:pBdr>
+                <w:bottom w:val="none" w:sz="0" w:space="0" w:color="000000"/>
+                <w:top w:val="none" w:sz="0" w:space="0" w:color="000000"/>
+                <w:left w:val="none" w:sz="0" w:space="0" w:color="000000"/>
+                <w:right w:val="none" w:sz="0" w:space="0" w:color="000000"/>
+              </w:pBdr>
+              <w:spacing w:after="60" w:before="60" w:line="240"/>
+              <w:ind w:left="60" w:right="60" w:firstLine="0" w:firstLineChars="0"/>
+              <w:rPr>
+                <w:rFonts w:ascii="Arial" w:hAnsi="Arial" w:eastAsia="Arial" w:cs="Arial"/>
+                <w:i w:val="false"/>
+                <w:b w:val="false"/>
+                <w:u w:val="none"/>
+                <w:strike w:val="false"/>
+                <w:sz w:val="18"/>
+                <w:szCs w:val="18"/>
+                <w:color w:val="000000"/>
+              </w:rPr>
+            </w:pPr>
+            <w:r>
+              <w:rPr>
+                <w:rFonts w:ascii="Arial" w:hAnsi="Arial" w:eastAsia="Arial" w:cs="Arial"/>
+                <w:i w:val="false"/>
+                <w:b w:val="false"/>
+                <w:u w:val="none"/>
+                <w:strike w:val="false"/>
+                <w:sz w:val="18"/>
+                <w:szCs w:val="18"/>
+                <w:color w:val="000000"/>
+              </w:rPr>
+              <w:t xml:space="preserve">NR</w:t>
+            </w:r>
+          </w:p>
+        </w:tc>
+        <w:tc>
+          <w:tcPr>
+            <w:tcBorders>
+              <w:bottom w:val="none" w:sz="0" w:space="0" w:color="000000"/>
+              <w:top w:val="none" w:sz="0" w:space="0" w:color="000000"/>
+              <w:left w:val="none" w:sz="0" w:space="0" w:color="000000"/>
+              <w:right w:val="none" w:sz="0" w:space="0" w:color="000000"/>
+            </w:tcBorders>
+            <w:shd w:val="clear" w:color="auto" w:fill="FFFFFF"/>
+            <w:tcMar>
+              <w:top w:w="0" w:type="dxa"/>
+              <w:bottom w:w="0" w:type="dxa"/>
+              <w:left w:w="0" w:type="dxa"/>
+              <w:right w:w="0" w:type="dxa"/>
+            </w:tcMar>
+            <w:vAlign w:val="top"/>
+          </w:tcPr>
+          <w:p>
+            <w:pPr>
+              <w:pStyle w:val="Normal"/>
+              <w:jc w:val="left"/>
+              <w:pBdr>
+                <w:bottom w:val="none" w:sz="0" w:space="0" w:color="000000"/>
+                <w:top w:val="none" w:sz="0" w:space="0" w:color="000000"/>
+                <w:left w:val="none" w:sz="0" w:space="0" w:color="000000"/>
+                <w:right w:val="none" w:sz="0" w:space="0" w:color="000000"/>
+              </w:pBdr>
+              <w:spacing w:after="60" w:before="60" w:line="240"/>
+              <w:ind w:left="60" w:right="60" w:firstLine="0" w:firstLineChars="0"/>
+              <w:rPr>
+                <w:rFonts w:ascii="Arial" w:hAnsi="Arial" w:eastAsia="Arial" w:cs="Arial"/>
+                <w:i w:val="false"/>
+                <w:b w:val="false"/>
+                <w:u w:val="none"/>
+                <w:strike w:val="false"/>
+                <w:sz w:val="18"/>
+                <w:szCs w:val="18"/>
+                <w:color w:val="000000"/>
+              </w:rPr>
+            </w:pPr>
+            <w:r>
+              <w:rPr>
+                <w:rFonts w:ascii="Arial" w:hAnsi="Arial" w:eastAsia="Arial" w:cs="Arial"/>
+                <w:i w:val="false"/>
+                <w:b w:val="false"/>
+                <w:u w:val="none"/>
+                <w:strike w:val="false"/>
+                <w:sz w:val="18"/>
+                <w:szCs w:val="18"/>
+                <w:color w:val="000000"/>
+              </w:rPr>
+              <w:t xml:space="preserve">No</w:t>
+            </w:r>
+          </w:p>
+        </w:tc>
+        <w:tc>
+          <w:tcPr>
+            <w:tcBorders>
+              <w:bottom w:val="none" w:sz="0" w:space="0" w:color="000000"/>
+              <w:top w:val="none" w:sz="0" w:space="0" w:color="000000"/>
+              <w:left w:val="none" w:sz="0" w:space="0" w:color="000000"/>
+              <w:right w:val="none" w:sz="0" w:space="0" w:color="000000"/>
+            </w:tcBorders>
+            <w:shd w:val="clear" w:color="auto" w:fill="FFFFFF"/>
+            <w:tcMar>
+              <w:top w:w="0" w:type="dxa"/>
+              <w:bottom w:w="0" w:type="dxa"/>
+              <w:left w:w="0" w:type="dxa"/>
+              <w:right w:w="0" w:type="dxa"/>
+            </w:tcMar>
+            <w:vAlign w:val="top"/>
+          </w:tcPr>
+          <w:p>
+            <w:pPr>
+              <w:pStyle w:val="Normal"/>
+              <w:jc w:val="left"/>
+              <w:pBdr>
+                <w:bottom w:val="none" w:sz="0" w:space="0" w:color="000000"/>
+                <w:top w:val="none" w:sz="0" w:space="0" w:color="000000"/>
+                <w:left w:val="none" w:sz="0" w:space="0" w:color="000000"/>
+                <w:right w:val="none" w:sz="0" w:space="0" w:color="000000"/>
+              </w:pBdr>
+              <w:spacing w:after="60" w:before="60" w:line="240"/>
+              <w:ind w:left="60" w:right="60" w:firstLine="0" w:firstLineChars="0"/>
+              <w:rPr>
+                <w:rFonts w:ascii="Arial" w:hAnsi="Arial" w:eastAsia="Arial" w:cs="Arial"/>
+                <w:i w:val="false"/>
+                <w:b w:val="false"/>
+                <w:u w:val="none"/>
+                <w:strike w:val="false"/>
+                <w:sz w:val="18"/>
+                <w:szCs w:val="18"/>
+                <w:color w:val="000000"/>
+              </w:rPr>
+            </w:pPr>
+            <w:r>
+              <w:rPr>
+                <w:rFonts w:ascii="Arial" w:hAnsi="Arial" w:eastAsia="Arial" w:cs="Arial"/>
+                <w:i w:val="false"/>
+                <w:b w:val="false"/>
+                <w:u w:val="none"/>
+                <w:strike w:val="false"/>
+                <w:sz w:val="18"/>
+                <w:szCs w:val="18"/>
+                <w:color w:val="000000"/>
+              </w:rPr>
+              <w:t xml:space="preserve">NR</w:t>
+            </w:r>
+          </w:p>
+        </w:tc>
+        <w:tc>
+          <w:tcPr>
+            <w:tcBorders>
+              <w:bottom w:val="none" w:sz="0" w:space="0" w:color="000000"/>
+              <w:top w:val="none" w:sz="0" w:space="0" w:color="000000"/>
+              <w:left w:val="none" w:sz="0" w:space="0" w:color="000000"/>
+              <w:right w:val="none" w:sz="0" w:space="0" w:color="000000"/>
+            </w:tcBorders>
+            <w:shd w:val="clear" w:color="auto" w:fill="FFFFFF"/>
+            <w:tcMar>
+              <w:top w:w="0" w:type="dxa"/>
+              <w:bottom w:w="0" w:type="dxa"/>
+              <w:left w:w="0" w:type="dxa"/>
+              <w:right w:w="0" w:type="dxa"/>
+            </w:tcMar>
+            <w:vAlign w:val="top"/>
+          </w:tcPr>
+          <w:p>
+            <w:pPr>
+              <w:pStyle w:val="Normal"/>
+              <w:jc w:val="left"/>
+              <w:pBdr>
+                <w:bottom w:val="none" w:sz="0" w:space="0" w:color="000000"/>
+                <w:top w:val="none" w:sz="0" w:space="0" w:color="000000"/>
+                <w:left w:val="none" w:sz="0" w:space="0" w:color="000000"/>
+                <w:right w:val="none" w:sz="0" w:space="0" w:color="000000"/>
+              </w:pBdr>
+              <w:spacing w:after="60" w:before="60" w:line="240"/>
+              <w:ind w:left="60" w:right="60" w:firstLine="0" w:firstLineChars="0"/>
+              <w:rPr>
+                <w:rFonts w:ascii="Arial" w:hAnsi="Arial" w:eastAsia="Arial" w:cs="Arial"/>
+                <w:i w:val="false"/>
+                <w:b w:val="false"/>
+                <w:u w:val="none"/>
+                <w:strike w:val="false"/>
+                <w:sz w:val="18"/>
+                <w:szCs w:val="18"/>
+                <w:color w:val="000000"/>
+              </w:rPr>
+            </w:pPr>
+            <w:r>
+              <w:rPr>
+                <w:rFonts w:ascii="Arial" w:hAnsi="Arial" w:eastAsia="Arial" w:cs="Arial"/>
+                <w:i w:val="false"/>
+                <w:b w:val="false"/>
+                <w:u w:val="none"/>
+                <w:strike w:val="false"/>
+                <w:sz w:val="18"/>
+                <w:szCs w:val="18"/>
+                <w:color w:val="000000"/>
+              </w:rPr>
+              <w:t xml:space="preserve">NR</w:t>
+            </w:r>
+          </w:p>
+        </w:tc>
+        <w:tc>
+          <w:tcPr>
+            <w:tcBorders>
+              <w:bottom w:val="none" w:sz="0" w:space="0" w:color="000000"/>
+              <w:top w:val="none" w:sz="0" w:space="0" w:color="000000"/>
+              <w:left w:val="none" w:sz="0" w:space="0" w:color="000000"/>
+              <w:right w:val="none" w:sz="0" w:space="0" w:color="000000"/>
+            </w:tcBorders>
+            <w:shd w:val="clear" w:color="auto" w:fill="FFFFFF"/>
+            <w:tcMar>
+              <w:top w:w="0" w:type="dxa"/>
+              <w:bottom w:w="0" w:type="dxa"/>
+              <w:left w:w="0" w:type="dxa"/>
+              <w:right w:w="0" w:type="dxa"/>
+            </w:tcMar>
+            <w:vAlign w:val="top"/>
+          </w:tcPr>
+          <w:p>
+            <w:pPr>
+              <w:pStyle w:val="Normal"/>
+              <w:jc w:val="left"/>
+              <w:pBdr>
+                <w:bottom w:val="none" w:sz="0" w:space="0" w:color="000000"/>
+                <w:top w:val="none" w:sz="0" w:space="0" w:color="000000"/>
+                <w:left w:val="none" w:sz="0" w:space="0" w:color="000000"/>
+                <w:right w:val="none" w:sz="0" w:space="0" w:color="000000"/>
+              </w:pBdr>
+              <w:spacing w:after="60" w:before="60" w:line="240"/>
+              <w:ind w:left="60" w:right="60" w:firstLine="0" w:firstLineChars="0"/>
+              <w:rPr>
+                <w:rFonts w:ascii="Arial" w:hAnsi="Arial" w:eastAsia="Arial" w:cs="Arial"/>
+                <w:i w:val="false"/>
+                <w:b w:val="false"/>
+                <w:u w:val="none"/>
+                <w:strike w:val="false"/>
+                <w:sz w:val="18"/>
+                <w:szCs w:val="18"/>
+                <w:color w:val="000000"/>
+              </w:rPr>
+            </w:pPr>
+            <w:r>
+              <w:rPr>
+                <w:rFonts w:ascii="Arial" w:hAnsi="Arial" w:eastAsia="Arial" w:cs="Arial"/>
+                <w:i w:val="false"/>
+                <w:b w:val="false"/>
+                <w:u w:val="none"/>
+                <w:strike w:val="false"/>
+                <w:sz w:val="18"/>
+                <w:szCs w:val="18"/>
+                <w:color w:val="000000"/>
+              </w:rPr>
+              <w:t xml:space="preserve">NR</w:t>
+            </w:r>
+          </w:p>
+        </w:tc>
+        <w:tc>
+          <w:tcPr>
+            <w:tcBorders>
+              <w:bottom w:val="none" w:sz="0" w:space="0" w:color="000000"/>
+              <w:top w:val="none" w:sz="0" w:space="0" w:color="000000"/>
+              <w:left w:val="none" w:sz="0" w:space="0" w:color="000000"/>
+              <w:right w:val="none" w:sz="0" w:space="0" w:color="000000"/>
+            </w:tcBorders>
+            <w:shd w:val="clear" w:color="auto" w:fill="FFFFFF"/>
+            <w:tcMar>
+              <w:top w:w="0" w:type="dxa"/>
+              <w:bottom w:w="0" w:type="dxa"/>
+              <w:left w:w="0" w:type="dxa"/>
+              <w:right w:w="0" w:type="dxa"/>
+            </w:tcMar>
+            <w:vAlign w:val="top"/>
+          </w:tcPr>
+          <w:p>
+            <w:pPr>
+              <w:pStyle w:val="Normal"/>
+              <w:jc w:val="left"/>
+              <w:pBdr>
+                <w:bottom w:val="none" w:sz="0" w:space="0" w:color="000000"/>
+                <w:top w:val="none" w:sz="0" w:space="0" w:color="000000"/>
+                <w:left w:val="none" w:sz="0" w:space="0" w:color="000000"/>
+                <w:right w:val="none" w:sz="0" w:space="0" w:color="000000"/>
+              </w:pBdr>
+              <w:spacing w:after="60" w:before="60" w:line="240"/>
+              <w:ind w:left="60" w:right="60" w:firstLine="0" w:firstLineChars="0"/>
+              <w:rPr>
+                <w:rFonts w:ascii="Arial" w:hAnsi="Arial" w:eastAsia="Arial" w:cs="Arial"/>
+                <w:i w:val="false"/>
+                <w:b w:val="false"/>
+                <w:u w:val="none"/>
+                <w:strike w:val="false"/>
+                <w:sz w:val="18"/>
+                <w:szCs w:val="18"/>
+                <w:color w:val="000000"/>
+              </w:rPr>
+            </w:pPr>
+            <w:r>
+              <w:rPr>
+                <w:rFonts w:ascii="Arial" w:hAnsi="Arial" w:eastAsia="Arial" w:cs="Arial"/>
+                <w:i w:val="false"/>
+                <w:b w:val="false"/>
+                <w:u w:val="none"/>
+                <w:strike w:val="false"/>
+                <w:sz w:val="18"/>
+                <w:szCs w:val="18"/>
+                <w:color w:val="000000"/>
+              </w:rPr>
+              <w:t xml:space="preserve">Partly</w:t>
             </w:r>
           </w:p>
         </w:tc>
@@ -2877,282 +3539,7 @@
                 <w:szCs w:val="18"/>
                 <w:color w:val="000000"/>
               </w:rPr>
-              <w:t xml:space="preserve">Partly</w:t>
-            </w:r>
-          </w:p>
-        </w:tc>
-        <w:tc>
-          <w:tcPr>
-            <w:tcBorders>
-              <w:bottom w:val="none" w:sz="0" w:space="0" w:color="000000"/>
-              <w:top w:val="none" w:sz="0" w:space="0" w:color="000000"/>
-              <w:left w:val="none" w:sz="0" w:space="0" w:color="000000"/>
-              <w:right w:val="none" w:sz="0" w:space="0" w:color="000000"/>
-            </w:tcBorders>
-            <w:shd w:val="clear" w:color="auto" w:fill="FFFFFF"/>
-            <w:tcMar>
-              <w:top w:w="0" w:type="dxa"/>
-              <w:bottom w:w="0" w:type="dxa"/>
-              <w:left w:w="0" w:type="dxa"/>
-              <w:right w:w="0" w:type="dxa"/>
-            </w:tcMar>
-            <w:vAlign w:val="top"/>
-          </w:tcPr>
-          <w:p>
-            <w:pPr>
-              <w:pStyle w:val="Normal"/>
-              <w:jc w:val="left"/>
-              <w:pBdr>
-                <w:bottom w:val="none" w:sz="0" w:space="0" w:color="000000"/>
-                <w:top w:val="none" w:sz="0" w:space="0" w:color="000000"/>
-                <w:left w:val="none" w:sz="0" w:space="0" w:color="000000"/>
-                <w:right w:val="none" w:sz="0" w:space="0" w:color="000000"/>
-              </w:pBdr>
-              <w:spacing w:after="60" w:before="60" w:line="240"/>
-              <w:ind w:left="60" w:right="60" w:firstLine="0" w:firstLineChars="0"/>
-              <w:rPr>
-                <w:rFonts w:ascii="Arial" w:hAnsi="Arial" w:eastAsia="Arial" w:cs="Arial"/>
-                <w:i w:val="false"/>
-                <w:b w:val="false"/>
-                <w:u w:val="none"/>
-                <w:strike w:val="false"/>
-                <w:sz w:val="18"/>
-                <w:szCs w:val="18"/>
-                <w:color w:val="000000"/>
-              </w:rPr>
-            </w:pPr>
-            <w:r>
-              <w:rPr>
-                <w:rFonts w:ascii="Arial" w:hAnsi="Arial" w:eastAsia="Arial" w:cs="Arial"/>
-                <w:i w:val="false"/>
-                <w:b w:val="false"/>
-                <w:u w:val="none"/>
-                <w:strike w:val="false"/>
-                <w:sz w:val="18"/>
-                <w:szCs w:val="18"/>
-                <w:color w:val="000000"/>
-              </w:rPr>
-              <w:t xml:space="preserve">Not reported</w:t>
-            </w:r>
-          </w:p>
-        </w:tc>
-        <w:tc>
-          <w:tcPr>
-            <w:tcBorders>
-              <w:bottom w:val="none" w:sz="0" w:space="0" w:color="000000"/>
-              <w:top w:val="none" w:sz="0" w:space="0" w:color="000000"/>
-              <w:left w:val="none" w:sz="0" w:space="0" w:color="000000"/>
-              <w:right w:val="none" w:sz="0" w:space="0" w:color="000000"/>
-            </w:tcBorders>
-            <w:shd w:val="clear" w:color="auto" w:fill="FFFFFF"/>
-            <w:tcMar>
-              <w:top w:w="0" w:type="dxa"/>
-              <w:bottom w:w="0" w:type="dxa"/>
-              <w:left w:w="0" w:type="dxa"/>
-              <w:right w:w="0" w:type="dxa"/>
-            </w:tcMar>
-            <w:vAlign w:val="top"/>
-          </w:tcPr>
-          <w:p>
-            <w:pPr>
-              <w:pStyle w:val="Normal"/>
-              <w:jc w:val="left"/>
-              <w:pBdr>
-                <w:bottom w:val="none" w:sz="0" w:space="0" w:color="000000"/>
-                <w:top w:val="none" w:sz="0" w:space="0" w:color="000000"/>
-                <w:left w:val="none" w:sz="0" w:space="0" w:color="000000"/>
-                <w:right w:val="none" w:sz="0" w:space="0" w:color="000000"/>
-              </w:pBdr>
-              <w:spacing w:after="60" w:before="60" w:line="240"/>
-              <w:ind w:left="60" w:right="60" w:firstLine="0" w:firstLineChars="0"/>
-              <w:rPr>
-                <w:rFonts w:ascii="Arial" w:hAnsi="Arial" w:eastAsia="Arial" w:cs="Arial"/>
-                <w:i w:val="false"/>
-                <w:b w:val="false"/>
-                <w:u w:val="none"/>
-                <w:strike w:val="false"/>
-                <w:sz w:val="18"/>
-                <w:szCs w:val="18"/>
-                <w:color w:val="000000"/>
-              </w:rPr>
-            </w:pPr>
-            <w:r>
-              <w:rPr>
-                <w:rFonts w:ascii="Arial" w:hAnsi="Arial" w:eastAsia="Arial" w:cs="Arial"/>
-                <w:i w:val="false"/>
-                <w:b w:val="false"/>
-                <w:u w:val="none"/>
-                <w:strike w:val="false"/>
-                <w:sz w:val="18"/>
-                <w:szCs w:val="18"/>
-                <w:color w:val="000000"/>
-              </w:rPr>
-              <w:t xml:space="preserve">Not reported</w:t>
-            </w:r>
-          </w:p>
-        </w:tc>
-        <w:tc>
-          <w:tcPr>
-            <w:tcBorders>
-              <w:bottom w:val="none" w:sz="0" w:space="0" w:color="000000"/>
-              <w:top w:val="none" w:sz="0" w:space="0" w:color="000000"/>
-              <w:left w:val="none" w:sz="0" w:space="0" w:color="000000"/>
-              <w:right w:val="none" w:sz="0" w:space="0" w:color="000000"/>
-            </w:tcBorders>
-            <w:shd w:val="clear" w:color="auto" w:fill="FFFFFF"/>
-            <w:tcMar>
-              <w:top w:w="0" w:type="dxa"/>
-              <w:bottom w:w="0" w:type="dxa"/>
-              <w:left w:w="0" w:type="dxa"/>
-              <w:right w:w="0" w:type="dxa"/>
-            </w:tcMar>
-            <w:vAlign w:val="top"/>
-          </w:tcPr>
-          <w:p>
-            <w:pPr>
-              <w:pStyle w:val="Normal"/>
-              <w:jc w:val="left"/>
-              <w:pBdr>
-                <w:bottom w:val="none" w:sz="0" w:space="0" w:color="000000"/>
-                <w:top w:val="none" w:sz="0" w:space="0" w:color="000000"/>
-                <w:left w:val="none" w:sz="0" w:space="0" w:color="000000"/>
-                <w:right w:val="none" w:sz="0" w:space="0" w:color="000000"/>
-              </w:pBdr>
-              <w:spacing w:after="60" w:before="60" w:line="240"/>
-              <w:ind w:left="60" w:right="60" w:firstLine="0" w:firstLineChars="0"/>
-              <w:rPr>
-                <w:rFonts w:ascii="Arial" w:hAnsi="Arial" w:eastAsia="Arial" w:cs="Arial"/>
-                <w:i w:val="false"/>
-                <w:b w:val="false"/>
-                <w:u w:val="none"/>
-                <w:strike w:val="false"/>
-                <w:sz w:val="18"/>
-                <w:szCs w:val="18"/>
-                <w:color w:val="000000"/>
-              </w:rPr>
-            </w:pPr>
-            <w:r>
-              <w:rPr>
-                <w:rFonts w:ascii="Arial" w:hAnsi="Arial" w:eastAsia="Arial" w:cs="Arial"/>
-                <w:i w:val="false"/>
-                <w:b w:val="false"/>
-                <w:u w:val="none"/>
-                <w:strike w:val="false"/>
-                <w:sz w:val="18"/>
-                <w:szCs w:val="18"/>
-                <w:color w:val="000000"/>
-              </w:rPr>
-              <w:t xml:space="preserve">Partly</w:t>
-            </w:r>
-          </w:p>
-        </w:tc>
-        <w:tc>
-          <w:tcPr>
-            <w:tcBorders>
-              <w:bottom w:val="none" w:sz="0" w:space="0" w:color="000000"/>
-              <w:top w:val="none" w:sz="0" w:space="0" w:color="000000"/>
-              <w:left w:val="none" w:sz="0" w:space="0" w:color="000000"/>
-              <w:right w:val="none" w:sz="0" w:space="0" w:color="000000"/>
-            </w:tcBorders>
-            <w:shd w:val="clear" w:color="auto" w:fill="FFFFFF"/>
-            <w:tcMar>
-              <w:top w:w="0" w:type="dxa"/>
-              <w:bottom w:w="0" w:type="dxa"/>
-              <w:left w:w="0" w:type="dxa"/>
-              <w:right w:w="0" w:type="dxa"/>
-            </w:tcMar>
-            <w:vAlign w:val="top"/>
-          </w:tcPr>
-          <w:p>
-            <w:pPr>
-              <w:pStyle w:val="Normal"/>
-              <w:jc w:val="left"/>
-              <w:pBdr>
-                <w:bottom w:val="none" w:sz="0" w:space="0" w:color="000000"/>
-                <w:top w:val="none" w:sz="0" w:space="0" w:color="000000"/>
-                <w:left w:val="none" w:sz="0" w:space="0" w:color="000000"/>
-                <w:right w:val="none" w:sz="0" w:space="0" w:color="000000"/>
-              </w:pBdr>
-              <w:spacing w:after="60" w:before="60" w:line="240"/>
-              <w:ind w:left="60" w:right="60" w:firstLine="0" w:firstLineChars="0"/>
-              <w:rPr>
-                <w:rFonts w:ascii="Arial" w:hAnsi="Arial" w:eastAsia="Arial" w:cs="Arial"/>
-                <w:i w:val="false"/>
-                <w:b w:val="false"/>
-                <w:u w:val="none"/>
-                <w:strike w:val="false"/>
-                <w:sz w:val="18"/>
-                <w:szCs w:val="18"/>
-                <w:color w:val="000000"/>
-              </w:rPr>
-            </w:pPr>
-            <w:r>
-              <w:rPr>
-                <w:rFonts w:ascii="Arial" w:hAnsi="Arial" w:eastAsia="Arial" w:cs="Arial"/>
-                <w:i w:val="false"/>
-                <w:b w:val="false"/>
-                <w:u w:val="none"/>
-                <w:strike w:val="false"/>
-                <w:sz w:val="18"/>
-                <w:szCs w:val="18"/>
-                <w:color w:val="000000"/>
-              </w:rPr>
-              <w:t xml:space="preserve">Yes</w:t>
-            </w:r>
-          </w:p>
-        </w:tc>
-        <w:tc>
-          <w:tcPr>
-            <w:tcBorders>
-              <w:bottom w:val="none" w:sz="0" w:space="0" w:color="000000"/>
-              <w:top w:val="none" w:sz="0" w:space="0" w:color="000000"/>
-              <w:left w:val="none" w:sz="0" w:space="0" w:color="000000"/>
-              <w:right w:val="none" w:sz="0" w:space="0" w:color="000000"/>
-            </w:tcBorders>
-            <w:shd w:val="clear" w:color="auto" w:fill="FFFFFF"/>
-            <w:tcMar>
-              <w:top w:w="0" w:type="dxa"/>
-              <w:bottom w:w="0" w:type="dxa"/>
-              <w:left w:w="0" w:type="dxa"/>
-              <w:right w:w="0" w:type="dxa"/>
-            </w:tcMar>
-            <w:vAlign w:val="top"/>
-          </w:tcPr>
-          <w:p>
-            <w:pPr>
-              <w:pStyle w:val="Normal"/>
-              <w:jc w:val="left"/>
-              <w:pBdr>
-                <w:bottom w:val="none" w:sz="0" w:space="0" w:color="000000"/>
-                <w:top w:val="none" w:sz="0" w:space="0" w:color="000000"/>
-                <w:left w:val="none" w:sz="0" w:space="0" w:color="000000"/>
-                <w:right w:val="none" w:sz="0" w:space="0" w:color="000000"/>
-              </w:pBdr>
-              <w:spacing w:after="60" w:before="60" w:line="240"/>
-              <w:ind w:left="60" w:right="60" w:firstLine="0" w:firstLineChars="0"/>
-              <w:rPr>
-                <w:rFonts w:ascii="Arial" w:hAnsi="Arial" w:eastAsia="Arial" w:cs="Arial"/>
-                <w:i w:val="false"/>
-                <w:b w:val="false"/>
-                <w:u w:val="none"/>
-                <w:strike w:val="false"/>
-                <w:sz w:val="18"/>
-                <w:szCs w:val="18"/>
-                <w:color w:val="000000"/>
-              </w:rPr>
-            </w:pPr>
-            <w:r>
-              <w:rPr>
-                <w:rFonts w:ascii="Arial" w:hAnsi="Arial" w:eastAsia="Arial" w:cs="Arial"/>
-                <w:i w:val="false"/>
-                <w:b w:val="false"/>
-                <w:u w:val="none"/>
-                <w:strike w:val="false"/>
-                <w:sz w:val="18"/>
-                <w:szCs w:val="18"/>
-                <w:color w:val="000000"/>
-              </w:rPr>
-              <w:t xml:space="preserve">Not reported</w:t>
+              <w:t xml:space="preserve">NR</w:t>
             </w:r>
           </w:p>
         </w:tc>
@@ -3213,7 +3600,7 @@
                 <w:szCs w:val="18"/>
                 <w:color w:val="000000"/>
               </w:rPr>
-              <w:t xml:space="preserve">Hevia 2025, ROBoto2, EMNLP demos [g]</w:t>
+              <w:t xml:space="preserve">[ref: Choi 2026] [f]</w:t>
             </w:r>
           </w:p>
         </w:tc>
@@ -3378,7 +3765,117 @@
                 <w:szCs w:val="18"/>
                 <w:color w:val="000000"/>
               </w:rPr>
-              <w:t xml:space="preserve">Not reported</w:t>
+              <w:t xml:space="preserve">Yes</w:t>
+            </w:r>
+          </w:p>
+        </w:tc>
+        <w:tc>
+          <w:tcPr>
+            <w:tcBorders>
+              <w:bottom w:val="none" w:sz="0" w:space="0" w:color="000000"/>
+              <w:top w:val="none" w:sz="0" w:space="0" w:color="000000"/>
+              <w:left w:val="none" w:sz="0" w:space="0" w:color="000000"/>
+              <w:right w:val="none" w:sz="0" w:space="0" w:color="000000"/>
+            </w:tcBorders>
+            <w:shd w:val="clear" w:color="auto" w:fill="FFFFFF"/>
+            <w:tcMar>
+              <w:top w:w="0" w:type="dxa"/>
+              <w:bottom w:w="0" w:type="dxa"/>
+              <w:left w:w="0" w:type="dxa"/>
+              <w:right w:w="0" w:type="dxa"/>
+            </w:tcMar>
+            <w:vAlign w:val="top"/>
+          </w:tcPr>
+          <w:p>
+            <w:pPr>
+              <w:pStyle w:val="Normal"/>
+              <w:jc w:val="left"/>
+              <w:pBdr>
+                <w:bottom w:val="none" w:sz="0" w:space="0" w:color="000000"/>
+                <w:top w:val="none" w:sz="0" w:space="0" w:color="000000"/>
+                <w:left w:val="none" w:sz="0" w:space="0" w:color="000000"/>
+                <w:right w:val="none" w:sz="0" w:space="0" w:color="000000"/>
+              </w:pBdr>
+              <w:spacing w:after="60" w:before="60" w:line="240"/>
+              <w:ind w:left="60" w:right="60" w:firstLine="0" w:firstLineChars="0"/>
+              <w:rPr>
+                <w:rFonts w:ascii="Arial" w:hAnsi="Arial" w:eastAsia="Arial" w:cs="Arial"/>
+                <w:i w:val="false"/>
+                <w:b w:val="false"/>
+                <w:u w:val="none"/>
+                <w:strike w:val="false"/>
+                <w:sz w:val="18"/>
+                <w:szCs w:val="18"/>
+                <w:color w:val="000000"/>
+              </w:rPr>
+            </w:pPr>
+            <w:r>
+              <w:rPr>
+                <w:rFonts w:ascii="Arial" w:hAnsi="Arial" w:eastAsia="Arial" w:cs="Arial"/>
+                <w:i w:val="false"/>
+                <w:b w:val="false"/>
+                <w:u w:val="none"/>
+                <w:strike w:val="false"/>
+                <w:sz w:val="18"/>
+                <w:szCs w:val="18"/>
+                <w:color w:val="000000"/>
+              </w:rPr>
+              <w:t xml:space="preserve">NR</w:t>
+            </w:r>
+          </w:p>
+        </w:tc>
+        <w:tc>
+          <w:tcPr>
+            <w:tcBorders>
+              <w:bottom w:val="none" w:sz="0" w:space="0" w:color="000000"/>
+              <w:top w:val="none" w:sz="0" w:space="0" w:color="000000"/>
+              <w:left w:val="none" w:sz="0" w:space="0" w:color="000000"/>
+              <w:right w:val="none" w:sz="0" w:space="0" w:color="000000"/>
+            </w:tcBorders>
+            <w:shd w:val="clear" w:color="auto" w:fill="FFFFFF"/>
+            <w:tcMar>
+              <w:top w:w="0" w:type="dxa"/>
+              <w:bottom w:w="0" w:type="dxa"/>
+              <w:left w:w="0" w:type="dxa"/>
+              <w:right w:w="0" w:type="dxa"/>
+            </w:tcMar>
+            <w:vAlign w:val="top"/>
+          </w:tcPr>
+          <w:p>
+            <w:pPr>
+              <w:pStyle w:val="Normal"/>
+              <w:jc w:val="left"/>
+              <w:pBdr>
+                <w:bottom w:val="none" w:sz="0" w:space="0" w:color="000000"/>
+                <w:top w:val="none" w:sz="0" w:space="0" w:color="000000"/>
+                <w:left w:val="none" w:sz="0" w:space="0" w:color="000000"/>
+                <w:right w:val="none" w:sz="0" w:space="0" w:color="000000"/>
+              </w:pBdr>
+              <w:spacing w:after="60" w:before="60" w:line="240"/>
+              <w:ind w:left="60" w:right="60" w:firstLine="0" w:firstLineChars="0"/>
+              <w:rPr>
+                <w:rFonts w:ascii="Arial" w:hAnsi="Arial" w:eastAsia="Arial" w:cs="Arial"/>
+                <w:i w:val="false"/>
+                <w:b w:val="false"/>
+                <w:u w:val="none"/>
+                <w:strike w:val="false"/>
+                <w:sz w:val="18"/>
+                <w:szCs w:val="18"/>
+                <w:color w:val="000000"/>
+              </w:rPr>
+            </w:pPr>
+            <w:r>
+              <w:rPr>
+                <w:rFonts w:ascii="Arial" w:hAnsi="Arial" w:eastAsia="Arial" w:cs="Arial"/>
+                <w:i w:val="false"/>
+                <w:b w:val="false"/>
+                <w:u w:val="none"/>
+                <w:strike w:val="false"/>
+                <w:sz w:val="18"/>
+                <w:szCs w:val="18"/>
+                <w:color w:val="000000"/>
+              </w:rPr>
+              <w:t xml:space="preserve">NR</w:t>
             </w:r>
           </w:p>
         </w:tc>
@@ -3488,61 +3985,6 @@
                 <w:szCs w:val="18"/>
                 <w:color w:val="000000"/>
               </w:rPr>
-              <w:t xml:space="preserve">Partly</w:t>
-            </w:r>
-          </w:p>
-        </w:tc>
-        <w:tc>
-          <w:tcPr>
-            <w:tcBorders>
-              <w:bottom w:val="none" w:sz="0" w:space="0" w:color="000000"/>
-              <w:top w:val="none" w:sz="0" w:space="0" w:color="000000"/>
-              <w:left w:val="none" w:sz="0" w:space="0" w:color="000000"/>
-              <w:right w:val="none" w:sz="0" w:space="0" w:color="000000"/>
-            </w:tcBorders>
-            <w:shd w:val="clear" w:color="auto" w:fill="FFFFFF"/>
-            <w:tcMar>
-              <w:top w:w="0" w:type="dxa"/>
-              <w:bottom w:w="0" w:type="dxa"/>
-              <w:left w:w="0" w:type="dxa"/>
-              <w:right w:w="0" w:type="dxa"/>
-            </w:tcMar>
-            <w:vAlign w:val="top"/>
-          </w:tcPr>
-          <w:p>
-            <w:pPr>
-              <w:pStyle w:val="Normal"/>
-              <w:jc w:val="left"/>
-              <w:pBdr>
-                <w:bottom w:val="none" w:sz="0" w:space="0" w:color="000000"/>
-                <w:top w:val="none" w:sz="0" w:space="0" w:color="000000"/>
-                <w:left w:val="none" w:sz="0" w:space="0" w:color="000000"/>
-                <w:right w:val="none" w:sz="0" w:space="0" w:color="000000"/>
-              </w:pBdr>
-              <w:spacing w:after="60" w:before="60" w:line="240"/>
-              <w:ind w:left="60" w:right="60" w:firstLine="0" w:firstLineChars="0"/>
-              <w:rPr>
-                <w:rFonts w:ascii="Arial" w:hAnsi="Arial" w:eastAsia="Arial" w:cs="Arial"/>
-                <w:i w:val="false"/>
-                <w:b w:val="false"/>
-                <w:u w:val="none"/>
-                <w:strike w:val="false"/>
-                <w:sz w:val="18"/>
-                <w:szCs w:val="18"/>
-                <w:color w:val="000000"/>
-              </w:rPr>
-            </w:pPr>
-            <w:r>
-              <w:rPr>
-                <w:rFonts w:ascii="Arial" w:hAnsi="Arial" w:eastAsia="Arial" w:cs="Arial"/>
-                <w:i w:val="false"/>
-                <w:b w:val="false"/>
-                <w:u w:val="none"/>
-                <w:strike w:val="false"/>
-                <w:sz w:val="18"/>
-                <w:szCs w:val="18"/>
-                <w:color w:val="000000"/>
-              </w:rPr>
               <w:t xml:space="preserve">Yes</w:t>
             </w:r>
           </w:p>
@@ -3598,7 +4040,7 @@
                 <w:szCs w:val="18"/>
                 <w:color w:val="000000"/>
               </w:rPr>
-              <w:t xml:space="preserve">Not reported</w:t>
+              <w:t xml:space="preserve">NR</w:t>
             </w:r>
           </w:p>
         </w:tc>
@@ -3659,62 +4101,392 @@
                 <w:szCs w:val="18"/>
                 <w:color w:val="000000"/>
               </w:rPr>
-              <w:t xml:space="preserve">Liang 2026, JMIR AI [h]</w:t>
-            </w:r>
-          </w:p>
-        </w:tc>
-        <w:tc>
-          <w:tcPr>
-            <w:tcBorders>
-              <w:bottom w:val="none" w:sz="0" w:space="0" w:color="000000"/>
-              <w:top w:val="none" w:sz="0" w:space="0" w:color="000000"/>
-              <w:left w:val="none" w:sz="0" w:space="0" w:color="000000"/>
-              <w:right w:val="none" w:sz="0" w:space="0" w:color="000000"/>
-            </w:tcBorders>
-            <w:shd w:val="clear" w:color="auto" w:fill="FFFFFF"/>
-            <w:tcMar>
-              <w:top w:w="0" w:type="dxa"/>
-              <w:bottom w:w="0" w:type="dxa"/>
-              <w:left w:w="0" w:type="dxa"/>
-              <w:right w:w="0" w:type="dxa"/>
-            </w:tcMar>
-            <w:vAlign w:val="top"/>
-          </w:tcPr>
-          <w:p>
-            <w:pPr>
-              <w:pStyle w:val="Normal"/>
-              <w:jc w:val="left"/>
-              <w:pBdr>
-                <w:bottom w:val="none" w:sz="0" w:space="0" w:color="000000"/>
-                <w:top w:val="none" w:sz="0" w:space="0" w:color="000000"/>
-                <w:left w:val="none" w:sz="0" w:space="0" w:color="000000"/>
-                <w:right w:val="none" w:sz="0" w:space="0" w:color="000000"/>
-              </w:pBdr>
-              <w:spacing w:after="60" w:before="60" w:line="240"/>
-              <w:ind w:left="60" w:right="60" w:firstLine="0" w:firstLineChars="0"/>
-              <w:rPr>
-                <w:rFonts w:ascii="Arial" w:hAnsi="Arial" w:eastAsia="Arial" w:cs="Arial"/>
-                <w:i w:val="false"/>
-                <w:b w:val="false"/>
-                <w:u w:val="none"/>
-                <w:strike w:val="false"/>
-                <w:sz w:val="18"/>
-                <w:szCs w:val="18"/>
-                <w:color w:val="000000"/>
-              </w:rPr>
-            </w:pPr>
-            <w:r>
-              <w:rPr>
-                <w:rFonts w:ascii="Arial" w:hAnsi="Arial" w:eastAsia="Arial" w:cs="Arial"/>
-                <w:i w:val="false"/>
-                <w:b w:val="false"/>
-                <w:u w:val="none"/>
-                <w:strike w:val="false"/>
-                <w:sz w:val="18"/>
-                <w:szCs w:val="18"/>
-                <w:color w:val="000000"/>
-              </w:rPr>
-              <w:t xml:space="preserve">Not reported</w:t>
+              <w:t xml:space="preserve">[ref: Hevia 2025] [g]</w:t>
+            </w:r>
+          </w:p>
+        </w:tc>
+        <w:tc>
+          <w:tcPr>
+            <w:tcBorders>
+              <w:bottom w:val="none" w:sz="0" w:space="0" w:color="000000"/>
+              <w:top w:val="none" w:sz="0" w:space="0" w:color="000000"/>
+              <w:left w:val="none" w:sz="0" w:space="0" w:color="000000"/>
+              <w:right w:val="none" w:sz="0" w:space="0" w:color="000000"/>
+            </w:tcBorders>
+            <w:shd w:val="clear" w:color="auto" w:fill="FFFFFF"/>
+            <w:tcMar>
+              <w:top w:w="0" w:type="dxa"/>
+              <w:bottom w:w="0" w:type="dxa"/>
+              <w:left w:w="0" w:type="dxa"/>
+              <w:right w:w="0" w:type="dxa"/>
+            </w:tcMar>
+            <w:vAlign w:val="top"/>
+          </w:tcPr>
+          <w:p>
+            <w:pPr>
+              <w:pStyle w:val="Normal"/>
+              <w:jc w:val="left"/>
+              <w:pBdr>
+                <w:bottom w:val="none" w:sz="0" w:space="0" w:color="000000"/>
+                <w:top w:val="none" w:sz="0" w:space="0" w:color="000000"/>
+                <w:left w:val="none" w:sz="0" w:space="0" w:color="000000"/>
+                <w:right w:val="none" w:sz="0" w:space="0" w:color="000000"/>
+              </w:pBdr>
+              <w:spacing w:after="60" w:before="60" w:line="240"/>
+              <w:ind w:left="60" w:right="60" w:firstLine="0" w:firstLineChars="0"/>
+              <w:rPr>
+                <w:rFonts w:ascii="Arial" w:hAnsi="Arial" w:eastAsia="Arial" w:cs="Arial"/>
+                <w:i w:val="false"/>
+                <w:b w:val="false"/>
+                <w:u w:val="none"/>
+                <w:strike w:val="false"/>
+                <w:sz w:val="18"/>
+                <w:szCs w:val="18"/>
+                <w:color w:val="000000"/>
+              </w:rPr>
+            </w:pPr>
+            <w:r>
+              <w:rPr>
+                <w:rFonts w:ascii="Arial" w:hAnsi="Arial" w:eastAsia="Arial" w:cs="Arial"/>
+                <w:i w:val="false"/>
+                <w:b w:val="false"/>
+                <w:u w:val="none"/>
+                <w:strike w:val="false"/>
+                <w:sz w:val="18"/>
+                <w:szCs w:val="18"/>
+                <w:color w:val="000000"/>
+              </w:rPr>
+              <w:t xml:space="preserve">Yes</w:t>
+            </w:r>
+          </w:p>
+        </w:tc>
+        <w:tc>
+          <w:tcPr>
+            <w:tcBorders>
+              <w:bottom w:val="none" w:sz="0" w:space="0" w:color="000000"/>
+              <w:top w:val="none" w:sz="0" w:space="0" w:color="000000"/>
+              <w:left w:val="none" w:sz="0" w:space="0" w:color="000000"/>
+              <w:right w:val="none" w:sz="0" w:space="0" w:color="000000"/>
+            </w:tcBorders>
+            <w:shd w:val="clear" w:color="auto" w:fill="FFFFFF"/>
+            <w:tcMar>
+              <w:top w:w="0" w:type="dxa"/>
+              <w:bottom w:w="0" w:type="dxa"/>
+              <w:left w:w="0" w:type="dxa"/>
+              <w:right w:w="0" w:type="dxa"/>
+            </w:tcMar>
+            <w:vAlign w:val="top"/>
+          </w:tcPr>
+          <w:p>
+            <w:pPr>
+              <w:pStyle w:val="Normal"/>
+              <w:jc w:val="left"/>
+              <w:pBdr>
+                <w:bottom w:val="none" w:sz="0" w:space="0" w:color="000000"/>
+                <w:top w:val="none" w:sz="0" w:space="0" w:color="000000"/>
+                <w:left w:val="none" w:sz="0" w:space="0" w:color="000000"/>
+                <w:right w:val="none" w:sz="0" w:space="0" w:color="000000"/>
+              </w:pBdr>
+              <w:spacing w:after="60" w:before="60" w:line="240"/>
+              <w:ind w:left="60" w:right="60" w:firstLine="0" w:firstLineChars="0"/>
+              <w:rPr>
+                <w:rFonts w:ascii="Arial" w:hAnsi="Arial" w:eastAsia="Arial" w:cs="Arial"/>
+                <w:i w:val="false"/>
+                <w:b w:val="false"/>
+                <w:u w:val="none"/>
+                <w:strike w:val="false"/>
+                <w:sz w:val="18"/>
+                <w:szCs w:val="18"/>
+                <w:color w:val="000000"/>
+              </w:rPr>
+            </w:pPr>
+            <w:r>
+              <w:rPr>
+                <w:rFonts w:ascii="Arial" w:hAnsi="Arial" w:eastAsia="Arial" w:cs="Arial"/>
+                <w:i w:val="false"/>
+                <w:b w:val="false"/>
+                <w:u w:val="none"/>
+                <w:strike w:val="false"/>
+                <w:sz w:val="18"/>
+                <w:szCs w:val="18"/>
+                <w:color w:val="000000"/>
+              </w:rPr>
+              <w:t xml:space="preserve">Partly</w:t>
+            </w:r>
+          </w:p>
+        </w:tc>
+        <w:tc>
+          <w:tcPr>
+            <w:tcBorders>
+              <w:bottom w:val="none" w:sz="0" w:space="0" w:color="000000"/>
+              <w:top w:val="none" w:sz="0" w:space="0" w:color="000000"/>
+              <w:left w:val="none" w:sz="0" w:space="0" w:color="000000"/>
+              <w:right w:val="none" w:sz="0" w:space="0" w:color="000000"/>
+            </w:tcBorders>
+            <w:shd w:val="clear" w:color="auto" w:fill="FFFFFF"/>
+            <w:tcMar>
+              <w:top w:w="0" w:type="dxa"/>
+              <w:bottom w:w="0" w:type="dxa"/>
+              <w:left w:w="0" w:type="dxa"/>
+              <w:right w:w="0" w:type="dxa"/>
+            </w:tcMar>
+            <w:vAlign w:val="top"/>
+          </w:tcPr>
+          <w:p>
+            <w:pPr>
+              <w:pStyle w:val="Normal"/>
+              <w:jc w:val="left"/>
+              <w:pBdr>
+                <w:bottom w:val="none" w:sz="0" w:space="0" w:color="000000"/>
+                <w:top w:val="none" w:sz="0" w:space="0" w:color="000000"/>
+                <w:left w:val="none" w:sz="0" w:space="0" w:color="000000"/>
+                <w:right w:val="none" w:sz="0" w:space="0" w:color="000000"/>
+              </w:pBdr>
+              <w:spacing w:after="60" w:before="60" w:line="240"/>
+              <w:ind w:left="60" w:right="60" w:firstLine="0" w:firstLineChars="0"/>
+              <w:rPr>
+                <w:rFonts w:ascii="Arial" w:hAnsi="Arial" w:eastAsia="Arial" w:cs="Arial"/>
+                <w:i w:val="false"/>
+                <w:b w:val="false"/>
+                <w:u w:val="none"/>
+                <w:strike w:val="false"/>
+                <w:sz w:val="18"/>
+                <w:szCs w:val="18"/>
+                <w:color w:val="000000"/>
+              </w:rPr>
+            </w:pPr>
+            <w:r>
+              <w:rPr>
+                <w:rFonts w:ascii="Arial" w:hAnsi="Arial" w:eastAsia="Arial" w:cs="Arial"/>
+                <w:i w:val="false"/>
+                <w:b w:val="false"/>
+                <w:u w:val="none"/>
+                <w:strike w:val="false"/>
+                <w:sz w:val="18"/>
+                <w:szCs w:val="18"/>
+                <w:color w:val="000000"/>
+              </w:rPr>
+              <w:t xml:space="preserve">NR</w:t>
+            </w:r>
+          </w:p>
+        </w:tc>
+        <w:tc>
+          <w:tcPr>
+            <w:tcBorders>
+              <w:bottom w:val="none" w:sz="0" w:space="0" w:color="000000"/>
+              <w:top w:val="none" w:sz="0" w:space="0" w:color="000000"/>
+              <w:left w:val="none" w:sz="0" w:space="0" w:color="000000"/>
+              <w:right w:val="none" w:sz="0" w:space="0" w:color="000000"/>
+            </w:tcBorders>
+            <w:shd w:val="clear" w:color="auto" w:fill="FFFFFF"/>
+            <w:tcMar>
+              <w:top w:w="0" w:type="dxa"/>
+              <w:bottom w:w="0" w:type="dxa"/>
+              <w:left w:w="0" w:type="dxa"/>
+              <w:right w:w="0" w:type="dxa"/>
+            </w:tcMar>
+            <w:vAlign w:val="top"/>
+          </w:tcPr>
+          <w:p>
+            <w:pPr>
+              <w:pStyle w:val="Normal"/>
+              <w:jc w:val="left"/>
+              <w:pBdr>
+                <w:bottom w:val="none" w:sz="0" w:space="0" w:color="000000"/>
+                <w:top w:val="none" w:sz="0" w:space="0" w:color="000000"/>
+                <w:left w:val="none" w:sz="0" w:space="0" w:color="000000"/>
+                <w:right w:val="none" w:sz="0" w:space="0" w:color="000000"/>
+              </w:pBdr>
+              <w:spacing w:after="60" w:before="60" w:line="240"/>
+              <w:ind w:left="60" w:right="60" w:firstLine="0" w:firstLineChars="0"/>
+              <w:rPr>
+                <w:rFonts w:ascii="Arial" w:hAnsi="Arial" w:eastAsia="Arial" w:cs="Arial"/>
+                <w:i w:val="false"/>
+                <w:b w:val="false"/>
+                <w:u w:val="none"/>
+                <w:strike w:val="false"/>
+                <w:sz w:val="18"/>
+                <w:szCs w:val="18"/>
+                <w:color w:val="000000"/>
+              </w:rPr>
+            </w:pPr>
+            <w:r>
+              <w:rPr>
+                <w:rFonts w:ascii="Arial" w:hAnsi="Arial" w:eastAsia="Arial" w:cs="Arial"/>
+                <w:i w:val="false"/>
+                <w:b w:val="false"/>
+                <w:u w:val="none"/>
+                <w:strike w:val="false"/>
+                <w:sz w:val="18"/>
+                <w:szCs w:val="18"/>
+                <w:color w:val="000000"/>
+              </w:rPr>
+              <w:t xml:space="preserve">NR</w:t>
+            </w:r>
+          </w:p>
+        </w:tc>
+        <w:tc>
+          <w:tcPr>
+            <w:tcBorders>
+              <w:bottom w:val="none" w:sz="0" w:space="0" w:color="000000"/>
+              <w:top w:val="none" w:sz="0" w:space="0" w:color="000000"/>
+              <w:left w:val="none" w:sz="0" w:space="0" w:color="000000"/>
+              <w:right w:val="none" w:sz="0" w:space="0" w:color="000000"/>
+            </w:tcBorders>
+            <w:shd w:val="clear" w:color="auto" w:fill="FFFFFF"/>
+            <w:tcMar>
+              <w:top w:w="0" w:type="dxa"/>
+              <w:bottom w:w="0" w:type="dxa"/>
+              <w:left w:w="0" w:type="dxa"/>
+              <w:right w:w="0" w:type="dxa"/>
+            </w:tcMar>
+            <w:vAlign w:val="top"/>
+          </w:tcPr>
+          <w:p>
+            <w:pPr>
+              <w:pStyle w:val="Normal"/>
+              <w:jc w:val="left"/>
+              <w:pBdr>
+                <w:bottom w:val="none" w:sz="0" w:space="0" w:color="000000"/>
+                <w:top w:val="none" w:sz="0" w:space="0" w:color="000000"/>
+                <w:left w:val="none" w:sz="0" w:space="0" w:color="000000"/>
+                <w:right w:val="none" w:sz="0" w:space="0" w:color="000000"/>
+              </w:pBdr>
+              <w:spacing w:after="60" w:before="60" w:line="240"/>
+              <w:ind w:left="60" w:right="60" w:firstLine="0" w:firstLineChars="0"/>
+              <w:rPr>
+                <w:rFonts w:ascii="Arial" w:hAnsi="Arial" w:eastAsia="Arial" w:cs="Arial"/>
+                <w:i w:val="false"/>
+                <w:b w:val="false"/>
+                <w:u w:val="none"/>
+                <w:strike w:val="false"/>
+                <w:sz w:val="18"/>
+                <w:szCs w:val="18"/>
+                <w:color w:val="000000"/>
+              </w:rPr>
+            </w:pPr>
+            <w:r>
+              <w:rPr>
+                <w:rFonts w:ascii="Arial" w:hAnsi="Arial" w:eastAsia="Arial" w:cs="Arial"/>
+                <w:i w:val="false"/>
+                <w:b w:val="false"/>
+                <w:u w:val="none"/>
+                <w:strike w:val="false"/>
+                <w:sz w:val="18"/>
+                <w:szCs w:val="18"/>
+                <w:color w:val="000000"/>
+              </w:rPr>
+              <w:t xml:space="preserve">Partly</w:t>
+            </w:r>
+          </w:p>
+        </w:tc>
+        <w:tc>
+          <w:tcPr>
+            <w:tcBorders>
+              <w:bottom w:val="none" w:sz="0" w:space="0" w:color="000000"/>
+              <w:top w:val="none" w:sz="0" w:space="0" w:color="000000"/>
+              <w:left w:val="none" w:sz="0" w:space="0" w:color="000000"/>
+              <w:right w:val="none" w:sz="0" w:space="0" w:color="000000"/>
+            </w:tcBorders>
+            <w:shd w:val="clear" w:color="auto" w:fill="FFFFFF"/>
+            <w:tcMar>
+              <w:top w:w="0" w:type="dxa"/>
+              <w:bottom w:w="0" w:type="dxa"/>
+              <w:left w:w="0" w:type="dxa"/>
+              <w:right w:w="0" w:type="dxa"/>
+            </w:tcMar>
+            <w:vAlign w:val="top"/>
+          </w:tcPr>
+          <w:p>
+            <w:pPr>
+              <w:pStyle w:val="Normal"/>
+              <w:jc w:val="left"/>
+              <w:pBdr>
+                <w:bottom w:val="none" w:sz="0" w:space="0" w:color="000000"/>
+                <w:top w:val="none" w:sz="0" w:space="0" w:color="000000"/>
+                <w:left w:val="none" w:sz="0" w:space="0" w:color="000000"/>
+                <w:right w:val="none" w:sz="0" w:space="0" w:color="000000"/>
+              </w:pBdr>
+              <w:spacing w:after="60" w:before="60" w:line="240"/>
+              <w:ind w:left="60" w:right="60" w:firstLine="0" w:firstLineChars="0"/>
+              <w:rPr>
+                <w:rFonts w:ascii="Arial" w:hAnsi="Arial" w:eastAsia="Arial" w:cs="Arial"/>
+                <w:i w:val="false"/>
+                <w:b w:val="false"/>
+                <w:u w:val="none"/>
+                <w:strike w:val="false"/>
+                <w:sz w:val="18"/>
+                <w:szCs w:val="18"/>
+                <w:color w:val="000000"/>
+              </w:rPr>
+            </w:pPr>
+            <w:r>
+              <w:rPr>
+                <w:rFonts w:ascii="Arial" w:hAnsi="Arial" w:eastAsia="Arial" w:cs="Arial"/>
+                <w:i w:val="false"/>
+                <w:b w:val="false"/>
+                <w:u w:val="none"/>
+                <w:strike w:val="false"/>
+                <w:sz w:val="18"/>
+                <w:szCs w:val="18"/>
+                <w:color w:val="000000"/>
+              </w:rPr>
+              <w:t xml:space="preserve">Partly</w:t>
+            </w:r>
+          </w:p>
+        </w:tc>
+        <w:tc>
+          <w:tcPr>
+            <w:tcBorders>
+              <w:bottom w:val="none" w:sz="0" w:space="0" w:color="000000"/>
+              <w:top w:val="none" w:sz="0" w:space="0" w:color="000000"/>
+              <w:left w:val="none" w:sz="0" w:space="0" w:color="000000"/>
+              <w:right w:val="none" w:sz="0" w:space="0" w:color="000000"/>
+            </w:tcBorders>
+            <w:shd w:val="clear" w:color="auto" w:fill="FFFFFF"/>
+            <w:tcMar>
+              <w:top w:w="0" w:type="dxa"/>
+              <w:bottom w:w="0" w:type="dxa"/>
+              <w:left w:w="0" w:type="dxa"/>
+              <w:right w:w="0" w:type="dxa"/>
+            </w:tcMar>
+            <w:vAlign w:val="top"/>
+          </w:tcPr>
+          <w:p>
+            <w:pPr>
+              <w:pStyle w:val="Normal"/>
+              <w:jc w:val="left"/>
+              <w:pBdr>
+                <w:bottom w:val="none" w:sz="0" w:space="0" w:color="000000"/>
+                <w:top w:val="none" w:sz="0" w:space="0" w:color="000000"/>
+                <w:left w:val="none" w:sz="0" w:space="0" w:color="000000"/>
+                <w:right w:val="none" w:sz="0" w:space="0" w:color="000000"/>
+              </w:pBdr>
+              <w:spacing w:after="60" w:before="60" w:line="240"/>
+              <w:ind w:left="60" w:right="60" w:firstLine="0" w:firstLineChars="0"/>
+              <w:rPr>
+                <w:rFonts w:ascii="Arial" w:hAnsi="Arial" w:eastAsia="Arial" w:cs="Arial"/>
+                <w:i w:val="false"/>
+                <w:b w:val="false"/>
+                <w:u w:val="none"/>
+                <w:strike w:val="false"/>
+                <w:sz w:val="18"/>
+                <w:szCs w:val="18"/>
+                <w:color w:val="000000"/>
+              </w:rPr>
+            </w:pPr>
+            <w:r>
+              <w:rPr>
+                <w:rFonts w:ascii="Arial" w:hAnsi="Arial" w:eastAsia="Arial" w:cs="Arial"/>
+                <w:i w:val="false"/>
+                <w:b w:val="false"/>
+                <w:u w:val="none"/>
+                <w:strike w:val="false"/>
+                <w:sz w:val="18"/>
+                <w:szCs w:val="18"/>
+                <w:color w:val="000000"/>
+              </w:rPr>
+              <w:t xml:space="preserve">Yes</w:t>
             </w:r>
           </w:p>
         </w:tc>
@@ -3770,281 +4542,6 @@
                 <w:color w:val="000000"/>
               </w:rPr>
               <w:t xml:space="preserve">No</w:t>
-            </w:r>
-          </w:p>
-        </w:tc>
-        <w:tc>
-          <w:tcPr>
-            <w:tcBorders>
-              <w:bottom w:val="none" w:sz="0" w:space="0" w:color="000000"/>
-              <w:top w:val="none" w:sz="0" w:space="0" w:color="000000"/>
-              <w:left w:val="none" w:sz="0" w:space="0" w:color="000000"/>
-              <w:right w:val="none" w:sz="0" w:space="0" w:color="000000"/>
-            </w:tcBorders>
-            <w:shd w:val="clear" w:color="auto" w:fill="FFFFFF"/>
-            <w:tcMar>
-              <w:top w:w="0" w:type="dxa"/>
-              <w:bottom w:w="0" w:type="dxa"/>
-              <w:left w:w="0" w:type="dxa"/>
-              <w:right w:w="0" w:type="dxa"/>
-            </w:tcMar>
-            <w:vAlign w:val="top"/>
-          </w:tcPr>
-          <w:p>
-            <w:pPr>
-              <w:pStyle w:val="Normal"/>
-              <w:jc w:val="left"/>
-              <w:pBdr>
-                <w:bottom w:val="none" w:sz="0" w:space="0" w:color="000000"/>
-                <w:top w:val="none" w:sz="0" w:space="0" w:color="000000"/>
-                <w:left w:val="none" w:sz="0" w:space="0" w:color="000000"/>
-                <w:right w:val="none" w:sz="0" w:space="0" w:color="000000"/>
-              </w:pBdr>
-              <w:spacing w:after="60" w:before="60" w:line="240"/>
-              <w:ind w:left="60" w:right="60" w:firstLine="0" w:firstLineChars="0"/>
-              <w:rPr>
-                <w:rFonts w:ascii="Arial" w:hAnsi="Arial" w:eastAsia="Arial" w:cs="Arial"/>
-                <w:i w:val="false"/>
-                <w:b w:val="false"/>
-                <w:u w:val="none"/>
-                <w:strike w:val="false"/>
-                <w:sz w:val="18"/>
-                <w:szCs w:val="18"/>
-                <w:color w:val="000000"/>
-              </w:rPr>
-            </w:pPr>
-            <w:r>
-              <w:rPr>
-                <w:rFonts w:ascii="Arial" w:hAnsi="Arial" w:eastAsia="Arial" w:cs="Arial"/>
-                <w:i w:val="false"/>
-                <w:b w:val="false"/>
-                <w:u w:val="none"/>
-                <w:strike w:val="false"/>
-                <w:sz w:val="18"/>
-                <w:szCs w:val="18"/>
-                <w:color w:val="000000"/>
-              </w:rPr>
-              <w:t xml:space="preserve">Partly</w:t>
-            </w:r>
-          </w:p>
-        </w:tc>
-        <w:tc>
-          <w:tcPr>
-            <w:tcBorders>
-              <w:bottom w:val="none" w:sz="0" w:space="0" w:color="000000"/>
-              <w:top w:val="none" w:sz="0" w:space="0" w:color="000000"/>
-              <w:left w:val="none" w:sz="0" w:space="0" w:color="000000"/>
-              <w:right w:val="none" w:sz="0" w:space="0" w:color="000000"/>
-            </w:tcBorders>
-            <w:shd w:val="clear" w:color="auto" w:fill="FFFFFF"/>
-            <w:tcMar>
-              <w:top w:w="0" w:type="dxa"/>
-              <w:bottom w:w="0" w:type="dxa"/>
-              <w:left w:w="0" w:type="dxa"/>
-              <w:right w:w="0" w:type="dxa"/>
-            </w:tcMar>
-            <w:vAlign w:val="top"/>
-          </w:tcPr>
-          <w:p>
-            <w:pPr>
-              <w:pStyle w:val="Normal"/>
-              <w:jc w:val="left"/>
-              <w:pBdr>
-                <w:bottom w:val="none" w:sz="0" w:space="0" w:color="000000"/>
-                <w:top w:val="none" w:sz="0" w:space="0" w:color="000000"/>
-                <w:left w:val="none" w:sz="0" w:space="0" w:color="000000"/>
-                <w:right w:val="none" w:sz="0" w:space="0" w:color="000000"/>
-              </w:pBdr>
-              <w:spacing w:after="60" w:before="60" w:line="240"/>
-              <w:ind w:left="60" w:right="60" w:firstLine="0" w:firstLineChars="0"/>
-              <w:rPr>
-                <w:rFonts w:ascii="Arial" w:hAnsi="Arial" w:eastAsia="Arial" w:cs="Arial"/>
-                <w:i w:val="false"/>
-                <w:b w:val="false"/>
-                <w:u w:val="none"/>
-                <w:strike w:val="false"/>
-                <w:sz w:val="18"/>
-                <w:szCs w:val="18"/>
-                <w:color w:val="000000"/>
-              </w:rPr>
-            </w:pPr>
-            <w:r>
-              <w:rPr>
-                <w:rFonts w:ascii="Arial" w:hAnsi="Arial" w:eastAsia="Arial" w:cs="Arial"/>
-                <w:i w:val="false"/>
-                <w:b w:val="false"/>
-                <w:u w:val="none"/>
-                <w:strike w:val="false"/>
-                <w:sz w:val="18"/>
-                <w:szCs w:val="18"/>
-                <w:color w:val="000000"/>
-              </w:rPr>
-              <w:t xml:space="preserve">Partly</w:t>
-            </w:r>
-          </w:p>
-        </w:tc>
-        <w:tc>
-          <w:tcPr>
-            <w:tcBorders>
-              <w:bottom w:val="none" w:sz="0" w:space="0" w:color="000000"/>
-              <w:top w:val="none" w:sz="0" w:space="0" w:color="000000"/>
-              <w:left w:val="none" w:sz="0" w:space="0" w:color="000000"/>
-              <w:right w:val="none" w:sz="0" w:space="0" w:color="000000"/>
-            </w:tcBorders>
-            <w:shd w:val="clear" w:color="auto" w:fill="FFFFFF"/>
-            <w:tcMar>
-              <w:top w:w="0" w:type="dxa"/>
-              <w:bottom w:w="0" w:type="dxa"/>
-              <w:left w:w="0" w:type="dxa"/>
-              <w:right w:w="0" w:type="dxa"/>
-            </w:tcMar>
-            <w:vAlign w:val="top"/>
-          </w:tcPr>
-          <w:p>
-            <w:pPr>
-              <w:pStyle w:val="Normal"/>
-              <w:jc w:val="left"/>
-              <w:pBdr>
-                <w:bottom w:val="none" w:sz="0" w:space="0" w:color="000000"/>
-                <w:top w:val="none" w:sz="0" w:space="0" w:color="000000"/>
-                <w:left w:val="none" w:sz="0" w:space="0" w:color="000000"/>
-                <w:right w:val="none" w:sz="0" w:space="0" w:color="000000"/>
-              </w:pBdr>
-              <w:spacing w:after="60" w:before="60" w:line="240"/>
-              <w:ind w:left="60" w:right="60" w:firstLine="0" w:firstLineChars="0"/>
-              <w:rPr>
-                <w:rFonts w:ascii="Arial" w:hAnsi="Arial" w:eastAsia="Arial" w:cs="Arial"/>
-                <w:i w:val="false"/>
-                <w:b w:val="false"/>
-                <w:u w:val="none"/>
-                <w:strike w:val="false"/>
-                <w:sz w:val="18"/>
-                <w:szCs w:val="18"/>
-                <w:color w:val="000000"/>
-              </w:rPr>
-            </w:pPr>
-            <w:r>
-              <w:rPr>
-                <w:rFonts w:ascii="Arial" w:hAnsi="Arial" w:eastAsia="Arial" w:cs="Arial"/>
-                <w:i w:val="false"/>
-                <w:b w:val="false"/>
-                <w:u w:val="none"/>
-                <w:strike w:val="false"/>
-                <w:sz w:val="18"/>
-                <w:szCs w:val="18"/>
-                <w:color w:val="000000"/>
-              </w:rPr>
-              <w:t xml:space="preserve">Partly</w:t>
-            </w:r>
-          </w:p>
-        </w:tc>
-        <w:tc>
-          <w:tcPr>
-            <w:tcBorders>
-              <w:bottom w:val="none" w:sz="0" w:space="0" w:color="000000"/>
-              <w:top w:val="none" w:sz="0" w:space="0" w:color="000000"/>
-              <w:left w:val="none" w:sz="0" w:space="0" w:color="000000"/>
-              <w:right w:val="none" w:sz="0" w:space="0" w:color="000000"/>
-            </w:tcBorders>
-            <w:shd w:val="clear" w:color="auto" w:fill="FFFFFF"/>
-            <w:tcMar>
-              <w:top w:w="0" w:type="dxa"/>
-              <w:bottom w:w="0" w:type="dxa"/>
-              <w:left w:w="0" w:type="dxa"/>
-              <w:right w:w="0" w:type="dxa"/>
-            </w:tcMar>
-            <w:vAlign w:val="top"/>
-          </w:tcPr>
-          <w:p>
-            <w:pPr>
-              <w:pStyle w:val="Normal"/>
-              <w:jc w:val="left"/>
-              <w:pBdr>
-                <w:bottom w:val="none" w:sz="0" w:space="0" w:color="000000"/>
-                <w:top w:val="none" w:sz="0" w:space="0" w:color="000000"/>
-                <w:left w:val="none" w:sz="0" w:space="0" w:color="000000"/>
-                <w:right w:val="none" w:sz="0" w:space="0" w:color="000000"/>
-              </w:pBdr>
-              <w:spacing w:after="60" w:before="60" w:line="240"/>
-              <w:ind w:left="60" w:right="60" w:firstLine="0" w:firstLineChars="0"/>
-              <w:rPr>
-                <w:rFonts w:ascii="Arial" w:hAnsi="Arial" w:eastAsia="Arial" w:cs="Arial"/>
-                <w:i w:val="false"/>
-                <w:b w:val="false"/>
-                <w:u w:val="none"/>
-                <w:strike w:val="false"/>
-                <w:sz w:val="18"/>
-                <w:szCs w:val="18"/>
-                <w:color w:val="000000"/>
-              </w:rPr>
-            </w:pPr>
-            <w:r>
-              <w:rPr>
-                <w:rFonts w:ascii="Arial" w:hAnsi="Arial" w:eastAsia="Arial" w:cs="Arial"/>
-                <w:i w:val="false"/>
-                <w:b w:val="false"/>
-                <w:u w:val="none"/>
-                <w:strike w:val="false"/>
-                <w:sz w:val="18"/>
-                <w:szCs w:val="18"/>
-                <w:color w:val="000000"/>
-              </w:rPr>
-              <w:t xml:space="preserve">No</w:t>
-            </w:r>
-          </w:p>
-        </w:tc>
-        <w:tc>
-          <w:tcPr>
-            <w:tcBorders>
-              <w:bottom w:val="none" w:sz="0" w:space="0" w:color="000000"/>
-              <w:top w:val="none" w:sz="0" w:space="0" w:color="000000"/>
-              <w:left w:val="none" w:sz="0" w:space="0" w:color="000000"/>
-              <w:right w:val="none" w:sz="0" w:space="0" w:color="000000"/>
-            </w:tcBorders>
-            <w:shd w:val="clear" w:color="auto" w:fill="FFFFFF"/>
-            <w:tcMar>
-              <w:top w:w="0" w:type="dxa"/>
-              <w:bottom w:w="0" w:type="dxa"/>
-              <w:left w:w="0" w:type="dxa"/>
-              <w:right w:w="0" w:type="dxa"/>
-            </w:tcMar>
-            <w:vAlign w:val="top"/>
-          </w:tcPr>
-          <w:p>
-            <w:pPr>
-              <w:pStyle w:val="Normal"/>
-              <w:jc w:val="left"/>
-              <w:pBdr>
-                <w:bottom w:val="none" w:sz="0" w:space="0" w:color="000000"/>
-                <w:top w:val="none" w:sz="0" w:space="0" w:color="000000"/>
-                <w:left w:val="none" w:sz="0" w:space="0" w:color="000000"/>
-                <w:right w:val="none" w:sz="0" w:space="0" w:color="000000"/>
-              </w:pBdr>
-              <w:spacing w:after="60" w:before="60" w:line="240"/>
-              <w:ind w:left="60" w:right="60" w:firstLine="0" w:firstLineChars="0"/>
-              <w:rPr>
-                <w:rFonts w:ascii="Arial" w:hAnsi="Arial" w:eastAsia="Arial" w:cs="Arial"/>
-                <w:i w:val="false"/>
-                <w:b w:val="false"/>
-                <w:u w:val="none"/>
-                <w:strike w:val="false"/>
-                <w:sz w:val="18"/>
-                <w:szCs w:val="18"/>
-                <w:color w:val="000000"/>
-              </w:rPr>
-            </w:pPr>
-            <w:r>
-              <w:rPr>
-                <w:rFonts w:ascii="Arial" w:hAnsi="Arial" w:eastAsia="Arial" w:cs="Arial"/>
-                <w:i w:val="false"/>
-                <w:b w:val="false"/>
-                <w:u w:val="none"/>
-                <w:strike w:val="false"/>
-                <w:sz w:val="18"/>
-                <w:szCs w:val="18"/>
-                <w:color w:val="000000"/>
-              </w:rPr>
-              <w:t xml:space="preserve">Not reported</w:t>
             </w:r>
           </w:p>
         </w:tc>
@@ -4105,62 +4602,62 @@
                 <w:szCs w:val="18"/>
                 <w:color w:val="000000"/>
               </w:rPr>
-              <w:t xml:space="preserve">Saadi 2026, BMJ Digit Health AI [i]</w:t>
-            </w:r>
-          </w:p>
-        </w:tc>
-        <w:tc>
-          <w:tcPr>
-            <w:tcBorders>
-              <w:bottom w:val="none" w:sz="0" w:space="0" w:color="000000"/>
-              <w:top w:val="none" w:sz="0" w:space="0" w:color="000000"/>
-              <w:left w:val="none" w:sz="0" w:space="0" w:color="000000"/>
-              <w:right w:val="none" w:sz="0" w:space="0" w:color="000000"/>
-            </w:tcBorders>
-            <w:shd w:val="clear" w:color="auto" w:fill="FFFFFF"/>
-            <w:tcMar>
-              <w:top w:w="0" w:type="dxa"/>
-              <w:bottom w:w="0" w:type="dxa"/>
-              <w:left w:w="0" w:type="dxa"/>
-              <w:right w:w="0" w:type="dxa"/>
-            </w:tcMar>
-            <w:vAlign w:val="top"/>
-          </w:tcPr>
-          <w:p>
-            <w:pPr>
-              <w:pStyle w:val="Normal"/>
-              <w:jc w:val="left"/>
-              <w:pBdr>
-                <w:bottom w:val="none" w:sz="0" w:space="0" w:color="000000"/>
-                <w:top w:val="none" w:sz="0" w:space="0" w:color="000000"/>
-                <w:left w:val="none" w:sz="0" w:space="0" w:color="000000"/>
-                <w:right w:val="none" w:sz="0" w:space="0" w:color="000000"/>
-              </w:pBdr>
-              <w:spacing w:after="60" w:before="60" w:line="240"/>
-              <w:ind w:left="60" w:right="60" w:firstLine="0" w:firstLineChars="0"/>
-              <w:rPr>
-                <w:rFonts w:ascii="Arial" w:hAnsi="Arial" w:eastAsia="Arial" w:cs="Arial"/>
-                <w:i w:val="false"/>
-                <w:b w:val="false"/>
-                <w:u w:val="none"/>
-                <w:strike w:val="false"/>
-                <w:sz w:val="18"/>
-                <w:szCs w:val="18"/>
-                <w:color w:val="000000"/>
-              </w:rPr>
-            </w:pPr>
-            <w:r>
-              <w:rPr>
-                <w:rFonts w:ascii="Arial" w:hAnsi="Arial" w:eastAsia="Arial" w:cs="Arial"/>
-                <w:i w:val="false"/>
-                <w:b w:val="false"/>
-                <w:u w:val="none"/>
-                <w:strike w:val="false"/>
-                <w:sz w:val="18"/>
-                <w:szCs w:val="18"/>
-                <w:color w:val="000000"/>
-              </w:rPr>
-              <w:t xml:space="preserve">Not reported</w:t>
+              <w:t xml:space="preserve">[ref: Liang 2026] [h]</w:t>
+            </w:r>
+          </w:p>
+        </w:tc>
+        <w:tc>
+          <w:tcPr>
+            <w:tcBorders>
+              <w:bottom w:val="none" w:sz="0" w:space="0" w:color="000000"/>
+              <w:top w:val="none" w:sz="0" w:space="0" w:color="000000"/>
+              <w:left w:val="none" w:sz="0" w:space="0" w:color="000000"/>
+              <w:right w:val="none" w:sz="0" w:space="0" w:color="000000"/>
+            </w:tcBorders>
+            <w:shd w:val="clear" w:color="auto" w:fill="FFFFFF"/>
+            <w:tcMar>
+              <w:top w:w="0" w:type="dxa"/>
+              <w:bottom w:w="0" w:type="dxa"/>
+              <w:left w:w="0" w:type="dxa"/>
+              <w:right w:w="0" w:type="dxa"/>
+            </w:tcMar>
+            <w:vAlign w:val="top"/>
+          </w:tcPr>
+          <w:p>
+            <w:pPr>
+              <w:pStyle w:val="Normal"/>
+              <w:jc w:val="left"/>
+              <w:pBdr>
+                <w:bottom w:val="none" w:sz="0" w:space="0" w:color="000000"/>
+                <w:top w:val="none" w:sz="0" w:space="0" w:color="000000"/>
+                <w:left w:val="none" w:sz="0" w:space="0" w:color="000000"/>
+                <w:right w:val="none" w:sz="0" w:space="0" w:color="000000"/>
+              </w:pBdr>
+              <w:spacing w:after="60" w:before="60" w:line="240"/>
+              <w:ind w:left="60" w:right="60" w:firstLine="0" w:firstLineChars="0"/>
+              <w:rPr>
+                <w:rFonts w:ascii="Arial" w:hAnsi="Arial" w:eastAsia="Arial" w:cs="Arial"/>
+                <w:i w:val="false"/>
+                <w:b w:val="false"/>
+                <w:u w:val="none"/>
+                <w:strike w:val="false"/>
+                <w:sz w:val="18"/>
+                <w:szCs w:val="18"/>
+                <w:color w:val="000000"/>
+              </w:rPr>
+            </w:pPr>
+            <w:r>
+              <w:rPr>
+                <w:rFonts w:ascii="Arial" w:hAnsi="Arial" w:eastAsia="Arial" w:cs="Arial"/>
+                <w:i w:val="false"/>
+                <w:b w:val="false"/>
+                <w:u w:val="none"/>
+                <w:strike w:val="false"/>
+                <w:sz w:val="18"/>
+                <w:szCs w:val="18"/>
+                <w:color w:val="000000"/>
+              </w:rPr>
+              <w:t xml:space="preserve">NR</w:t>
             </w:r>
           </w:p>
         </w:tc>
@@ -4270,62 +4767,7 @@
                 <w:szCs w:val="18"/>
                 <w:color w:val="000000"/>
               </w:rPr>
-              <w:t xml:space="preserve">Not reported</w:t>
-            </w:r>
-          </w:p>
-        </w:tc>
-        <w:tc>
-          <w:tcPr>
-            <w:tcBorders>
-              <w:bottom w:val="none" w:sz="0" w:space="0" w:color="000000"/>
-              <w:top w:val="none" w:sz="0" w:space="0" w:color="000000"/>
-              <w:left w:val="none" w:sz="0" w:space="0" w:color="000000"/>
-              <w:right w:val="none" w:sz="0" w:space="0" w:color="000000"/>
-            </w:tcBorders>
-            <w:shd w:val="clear" w:color="auto" w:fill="FFFFFF"/>
-            <w:tcMar>
-              <w:top w:w="0" w:type="dxa"/>
-              <w:bottom w:w="0" w:type="dxa"/>
-              <w:left w:w="0" w:type="dxa"/>
-              <w:right w:w="0" w:type="dxa"/>
-            </w:tcMar>
-            <w:vAlign w:val="top"/>
-          </w:tcPr>
-          <w:p>
-            <w:pPr>
-              <w:pStyle w:val="Normal"/>
-              <w:jc w:val="left"/>
-              <w:pBdr>
-                <w:bottom w:val="none" w:sz="0" w:space="0" w:color="000000"/>
-                <w:top w:val="none" w:sz="0" w:space="0" w:color="000000"/>
-                <w:left w:val="none" w:sz="0" w:space="0" w:color="000000"/>
-                <w:right w:val="none" w:sz="0" w:space="0" w:color="000000"/>
-              </w:pBdr>
-              <w:spacing w:after="60" w:before="60" w:line="240"/>
-              <w:ind w:left="60" w:right="60" w:firstLine="0" w:firstLineChars="0"/>
-              <w:rPr>
-                <w:rFonts w:ascii="Arial" w:hAnsi="Arial" w:eastAsia="Arial" w:cs="Arial"/>
-                <w:i w:val="false"/>
-                <w:b w:val="false"/>
-                <w:u w:val="none"/>
-                <w:strike w:val="false"/>
-                <w:sz w:val="18"/>
-                <w:szCs w:val="18"/>
-                <w:color w:val="000000"/>
-              </w:rPr>
-            </w:pPr>
-            <w:r>
-              <w:rPr>
-                <w:rFonts w:ascii="Arial" w:hAnsi="Arial" w:eastAsia="Arial" w:cs="Arial"/>
-                <w:i w:val="false"/>
-                <w:b w:val="false"/>
-                <w:u w:val="none"/>
-                <w:strike w:val="false"/>
-                <w:sz w:val="18"/>
-                <w:szCs w:val="18"/>
-                <w:color w:val="000000"/>
-              </w:rPr>
-              <w:t xml:space="preserve">Not reported</w:t>
+              <w:t xml:space="preserve">NR</w:t>
             </w:r>
           </w:p>
         </w:tc>
@@ -4381,6 +4823,617 @@
                 <w:color w:val="000000"/>
               </w:rPr>
               <w:t xml:space="preserve">Partly</w:t>
+            </w:r>
+          </w:p>
+        </w:tc>
+        <w:tc>
+          <w:tcPr>
+            <w:tcBorders>
+              <w:bottom w:val="none" w:sz="0" w:space="0" w:color="000000"/>
+              <w:top w:val="none" w:sz="0" w:space="0" w:color="000000"/>
+              <w:left w:val="none" w:sz="0" w:space="0" w:color="000000"/>
+              <w:right w:val="none" w:sz="0" w:space="0" w:color="000000"/>
+            </w:tcBorders>
+            <w:shd w:val="clear" w:color="auto" w:fill="FFFFFF"/>
+            <w:tcMar>
+              <w:top w:w="0" w:type="dxa"/>
+              <w:bottom w:w="0" w:type="dxa"/>
+              <w:left w:w="0" w:type="dxa"/>
+              <w:right w:w="0" w:type="dxa"/>
+            </w:tcMar>
+            <w:vAlign w:val="top"/>
+          </w:tcPr>
+          <w:p>
+            <w:pPr>
+              <w:pStyle w:val="Normal"/>
+              <w:jc w:val="left"/>
+              <w:pBdr>
+                <w:bottom w:val="none" w:sz="0" w:space="0" w:color="000000"/>
+                <w:top w:val="none" w:sz="0" w:space="0" w:color="000000"/>
+                <w:left w:val="none" w:sz="0" w:space="0" w:color="000000"/>
+                <w:right w:val="none" w:sz="0" w:space="0" w:color="000000"/>
+              </w:pBdr>
+              <w:spacing w:after="60" w:before="60" w:line="240"/>
+              <w:ind w:left="60" w:right="60" w:firstLine="0" w:firstLineChars="0"/>
+              <w:rPr>
+                <w:rFonts w:ascii="Arial" w:hAnsi="Arial" w:eastAsia="Arial" w:cs="Arial"/>
+                <w:i w:val="false"/>
+                <w:b w:val="false"/>
+                <w:u w:val="none"/>
+                <w:strike w:val="false"/>
+                <w:sz w:val="18"/>
+                <w:szCs w:val="18"/>
+                <w:color w:val="000000"/>
+              </w:rPr>
+            </w:pPr>
+            <w:r>
+              <w:rPr>
+                <w:rFonts w:ascii="Arial" w:hAnsi="Arial" w:eastAsia="Arial" w:cs="Arial"/>
+                <w:i w:val="false"/>
+                <w:b w:val="false"/>
+                <w:u w:val="none"/>
+                <w:strike w:val="false"/>
+                <w:sz w:val="18"/>
+                <w:szCs w:val="18"/>
+                <w:color w:val="000000"/>
+              </w:rPr>
+              <w:t xml:space="preserve">Partly</w:t>
+            </w:r>
+          </w:p>
+        </w:tc>
+        <w:tc>
+          <w:tcPr>
+            <w:tcBorders>
+              <w:bottom w:val="none" w:sz="0" w:space="0" w:color="000000"/>
+              <w:top w:val="none" w:sz="0" w:space="0" w:color="000000"/>
+              <w:left w:val="none" w:sz="0" w:space="0" w:color="000000"/>
+              <w:right w:val="none" w:sz="0" w:space="0" w:color="000000"/>
+            </w:tcBorders>
+            <w:shd w:val="clear" w:color="auto" w:fill="FFFFFF"/>
+            <w:tcMar>
+              <w:top w:w="0" w:type="dxa"/>
+              <w:bottom w:w="0" w:type="dxa"/>
+              <w:left w:w="0" w:type="dxa"/>
+              <w:right w:w="0" w:type="dxa"/>
+            </w:tcMar>
+            <w:vAlign w:val="top"/>
+          </w:tcPr>
+          <w:p>
+            <w:pPr>
+              <w:pStyle w:val="Normal"/>
+              <w:jc w:val="left"/>
+              <w:pBdr>
+                <w:bottom w:val="none" w:sz="0" w:space="0" w:color="000000"/>
+                <w:top w:val="none" w:sz="0" w:space="0" w:color="000000"/>
+                <w:left w:val="none" w:sz="0" w:space="0" w:color="000000"/>
+                <w:right w:val="none" w:sz="0" w:space="0" w:color="000000"/>
+              </w:pBdr>
+              <w:spacing w:after="60" w:before="60" w:line="240"/>
+              <w:ind w:left="60" w:right="60" w:firstLine="0" w:firstLineChars="0"/>
+              <w:rPr>
+                <w:rFonts w:ascii="Arial" w:hAnsi="Arial" w:eastAsia="Arial" w:cs="Arial"/>
+                <w:i w:val="false"/>
+                <w:b w:val="false"/>
+                <w:u w:val="none"/>
+                <w:strike w:val="false"/>
+                <w:sz w:val="18"/>
+                <w:szCs w:val="18"/>
+                <w:color w:val="000000"/>
+              </w:rPr>
+            </w:pPr>
+            <w:r>
+              <w:rPr>
+                <w:rFonts w:ascii="Arial" w:hAnsi="Arial" w:eastAsia="Arial" w:cs="Arial"/>
+                <w:i w:val="false"/>
+                <w:b w:val="false"/>
+                <w:u w:val="none"/>
+                <w:strike w:val="false"/>
+                <w:sz w:val="18"/>
+                <w:szCs w:val="18"/>
+                <w:color w:val="000000"/>
+              </w:rPr>
+              <w:t xml:space="preserve">Partly</w:t>
+            </w:r>
+          </w:p>
+        </w:tc>
+        <w:tc>
+          <w:tcPr>
+            <w:tcBorders>
+              <w:bottom w:val="none" w:sz="0" w:space="0" w:color="000000"/>
+              <w:top w:val="none" w:sz="0" w:space="0" w:color="000000"/>
+              <w:left w:val="none" w:sz="0" w:space="0" w:color="000000"/>
+              <w:right w:val="none" w:sz="0" w:space="0" w:color="000000"/>
+            </w:tcBorders>
+            <w:shd w:val="clear" w:color="auto" w:fill="FFFFFF"/>
+            <w:tcMar>
+              <w:top w:w="0" w:type="dxa"/>
+              <w:bottom w:w="0" w:type="dxa"/>
+              <w:left w:w="0" w:type="dxa"/>
+              <w:right w:w="0" w:type="dxa"/>
+            </w:tcMar>
+            <w:vAlign w:val="top"/>
+          </w:tcPr>
+          <w:p>
+            <w:pPr>
+              <w:pStyle w:val="Normal"/>
+              <w:jc w:val="left"/>
+              <w:pBdr>
+                <w:bottom w:val="none" w:sz="0" w:space="0" w:color="000000"/>
+                <w:top w:val="none" w:sz="0" w:space="0" w:color="000000"/>
+                <w:left w:val="none" w:sz="0" w:space="0" w:color="000000"/>
+                <w:right w:val="none" w:sz="0" w:space="0" w:color="000000"/>
+              </w:pBdr>
+              <w:spacing w:after="60" w:before="60" w:line="240"/>
+              <w:ind w:left="60" w:right="60" w:firstLine="0" w:firstLineChars="0"/>
+              <w:rPr>
+                <w:rFonts w:ascii="Arial" w:hAnsi="Arial" w:eastAsia="Arial" w:cs="Arial"/>
+                <w:i w:val="false"/>
+                <w:b w:val="false"/>
+                <w:u w:val="none"/>
+                <w:strike w:val="false"/>
+                <w:sz w:val="18"/>
+                <w:szCs w:val="18"/>
+                <w:color w:val="000000"/>
+              </w:rPr>
+            </w:pPr>
+            <w:r>
+              <w:rPr>
+                <w:rFonts w:ascii="Arial" w:hAnsi="Arial" w:eastAsia="Arial" w:cs="Arial"/>
+                <w:i w:val="false"/>
+                <w:b w:val="false"/>
+                <w:u w:val="none"/>
+                <w:strike w:val="false"/>
+                <w:sz w:val="18"/>
+                <w:szCs w:val="18"/>
+                <w:color w:val="000000"/>
+              </w:rPr>
+              <w:t xml:space="preserve">No</w:t>
+            </w:r>
+          </w:p>
+        </w:tc>
+        <w:tc>
+          <w:tcPr>
+            <w:tcBorders>
+              <w:bottom w:val="none" w:sz="0" w:space="0" w:color="000000"/>
+              <w:top w:val="none" w:sz="0" w:space="0" w:color="000000"/>
+              <w:left w:val="none" w:sz="0" w:space="0" w:color="000000"/>
+              <w:right w:val="none" w:sz="0" w:space="0" w:color="000000"/>
+            </w:tcBorders>
+            <w:shd w:val="clear" w:color="auto" w:fill="FFFFFF"/>
+            <w:tcMar>
+              <w:top w:w="0" w:type="dxa"/>
+              <w:bottom w:w="0" w:type="dxa"/>
+              <w:left w:w="0" w:type="dxa"/>
+              <w:right w:w="0" w:type="dxa"/>
+            </w:tcMar>
+            <w:vAlign w:val="top"/>
+          </w:tcPr>
+          <w:p>
+            <w:pPr>
+              <w:pStyle w:val="Normal"/>
+              <w:jc w:val="left"/>
+              <w:pBdr>
+                <w:bottom w:val="none" w:sz="0" w:space="0" w:color="000000"/>
+                <w:top w:val="none" w:sz="0" w:space="0" w:color="000000"/>
+                <w:left w:val="none" w:sz="0" w:space="0" w:color="000000"/>
+                <w:right w:val="none" w:sz="0" w:space="0" w:color="000000"/>
+              </w:pBdr>
+              <w:spacing w:after="60" w:before="60" w:line="240"/>
+              <w:ind w:left="60" w:right="60" w:firstLine="0" w:firstLineChars="0"/>
+              <w:rPr>
+                <w:rFonts w:ascii="Arial" w:hAnsi="Arial" w:eastAsia="Arial" w:cs="Arial"/>
+                <w:i w:val="false"/>
+                <w:b w:val="false"/>
+                <w:u w:val="none"/>
+                <w:strike w:val="false"/>
+                <w:sz w:val="18"/>
+                <w:szCs w:val="18"/>
+                <w:color w:val="000000"/>
+              </w:rPr>
+            </w:pPr>
+            <w:r>
+              <w:rPr>
+                <w:rFonts w:ascii="Arial" w:hAnsi="Arial" w:eastAsia="Arial" w:cs="Arial"/>
+                <w:i w:val="false"/>
+                <w:b w:val="false"/>
+                <w:u w:val="none"/>
+                <w:strike w:val="false"/>
+                <w:sz w:val="18"/>
+                <w:szCs w:val="18"/>
+                <w:color w:val="000000"/>
+              </w:rPr>
+              <w:t xml:space="preserve">No</w:t>
+            </w:r>
+          </w:p>
+        </w:tc>
+      </w:tr>
+      <w:tr>
+        <w:trPr>
+          <w:cantSplit/>
+          <w:trHeight w:val="480" w:hRule="auto"/>
+        </w:trPr>
+        <w:tc>
+          <w:tcPr>
+            <w:tcBorders>
+              <w:bottom w:val="none" w:sz="0" w:space="0" w:color="000000"/>
+              <w:top w:val="none" w:sz="0" w:space="0" w:color="000000"/>
+              <w:left w:val="none" w:sz="0" w:space="0" w:color="000000"/>
+              <w:right w:val="none" w:sz="0" w:space="0" w:color="000000"/>
+            </w:tcBorders>
+            <w:shd w:val="clear" w:color="auto" w:fill="FFFFFF"/>
+            <w:tcMar>
+              <w:top w:w="0" w:type="dxa"/>
+              <w:bottom w:w="0" w:type="dxa"/>
+              <w:left w:w="0" w:type="dxa"/>
+              <w:right w:w="0" w:type="dxa"/>
+            </w:tcMar>
+            <w:vAlign w:val="top"/>
+          </w:tcPr>
+          <w:p>
+            <w:pPr>
+              <w:pStyle w:val="Normal"/>
+              <w:jc w:val="left"/>
+              <w:pBdr>
+                <w:bottom w:val="none" w:sz="0" w:space="0" w:color="000000"/>
+                <w:top w:val="none" w:sz="0" w:space="0" w:color="000000"/>
+                <w:left w:val="none" w:sz="0" w:space="0" w:color="000000"/>
+                <w:right w:val="none" w:sz="0" w:space="0" w:color="000000"/>
+              </w:pBdr>
+              <w:spacing w:after="60" w:before="60" w:line="240"/>
+              <w:ind w:left="60" w:right="60" w:firstLine="0" w:firstLineChars="0"/>
+              <w:rPr>
+                <w:rFonts w:ascii="Arial" w:hAnsi="Arial" w:eastAsia="Arial" w:cs="Arial"/>
+                <w:i w:val="false"/>
+                <w:b w:val="false"/>
+                <w:u w:val="none"/>
+                <w:strike w:val="false"/>
+                <w:sz w:val="18"/>
+                <w:szCs w:val="18"/>
+                <w:color w:val="000000"/>
+              </w:rPr>
+            </w:pPr>
+            <w:r>
+              <w:rPr>
+                <w:rFonts w:ascii="Arial" w:hAnsi="Arial" w:eastAsia="Arial" w:cs="Arial"/>
+                <w:i w:val="false"/>
+                <w:b w:val="false"/>
+                <w:u w:val="none"/>
+                <w:strike w:val="false"/>
+                <w:sz w:val="18"/>
+                <w:szCs w:val="18"/>
+                <w:color w:val="000000"/>
+              </w:rPr>
+              <w:t xml:space="preserve">[ref: Saadi 2026] (ROBINS-I) [i]</w:t>
+            </w:r>
+          </w:p>
+        </w:tc>
+        <w:tc>
+          <w:tcPr>
+            <w:tcBorders>
+              <w:bottom w:val="none" w:sz="0" w:space="0" w:color="000000"/>
+              <w:top w:val="none" w:sz="0" w:space="0" w:color="000000"/>
+              <w:left w:val="none" w:sz="0" w:space="0" w:color="000000"/>
+              <w:right w:val="none" w:sz="0" w:space="0" w:color="000000"/>
+            </w:tcBorders>
+            <w:shd w:val="clear" w:color="auto" w:fill="FFFFFF"/>
+            <w:tcMar>
+              <w:top w:w="0" w:type="dxa"/>
+              <w:bottom w:w="0" w:type="dxa"/>
+              <w:left w:w="0" w:type="dxa"/>
+              <w:right w:w="0" w:type="dxa"/>
+            </w:tcMar>
+            <w:vAlign w:val="top"/>
+          </w:tcPr>
+          <w:p>
+            <w:pPr>
+              <w:pStyle w:val="Normal"/>
+              <w:jc w:val="left"/>
+              <w:pBdr>
+                <w:bottom w:val="none" w:sz="0" w:space="0" w:color="000000"/>
+                <w:top w:val="none" w:sz="0" w:space="0" w:color="000000"/>
+                <w:left w:val="none" w:sz="0" w:space="0" w:color="000000"/>
+                <w:right w:val="none" w:sz="0" w:space="0" w:color="000000"/>
+              </w:pBdr>
+              <w:spacing w:after="60" w:before="60" w:line="240"/>
+              <w:ind w:left="60" w:right="60" w:firstLine="0" w:firstLineChars="0"/>
+              <w:rPr>
+                <w:rFonts w:ascii="Arial" w:hAnsi="Arial" w:eastAsia="Arial" w:cs="Arial"/>
+                <w:i w:val="false"/>
+                <w:b w:val="false"/>
+                <w:u w:val="none"/>
+                <w:strike w:val="false"/>
+                <w:sz w:val="18"/>
+                <w:szCs w:val="18"/>
+                <w:color w:val="000000"/>
+              </w:rPr>
+            </w:pPr>
+            <w:r>
+              <w:rPr>
+                <w:rFonts w:ascii="Arial" w:hAnsi="Arial" w:eastAsia="Arial" w:cs="Arial"/>
+                <w:i w:val="false"/>
+                <w:b w:val="false"/>
+                <w:u w:val="none"/>
+                <w:strike w:val="false"/>
+                <w:sz w:val="18"/>
+                <w:szCs w:val="18"/>
+                <w:color w:val="000000"/>
+              </w:rPr>
+              <w:t xml:space="preserve">NR</w:t>
+            </w:r>
+          </w:p>
+        </w:tc>
+        <w:tc>
+          <w:tcPr>
+            <w:tcBorders>
+              <w:bottom w:val="none" w:sz="0" w:space="0" w:color="000000"/>
+              <w:top w:val="none" w:sz="0" w:space="0" w:color="000000"/>
+              <w:left w:val="none" w:sz="0" w:space="0" w:color="000000"/>
+              <w:right w:val="none" w:sz="0" w:space="0" w:color="000000"/>
+            </w:tcBorders>
+            <w:shd w:val="clear" w:color="auto" w:fill="FFFFFF"/>
+            <w:tcMar>
+              <w:top w:w="0" w:type="dxa"/>
+              <w:bottom w:w="0" w:type="dxa"/>
+              <w:left w:w="0" w:type="dxa"/>
+              <w:right w:w="0" w:type="dxa"/>
+            </w:tcMar>
+            <w:vAlign w:val="top"/>
+          </w:tcPr>
+          <w:p>
+            <w:pPr>
+              <w:pStyle w:val="Normal"/>
+              <w:jc w:val="left"/>
+              <w:pBdr>
+                <w:bottom w:val="none" w:sz="0" w:space="0" w:color="000000"/>
+                <w:top w:val="none" w:sz="0" w:space="0" w:color="000000"/>
+                <w:left w:val="none" w:sz="0" w:space="0" w:color="000000"/>
+                <w:right w:val="none" w:sz="0" w:space="0" w:color="000000"/>
+              </w:pBdr>
+              <w:spacing w:after="60" w:before="60" w:line="240"/>
+              <w:ind w:left="60" w:right="60" w:firstLine="0" w:firstLineChars="0"/>
+              <w:rPr>
+                <w:rFonts w:ascii="Arial" w:hAnsi="Arial" w:eastAsia="Arial" w:cs="Arial"/>
+                <w:i w:val="false"/>
+                <w:b w:val="false"/>
+                <w:u w:val="none"/>
+                <w:strike w:val="false"/>
+                <w:sz w:val="18"/>
+                <w:szCs w:val="18"/>
+                <w:color w:val="000000"/>
+              </w:rPr>
+            </w:pPr>
+            <w:r>
+              <w:rPr>
+                <w:rFonts w:ascii="Arial" w:hAnsi="Arial" w:eastAsia="Arial" w:cs="Arial"/>
+                <w:i w:val="false"/>
+                <w:b w:val="false"/>
+                <w:u w:val="none"/>
+                <w:strike w:val="false"/>
+                <w:sz w:val="18"/>
+                <w:szCs w:val="18"/>
+                <w:color w:val="000000"/>
+              </w:rPr>
+              <w:t xml:space="preserve">No</w:t>
+            </w:r>
+          </w:p>
+        </w:tc>
+        <w:tc>
+          <w:tcPr>
+            <w:tcBorders>
+              <w:bottom w:val="none" w:sz="0" w:space="0" w:color="000000"/>
+              <w:top w:val="none" w:sz="0" w:space="0" w:color="000000"/>
+              <w:left w:val="none" w:sz="0" w:space="0" w:color="000000"/>
+              <w:right w:val="none" w:sz="0" w:space="0" w:color="000000"/>
+            </w:tcBorders>
+            <w:shd w:val="clear" w:color="auto" w:fill="FFFFFF"/>
+            <w:tcMar>
+              <w:top w:w="0" w:type="dxa"/>
+              <w:bottom w:w="0" w:type="dxa"/>
+              <w:left w:w="0" w:type="dxa"/>
+              <w:right w:w="0" w:type="dxa"/>
+            </w:tcMar>
+            <w:vAlign w:val="top"/>
+          </w:tcPr>
+          <w:p>
+            <w:pPr>
+              <w:pStyle w:val="Normal"/>
+              <w:jc w:val="left"/>
+              <w:pBdr>
+                <w:bottom w:val="none" w:sz="0" w:space="0" w:color="000000"/>
+                <w:top w:val="none" w:sz="0" w:space="0" w:color="000000"/>
+                <w:left w:val="none" w:sz="0" w:space="0" w:color="000000"/>
+                <w:right w:val="none" w:sz="0" w:space="0" w:color="000000"/>
+              </w:pBdr>
+              <w:spacing w:after="60" w:before="60" w:line="240"/>
+              <w:ind w:left="60" w:right="60" w:firstLine="0" w:firstLineChars="0"/>
+              <w:rPr>
+                <w:rFonts w:ascii="Arial" w:hAnsi="Arial" w:eastAsia="Arial" w:cs="Arial"/>
+                <w:i w:val="false"/>
+                <w:b w:val="false"/>
+                <w:u w:val="none"/>
+                <w:strike w:val="false"/>
+                <w:sz w:val="18"/>
+                <w:szCs w:val="18"/>
+                <w:color w:val="000000"/>
+              </w:rPr>
+            </w:pPr>
+            <w:r>
+              <w:rPr>
+                <w:rFonts w:ascii="Arial" w:hAnsi="Arial" w:eastAsia="Arial" w:cs="Arial"/>
+                <w:i w:val="false"/>
+                <w:b w:val="false"/>
+                <w:u w:val="none"/>
+                <w:strike w:val="false"/>
+                <w:sz w:val="18"/>
+                <w:szCs w:val="18"/>
+                <w:color w:val="000000"/>
+              </w:rPr>
+              <w:t xml:space="preserve">NR</w:t>
+            </w:r>
+          </w:p>
+        </w:tc>
+        <w:tc>
+          <w:tcPr>
+            <w:tcBorders>
+              <w:bottom w:val="none" w:sz="0" w:space="0" w:color="000000"/>
+              <w:top w:val="none" w:sz="0" w:space="0" w:color="000000"/>
+              <w:left w:val="none" w:sz="0" w:space="0" w:color="000000"/>
+              <w:right w:val="none" w:sz="0" w:space="0" w:color="000000"/>
+            </w:tcBorders>
+            <w:shd w:val="clear" w:color="auto" w:fill="FFFFFF"/>
+            <w:tcMar>
+              <w:top w:w="0" w:type="dxa"/>
+              <w:bottom w:w="0" w:type="dxa"/>
+              <w:left w:w="0" w:type="dxa"/>
+              <w:right w:w="0" w:type="dxa"/>
+            </w:tcMar>
+            <w:vAlign w:val="top"/>
+          </w:tcPr>
+          <w:p>
+            <w:pPr>
+              <w:pStyle w:val="Normal"/>
+              <w:jc w:val="left"/>
+              <w:pBdr>
+                <w:bottom w:val="none" w:sz="0" w:space="0" w:color="000000"/>
+                <w:top w:val="none" w:sz="0" w:space="0" w:color="000000"/>
+                <w:left w:val="none" w:sz="0" w:space="0" w:color="000000"/>
+                <w:right w:val="none" w:sz="0" w:space="0" w:color="000000"/>
+              </w:pBdr>
+              <w:spacing w:after="60" w:before="60" w:line="240"/>
+              <w:ind w:left="60" w:right="60" w:firstLine="0" w:firstLineChars="0"/>
+              <w:rPr>
+                <w:rFonts w:ascii="Arial" w:hAnsi="Arial" w:eastAsia="Arial" w:cs="Arial"/>
+                <w:i w:val="false"/>
+                <w:b w:val="false"/>
+                <w:u w:val="none"/>
+                <w:strike w:val="false"/>
+                <w:sz w:val="18"/>
+                <w:szCs w:val="18"/>
+                <w:color w:val="000000"/>
+              </w:rPr>
+            </w:pPr>
+            <w:r>
+              <w:rPr>
+                <w:rFonts w:ascii="Arial" w:hAnsi="Arial" w:eastAsia="Arial" w:cs="Arial"/>
+                <w:i w:val="false"/>
+                <w:b w:val="false"/>
+                <w:u w:val="none"/>
+                <w:strike w:val="false"/>
+                <w:sz w:val="18"/>
+                <w:szCs w:val="18"/>
+                <w:color w:val="000000"/>
+              </w:rPr>
+              <w:t xml:space="preserve">NR</w:t>
+            </w:r>
+          </w:p>
+        </w:tc>
+        <w:tc>
+          <w:tcPr>
+            <w:tcBorders>
+              <w:bottom w:val="none" w:sz="0" w:space="0" w:color="000000"/>
+              <w:top w:val="none" w:sz="0" w:space="0" w:color="000000"/>
+              <w:left w:val="none" w:sz="0" w:space="0" w:color="000000"/>
+              <w:right w:val="none" w:sz="0" w:space="0" w:color="000000"/>
+            </w:tcBorders>
+            <w:shd w:val="clear" w:color="auto" w:fill="FFFFFF"/>
+            <w:tcMar>
+              <w:top w:w="0" w:type="dxa"/>
+              <w:bottom w:w="0" w:type="dxa"/>
+              <w:left w:w="0" w:type="dxa"/>
+              <w:right w:w="0" w:type="dxa"/>
+            </w:tcMar>
+            <w:vAlign w:val="top"/>
+          </w:tcPr>
+          <w:p>
+            <w:pPr>
+              <w:pStyle w:val="Normal"/>
+              <w:jc w:val="left"/>
+              <w:pBdr>
+                <w:bottom w:val="none" w:sz="0" w:space="0" w:color="000000"/>
+                <w:top w:val="none" w:sz="0" w:space="0" w:color="000000"/>
+                <w:left w:val="none" w:sz="0" w:space="0" w:color="000000"/>
+                <w:right w:val="none" w:sz="0" w:space="0" w:color="000000"/>
+              </w:pBdr>
+              <w:spacing w:after="60" w:before="60" w:line="240"/>
+              <w:ind w:left="60" w:right="60" w:firstLine="0" w:firstLineChars="0"/>
+              <w:rPr>
+                <w:rFonts w:ascii="Arial" w:hAnsi="Arial" w:eastAsia="Arial" w:cs="Arial"/>
+                <w:i w:val="false"/>
+                <w:b w:val="false"/>
+                <w:u w:val="none"/>
+                <w:strike w:val="false"/>
+                <w:sz w:val="18"/>
+                <w:szCs w:val="18"/>
+                <w:color w:val="000000"/>
+              </w:rPr>
+            </w:pPr>
+            <w:r>
+              <w:rPr>
+                <w:rFonts w:ascii="Arial" w:hAnsi="Arial" w:eastAsia="Arial" w:cs="Arial"/>
+                <w:i w:val="false"/>
+                <w:b w:val="false"/>
+                <w:u w:val="none"/>
+                <w:strike w:val="false"/>
+                <w:sz w:val="18"/>
+                <w:szCs w:val="18"/>
+                <w:color w:val="000000"/>
+              </w:rPr>
+              <w:t xml:space="preserve">NR</w:t>
+            </w:r>
+          </w:p>
+        </w:tc>
+        <w:tc>
+          <w:tcPr>
+            <w:tcBorders>
+              <w:bottom w:val="none" w:sz="0" w:space="0" w:color="000000"/>
+              <w:top w:val="none" w:sz="0" w:space="0" w:color="000000"/>
+              <w:left w:val="none" w:sz="0" w:space="0" w:color="000000"/>
+              <w:right w:val="none" w:sz="0" w:space="0" w:color="000000"/>
+            </w:tcBorders>
+            <w:shd w:val="clear" w:color="auto" w:fill="FFFFFF"/>
+            <w:tcMar>
+              <w:top w:w="0" w:type="dxa"/>
+              <w:bottom w:w="0" w:type="dxa"/>
+              <w:left w:w="0" w:type="dxa"/>
+              <w:right w:w="0" w:type="dxa"/>
+            </w:tcMar>
+            <w:vAlign w:val="top"/>
+          </w:tcPr>
+          <w:p>
+            <w:pPr>
+              <w:pStyle w:val="Normal"/>
+              <w:jc w:val="left"/>
+              <w:pBdr>
+                <w:bottom w:val="none" w:sz="0" w:space="0" w:color="000000"/>
+                <w:top w:val="none" w:sz="0" w:space="0" w:color="000000"/>
+                <w:left w:val="none" w:sz="0" w:space="0" w:color="000000"/>
+                <w:right w:val="none" w:sz="0" w:space="0" w:color="000000"/>
+              </w:pBdr>
+              <w:spacing w:after="60" w:before="60" w:line="240"/>
+              <w:ind w:left="60" w:right="60" w:firstLine="0" w:firstLineChars="0"/>
+              <w:rPr>
+                <w:rFonts w:ascii="Arial" w:hAnsi="Arial" w:eastAsia="Arial" w:cs="Arial"/>
+                <w:i w:val="false"/>
+                <w:b w:val="false"/>
+                <w:u w:val="none"/>
+                <w:strike w:val="false"/>
+                <w:sz w:val="18"/>
+                <w:szCs w:val="18"/>
+                <w:color w:val="000000"/>
+              </w:rPr>
+            </w:pPr>
+            <w:r>
+              <w:rPr>
+                <w:rFonts w:ascii="Arial" w:hAnsi="Arial" w:eastAsia="Arial" w:cs="Arial"/>
+                <w:i w:val="false"/>
+                <w:b w:val="false"/>
+                <w:u w:val="none"/>
+                <w:strike w:val="false"/>
+                <w:sz w:val="18"/>
+                <w:szCs w:val="18"/>
+                <w:color w:val="000000"/>
+              </w:rPr>
+              <w:t xml:space="preserve">NR</w:t>
             </w:r>
           </w:p>
         </w:tc>
@@ -4552,7 +5605,63 @@
                 <w:szCs w:val="18"/>
                 <w:color w:val="000000"/>
               </w:rPr>
-              <w:t xml:space="preserve">This study (ARBITER) [j]</w:t>
+              <w:t xml:space="preserve">[ref: This study] [j]</w:t>
+            </w:r>
+          </w:p>
+        </w:tc>
+        <w:tc>
+          <w:tcPr>
+            <w:tcBorders>
+              <w:bottom w:val="single" w:sz="8" w:space="0" w:color="000000"/>
+              <w:top w:val="none" w:sz="0" w:space="0" w:color="000000"/>
+              <w:left w:val="none" w:sz="0" w:space="0" w:color="000000"/>
+              <w:right w:val="none" w:sz="0" w:space="0" w:color="000000"/>
+            </w:tcBorders>
+            <w:shd w:val="clear" w:color="auto" w:fill="FFFFFF"/>
+            <w:tcMar>
+              <w:top w:w="0" w:type="dxa"/>
+              <w:bottom w:w="0" w:type="dxa"/>
+              <w:left w:w="0" w:type="dxa"/>
+              <w:right w:w="0" w:type="dxa"/>
+            </w:tcMar>
+            <w:vAlign w:val="top"/>
+          </w:tcPr>
+          <w:p>
+            <w:pPr>
+              <w:pStyle w:val="Normal"/>
+              <w:jc w:val="left"/>
+              <w:keepNext/>
+              <w:pBdr>
+                <w:bottom w:val="none" w:sz="0" w:space="0" w:color="000000"/>
+                <w:top w:val="none" w:sz="0" w:space="0" w:color="000000"/>
+                <w:left w:val="none" w:sz="0" w:space="0" w:color="000000"/>
+                <w:right w:val="none" w:sz="0" w:space="0" w:color="000000"/>
+              </w:pBdr>
+              <w:spacing w:after="60" w:before="60" w:line="240"/>
+              <w:ind w:left="60" w:right="60" w:firstLine="0" w:firstLineChars="0"/>
+              <w:rPr>
+                <w:rFonts w:ascii="Arial" w:hAnsi="Arial" w:eastAsia="Arial" w:cs="Arial"/>
+                <w:i w:val="false"/>
+                <w:b w:val="false"/>
+                <w:u w:val="none"/>
+                <w:strike w:val="false"/>
+                <w:sz w:val="18"/>
+                <w:szCs w:val="18"/>
+                <w:color w:val="000000"/>
+              </w:rPr>
+            </w:pPr>
+            <w:r>
+              <w:rPr>
+                <w:rFonts w:ascii="Arial" w:hAnsi="Arial" w:eastAsia="Arial" w:cs="Arial"/>
+                <w:i w:val="false"/>
+                <w:b w:val="false"/>
+                <w:u w:val="none"/>
+                <w:strike w:val="false"/>
+                <w:sz w:val="18"/>
+                <w:szCs w:val="18"/>
+                <w:color w:val="000000"/>
+              </w:rPr>
+              <w:t xml:space="preserve">Yes</w:t>
             </w:r>
           </w:p>
         </w:tc>
@@ -4956,7 +6065,7 @@
         </w:trPr>
         <w:tc>
           <w:tcPr>
-            <w:gridSpan w:val="8"/>
+            <w:gridSpan w:val="9"/>
             <w:tcBorders>
               <w:bottom w:val="none" w:sz="0" w:space="0" w:color="FFFFFF"/>
               <w:top w:val="single" w:sz="8" w:space="0" w:color="000000"/>
@@ -5006,7 +6115,7 @@
                 <w:szCs w:val="18"/>
                 <w:color w:val="000000"/>
               </w:rPr>
-              <w:t xml:space="preserve">Yes, Partly, No and Not reported follow the source evidence; No denotes demonstrated absence. Quotations verified means checked against a stored source. Input parity concerns registry/protocol access across comparison arms. Eisele-Metzger 2025, Res Synth Methods (Claude 2): 10.1017/rsm.2025.12; Huang 2025, J Med Internet Res: 10.2196/70450; Lai 2026, J Med Internet Res: 10.2196/84915; Nyrhi 2026, EBioMedicine: 10.1016/j.ebiom.2026.106238; Gandhi 2026, PLoS One: 10.1371/journal.pone.0353155; Choi 2026, J Evid-Based Pract: 10.63528/jebp.2026.00011; Hevia 2025, ROBoto2, EMNLP demos: 10.18653/v1/2025.emnlp-demos.2; Liang 2026, JMIR AI: 10.2196/93761; Saadi 2026, BMJ Digit Health AI: 10.1136/bmjdh-2026-000034 a. Only overall-rule breaks were counted; discrepancy review was unblinded and limited. b. Excel derivation was post hoc; 46 trials include six prompt-development trials. c. Rules were in the prompt; published-label corrections were sensitivity analyses. d. RoB 2 cohort only; protocols were supplied when available, with a model exception. e. A masked panel re-rated all trials; browsing was enabled but actual registry retrieval was unverified. f. One trial, 38 runs; coded checks found tool inconsistencies and three expert transcription errors. g. Dataset: 521 reports; manual evaluation subset: 245. Retrieved passages and edits are not source verification. h. Post hoc LLM support judgments and JSON records do not establish locked-source quote checking. i. ROBINS-I: 171 nonrandomised studies; only concordant human and repeat-consistent model ratings enter accuracy. j. ARBITER permits recorded overrides; none occurred in the 510 Sonnet domains. Adjudication covers disputed cells.</w:t>
+              <w:t xml:space="preserve">Yes, documented; No, affirmative absence; NR, Not reported (presence or absence unclear). Partly means: code, spreadsheet or incomplete rules; enforcement, some configurations or incomplete answer checks; breaks, overall-only or qualitative checks; quotations, semantic judging without occurrence/integrity checks; audit, retained responses without a verifiable source bundle; agent, enabled browsing or retrieval without demonstrated agent tool calls; reference, limited re-review, historical independent teams or text-relevance review; registry/protocol, compressed or restricted delivery. Structured prompting alone is not enforced rules. Registry/protocol includes SAPs and available records; a registration number alone does not qualify. This study gave both compared arms identical inputs; other matched model/workflow comparisons also used identical underlying sources (see curated evidence notes). a, Compressed ancillary records; overall-only checks. b, Post hoc Excel derivation; six development trials. c, Prompt rules. d, RoB 2 cohort; protocols when available. e, Masked panel; actual browsing unmeasured. f, One trial, 38 runs. g, Retrieval and retained edits. h, Post hoc support judging. i, ROBINS-I; selected concordant references. j, Recorded overrides permitted; none in 510 domains; disputed-cell adjudication. k, RobotReviewer used RoB 1; its blinded panel judged text relevance. Reference callouts resolve in the manuscript bibliography. Full cell evidence and definitions: prior-work-comparison-notes.md.</w:t>
             </w:r>
           </w:p>
         </w:tc>

--- a/analysis/output/manuscript/Table4.docx
+++ b/analysis/output/manuscript/Table4.docx
@@ -5605,7 +5605,7 @@
                 <w:szCs w:val="18"/>
                 <w:color w:val="000000"/>
               </w:rPr>
-              <w:t xml:space="preserve">[ref: This study] [j]</w:t>
+              <w:t xml:space="preserve">This study (ARBITER) [j]</w:t>
             </w:r>
           </w:p>
         </w:tc>
@@ -6115,7 +6115,7 @@
                 <w:szCs w:val="18"/>
                 <w:color w:val="000000"/>
               </w:rPr>
-              <w:t xml:space="preserve">Yes, documented; No, affirmative absence; NR, Not reported (presence or absence unclear). Partly means: code, spreadsheet or incomplete rules; enforcement, some configurations or incomplete answer checks; breaks, overall-only or qualitative checks; quotations, semantic judging without occurrence/integrity checks; audit, retained responses without a verifiable source bundle; agent, enabled browsing or retrieval without demonstrated agent tool calls; reference, limited re-review, historical independent teams or text-relevance review; registry/protocol, compressed or restricted delivery. Structured prompting alone is not enforced rules. Registry/protocol includes SAPs and available records; a registration number alone does not qualify. This study gave both compared arms identical inputs; other matched model/workflow comparisons also used identical underlying sources (see curated evidence notes). a, Compressed ancillary records; overall-only checks. b, Post hoc Excel derivation; six development trials. c, Prompt rules. d, RoB 2 cohort; protocols when available. e, Masked panel; actual browsing unmeasured. f, One trial, 38 runs. g, Retrieval and retained edits. h, Post hoc support judging. i, ROBINS-I; selected concordant references. j, Recorded overrides permitted; none in 510 domains; disputed-cell adjudication. k, RobotReviewer used RoB 1; its blinded panel judged text relevance. Reference callouts resolve in the manuscript bibliography. Full cell evidence and definitions: prior-work-comparison-notes.md.</w:t>
+              <w:t xml:space="preserve">Yes, documented; No, affirmative absence; NR, Not reported (presence or absence unclear). Partly means: code, spreadsheet or incomplete rules; enforcement, some configurations or incomplete answer checks; breaks, overall-only or qualitative checks; quotations, semantic judging without occurrence/integrity checks; audit, retained responses without a verifiable source bundle; agent, enabled browsing or retrieval without demonstrated agent tool calls; reference, limited re-review, historical independent teams or text-relevance review; registry/protocol, compressed or restricted delivery. Structured prompting alone is not enforced rules. Registry/protocol includes SAPs and available records; a registration number alone does not qualify. This study gave both compared arms identical inputs; other matched model/workflow comparisons also used identical underlying sources (see eTable 32). a, Compressed ancillary records; overall-only checks. b, Post hoc Excel derivation; six development trials. c, Prompt rules. d, RoB 2 cohort; protocols when available. e, Masked panel; actual browsing unmeasured. f, One trial, 38 runs. g, Retrieval and retained edits. h, Post hoc support judging. i, ROBINS-I; selected concordant references. j, Recorded overrides permitted; none in 510 domains; disputed-cell adjudication. k, RobotReviewer used RoB 1; its blinded panel judged text relevance. Reference callouts resolve in the manuscript bibliography. Condensed cell evidence and quotation locations: eTable 32.</w:t>
             </w:r>
           </w:p>
         </w:tc>

--- a/analysis/output/manuscript/Table4.docx
+++ b/analysis/output/manuscript/Table4.docx
@@ -6115,7 +6115,7 @@
                 <w:szCs w:val="18"/>
                 <w:color w:val="000000"/>
               </w:rPr>
-              <w:t xml:space="preserve">Yes, documented; No, affirmative absence; NR, Not reported (presence or absence unclear). Partly means: code, spreadsheet or incomplete rules; enforcement, some configurations or incomplete answer checks; breaks, overall-only or qualitative checks; quotations, semantic judging without occurrence/integrity checks; audit, retained responses without a verifiable source bundle; agent, enabled browsing or retrieval without demonstrated agent tool calls; reference, limited re-review, historical independent teams or text-relevance review; registry/protocol, compressed or restricted delivery. Structured prompting alone is not enforced rules. Registry/protocol includes SAPs and available records; a registration number alone does not qualify. This study gave both compared arms identical inputs; other matched model/workflow comparisons also used identical underlying sources (see eTable 32). a, Compressed ancillary records; overall-only checks. b, Post hoc Excel derivation; six development trials. c, Prompt rules. d, RoB 2 cohort; protocols when available. e, Masked panel; actual browsing unmeasured. f, One trial, 38 runs. g, Retrieval and retained edits. h, Post hoc support judging. i, ROBINS-I; selected concordant references. j, Recorded overrides permitted; none in 510 domains; disputed-cell adjudication. k, RobotReviewer used RoB 1; its blinded panel judged text relevance. Reference callouts resolve in the manuscript bibliography. Condensed cell evidence and quotation locations: eTable 32.</w:t>
+              <w:t xml:space="preserve">Yes, documented; No, affirmative absence; NR, Not reported (presence or absence unclear). Partly means: code, spreadsheet or incomplete rules; enforcement, some configurations or incomplete answer checks; breaks, overall-only or qualitative checks; quotations, semantic judging without occurrence/integrity checks; audit, retained responses without a verifiable source bundle; agent, enabled browsing or retrieval without demonstrated agent tool calls; reference, limited re-review, historical independent teams or text-relevance review; registry/protocol, compressed or restricted delivery. Structured prompting alone is not enforced rules. Registry/protocol includes SAPs and available records; a registration number alone does not qualify. This study gave both compared arms identical inputs; other matched model/workflow comparisons also used identical underlying sources (see eTable 28). a, Compressed ancillary records; overall-only checks. b, Post hoc Excel derivation; six development trials. c, Prompt rules. d, RoB 2 cohort; protocols when available. e, Masked panel; actual browsing unmeasured. f, One trial, 38 runs. g, Retrieval and retained edits. h, Post hoc support judging. i, ROBINS-I; selected concordant references. j, Recorded overrides permitted; none in 510 domains; disputed-cell adjudication. k, RobotReviewer used RoB 1; its blinded panel judged text relevance. Reference callouts resolve in the manuscript bibliography. Condensed cell evidence and quotation locations: eTable 28.</w:t>
             </w:r>
           </w:p>
         </w:tc>

--- a/analysis/output/manuscript/Table4.docx
+++ b/analysis/output/manuscript/Table4.docx
@@ -7,7 +7,7 @@
         <w:pStyle w:val="Titre1"/>
       </w:pPr>
       <w:r>
-        <w:t xml:space="preserve">Table 4. ARBITER combines rule enforcement, quotation checks and blinded adjudication</w:t>
+        <w:t xml:space="preserve">Table 4 ARBITER combines rule enforcement and an independent expert reference</w:t>
       </w:r>
     </w:p>
     <w:tbl xmlns:a="http://schemas.openxmlformats.org/drawingml/2006/main" xmlns:pic="http://schemas.openxmlformats.org/drawingml/2006/picture">
@@ -17,15 +17,15 @@
         <w:tblLook w:firstRow="1" w:lastRow="0" w:firstColumn="0" w:lastColumn="0" w:noHBand="0" w:noVBand="1"/>
       </w:tblPr>
       <w:tblGrid>
-        <w:gridCol w:w="1728"/>
-        <w:gridCol w:w="792"/>
-        <w:gridCol w:w="1224"/>
-        <w:gridCol w:w="1008"/>
-        <w:gridCol w:w="1080"/>
-        <w:gridCol w:w="691"/>
-        <w:gridCol w:w="792"/>
-        <w:gridCol w:w="1411"/>
-        <w:gridCol w:w="1296"/>
+        <w:gridCol w:w="1648"/>
+        <w:gridCol w:w="1648"/>
+        <w:gridCol w:w="1648"/>
+        <w:gridCol w:w="1648"/>
+        <w:gridCol w:w="1648"/>
+        <w:gridCol w:w="1648"/>
+        <w:gridCol w:w="1648"/>
+        <w:gridCol w:w="1648"/>
+        <w:gridCol w:w="1648"/>
       </w:tblGrid>
       <w:tr>
         <w:trPr>
@@ -5997,7 +5997,7 @@
                 <w:szCs w:val="18"/>
                 <w:color w:val="000000"/>
               </w:rPr>
-              <w:t xml:space="preserve">Yes</w:t>
+              <w:t xml:space="preserve">Blinded dual expert rating of all domains</w:t>
             </w:r>
           </w:p>
         </w:tc>
@@ -6092,30 +6092,30 @@
                 <w:right w:val="none" w:sz="0" w:space="0" w:color="000000"/>
               </w:pBdr>
               <w:spacing w:after="100" w:before="100" w:line="240"/>
-              <w:ind w:left="60" w:right="60" w:firstLine="0" w:firstLineChars="0"/>
-              <w:rPr>
-                <w:rFonts w:ascii="Arial" w:hAnsi="Arial" w:eastAsia="Arial" w:cs="Arial"/>
-                <w:i w:val="false"/>
-                <w:b w:val="false"/>
-                <w:u w:val="none"/>
-                <w:strike w:val="false"/>
-                <w:sz w:val="18"/>
-                <w:szCs w:val="18"/>
-                <w:color w:val="000000"/>
-              </w:rPr>
-            </w:pPr>
-            <w:r>
-              <w:rPr>
-                <w:rFonts w:ascii="Arial" w:hAnsi="Arial" w:eastAsia="Arial" w:cs="Arial"/>
-                <w:i w:val="false"/>
-                <w:b w:val="false"/>
-                <w:u w:val="none"/>
-                <w:strike w:val="false"/>
-                <w:sz w:val="18"/>
-                <w:szCs w:val="18"/>
-                <w:color w:val="000000"/>
-              </w:rPr>
-              <w:t xml:space="preserve">Yes, documented; No, affirmative absence; NR, Not reported (presence or absence unclear). Partly means: code, spreadsheet or incomplete rules; enforcement, some configurations or incomplete answer checks; breaks, overall-only or qualitative checks; quotations, semantic judging without occurrence/integrity checks; audit, retained responses without a verifiable source bundle; agent, enabled browsing or retrieval without demonstrated agent tool calls; reference, limited re-review, historical independent teams or text-relevance review; registry/protocol, compressed or restricted delivery. Structured prompting alone is not enforced rules. Registry/protocol includes SAPs and available records; a registration number alone does not qualify. This study gave both compared arms identical inputs; other matched model/workflow comparisons also used identical underlying sources (see eTable 28). a, Compressed ancillary records; overall-only checks. b, Post hoc Excel derivation; six development trials. c, Prompt rules. d, RoB 2 cohort; protocols when available. e, Masked panel; actual browsing unmeasured. f, One trial, 38 runs. g, Retrieval and retained edits. h, Post hoc support judging. i, ROBINS-I; selected concordant references. j, Recorded overrides permitted; none in 510 domains; disputed-cell adjudication. k, RobotReviewer used RoB 1; its blinded panel judged text relevance. Reference callouts resolve in the manuscript bibliography. Condensed cell evidence and quotation locations: eTable 28.</w:t>
+              <w:ind w:left="100" w:right="100" w:firstLine="0" w:firstLineChars="0"/>
+              <w:rPr>
+                <w:rFonts w:ascii="Arial" w:hAnsi="Arial" w:eastAsia="Arial" w:cs="Arial"/>
+                <w:i w:val="false"/>
+                <w:b w:val="false"/>
+                <w:u w:val="none"/>
+                <w:strike w:val="false"/>
+                <w:sz w:val="18"/>
+                <w:szCs w:val="18"/>
+                <w:color w:val="000000"/>
+              </w:rPr>
+            </w:pPr>
+            <w:r>
+              <w:rPr>
+                <w:rFonts w:ascii="Arial" w:hAnsi="Arial" w:eastAsia="Arial" w:cs="Arial"/>
+                <w:i w:val="false"/>
+                <w:b w:val="false"/>
+                <w:u w:val="none"/>
+                <w:strike w:val="false"/>
+                <w:sz w:val="18"/>
+                <w:szCs w:val="18"/>
+                <w:color w:val="000000"/>
+              </w:rPr>
+              <w:t xml:space="preserve">Yes, documented; No, affirmative absence; NR, Not reported (presence or absence unclear). Partly means: code, spreadsheet or incomplete rules; enforcement, some configurations or incomplete answer checks; breaks, overall-only or qualitative checks; quotations, semantic judging without occurrence/integrity checks; audit, retained responses without a verifiable source bundle; agent, enabled browsing or retrieval without demonstrated agent tool calls; reference, limited re-review, historical independent teams or text-relevance review; registry/protocol, compressed or restricted delivery. Structured prompting alone is not enforced rules. Registry/protocol includes SAPs and available records; a registration number alone does not qualify. This study gave both compared arms identical inputs; other matched model/workflow comparisons also used identical underlying sources (see eTable 21). a, Compressed ancillary records; overall-only checks. b, Post hoc Excel derivation; six development trials. c, Prompt rules. d, RoB 2 cohort; protocols when available. e, Masked panel; actual browsing unmeasured. f, One trial, 38 runs. g, Retrieval and retained edits. h, Post hoc support judging. i, ROBINS-I; selected concordant references. j, Recorded overrides permitted; none in 510 domains; blinded dual expert rating of all domains. k, RobotReviewer used RoB 1; its blinded panel judged text relevance. Reference callouts resolve in the manuscript bibliography. Condensed cell evidence and quotation locations: eTable 21.</w:t>
             </w:r>
           </w:p>
         </w:tc>
@@ -6123,7 +6123,7 @@
     </w:tbl>
     <w:sectPr>
       <w:pgMar w:header="708" w:bottom="864" w:top="864" w:right="936" w:left="936" w:footer="708" w:gutter="0"/>
-      <w:pgSz w:h="16834" w:w="11909" w:orient="portrait"/>
+      <w:pgSz w:h="11906" w:w="16838" w:orient="landscape"/>
       <w:type w:val="continuous"/>
       <w:cols/>
     </w:sectPr>

--- a/analysis/output/manuscript/Table4.docx
+++ b/analysis/output/manuscript/Table4.docx
@@ -6115,7 +6115,7 @@
                 <w:szCs w:val="18"/>
                 <w:color w:val="000000"/>
               </w:rPr>
-              <w:t xml:space="preserve">Yes, documented; No, affirmative absence; NR, Not reported (presence or absence unclear). Partly means: code, spreadsheet or incomplete rules; enforcement, some configurations or incomplete answer checks; breaks, overall-only or qualitative checks; quotations, semantic judging without occurrence/integrity checks; audit, retained responses without a verifiable source bundle; agent, enabled browsing or retrieval without demonstrated agent tool calls; reference, limited re-review, historical independent teams or text-relevance review; registry/protocol, compressed or restricted delivery. Structured prompting alone is not enforced rules. Registry/protocol includes SAPs and available records; a registration number alone does not qualify. This study gave both compared arms identical inputs; other matched model/workflow comparisons also used identical underlying sources (see eTable 21). a, Compressed ancillary records; overall-only checks. b, Post hoc Excel derivation; six development trials. c, Prompt rules. d, RoB 2 cohort; protocols when available. e, Masked panel; actual browsing unmeasured. f, One trial, 38 runs. g, Retrieval and retained edits. h, Post hoc support judging. i, ROBINS-I; selected concordant references. j, Recorded overrides permitted; none in 510 domains; blinded dual expert rating of all domains. k, RobotReviewer used RoB 1; its blinded panel judged text relevance. Reference callouts resolve in the manuscript bibliography. Condensed cell evidence and quotation locations: eTable 21.</w:t>
+              <w:t xml:space="preserve">Yes, documented; No, affirmative absence; NR, Not reported (presence or absence unclear). Partly means: code, spreadsheet or incomplete rules; enforcement, some configurations or incomplete answer checks; breaks, overall-only or qualitative checks; quotations, semantic judging without occurrence/integrity checks; audit, retained responses without a verifiable source bundle; agent, enabled browsing or retrieval without demonstrated agent tool calls; reference, limited re-review, historical independent teams or text-relevance review; registry/protocol, compressed or restricted delivery. Structured prompting alone is not enforced rules. Registry/protocol includes SAPs and available records; a registration number alone does not qualify. This study gave both compared arms identical inputs; other matched model/workflow comparisons also used identical underlying sources (see eTable 22). a, Compressed ancillary records; overall-only checks. b, Post hoc Excel derivation; six development trials. c, Prompt rules. d, RoB 2 cohort; protocols when available. e, Masked panel; actual browsing unmeasured. f, One trial, 38 runs. g, Retrieval and retained edits. h, Post hoc support judging. i, ROBINS-I; selected concordant references. j, Recorded overrides permitted; none in 510 domains; blinded dual expert rating of all domains. k, RobotReviewer used RoB 1; its blinded panel judged text relevance. Reference callouts resolve in the manuscript bibliography. Condensed cell evidence and quotation locations: eTable 22.</w:t>
             </w:r>
           </w:p>
         </w:tc>
